--- a/docs/cis133-course-alignment-map.docx
+++ b/docs/cis133-course-alignment-map.docx
@@ -5,20 +5,16 @@
     <w:p>
       <w:pPr>
         <w:pStyle w:val="NoSpacing"/>
-        <w:spacing w:after="120" w:line="276" w:lineRule="auto"/>
+        <w:spacing w:after="60"/>
         <w:rPr>
           <w:rFonts w:ascii="Arial" w:hAnsi="Arial" w:cs="Arial"/>
-          <w:color w:val="03357E"/>
-          <w:sz w:val="28"/>
-          <w:szCs w:val="28"/>
+          <w:color w:val="012F76"/>
         </w:rPr>
       </w:pPr>
       <w:r>
         <w:rPr>
           <w:rFonts w:ascii="Arial" w:hAnsi="Arial" w:cs="Arial"/>
-          <w:color w:val="03357E"/>
-          <w:sz w:val="28"/>
-          <w:szCs w:val="28"/>
+          <w:color w:val="012F76"/>
         </w:rPr>
         <w:t xml:space="preserve">Use this </w:t>
       </w:r>
@@ -27,27 +23,21 @@
           <w:rFonts w:ascii="Arial" w:hAnsi="Arial" w:cs="Arial"/>
           <w:b/>
           <w:bCs/>
-          <w:color w:val="03357E"/>
-          <w:sz w:val="28"/>
-          <w:szCs w:val="28"/>
+          <w:color w:val="012F76"/>
         </w:rPr>
         <w:t>CIS133 Course Alignment Map</w:t>
       </w:r>
       <w:r>
         <w:rPr>
           <w:rFonts w:ascii="Arial" w:hAnsi="Arial" w:cs="Arial"/>
-          <w:color w:val="03357E"/>
-          <w:sz w:val="28"/>
-          <w:szCs w:val="28"/>
+          <w:color w:val="012F76"/>
         </w:rPr>
         <w:t xml:space="preserve"> as Your Class GPS </w:t>
       </w:r>
       <w:r>
         <w:rPr>
           <w:rFonts w:ascii="Apple Color Emoji" w:hAnsi="Apple Color Emoji" w:cs="Apple Color Emoji"/>
-          <w:color w:val="03357E"/>
-          <w:sz w:val="28"/>
-          <w:szCs w:val="28"/>
+          <w:color w:val="012F76"/>
         </w:rPr>
         <w:t>🗺️</w:t>
       </w:r>
@@ -67,13 +57,14 @@
       </w:tblPr>
       <w:tblGrid>
         <w:gridCol w:w="2155"/>
-        <w:gridCol w:w="7453"/>
+        <w:gridCol w:w="7332"/>
         <w:gridCol w:w="2897"/>
-        <w:gridCol w:w="2759"/>
+        <w:gridCol w:w="2880"/>
       </w:tblGrid>
       <w:tr>
         <w:trPr>
           <w:cantSplit/>
+          <w:tblHeader/>
         </w:trPr>
         <w:tc>
           <w:tcPr>
@@ -89,14 +80,13 @@
           <w:p>
             <w:pPr>
               <w:pStyle w:val="NoSpacing"/>
-              <w:spacing w:after="80" w:line="276" w:lineRule="auto"/>
               <w:rPr>
                 <w:rFonts w:ascii="Arial" w:hAnsi="Arial" w:cs="Arial"/>
                 <w:b/>
                 <w:bCs/>
                 <w:color w:val="0E2841" w:themeColor="text2"/>
-                <w:sz w:val="21"/>
-                <w:szCs w:val="21"/>
+                <w:sz w:val="20"/>
+                <w:szCs w:val="20"/>
               </w:rPr>
             </w:pPr>
             <w:r>
@@ -105,8 +95,8 @@
                 <w:b/>
                 <w:bCs/>
                 <w:color w:val="0E2841" w:themeColor="text2"/>
-                <w:sz w:val="21"/>
-                <w:szCs w:val="21"/>
+                <w:sz w:val="20"/>
+                <w:szCs w:val="20"/>
               </w:rPr>
               <w:t>MODULE</w:t>
             </w:r>
@@ -114,7 +104,7 @@
         </w:tc>
         <w:tc>
           <w:tcPr>
-            <w:tcW w:w="7453" w:type="dxa"/>
+            <w:tcW w:w="0" w:type="auto"/>
             <w:shd w:val="clear" w:color="auto" w:fill="EFEFEF"/>
             <w:tcMar>
               <w:top w:w="86" w:type="dxa"/>
@@ -162,7 +152,6 @@
           <w:p>
             <w:pPr>
               <w:pStyle w:val="NoSpacing"/>
-              <w:spacing w:line="216" w:lineRule="auto"/>
               <w:rPr>
                 <w:rFonts w:ascii="Arial" w:hAnsi="Arial" w:cs="Arial"/>
                 <w:b/>
@@ -187,7 +176,7 @@
         </w:tc>
         <w:tc>
           <w:tcPr>
-            <w:tcW w:w="2759" w:type="dxa"/>
+            <w:tcW w:w="2880" w:type="dxa"/>
             <w:shd w:val="clear" w:color="auto" w:fill="EFEFEF"/>
             <w:tcMar>
               <w:top w:w="86" w:type="dxa"/>
@@ -238,40 +227,40 @@
           </w:tcPr>
           <w:p>
             <w:pPr>
-              <w:spacing w:after="80"/>
+              <w:spacing w:after="60" w:line="240" w:lineRule="auto"/>
               <w:rPr>
                 <w:rFonts w:ascii="Consolas" w:hAnsi="Consolas" w:cs="Consolas"/>
-                <w:sz w:val="21"/>
-                <w:szCs w:val="21"/>
+                <w:sz w:val="20"/>
+                <w:szCs w:val="20"/>
               </w:rPr>
             </w:pPr>
             <w:r>
               <w:rPr>
                 <w:rFonts w:ascii="Consolas" w:hAnsi="Consolas" w:cs="Consolas"/>
-                <w:sz w:val="21"/>
-                <w:szCs w:val="21"/>
+                <w:sz w:val="20"/>
+                <w:szCs w:val="20"/>
               </w:rPr>
               <w:t>Module 0</w:t>
             </w:r>
           </w:p>
           <w:p>
             <w:pPr>
-              <w:spacing w:after="80"/>
-              <w:rPr>
-                <w:rFonts w:ascii="Arial" w:hAnsi="Arial" w:cs="Arial"/>
-                <w:b/>
-                <w:bCs/>
-                <w:sz w:val="21"/>
-                <w:szCs w:val="21"/>
-              </w:rPr>
-            </w:pPr>
-            <w:r>
-              <w:rPr>
-                <w:rFonts w:ascii="Arial" w:hAnsi="Arial" w:cs="Arial"/>
-                <w:b/>
-                <w:bCs/>
-                <w:sz w:val="21"/>
-                <w:szCs w:val="21"/>
+              <w:spacing w:after="60" w:line="240" w:lineRule="auto"/>
+              <w:rPr>
+                <w:rFonts w:ascii="Arial" w:hAnsi="Arial" w:cs="Arial"/>
+                <w:b/>
+                <w:bCs/>
+                <w:sz w:val="20"/>
+                <w:szCs w:val="20"/>
+              </w:rPr>
+            </w:pPr>
+            <w:r>
+              <w:rPr>
+                <w:rFonts w:ascii="Arial" w:hAnsi="Arial" w:cs="Arial"/>
+                <w:b/>
+                <w:bCs/>
+                <w:sz w:val="20"/>
+                <w:szCs w:val="20"/>
               </w:rPr>
               <w:t>START HERE: Course Orientation</w:t>
             </w:r>
@@ -279,7 +268,7 @@
         </w:tc>
         <w:tc>
           <w:tcPr>
-            <w:tcW w:w="7453" w:type="dxa"/>
+            <w:tcW w:w="0" w:type="auto"/>
             <w:tcMar>
               <w:top w:w="86" w:type="dxa"/>
               <w:left w:w="86" w:type="dxa"/>
@@ -300,7 +289,7 @@
                 <w:right w:val="nil"/>
                 <w:between w:val="nil"/>
               </w:pBdr>
-              <w:spacing w:after="40"/>
+              <w:spacing w:after="60" w:line="240" w:lineRule="auto"/>
               <w:ind w:left="231" w:hanging="274"/>
               <w:rPr>
                 <w:rFonts w:ascii="Arial" w:hAnsi="Arial" w:cs="Arial"/>
@@ -340,7 +329,7 @@
                 <w:right w:val="nil"/>
                 <w:between w:val="nil"/>
               </w:pBdr>
-              <w:spacing w:after="40"/>
+              <w:spacing w:after="60" w:line="240" w:lineRule="auto"/>
               <w:ind w:left="231" w:hanging="274"/>
               <w:rPr>
                 <w:rFonts w:ascii="Arial" w:hAnsi="Arial" w:cs="Arial"/>
@@ -380,7 +369,7 @@
                 <w:right w:val="nil"/>
                 <w:between w:val="nil"/>
               </w:pBdr>
-              <w:spacing w:after="40"/>
+              <w:spacing w:after="60" w:line="240" w:lineRule="auto"/>
               <w:ind w:left="231" w:hanging="274"/>
               <w:rPr>
                 <w:rFonts w:ascii="Arial" w:hAnsi="Arial" w:cs="Arial"/>
@@ -431,19 +420,19 @@
                 <w:right w:val="nil"/>
                 <w:between w:val="nil"/>
               </w:pBdr>
-              <w:spacing w:after="0" w:line="216" w:lineRule="auto"/>
-              <w:ind w:left="231" w:hanging="274"/>
-              <w:rPr>
-                <w:rFonts w:ascii="Arial" w:hAnsi="Arial" w:cs="Arial"/>
-                <w:sz w:val="20"/>
-                <w:szCs w:val="20"/>
-              </w:rPr>
-            </w:pPr>
-            <w:r>
-              <w:rPr>
-                <w:rFonts w:ascii="Arial" w:hAnsi="Arial" w:cs="Arial"/>
-                <w:sz w:val="20"/>
-                <w:szCs w:val="20"/>
+              <w:spacing w:after="0" w:line="240" w:lineRule="auto"/>
+              <w:ind w:left="231" w:hanging="274"/>
+              <w:rPr>
+                <w:rFonts w:ascii="Arial" w:hAnsi="Arial" w:cs="Arial"/>
+                <w:sz w:val="18"/>
+                <w:szCs w:val="18"/>
+              </w:rPr>
+            </w:pPr>
+            <w:r>
+              <w:rPr>
+                <w:rFonts w:ascii="Arial" w:hAnsi="Arial" w:cs="Arial"/>
+                <w:sz w:val="18"/>
+                <w:szCs w:val="18"/>
               </w:rPr>
               <w:t>Syllabus Review</w:t>
             </w:r>
@@ -461,19 +450,19 @@
                 <w:right w:val="nil"/>
                 <w:between w:val="nil"/>
               </w:pBdr>
-              <w:spacing w:after="0" w:line="216" w:lineRule="auto"/>
-              <w:ind w:left="231" w:hanging="274"/>
-              <w:rPr>
-                <w:rFonts w:ascii="Arial" w:hAnsi="Arial" w:cs="Arial"/>
-                <w:sz w:val="20"/>
-                <w:szCs w:val="20"/>
-              </w:rPr>
-            </w:pPr>
-            <w:r>
-              <w:rPr>
-                <w:rFonts w:ascii="Arial" w:hAnsi="Arial" w:cs="Arial"/>
-                <w:sz w:val="20"/>
-                <w:szCs w:val="20"/>
+              <w:spacing w:after="0" w:line="240" w:lineRule="auto"/>
+              <w:ind w:left="231" w:hanging="274"/>
+              <w:rPr>
+                <w:rFonts w:ascii="Arial" w:hAnsi="Arial" w:cs="Arial"/>
+                <w:sz w:val="18"/>
+                <w:szCs w:val="18"/>
+              </w:rPr>
+            </w:pPr>
+            <w:r>
+              <w:rPr>
+                <w:rFonts w:ascii="Arial" w:hAnsi="Arial" w:cs="Arial"/>
+                <w:sz w:val="18"/>
+                <w:szCs w:val="18"/>
               </w:rPr>
               <w:t>Course policy review</w:t>
             </w:r>
@@ -491,19 +480,19 @@
                 <w:right w:val="nil"/>
                 <w:between w:val="nil"/>
               </w:pBdr>
-              <w:spacing w:after="0" w:line="216" w:lineRule="auto"/>
-              <w:ind w:left="231" w:hanging="274"/>
-              <w:rPr>
-                <w:rFonts w:ascii="Arial" w:hAnsi="Arial" w:cs="Arial"/>
-                <w:sz w:val="20"/>
-                <w:szCs w:val="20"/>
-              </w:rPr>
-            </w:pPr>
-            <w:r>
-              <w:rPr>
-                <w:rFonts w:ascii="Arial" w:hAnsi="Arial" w:cs="Arial"/>
-                <w:sz w:val="20"/>
-                <w:szCs w:val="20"/>
+              <w:spacing w:after="0" w:line="240" w:lineRule="auto"/>
+              <w:ind w:left="231" w:hanging="274"/>
+              <w:rPr>
+                <w:rFonts w:ascii="Arial" w:hAnsi="Arial" w:cs="Arial"/>
+                <w:sz w:val="18"/>
+                <w:szCs w:val="18"/>
+              </w:rPr>
+            </w:pPr>
+            <w:r>
+              <w:rPr>
+                <w:rFonts w:ascii="Arial" w:hAnsi="Arial" w:cs="Arial"/>
+                <w:sz w:val="18"/>
+                <w:szCs w:val="18"/>
               </w:rPr>
               <w:t>Canvas navigation</w:t>
             </w:r>
@@ -521,19 +510,19 @@
                 <w:right w:val="nil"/>
                 <w:between w:val="nil"/>
               </w:pBdr>
-              <w:spacing w:after="0" w:line="216" w:lineRule="auto"/>
-              <w:ind w:left="231" w:hanging="274"/>
-              <w:rPr>
-                <w:rFonts w:ascii="Arial" w:hAnsi="Arial" w:cs="Arial"/>
-                <w:sz w:val="20"/>
-                <w:szCs w:val="20"/>
-              </w:rPr>
-            </w:pPr>
-            <w:r>
-              <w:rPr>
-                <w:rFonts w:ascii="Arial" w:hAnsi="Arial" w:cs="Arial"/>
-                <w:sz w:val="20"/>
-                <w:szCs w:val="20"/>
+              <w:spacing w:after="0" w:line="240" w:lineRule="auto"/>
+              <w:ind w:left="231" w:hanging="274"/>
+              <w:rPr>
+                <w:rFonts w:ascii="Arial" w:hAnsi="Arial" w:cs="Arial"/>
+                <w:sz w:val="18"/>
+                <w:szCs w:val="18"/>
+              </w:rPr>
+            </w:pPr>
+            <w:r>
+              <w:rPr>
+                <w:rFonts w:ascii="Arial" w:hAnsi="Arial" w:cs="Arial"/>
+                <w:sz w:val="18"/>
+                <w:szCs w:val="18"/>
               </w:rPr>
               <w:t>VS Code and browser tools review</w:t>
             </w:r>
@@ -551,19 +540,19 @@
                 <w:right w:val="nil"/>
                 <w:between w:val="nil"/>
               </w:pBdr>
-              <w:spacing w:after="0" w:line="216" w:lineRule="auto"/>
-              <w:ind w:left="231" w:hanging="274"/>
-              <w:rPr>
-                <w:rFonts w:ascii="Arial" w:hAnsi="Arial" w:cs="Arial"/>
-                <w:sz w:val="20"/>
-                <w:szCs w:val="20"/>
-              </w:rPr>
-            </w:pPr>
-            <w:r>
-              <w:rPr>
-                <w:rFonts w:ascii="Arial" w:hAnsi="Arial" w:cs="Arial"/>
-                <w:sz w:val="20"/>
-                <w:szCs w:val="20"/>
+              <w:spacing w:after="0" w:line="240" w:lineRule="auto"/>
+              <w:ind w:left="231" w:hanging="274"/>
+              <w:rPr>
+                <w:rFonts w:ascii="Arial" w:hAnsi="Arial" w:cs="Arial"/>
+                <w:sz w:val="18"/>
+                <w:szCs w:val="18"/>
+              </w:rPr>
+            </w:pPr>
+            <w:r>
+              <w:rPr>
+                <w:rFonts w:ascii="Arial" w:hAnsi="Arial" w:cs="Arial"/>
+                <w:sz w:val="18"/>
+                <w:szCs w:val="18"/>
               </w:rPr>
               <w:t>Academic Integrity</w:t>
             </w:r>
@@ -581,19 +570,19 @@
                 <w:right w:val="nil"/>
                 <w:between w:val="nil"/>
               </w:pBdr>
-              <w:spacing w:after="0" w:line="216" w:lineRule="auto"/>
-              <w:ind w:left="231" w:hanging="274"/>
-              <w:rPr>
-                <w:rFonts w:ascii="Arial" w:hAnsi="Arial" w:cs="Arial"/>
-                <w:sz w:val="20"/>
-                <w:szCs w:val="20"/>
-              </w:rPr>
-            </w:pPr>
-            <w:r>
-              <w:rPr>
-                <w:rFonts w:ascii="Arial" w:hAnsi="Arial" w:cs="Arial"/>
-                <w:sz w:val="20"/>
-                <w:szCs w:val="20"/>
+              <w:spacing w:after="0" w:line="240" w:lineRule="auto"/>
+              <w:ind w:left="231" w:hanging="274"/>
+              <w:rPr>
+                <w:rFonts w:ascii="Arial" w:hAnsi="Arial" w:cs="Arial"/>
+                <w:sz w:val="18"/>
+                <w:szCs w:val="18"/>
+              </w:rPr>
+            </w:pPr>
+            <w:r>
+              <w:rPr>
+                <w:rFonts w:ascii="Arial" w:hAnsi="Arial" w:cs="Arial"/>
+                <w:sz w:val="18"/>
+                <w:szCs w:val="18"/>
               </w:rPr>
               <w:t>AI use overview</w:t>
             </w:r>
@@ -601,7 +590,7 @@
         </w:tc>
         <w:tc>
           <w:tcPr>
-            <w:tcW w:w="2759" w:type="dxa"/>
+            <w:tcW w:w="2880" w:type="dxa"/>
             <w:tcMar>
               <w:top w:w="86" w:type="dxa"/>
               <w:left w:w="86" w:type="dxa"/>
@@ -622,81 +611,149 @@
                 <w:right w:val="nil"/>
                 <w:between w:val="nil"/>
               </w:pBdr>
-              <w:spacing w:after="0" w:line="240" w:lineRule="auto"/>
-              <w:ind w:left="231" w:hanging="274"/>
-              <w:rPr>
-                <w:rFonts w:ascii="Arial" w:hAnsi="Arial" w:cs="Arial"/>
-                <w:sz w:val="20"/>
-                <w:szCs w:val="20"/>
-              </w:rPr>
-            </w:pPr>
+              <w:spacing w:after="60" w:line="240" w:lineRule="auto"/>
+              <w:ind w:left="229" w:hanging="270"/>
+              <w:rPr>
+                <w:rFonts w:ascii="Arial" w:hAnsi="Arial" w:cs="Arial"/>
+                <w:color w:val="012F76"/>
+                <w:sz w:val="20"/>
+                <w:szCs w:val="20"/>
+              </w:rPr>
+            </w:pPr>
+            <w:r>
+              <w:rPr>
+                <w:rFonts w:ascii="Arial" w:hAnsi="Arial" w:cs="Arial"/>
+                <w:b/>
+                <w:bCs/>
+                <w:color w:val="012F76"/>
+                <w:sz w:val="20"/>
+                <w:szCs w:val="20"/>
+              </w:rPr>
+              <w:t xml:space="preserve">0.5 </w:t>
+            </w:r>
+            <w:r>
+              <w:rPr>
+                <w:rFonts w:ascii="Arial" w:hAnsi="Arial" w:cs="Arial"/>
+                <w:color w:val="012F76"/>
+                <w:sz w:val="20"/>
+                <w:szCs w:val="20"/>
+              </w:rPr>
+              <w:t>Question &amp; Discuss</w:t>
+            </w:r>
+            <w:r>
+              <w:rPr>
+                <w:rFonts w:ascii="Arial" w:hAnsi="Arial" w:cs="Arial"/>
+                <w:color w:val="012F76"/>
+                <w:sz w:val="20"/>
+                <w:szCs w:val="20"/>
+              </w:rPr>
+              <w:t xml:space="preserve"> </w:t>
+            </w:r>
             <w:r>
               <w:rPr>
                 <w:rFonts w:ascii="Apple Color Emoji" w:hAnsi="Apple Color Emoji" w:cs="Apple Color Emoji"/>
-                <w:b/>
-                <w:bCs/>
-                <w:sz w:val="20"/>
-                <w:szCs w:val="20"/>
-              </w:rPr>
-              <w:t>👥</w:t>
-            </w:r>
-            <w:r>
-              <w:rPr>
-                <w:rFonts w:ascii="Arial" w:hAnsi="Arial" w:cs="Arial"/>
-                <w:b/>
-                <w:bCs/>
-                <w:sz w:val="20"/>
-                <w:szCs w:val="20"/>
-              </w:rPr>
-              <w:t xml:space="preserve"> Activity 0.1 Discussion</w:t>
-            </w:r>
-            <w:r>
-              <w:rPr>
-                <w:rFonts w:ascii="Arial" w:hAnsi="Arial" w:cs="Arial"/>
-                <w:sz w:val="20"/>
-                <w:szCs w:val="20"/>
-              </w:rPr>
-              <w:t xml:space="preserve"> Let’s Get to Know Each Other</w:t>
-            </w:r>
-          </w:p>
-          <w:p>
-            <w:pPr>
-              <w:numPr>
-                <w:ilvl w:val="0"/>
-                <w:numId w:val="1"/>
-              </w:numPr>
-              <w:pBdr>
-                <w:top w:val="nil"/>
-                <w:left w:val="nil"/>
-                <w:bottom w:val="nil"/>
-                <w:right w:val="nil"/>
-                <w:between w:val="nil"/>
-              </w:pBdr>
-              <w:spacing w:after="0" w:line="240" w:lineRule="auto"/>
-              <w:ind w:left="231" w:hanging="274"/>
-              <w:rPr>
-                <w:rFonts w:ascii="Arial" w:hAnsi="Arial" w:cs="Arial"/>
-                <w:sz w:val="20"/>
-                <w:szCs w:val="20"/>
-              </w:rPr>
-            </w:pPr>
-            <w:r>
-              <w:rPr>
-                <w:rFonts w:ascii="Arial" w:hAnsi="Arial" w:cs="Arial"/>
-                <w:b/>
-                <w:bCs/>
-                <w:sz w:val="20"/>
-                <w:szCs w:val="20"/>
-              </w:rPr>
-              <w:t>Activity 0.2</w:t>
-            </w:r>
-            <w:r>
-              <w:rPr>
-                <w:rFonts w:ascii="Arial" w:hAnsi="Arial" w:cs="Arial"/>
-                <w:sz w:val="20"/>
-                <w:szCs w:val="20"/>
-              </w:rPr>
-              <w:t xml:space="preserve"> Course Readiness Survey</w:t>
+                <w:color w:val="012F76"/>
+                <w:sz w:val="20"/>
+                <w:szCs w:val="20"/>
+              </w:rPr>
+              <w:t>🤔</w:t>
+            </w:r>
+            <w:r>
+              <w:rPr>
+                <w:rFonts w:ascii="Apple Color Emoji" w:hAnsi="Apple Color Emoji" w:cs="Apple Color Emoji"/>
+                <w:color w:val="012F76"/>
+                <w:sz w:val="20"/>
+                <w:szCs w:val="20"/>
+              </w:rPr>
+              <w:t xml:space="preserve"> </w:t>
+            </w:r>
+            <w:r>
+              <w:rPr>
+                <w:rFonts w:ascii="Arial" w:hAnsi="Arial" w:cs="Arial"/>
+                <w:b/>
+                <w:bCs/>
+                <w:color w:val="012F76"/>
+                <w:sz w:val="20"/>
+                <w:szCs w:val="20"/>
+              </w:rPr>
+              <w:t xml:space="preserve">Let’s Get to Know Each Other </w:t>
+            </w:r>
+            <w:r>
+              <w:rPr>
+                <w:rFonts w:ascii="Arial" w:hAnsi="Arial" w:cs="Arial"/>
+                <w:color w:val="012F76"/>
+                <w:sz w:val="20"/>
+                <w:szCs w:val="20"/>
+              </w:rPr>
+              <w:t>(intro</w:t>
+            </w:r>
+            <w:r>
+              <w:rPr>
+                <w:rFonts w:ascii="Arial" w:hAnsi="Arial" w:cs="Arial"/>
+                <w:color w:val="012F76"/>
+                <w:sz w:val="20"/>
+                <w:szCs w:val="20"/>
+              </w:rPr>
+              <w:t>.</w:t>
+            </w:r>
+            <w:r>
+              <w:rPr>
+                <w:rFonts w:ascii="Arial" w:hAnsi="Arial" w:cs="Arial"/>
+                <w:color w:val="012F76"/>
+                <w:sz w:val="20"/>
+                <w:szCs w:val="20"/>
+              </w:rPr>
+              <w:t xml:space="preserve"> discussion)</w:t>
+            </w:r>
+          </w:p>
+          <w:p>
+            <w:pPr>
+              <w:numPr>
+                <w:ilvl w:val="0"/>
+                <w:numId w:val="1"/>
+              </w:numPr>
+              <w:pBdr>
+                <w:top w:val="nil"/>
+                <w:left w:val="nil"/>
+                <w:bottom w:val="nil"/>
+                <w:right w:val="nil"/>
+                <w:between w:val="nil"/>
+              </w:pBdr>
+              <w:spacing w:after="60" w:line="240" w:lineRule="auto"/>
+              <w:ind w:left="231" w:hanging="274"/>
+              <w:rPr>
+                <w:rFonts w:ascii="Arial" w:hAnsi="Arial" w:cs="Arial"/>
+                <w:sz w:val="20"/>
+                <w:szCs w:val="20"/>
+              </w:rPr>
+            </w:pPr>
+            <w:r>
+              <w:rPr>
+                <w:rFonts w:ascii="Arial" w:hAnsi="Arial" w:cs="Arial"/>
+                <w:b/>
+                <w:bCs/>
+                <w:sz w:val="20"/>
+                <w:szCs w:val="20"/>
+              </w:rPr>
+              <w:t>0.6</w:t>
+            </w:r>
+            <w:r>
+              <w:rPr>
+                <w:rFonts w:ascii="Arial" w:hAnsi="Arial" w:cs="Arial"/>
+                <w:sz w:val="20"/>
+                <w:szCs w:val="20"/>
+              </w:rPr>
+              <w:t xml:space="preserve"> Confirm Your </w:t>
+            </w:r>
+            <w:r>
+              <w:rPr>
+                <w:rFonts w:ascii="Arial" w:hAnsi="Arial" w:cs="Arial"/>
+                <w:b/>
+                <w:bCs/>
+                <w:sz w:val="20"/>
+                <w:szCs w:val="20"/>
+              </w:rPr>
+              <w:t>Course Readiness &amp; Syllabus Review</w:t>
             </w:r>
           </w:p>
         </w:tc>
@@ -717,58 +774,58 @@
           </w:tcPr>
           <w:p>
             <w:pPr>
-              <w:spacing w:after="80"/>
+              <w:spacing w:after="60" w:line="240" w:lineRule="auto"/>
               <w:rPr>
                 <w:rFonts w:ascii="Consolas" w:hAnsi="Consolas" w:cs="Consolas"/>
-                <w:sz w:val="21"/>
-                <w:szCs w:val="21"/>
+                <w:sz w:val="20"/>
+                <w:szCs w:val="20"/>
               </w:rPr>
             </w:pPr>
             <w:r>
               <w:rPr>
                 <w:rFonts w:ascii="Consolas" w:hAnsi="Consolas" w:cs="Consolas"/>
-                <w:sz w:val="21"/>
-                <w:szCs w:val="21"/>
+                <w:sz w:val="20"/>
+                <w:szCs w:val="20"/>
               </w:rPr>
               <w:t>Module 1</w:t>
             </w:r>
           </w:p>
           <w:p>
             <w:pPr>
-              <w:spacing w:after="80"/>
-              <w:rPr>
-                <w:rFonts w:ascii="Arial" w:hAnsi="Arial" w:cs="Arial"/>
-                <w:b/>
-                <w:bCs/>
-                <w:sz w:val="21"/>
-                <w:szCs w:val="21"/>
-              </w:rPr>
-            </w:pPr>
-            <w:r>
-              <w:rPr>
-                <w:rFonts w:ascii="Arial" w:hAnsi="Arial" w:cs="Arial"/>
-                <w:b/>
-                <w:bCs/>
-                <w:sz w:val="21"/>
-                <w:szCs w:val="21"/>
+              <w:spacing w:after="60" w:line="240" w:lineRule="auto"/>
+              <w:rPr>
+                <w:rFonts w:ascii="Arial" w:hAnsi="Arial" w:cs="Arial"/>
+                <w:b/>
+                <w:bCs/>
+                <w:sz w:val="20"/>
+                <w:szCs w:val="20"/>
+              </w:rPr>
+            </w:pPr>
+            <w:r>
+              <w:rPr>
+                <w:rFonts w:ascii="Arial" w:hAnsi="Arial" w:cs="Arial"/>
+                <w:b/>
+                <w:bCs/>
+                <w:sz w:val="20"/>
+                <w:szCs w:val="20"/>
               </w:rPr>
               <w:t>The Internet and the World Wide Web</w:t>
             </w:r>
           </w:p>
           <w:p>
             <w:pPr>
-              <w:spacing w:after="80"/>
-              <w:rPr>
-                <w:rFonts w:ascii="Arial" w:hAnsi="Arial" w:cs="Arial"/>
-                <w:sz w:val="21"/>
-                <w:szCs w:val="21"/>
-              </w:rPr>
-            </w:pPr>
-            <w:r>
-              <w:rPr>
-                <w:rFonts w:ascii="Arial" w:hAnsi="Arial" w:cs="Arial"/>
-                <w:sz w:val="21"/>
-                <w:szCs w:val="21"/>
+              <w:spacing w:after="60" w:line="240" w:lineRule="auto"/>
+              <w:rPr>
+                <w:rFonts w:ascii="Arial" w:hAnsi="Arial" w:cs="Arial"/>
+                <w:sz w:val="20"/>
+                <w:szCs w:val="20"/>
+              </w:rPr>
+            </w:pPr>
+            <w:r>
+              <w:rPr>
+                <w:rFonts w:ascii="Arial" w:hAnsi="Arial" w:cs="Arial"/>
+                <w:sz w:val="20"/>
+                <w:szCs w:val="20"/>
               </w:rPr>
               <w:t>Primary CLOs:</w:t>
             </w:r>
@@ -786,19 +843,19 @@
                 <w:right w:val="nil"/>
                 <w:between w:val="nil"/>
               </w:pBdr>
-              <w:spacing w:after="80"/>
+              <w:spacing w:after="60" w:line="240" w:lineRule="auto"/>
               <w:ind w:left="360"/>
               <w:rPr>
                 <w:rFonts w:ascii="Consolas" w:hAnsi="Consolas" w:cs="Consolas"/>
-                <w:sz w:val="21"/>
-                <w:szCs w:val="21"/>
+                <w:sz w:val="20"/>
+                <w:szCs w:val="20"/>
               </w:rPr>
             </w:pPr>
             <w:r>
               <w:rPr>
                 <w:rFonts w:ascii="Consolas" w:eastAsia="Courier New" w:hAnsi="Consolas" w:cs="Consolas"/>
-                <w:sz w:val="21"/>
-                <w:szCs w:val="21"/>
+                <w:sz w:val="20"/>
+                <w:szCs w:val="20"/>
               </w:rPr>
               <w:t>I, II, III</w:t>
             </w:r>
@@ -806,7 +863,7 @@
         </w:tc>
         <w:tc>
           <w:tcPr>
-            <w:tcW w:w="7453" w:type="dxa"/>
+            <w:tcW w:w="0" w:type="auto"/>
             <w:tcMar>
               <w:top w:w="86" w:type="dxa"/>
               <w:left w:w="86" w:type="dxa"/>
@@ -827,7 +884,7 @@
                 <w:right w:val="nil"/>
                 <w:between w:val="nil"/>
               </w:pBdr>
-              <w:spacing w:after="40"/>
+              <w:spacing w:after="60" w:line="240" w:lineRule="auto"/>
               <w:ind w:left="231" w:hanging="274"/>
               <w:rPr>
                 <w:rFonts w:ascii="Arial" w:hAnsi="Arial" w:cs="Arial"/>
@@ -867,7 +924,7 @@
                 <w:right w:val="nil"/>
                 <w:between w:val="nil"/>
               </w:pBdr>
-              <w:spacing w:after="40"/>
+              <w:spacing w:after="60" w:line="240" w:lineRule="auto"/>
               <w:ind w:left="231" w:hanging="274"/>
               <w:rPr>
                 <w:rFonts w:ascii="Arial" w:hAnsi="Arial" w:cs="Arial"/>
@@ -907,7 +964,7 @@
                 <w:right w:val="nil"/>
                 <w:between w:val="nil"/>
               </w:pBdr>
-              <w:spacing w:after="40"/>
+              <w:spacing w:after="60" w:line="240" w:lineRule="auto"/>
               <w:ind w:left="231" w:hanging="274"/>
               <w:rPr>
                 <w:rFonts w:ascii="Arial" w:hAnsi="Arial" w:cs="Arial"/>
@@ -958,49 +1015,49 @@
                 <w:right w:val="nil"/>
                 <w:between w:val="nil"/>
               </w:pBdr>
-              <w:spacing w:after="0" w:line="216" w:lineRule="auto"/>
-              <w:ind w:left="231" w:hanging="274"/>
-              <w:rPr>
-                <w:rFonts w:ascii="Arial" w:hAnsi="Arial" w:cs="Arial"/>
-                <w:sz w:val="20"/>
-                <w:szCs w:val="20"/>
-              </w:rPr>
-            </w:pPr>
-            <w:r>
-              <w:rPr>
-                <w:rFonts w:ascii="Arial" w:hAnsi="Arial" w:cs="Arial"/>
-                <w:sz w:val="20"/>
-                <w:szCs w:val="20"/>
-              </w:rPr>
-              <w:t>Read Sections: 1.1 - 1.7</w:t>
-            </w:r>
-          </w:p>
-          <w:p>
-            <w:pPr>
-              <w:numPr>
-                <w:ilvl w:val="0"/>
-                <w:numId w:val="1"/>
-              </w:numPr>
-              <w:pBdr>
-                <w:top w:val="nil"/>
-                <w:left w:val="nil"/>
-                <w:bottom w:val="nil"/>
-                <w:right w:val="nil"/>
-                <w:between w:val="nil"/>
-              </w:pBdr>
-              <w:spacing w:after="0" w:line="216" w:lineRule="auto"/>
-              <w:ind w:left="231" w:hanging="274"/>
-              <w:rPr>
-                <w:rFonts w:ascii="Arial" w:hAnsi="Arial" w:cs="Arial"/>
-                <w:sz w:val="20"/>
-                <w:szCs w:val="20"/>
-              </w:rPr>
-            </w:pPr>
-            <w:r>
-              <w:rPr>
-                <w:rFonts w:ascii="Arial" w:hAnsi="Arial" w:cs="Arial"/>
-                <w:sz w:val="20"/>
-                <w:szCs w:val="20"/>
+              <w:spacing w:after="0" w:line="240" w:lineRule="auto"/>
+              <w:ind w:left="231" w:hanging="274"/>
+              <w:rPr>
+                <w:rFonts w:ascii="Arial" w:hAnsi="Arial" w:cs="Arial"/>
+                <w:sz w:val="18"/>
+                <w:szCs w:val="18"/>
+              </w:rPr>
+            </w:pPr>
+            <w:r>
+              <w:rPr>
+                <w:rFonts w:ascii="Arial" w:hAnsi="Arial" w:cs="Arial"/>
+                <w:sz w:val="18"/>
+                <w:szCs w:val="18"/>
+              </w:rPr>
+              <w:t>Read Sections: 1.1 - 1.5</w:t>
+            </w:r>
+          </w:p>
+          <w:p>
+            <w:pPr>
+              <w:numPr>
+                <w:ilvl w:val="0"/>
+                <w:numId w:val="1"/>
+              </w:numPr>
+              <w:pBdr>
+                <w:top w:val="nil"/>
+                <w:left w:val="nil"/>
+                <w:bottom w:val="nil"/>
+                <w:right w:val="nil"/>
+                <w:between w:val="nil"/>
+              </w:pBdr>
+              <w:spacing w:after="0" w:line="240" w:lineRule="auto"/>
+              <w:ind w:left="231" w:hanging="274"/>
+              <w:rPr>
+                <w:rFonts w:ascii="Arial" w:hAnsi="Arial" w:cs="Arial"/>
+                <w:sz w:val="18"/>
+                <w:szCs w:val="18"/>
+              </w:rPr>
+            </w:pPr>
+            <w:r>
+              <w:rPr>
+                <w:rFonts w:ascii="Arial" w:hAnsi="Arial" w:cs="Arial"/>
+                <w:sz w:val="18"/>
+                <w:szCs w:val="18"/>
               </w:rPr>
               <w:t>Practice: Try It Yourself</w:t>
             </w:r>
@@ -1018,27 +1075,27 @@
                 <w:right w:val="nil"/>
                 <w:between w:val="nil"/>
               </w:pBdr>
-              <w:spacing w:after="0" w:line="216" w:lineRule="auto"/>
-              <w:ind w:left="231" w:hanging="274"/>
-              <w:rPr>
-                <w:rFonts w:ascii="Arial" w:hAnsi="Arial" w:cs="Arial"/>
-                <w:sz w:val="20"/>
-                <w:szCs w:val="20"/>
-              </w:rPr>
-            </w:pPr>
-            <w:r>
-              <w:rPr>
-                <w:rFonts w:ascii="Arial" w:hAnsi="Arial" w:cs="Arial"/>
-                <w:sz w:val="20"/>
-                <w:szCs w:val="20"/>
+              <w:spacing w:after="0" w:line="240" w:lineRule="auto"/>
+              <w:ind w:left="231" w:hanging="274"/>
+              <w:rPr>
+                <w:rFonts w:ascii="Arial" w:hAnsi="Arial" w:cs="Arial"/>
+                <w:sz w:val="18"/>
+                <w:szCs w:val="18"/>
+              </w:rPr>
+            </w:pPr>
+            <w:r>
+              <w:rPr>
+                <w:rFonts w:ascii="Arial" w:hAnsi="Arial" w:cs="Arial"/>
+                <w:sz w:val="18"/>
+                <w:szCs w:val="18"/>
               </w:rPr>
               <w:t xml:space="preserve">Debug: Fix It </w:t>
             </w:r>
             <w:r>
               <w:rPr>
                 <w:rFonts w:ascii="Apple Color Emoji" w:hAnsi="Apple Color Emoji" w:cs="Apple Color Emoji"/>
-                <w:sz w:val="20"/>
-                <w:szCs w:val="20"/>
+                <w:sz w:val="18"/>
+                <w:szCs w:val="18"/>
               </w:rPr>
               <w:t>🔧</w:t>
             </w:r>
@@ -1056,19 +1113,19 @@
                 <w:right w:val="nil"/>
                 <w:between w:val="nil"/>
               </w:pBdr>
-              <w:spacing w:after="0" w:line="216" w:lineRule="auto"/>
-              <w:ind w:left="231" w:hanging="274"/>
-              <w:rPr>
-                <w:rFonts w:ascii="Arial" w:hAnsi="Arial" w:cs="Arial"/>
-                <w:sz w:val="20"/>
-                <w:szCs w:val="20"/>
-              </w:rPr>
-            </w:pPr>
-            <w:r>
-              <w:rPr>
-                <w:rFonts w:ascii="Arial" w:hAnsi="Arial" w:cs="Arial"/>
-                <w:sz w:val="20"/>
-                <w:szCs w:val="20"/>
+              <w:spacing w:after="0" w:line="240" w:lineRule="auto"/>
+              <w:ind w:left="231" w:hanging="274"/>
+              <w:rPr>
+                <w:rFonts w:ascii="Arial" w:hAnsi="Arial" w:cs="Arial"/>
+                <w:sz w:val="18"/>
+                <w:szCs w:val="18"/>
+              </w:rPr>
+            </w:pPr>
+            <w:r>
+              <w:rPr>
+                <w:rFonts w:ascii="Arial" w:hAnsi="Arial" w:cs="Arial"/>
+                <w:sz w:val="18"/>
+                <w:szCs w:val="18"/>
               </w:rPr>
               <w:t>Answer: Quick Checks</w:t>
             </w:r>
@@ -1086,19 +1143,19 @@
                 <w:right w:val="nil"/>
                 <w:between w:val="nil"/>
               </w:pBdr>
-              <w:spacing w:after="0" w:line="216" w:lineRule="auto"/>
-              <w:ind w:left="231" w:hanging="274"/>
-              <w:rPr>
-                <w:rFonts w:ascii="Arial" w:hAnsi="Arial" w:cs="Arial"/>
-                <w:sz w:val="20"/>
-                <w:szCs w:val="20"/>
-              </w:rPr>
-            </w:pPr>
-            <w:r>
-              <w:rPr>
-                <w:rFonts w:ascii="Arial" w:hAnsi="Arial" w:cs="Arial"/>
-                <w:sz w:val="20"/>
-                <w:szCs w:val="20"/>
+              <w:spacing w:after="0" w:line="240" w:lineRule="auto"/>
+              <w:ind w:left="231" w:hanging="274"/>
+              <w:rPr>
+                <w:rFonts w:ascii="Arial" w:hAnsi="Arial" w:cs="Arial"/>
+                <w:sz w:val="18"/>
+                <w:szCs w:val="18"/>
+              </w:rPr>
+            </w:pPr>
+            <w:r>
+              <w:rPr>
+                <w:rFonts w:ascii="Arial" w:hAnsi="Arial" w:cs="Arial"/>
+                <w:sz w:val="18"/>
+                <w:szCs w:val="18"/>
               </w:rPr>
               <w:t>Recall: Retrieval Practice</w:t>
             </w:r>
@@ -1116,57 +1173,27 @@
                 <w:right w:val="nil"/>
                 <w:between w:val="nil"/>
               </w:pBdr>
-              <w:spacing w:after="0" w:line="216" w:lineRule="auto"/>
-              <w:ind w:left="231" w:hanging="274"/>
-              <w:rPr>
-                <w:rFonts w:ascii="Arial" w:hAnsi="Arial" w:cs="Arial"/>
-                <w:sz w:val="20"/>
-                <w:szCs w:val="20"/>
-              </w:rPr>
-            </w:pPr>
-            <w:r>
-              <w:rPr>
-                <w:rFonts w:ascii="Arial" w:hAnsi="Arial" w:cs="Arial"/>
-                <w:sz w:val="20"/>
-                <w:szCs w:val="20"/>
-              </w:rPr>
-              <w:t>Review Questions</w:t>
-            </w:r>
-          </w:p>
-          <w:p>
-            <w:pPr>
-              <w:numPr>
-                <w:ilvl w:val="0"/>
-                <w:numId w:val="1"/>
-              </w:numPr>
-              <w:pBdr>
-                <w:top w:val="nil"/>
-                <w:left w:val="nil"/>
-                <w:bottom w:val="nil"/>
-                <w:right w:val="nil"/>
-                <w:between w:val="nil"/>
-              </w:pBdr>
-              <w:spacing w:after="0" w:line="216" w:lineRule="auto"/>
-              <w:ind w:left="231" w:hanging="274"/>
-              <w:rPr>
-                <w:rFonts w:ascii="Arial" w:hAnsi="Arial" w:cs="Arial"/>
-                <w:sz w:val="20"/>
-                <w:szCs w:val="20"/>
-              </w:rPr>
-            </w:pPr>
-            <w:r>
-              <w:rPr>
-                <w:rFonts w:ascii="Arial" w:hAnsi="Arial" w:cs="Arial"/>
-                <w:sz w:val="20"/>
-                <w:szCs w:val="20"/>
-              </w:rPr>
-              <w:t>Looking Ahead</w:t>
+              <w:spacing w:after="0" w:line="240" w:lineRule="auto"/>
+              <w:ind w:left="231" w:hanging="274"/>
+              <w:rPr>
+                <w:rFonts w:ascii="Arial" w:hAnsi="Arial" w:cs="Arial"/>
+                <w:sz w:val="18"/>
+                <w:szCs w:val="18"/>
+              </w:rPr>
+            </w:pPr>
+            <w:r>
+              <w:rPr>
+                <w:rFonts w:ascii="Arial" w:hAnsi="Arial" w:cs="Arial"/>
+                <w:sz w:val="18"/>
+                <w:szCs w:val="18"/>
+              </w:rPr>
+              <w:t>Review, Further Reading, and Looking Ahead</w:t>
             </w:r>
           </w:p>
         </w:tc>
         <w:tc>
           <w:tcPr>
-            <w:tcW w:w="2759" w:type="dxa"/>
+            <w:tcW w:w="2880" w:type="dxa"/>
             <w:tcMar>
               <w:top w:w="86" w:type="dxa"/>
               <w:left w:w="86" w:type="dxa"/>
@@ -1187,21 +1214,21 @@
                 <w:right w:val="nil"/>
                 <w:between w:val="nil"/>
               </w:pBdr>
-              <w:spacing w:after="0" w:line="240" w:lineRule="auto"/>
-              <w:ind w:left="231" w:hanging="274"/>
-              <w:rPr>
-                <w:rFonts w:ascii="Arial" w:hAnsi="Arial" w:cs="Arial"/>
-                <w:sz w:val="20"/>
-                <w:szCs w:val="20"/>
-              </w:rPr>
-            </w:pPr>
-            <w:r>
-              <w:rPr>
-                <w:rFonts w:ascii="Arial" w:hAnsi="Arial" w:cs="Arial"/>
-                <w:sz w:val="20"/>
-                <w:szCs w:val="20"/>
-              </w:rPr>
-              <w:t xml:space="preserve">1.6 Skills Lab 1A: </w:t>
+              <w:spacing w:after="60" w:line="240" w:lineRule="auto"/>
+              <w:ind w:left="231" w:hanging="274"/>
+              <w:rPr>
+                <w:rFonts w:ascii="Arial" w:hAnsi="Arial" w:cs="Arial"/>
+                <w:sz w:val="20"/>
+                <w:szCs w:val="20"/>
+              </w:rPr>
+            </w:pPr>
+            <w:r>
+              <w:rPr>
+                <w:rFonts w:ascii="Arial" w:hAnsi="Arial" w:cs="Arial"/>
+                <w:sz w:val="20"/>
+                <w:szCs w:val="20"/>
+              </w:rPr>
+              <w:t xml:space="preserve">1.6 Skills Lab - </w:t>
             </w:r>
             <w:r>
               <w:rPr>
@@ -1264,58 +1291,58 @@
           </w:tcPr>
           <w:p>
             <w:pPr>
-              <w:spacing w:after="80"/>
+              <w:spacing w:after="60" w:line="240" w:lineRule="auto"/>
               <w:rPr>
                 <w:rFonts w:ascii="Consolas" w:hAnsi="Consolas" w:cs="Consolas"/>
-                <w:sz w:val="21"/>
-                <w:szCs w:val="21"/>
+                <w:sz w:val="20"/>
+                <w:szCs w:val="20"/>
               </w:rPr>
             </w:pPr>
             <w:r>
               <w:rPr>
                 <w:rFonts w:ascii="Consolas" w:hAnsi="Consolas" w:cs="Consolas"/>
-                <w:sz w:val="21"/>
-                <w:szCs w:val="21"/>
+                <w:sz w:val="20"/>
+                <w:szCs w:val="20"/>
               </w:rPr>
               <w:t>Module 2</w:t>
             </w:r>
           </w:p>
           <w:p>
             <w:pPr>
-              <w:spacing w:after="80"/>
-              <w:rPr>
-                <w:rFonts w:ascii="Arial" w:hAnsi="Arial" w:cs="Arial"/>
-                <w:b/>
-                <w:bCs/>
-                <w:sz w:val="21"/>
-                <w:szCs w:val="21"/>
-              </w:rPr>
-            </w:pPr>
-            <w:r>
-              <w:rPr>
-                <w:rFonts w:ascii="Arial" w:hAnsi="Arial" w:cs="Arial"/>
-                <w:b/>
-                <w:bCs/>
-                <w:sz w:val="21"/>
-                <w:szCs w:val="21"/>
+              <w:spacing w:after="60" w:line="240" w:lineRule="auto"/>
+              <w:rPr>
+                <w:rFonts w:ascii="Arial" w:hAnsi="Arial" w:cs="Arial"/>
+                <w:b/>
+                <w:bCs/>
+                <w:sz w:val="20"/>
+                <w:szCs w:val="20"/>
+              </w:rPr>
+            </w:pPr>
+            <w:r>
+              <w:rPr>
+                <w:rFonts w:ascii="Arial" w:hAnsi="Arial" w:cs="Arial"/>
+                <w:b/>
+                <w:bCs/>
+                <w:sz w:val="20"/>
+                <w:szCs w:val="20"/>
               </w:rPr>
               <w:t>Basic HTML Elements</w:t>
             </w:r>
           </w:p>
           <w:p>
             <w:pPr>
-              <w:spacing w:after="80"/>
-              <w:rPr>
-                <w:rFonts w:ascii="Arial" w:hAnsi="Arial" w:cs="Arial"/>
-                <w:sz w:val="21"/>
-                <w:szCs w:val="21"/>
-              </w:rPr>
-            </w:pPr>
-            <w:r>
-              <w:rPr>
-                <w:rFonts w:ascii="Arial" w:hAnsi="Arial" w:cs="Arial"/>
-                <w:sz w:val="21"/>
-                <w:szCs w:val="21"/>
+              <w:spacing w:after="60" w:line="240" w:lineRule="auto"/>
+              <w:rPr>
+                <w:rFonts w:ascii="Arial" w:hAnsi="Arial" w:cs="Arial"/>
+                <w:sz w:val="20"/>
+                <w:szCs w:val="20"/>
+              </w:rPr>
+            </w:pPr>
+            <w:r>
+              <w:rPr>
+                <w:rFonts w:ascii="Arial" w:hAnsi="Arial" w:cs="Arial"/>
+                <w:sz w:val="20"/>
+                <w:szCs w:val="20"/>
               </w:rPr>
               <w:t>Primary CLOs:</w:t>
             </w:r>
@@ -1333,19 +1360,19 @@
                 <w:right w:val="nil"/>
                 <w:between w:val="nil"/>
               </w:pBdr>
-              <w:spacing w:after="80"/>
+              <w:spacing w:after="60" w:line="240" w:lineRule="auto"/>
               <w:ind w:left="360"/>
               <w:rPr>
                 <w:rFonts w:ascii="Consolas" w:hAnsi="Consolas" w:cs="Consolas"/>
-                <w:sz w:val="21"/>
-                <w:szCs w:val="21"/>
+                <w:sz w:val="20"/>
+                <w:szCs w:val="20"/>
               </w:rPr>
             </w:pPr>
             <w:r>
               <w:rPr>
                 <w:rFonts w:ascii="Consolas" w:eastAsia="Courier New" w:hAnsi="Consolas" w:cs="Consolas"/>
-                <w:sz w:val="21"/>
-                <w:szCs w:val="21"/>
+                <w:sz w:val="20"/>
+                <w:szCs w:val="20"/>
               </w:rPr>
               <w:t>IV, V</w:t>
             </w:r>
@@ -1353,7 +1380,7 @@
         </w:tc>
         <w:tc>
           <w:tcPr>
-            <w:tcW w:w="7453" w:type="dxa"/>
+            <w:tcW w:w="0" w:type="auto"/>
             <w:tcMar>
               <w:top w:w="86" w:type="dxa"/>
               <w:left w:w="86" w:type="dxa"/>
@@ -1374,7 +1401,7 @@
                 <w:right w:val="nil"/>
                 <w:between w:val="nil"/>
               </w:pBdr>
-              <w:spacing w:after="40"/>
+              <w:spacing w:after="60" w:line="240" w:lineRule="auto"/>
               <w:ind w:left="231" w:hanging="274"/>
               <w:rPr>
                 <w:rFonts w:ascii="Arial" w:hAnsi="Arial" w:cs="Arial"/>
@@ -1414,7 +1441,7 @@
                 <w:right w:val="nil"/>
                 <w:between w:val="nil"/>
               </w:pBdr>
-              <w:spacing w:after="40"/>
+              <w:spacing w:after="60" w:line="240" w:lineRule="auto"/>
               <w:ind w:left="231" w:hanging="274"/>
               <w:rPr>
                 <w:rFonts w:ascii="Arial" w:hAnsi="Arial" w:cs="Arial"/>
@@ -1454,7 +1481,7 @@
                 <w:right w:val="nil"/>
                 <w:between w:val="nil"/>
               </w:pBdr>
-              <w:spacing w:after="40"/>
+              <w:spacing w:after="60" w:line="240" w:lineRule="auto"/>
               <w:ind w:left="231" w:hanging="274"/>
               <w:rPr>
                 <w:rFonts w:ascii="Arial" w:hAnsi="Arial" w:cs="Arial"/>
@@ -1505,49 +1532,49 @@
                 <w:right w:val="nil"/>
                 <w:between w:val="nil"/>
               </w:pBdr>
-              <w:spacing w:after="0" w:line="216" w:lineRule="auto"/>
-              <w:ind w:left="231" w:hanging="274"/>
-              <w:rPr>
-                <w:rFonts w:ascii="Arial" w:hAnsi="Arial" w:cs="Arial"/>
-                <w:sz w:val="20"/>
-                <w:szCs w:val="20"/>
-              </w:rPr>
-            </w:pPr>
-            <w:r>
-              <w:rPr>
-                <w:rFonts w:ascii="Arial" w:hAnsi="Arial" w:cs="Arial"/>
-                <w:sz w:val="20"/>
-                <w:szCs w:val="20"/>
-              </w:rPr>
-              <w:t>Read Sections: 2.1 - 2.7</w:t>
-            </w:r>
-          </w:p>
-          <w:p>
-            <w:pPr>
-              <w:numPr>
-                <w:ilvl w:val="0"/>
-                <w:numId w:val="1"/>
-              </w:numPr>
-              <w:pBdr>
-                <w:top w:val="nil"/>
-                <w:left w:val="nil"/>
-                <w:bottom w:val="nil"/>
-                <w:right w:val="nil"/>
-                <w:between w:val="nil"/>
-              </w:pBdr>
-              <w:spacing w:after="0" w:line="216" w:lineRule="auto"/>
-              <w:ind w:left="231" w:hanging="274"/>
-              <w:rPr>
-                <w:rFonts w:ascii="Arial" w:hAnsi="Arial" w:cs="Arial"/>
-                <w:sz w:val="20"/>
-                <w:szCs w:val="20"/>
-              </w:rPr>
-            </w:pPr>
-            <w:r>
-              <w:rPr>
-                <w:rFonts w:ascii="Arial" w:hAnsi="Arial" w:cs="Arial"/>
-                <w:sz w:val="20"/>
-                <w:szCs w:val="20"/>
+              <w:spacing w:after="0" w:line="240" w:lineRule="auto"/>
+              <w:ind w:left="231" w:hanging="274"/>
+              <w:rPr>
+                <w:rFonts w:ascii="Arial" w:hAnsi="Arial" w:cs="Arial"/>
+                <w:sz w:val="18"/>
+                <w:szCs w:val="18"/>
+              </w:rPr>
+            </w:pPr>
+            <w:r>
+              <w:rPr>
+                <w:rFonts w:ascii="Arial" w:hAnsi="Arial" w:cs="Arial"/>
+                <w:sz w:val="18"/>
+                <w:szCs w:val="18"/>
+              </w:rPr>
+              <w:t>Read Sections: 2.1 - 2.5</w:t>
+            </w:r>
+          </w:p>
+          <w:p>
+            <w:pPr>
+              <w:numPr>
+                <w:ilvl w:val="0"/>
+                <w:numId w:val="1"/>
+              </w:numPr>
+              <w:pBdr>
+                <w:top w:val="nil"/>
+                <w:left w:val="nil"/>
+                <w:bottom w:val="nil"/>
+                <w:right w:val="nil"/>
+                <w:between w:val="nil"/>
+              </w:pBdr>
+              <w:spacing w:after="0" w:line="240" w:lineRule="auto"/>
+              <w:ind w:left="231" w:hanging="274"/>
+              <w:rPr>
+                <w:rFonts w:ascii="Arial" w:hAnsi="Arial" w:cs="Arial"/>
+                <w:sz w:val="18"/>
+                <w:szCs w:val="18"/>
+              </w:rPr>
+            </w:pPr>
+            <w:r>
+              <w:rPr>
+                <w:rFonts w:ascii="Arial" w:hAnsi="Arial" w:cs="Arial"/>
+                <w:sz w:val="18"/>
+                <w:szCs w:val="18"/>
               </w:rPr>
               <w:t>Practice: Try It Yourself</w:t>
             </w:r>
@@ -1565,27 +1592,27 @@
                 <w:right w:val="nil"/>
                 <w:between w:val="nil"/>
               </w:pBdr>
-              <w:spacing w:after="0" w:line="216" w:lineRule="auto"/>
-              <w:ind w:left="231" w:hanging="274"/>
-              <w:rPr>
-                <w:rFonts w:ascii="Arial" w:hAnsi="Arial" w:cs="Arial"/>
-                <w:sz w:val="20"/>
-                <w:szCs w:val="20"/>
-              </w:rPr>
-            </w:pPr>
-            <w:r>
-              <w:rPr>
-                <w:rFonts w:ascii="Arial" w:hAnsi="Arial" w:cs="Arial"/>
-                <w:sz w:val="20"/>
-                <w:szCs w:val="20"/>
+              <w:spacing w:after="0" w:line="240" w:lineRule="auto"/>
+              <w:ind w:left="231" w:hanging="274"/>
+              <w:rPr>
+                <w:rFonts w:ascii="Arial" w:hAnsi="Arial" w:cs="Arial"/>
+                <w:sz w:val="18"/>
+                <w:szCs w:val="18"/>
+              </w:rPr>
+            </w:pPr>
+            <w:r>
+              <w:rPr>
+                <w:rFonts w:ascii="Arial" w:hAnsi="Arial" w:cs="Arial"/>
+                <w:sz w:val="18"/>
+                <w:szCs w:val="18"/>
               </w:rPr>
               <w:t xml:space="preserve">Debug: Fix It </w:t>
             </w:r>
             <w:r>
               <w:rPr>
                 <w:rFonts w:ascii="Apple Color Emoji" w:hAnsi="Apple Color Emoji" w:cs="Apple Color Emoji"/>
-                <w:sz w:val="20"/>
-                <w:szCs w:val="20"/>
+                <w:sz w:val="18"/>
+                <w:szCs w:val="18"/>
               </w:rPr>
               <w:t>🔧</w:t>
             </w:r>
@@ -1603,19 +1630,19 @@
                 <w:right w:val="nil"/>
                 <w:between w:val="nil"/>
               </w:pBdr>
-              <w:spacing w:after="0" w:line="216" w:lineRule="auto"/>
-              <w:ind w:left="231" w:hanging="274"/>
-              <w:rPr>
-                <w:rFonts w:ascii="Arial" w:hAnsi="Arial" w:cs="Arial"/>
-                <w:sz w:val="20"/>
-                <w:szCs w:val="20"/>
-              </w:rPr>
-            </w:pPr>
-            <w:r>
-              <w:rPr>
-                <w:rFonts w:ascii="Arial" w:hAnsi="Arial" w:cs="Arial"/>
-                <w:sz w:val="20"/>
-                <w:szCs w:val="20"/>
+              <w:spacing w:after="0" w:line="240" w:lineRule="auto"/>
+              <w:ind w:left="231" w:hanging="274"/>
+              <w:rPr>
+                <w:rFonts w:ascii="Arial" w:hAnsi="Arial" w:cs="Arial"/>
+                <w:sz w:val="18"/>
+                <w:szCs w:val="18"/>
+              </w:rPr>
+            </w:pPr>
+            <w:r>
+              <w:rPr>
+                <w:rFonts w:ascii="Arial" w:hAnsi="Arial" w:cs="Arial"/>
+                <w:sz w:val="18"/>
+                <w:szCs w:val="18"/>
               </w:rPr>
               <w:t>Answer: Quick Checks</w:t>
             </w:r>
@@ -1633,19 +1660,19 @@
                 <w:right w:val="nil"/>
                 <w:between w:val="nil"/>
               </w:pBdr>
-              <w:spacing w:after="0" w:line="216" w:lineRule="auto"/>
-              <w:ind w:left="231" w:hanging="274"/>
-              <w:rPr>
-                <w:rFonts w:ascii="Arial" w:hAnsi="Arial" w:cs="Arial"/>
-                <w:sz w:val="20"/>
-                <w:szCs w:val="20"/>
-              </w:rPr>
-            </w:pPr>
-            <w:r>
-              <w:rPr>
-                <w:rFonts w:ascii="Arial" w:hAnsi="Arial" w:cs="Arial"/>
-                <w:sz w:val="20"/>
-                <w:szCs w:val="20"/>
+              <w:spacing w:after="0" w:line="240" w:lineRule="auto"/>
+              <w:ind w:left="231" w:hanging="274"/>
+              <w:rPr>
+                <w:rFonts w:ascii="Arial" w:hAnsi="Arial" w:cs="Arial"/>
+                <w:sz w:val="18"/>
+                <w:szCs w:val="18"/>
+              </w:rPr>
+            </w:pPr>
+            <w:r>
+              <w:rPr>
+                <w:rFonts w:ascii="Arial" w:hAnsi="Arial" w:cs="Arial"/>
+                <w:sz w:val="18"/>
+                <w:szCs w:val="18"/>
               </w:rPr>
               <w:t>Recall: Retrieval Practice</w:t>
             </w:r>
@@ -1663,57 +1690,27 @@
                 <w:right w:val="nil"/>
                 <w:between w:val="nil"/>
               </w:pBdr>
-              <w:spacing w:after="0" w:line="216" w:lineRule="auto"/>
-              <w:ind w:left="231" w:hanging="274"/>
-              <w:rPr>
-                <w:rFonts w:ascii="Arial" w:hAnsi="Arial" w:cs="Arial"/>
-                <w:sz w:val="20"/>
-                <w:szCs w:val="20"/>
-              </w:rPr>
-            </w:pPr>
-            <w:r>
-              <w:rPr>
-                <w:rFonts w:ascii="Arial" w:hAnsi="Arial" w:cs="Arial"/>
-                <w:sz w:val="20"/>
-                <w:szCs w:val="20"/>
-              </w:rPr>
-              <w:t>Review Questions</w:t>
-            </w:r>
-          </w:p>
-          <w:p>
-            <w:pPr>
-              <w:numPr>
-                <w:ilvl w:val="0"/>
-                <w:numId w:val="1"/>
-              </w:numPr>
-              <w:pBdr>
-                <w:top w:val="nil"/>
-                <w:left w:val="nil"/>
-                <w:bottom w:val="nil"/>
-                <w:right w:val="nil"/>
-                <w:between w:val="nil"/>
-              </w:pBdr>
-              <w:spacing w:after="0" w:line="216" w:lineRule="auto"/>
-              <w:ind w:left="231" w:hanging="274"/>
-              <w:rPr>
-                <w:rFonts w:ascii="Arial" w:hAnsi="Arial" w:cs="Arial"/>
-                <w:sz w:val="20"/>
-                <w:szCs w:val="20"/>
-              </w:rPr>
-            </w:pPr>
-            <w:r>
-              <w:rPr>
-                <w:rFonts w:ascii="Arial" w:hAnsi="Arial" w:cs="Arial"/>
-                <w:sz w:val="20"/>
-                <w:szCs w:val="20"/>
-              </w:rPr>
-              <w:t>Looking Ahead</w:t>
+              <w:spacing w:after="0" w:line="240" w:lineRule="auto"/>
+              <w:ind w:left="231" w:hanging="274"/>
+              <w:rPr>
+                <w:rFonts w:ascii="Arial" w:hAnsi="Arial" w:cs="Arial"/>
+                <w:sz w:val="18"/>
+                <w:szCs w:val="18"/>
+              </w:rPr>
+            </w:pPr>
+            <w:r>
+              <w:rPr>
+                <w:rFonts w:ascii="Arial" w:hAnsi="Arial" w:cs="Arial"/>
+                <w:sz w:val="18"/>
+                <w:szCs w:val="18"/>
+              </w:rPr>
+              <w:t>Review, Further Reading, and Looking Ahead</w:t>
             </w:r>
           </w:p>
         </w:tc>
         <w:tc>
           <w:tcPr>
-            <w:tcW w:w="2759" w:type="dxa"/>
+            <w:tcW w:w="2880" w:type="dxa"/>
             <w:tcMar>
               <w:top w:w="86" w:type="dxa"/>
               <w:left w:w="86" w:type="dxa"/>
@@ -1734,21 +1731,61 @@
                 <w:right w:val="nil"/>
                 <w:between w:val="nil"/>
               </w:pBdr>
-              <w:spacing w:after="0" w:line="240" w:lineRule="auto"/>
-              <w:ind w:left="231" w:hanging="274"/>
-              <w:rPr>
-                <w:rFonts w:ascii="Arial" w:hAnsi="Arial" w:cs="Arial"/>
-                <w:sz w:val="20"/>
-                <w:szCs w:val="20"/>
-              </w:rPr>
-            </w:pPr>
-            <w:r>
-              <w:rPr>
-                <w:rFonts w:ascii="Apple Color Emoji" w:hAnsi="Apple Color Emoji" w:cs="Apple Color Emoji"/>
-                <w:sz w:val="20"/>
-                <w:szCs w:val="20"/>
-              </w:rPr>
-              <w:t>🤔</w:t>
+              <w:spacing w:after="60" w:line="240" w:lineRule="auto"/>
+              <w:ind w:left="231" w:hanging="274"/>
+              <w:rPr>
+                <w:rFonts w:ascii="Arial" w:hAnsi="Arial" w:cs="Arial"/>
+                <w:sz w:val="20"/>
+                <w:szCs w:val="20"/>
+              </w:rPr>
+            </w:pPr>
+            <w:r>
+              <w:rPr>
+                <w:rFonts w:ascii="Arial" w:hAnsi="Arial" w:cs="Arial"/>
+                <w:sz w:val="20"/>
+                <w:szCs w:val="20"/>
+              </w:rPr>
+              <w:t xml:space="preserve">2.6 Skills Lab - </w:t>
+            </w:r>
+            <w:r>
+              <w:rPr>
+                <w:rFonts w:ascii="Arial" w:hAnsi="Arial" w:cs="Arial"/>
+                <w:sz w:val="20"/>
+                <w:szCs w:val="20"/>
+              </w:rPr>
+              <w:br/>
+            </w:r>
+            <w:r>
+              <w:rPr>
+                <w:rFonts w:ascii="Arial" w:hAnsi="Arial" w:cs="Arial"/>
+                <w:b/>
+                <w:bCs/>
+                <w:sz w:val="20"/>
+                <w:szCs w:val="20"/>
+              </w:rPr>
+              <w:t xml:space="preserve">Build </w:t>
+            </w:r>
+            <w:proofErr w:type="spellStart"/>
+            <w:r>
+              <w:rPr>
+                <w:rFonts w:ascii="Arial" w:hAnsi="Arial" w:cs="Arial"/>
+                <w:b/>
+                <w:bCs/>
+                <w:sz w:val="20"/>
+                <w:szCs w:val="20"/>
+              </w:rPr>
+              <w:t>Copperwind’s</w:t>
+            </w:r>
+            <w:proofErr w:type="spellEnd"/>
+            <w:r>
+              <w:rPr>
+                <w:rFonts w:ascii="Arial" w:hAnsi="Arial" w:cs="Arial"/>
+                <w:b/>
+                <w:bCs/>
+                <w:sz w:val="20"/>
+                <w:szCs w:val="20"/>
+              </w:rPr>
+              <w:t xml:space="preserve"> Recycling Guide</w:t>
             </w:r>
             <w:r>
               <w:rPr>
@@ -1761,168 +1798,18 @@
             <w:r>
               <w:rPr>
                 <w:rFonts w:ascii="Arial" w:hAnsi="Arial" w:cs="Arial"/>
-                <w:b/>
-                <w:bCs/>
-                <w:sz w:val="20"/>
-                <w:szCs w:val="20"/>
-              </w:rPr>
-              <w:t>Question</w:t>
-            </w:r>
-            <w:r>
-              <w:rPr>
-                <w:rFonts w:ascii="Arial" w:hAnsi="Arial" w:cs="Arial"/>
-                <w:sz w:val="20"/>
-                <w:szCs w:val="20"/>
-              </w:rPr>
-              <w:t xml:space="preserve"> &amp; Discuss Module Objectives</w:t>
-            </w:r>
-          </w:p>
-          <w:p>
-            <w:pPr>
-              <w:numPr>
-                <w:ilvl w:val="0"/>
-                <w:numId w:val="1"/>
-              </w:numPr>
-              <w:pBdr>
-                <w:top w:val="nil"/>
-                <w:left w:val="nil"/>
-                <w:bottom w:val="nil"/>
-                <w:right w:val="nil"/>
-                <w:between w:val="nil"/>
-              </w:pBdr>
-              <w:spacing w:after="0" w:line="240" w:lineRule="auto"/>
-              <w:ind w:left="231" w:hanging="274"/>
-              <w:rPr>
-                <w:rFonts w:ascii="Arial" w:hAnsi="Arial" w:cs="Arial"/>
-                <w:sz w:val="20"/>
-                <w:szCs w:val="20"/>
-              </w:rPr>
-            </w:pPr>
-            <w:r>
-              <w:rPr>
-                <w:rFonts w:ascii="Arial" w:hAnsi="Arial" w:cs="Arial"/>
-                <w:sz w:val="20"/>
-                <w:szCs w:val="20"/>
-              </w:rPr>
-              <w:t xml:space="preserve">2.6 Skills Lab 2A: </w:t>
-            </w:r>
-            <w:r>
-              <w:rPr>
-                <w:rFonts w:ascii="Arial" w:hAnsi="Arial" w:cs="Arial"/>
                 <w:sz w:val="20"/>
                 <w:szCs w:val="20"/>
               </w:rPr>
               <w:br/>
             </w:r>
-            <w:proofErr w:type="spellStart"/>
-            <w:r>
-              <w:rPr>
-                <w:rFonts w:ascii="Arial" w:hAnsi="Arial" w:cs="Arial"/>
-                <w:b/>
-                <w:bCs/>
-                <w:sz w:val="20"/>
-                <w:szCs w:val="20"/>
-              </w:rPr>
-              <w:t>Copperwind’s</w:t>
-            </w:r>
-            <w:proofErr w:type="spellEnd"/>
-            <w:r>
-              <w:rPr>
-                <w:rFonts w:ascii="Arial" w:hAnsi="Arial" w:cs="Arial"/>
-                <w:b/>
-                <w:bCs/>
-                <w:sz w:val="20"/>
-                <w:szCs w:val="20"/>
-              </w:rPr>
-              <w:t xml:space="preserve"> Recycling</w:t>
-            </w:r>
-            <w:r>
-              <w:rPr>
-                <w:rFonts w:ascii="Arial" w:hAnsi="Arial" w:cs="Arial"/>
-                <w:sz w:val="20"/>
-                <w:szCs w:val="20"/>
-              </w:rPr>
-              <w:t xml:space="preserve"> </w:t>
-            </w:r>
-            <w:r>
-              <w:rPr>
-                <w:rFonts w:ascii="Arial" w:hAnsi="Arial" w:cs="Arial"/>
-                <w:sz w:val="20"/>
-                <w:szCs w:val="20"/>
-              </w:rPr>
-              <w:br/>
-            </w:r>
             <w:r>
               <w:rPr>
                 <w:rFonts w:ascii="Consolas" w:hAnsi="Consolas" w:cs="Consolas"/>
                 <w:sz w:val="20"/>
                 <w:szCs w:val="20"/>
               </w:rPr>
-              <w:t>(Parts 1-3 and Q &amp; A)</w:t>
-            </w:r>
-          </w:p>
-          <w:p>
-            <w:pPr>
-              <w:numPr>
-                <w:ilvl w:val="0"/>
-                <w:numId w:val="1"/>
-              </w:numPr>
-              <w:pBdr>
-                <w:top w:val="nil"/>
-                <w:left w:val="nil"/>
-                <w:bottom w:val="nil"/>
-                <w:right w:val="nil"/>
-                <w:between w:val="nil"/>
-              </w:pBdr>
-              <w:spacing w:after="0" w:line="240" w:lineRule="auto"/>
-              <w:ind w:left="231" w:hanging="274"/>
-              <w:rPr>
-                <w:rFonts w:ascii="Arial" w:hAnsi="Arial" w:cs="Arial"/>
-                <w:sz w:val="20"/>
-                <w:szCs w:val="20"/>
-              </w:rPr>
-            </w:pPr>
-            <w:r>
-              <w:rPr>
-                <w:rFonts w:ascii="Arial" w:hAnsi="Arial" w:cs="Arial"/>
-                <w:sz w:val="20"/>
-                <w:szCs w:val="20"/>
-              </w:rPr>
-              <w:t xml:space="preserve">Question &amp; </w:t>
-            </w:r>
-            <w:r>
-              <w:rPr>
-                <w:rFonts w:ascii="Apple Color Emoji" w:hAnsi="Apple Color Emoji" w:cs="Apple Color Emoji"/>
-                <w:sz w:val="20"/>
-                <w:szCs w:val="20"/>
-              </w:rPr>
-              <w:t>👥</w:t>
-            </w:r>
-            <w:r>
-              <w:rPr>
-                <w:rFonts w:ascii="Arial" w:hAnsi="Arial" w:cs="Arial"/>
-                <w:sz w:val="20"/>
-                <w:szCs w:val="20"/>
-              </w:rPr>
-              <w:t xml:space="preserve"> </w:t>
-            </w:r>
-            <w:r>
-              <w:rPr>
-                <w:rFonts w:ascii="Arial" w:hAnsi="Arial" w:cs="Arial"/>
-                <w:b/>
-                <w:bCs/>
-                <w:sz w:val="20"/>
-                <w:szCs w:val="20"/>
-              </w:rPr>
-              <w:t>Discuss</w:t>
-            </w:r>
-            <w:r>
-              <w:rPr>
-                <w:rFonts w:ascii="Arial" w:hAnsi="Arial" w:cs="Arial"/>
-                <w:sz w:val="20"/>
-                <w:szCs w:val="20"/>
-              </w:rPr>
-              <w:t xml:space="preserve"> Module Objectives</w:t>
+              <w:t>(Parts 1-3 and Questions &amp; Analysis)</w:t>
             </w:r>
           </w:p>
         </w:tc>
@@ -1943,58 +1830,58 @@
           </w:tcPr>
           <w:p>
             <w:pPr>
-              <w:spacing w:after="80"/>
+              <w:spacing w:after="60" w:line="240" w:lineRule="auto"/>
               <w:rPr>
                 <w:rFonts w:ascii="Consolas" w:hAnsi="Consolas" w:cs="Consolas"/>
-                <w:sz w:val="21"/>
-                <w:szCs w:val="21"/>
+                <w:sz w:val="20"/>
+                <w:szCs w:val="20"/>
               </w:rPr>
             </w:pPr>
             <w:r>
               <w:rPr>
                 <w:rFonts w:ascii="Consolas" w:hAnsi="Consolas" w:cs="Consolas"/>
-                <w:sz w:val="21"/>
-                <w:szCs w:val="21"/>
+                <w:sz w:val="20"/>
+                <w:szCs w:val="20"/>
               </w:rPr>
               <w:t>Module 3</w:t>
             </w:r>
           </w:p>
           <w:p>
             <w:pPr>
-              <w:spacing w:after="80"/>
-              <w:rPr>
-                <w:rFonts w:ascii="Arial" w:hAnsi="Arial" w:cs="Arial"/>
-                <w:b/>
-                <w:bCs/>
-                <w:sz w:val="21"/>
-                <w:szCs w:val="21"/>
-              </w:rPr>
-            </w:pPr>
-            <w:r>
-              <w:rPr>
-                <w:rFonts w:ascii="Arial" w:hAnsi="Arial" w:cs="Arial"/>
-                <w:b/>
-                <w:bCs/>
-                <w:sz w:val="21"/>
-                <w:szCs w:val="21"/>
+              <w:spacing w:after="60" w:line="240" w:lineRule="auto"/>
+              <w:rPr>
+                <w:rFonts w:ascii="Arial" w:hAnsi="Arial" w:cs="Arial"/>
+                <w:b/>
+                <w:bCs/>
+                <w:sz w:val="20"/>
+                <w:szCs w:val="20"/>
+              </w:rPr>
+            </w:pPr>
+            <w:r>
+              <w:rPr>
+                <w:rFonts w:ascii="Arial" w:hAnsi="Arial" w:cs="Arial"/>
+                <w:b/>
+                <w:bCs/>
+                <w:sz w:val="20"/>
+                <w:szCs w:val="20"/>
               </w:rPr>
               <w:t>Semantic HTML and Images</w:t>
             </w:r>
           </w:p>
           <w:p>
             <w:pPr>
-              <w:spacing w:after="80"/>
-              <w:rPr>
-                <w:rFonts w:ascii="Arial" w:hAnsi="Arial" w:cs="Arial"/>
-                <w:sz w:val="21"/>
-                <w:szCs w:val="21"/>
-              </w:rPr>
-            </w:pPr>
-            <w:r>
-              <w:rPr>
-                <w:rFonts w:ascii="Arial" w:hAnsi="Arial" w:cs="Arial"/>
-                <w:sz w:val="21"/>
-                <w:szCs w:val="21"/>
+              <w:spacing w:after="60" w:line="240" w:lineRule="auto"/>
+              <w:rPr>
+                <w:rFonts w:ascii="Arial" w:hAnsi="Arial" w:cs="Arial"/>
+                <w:sz w:val="20"/>
+                <w:szCs w:val="20"/>
+              </w:rPr>
+            </w:pPr>
+            <w:r>
+              <w:rPr>
+                <w:rFonts w:ascii="Arial" w:hAnsi="Arial" w:cs="Arial"/>
+                <w:sz w:val="20"/>
+                <w:szCs w:val="20"/>
               </w:rPr>
               <w:t>Primary CLOs:</w:t>
             </w:r>
@@ -2012,19 +1899,19 @@
                 <w:right w:val="nil"/>
                 <w:between w:val="nil"/>
               </w:pBdr>
-              <w:spacing w:after="80"/>
+              <w:spacing w:after="60" w:line="240" w:lineRule="auto"/>
               <w:ind w:left="360"/>
               <w:rPr>
                 <w:rFonts w:ascii="Consolas" w:hAnsi="Consolas" w:cs="Consolas"/>
-                <w:sz w:val="21"/>
-                <w:szCs w:val="21"/>
+                <w:sz w:val="20"/>
+                <w:szCs w:val="20"/>
               </w:rPr>
             </w:pPr>
             <w:r>
               <w:rPr>
                 <w:rFonts w:ascii="Consolas" w:eastAsia="Courier New" w:hAnsi="Consolas" w:cs="Consolas"/>
-                <w:sz w:val="21"/>
-                <w:szCs w:val="21"/>
+                <w:sz w:val="20"/>
+                <w:szCs w:val="20"/>
               </w:rPr>
               <w:t>V</w:t>
             </w:r>
@@ -2032,7 +1919,7 @@
         </w:tc>
         <w:tc>
           <w:tcPr>
-            <w:tcW w:w="7453" w:type="dxa"/>
+            <w:tcW w:w="0" w:type="auto"/>
             <w:tcMar>
               <w:top w:w="86" w:type="dxa"/>
               <w:left w:w="86" w:type="dxa"/>
@@ -2053,7 +1940,7 @@
                 <w:right w:val="nil"/>
                 <w:between w:val="nil"/>
               </w:pBdr>
-              <w:spacing w:after="40"/>
+              <w:spacing w:after="60" w:line="240" w:lineRule="auto"/>
               <w:ind w:left="231" w:hanging="274"/>
               <w:rPr>
                 <w:rFonts w:ascii="Arial" w:hAnsi="Arial" w:cs="Arial"/>
@@ -2093,7 +1980,7 @@
                 <w:right w:val="nil"/>
                 <w:between w:val="nil"/>
               </w:pBdr>
-              <w:spacing w:after="40"/>
+              <w:spacing w:after="60" w:line="240" w:lineRule="auto"/>
               <w:ind w:left="231" w:hanging="274"/>
               <w:rPr>
                 <w:rFonts w:ascii="Arial" w:hAnsi="Arial" w:cs="Arial"/>
@@ -2117,23 +2004,41 @@
                 <w:sz w:val="20"/>
                 <w:szCs w:val="20"/>
               </w:rPr>
-              <w:t xml:space="preserve"> Embed images with the img element, writing alt text that matches each image’s purpose on the page</w:t>
-            </w:r>
-          </w:p>
-          <w:p>
-            <w:pPr>
-              <w:numPr>
-                <w:ilvl w:val="0"/>
-                <w:numId w:val="1"/>
-              </w:numPr>
-              <w:pBdr>
-                <w:top w:val="nil"/>
-                <w:left w:val="nil"/>
-                <w:bottom w:val="nil"/>
-                <w:right w:val="nil"/>
-                <w:between w:val="nil"/>
-              </w:pBdr>
-              <w:spacing w:after="40"/>
+              <w:t xml:space="preserve"> Embed images with the </w:t>
+            </w:r>
+            <w:proofErr w:type="spellStart"/>
+            <w:r>
+              <w:rPr>
+                <w:rFonts w:ascii="Arial" w:hAnsi="Arial" w:cs="Arial"/>
+                <w:sz w:val="20"/>
+                <w:szCs w:val="20"/>
+              </w:rPr>
+              <w:t>img</w:t>
+            </w:r>
+            <w:proofErr w:type="spellEnd"/>
+            <w:r>
+              <w:rPr>
+                <w:rFonts w:ascii="Arial" w:hAnsi="Arial" w:cs="Arial"/>
+                <w:sz w:val="20"/>
+                <w:szCs w:val="20"/>
+              </w:rPr>
+              <w:t xml:space="preserve"> element, writing alt text that matches each image’s purpose on the page</w:t>
+            </w:r>
+          </w:p>
+          <w:p>
+            <w:pPr>
+              <w:numPr>
+                <w:ilvl w:val="0"/>
+                <w:numId w:val="1"/>
+              </w:numPr>
+              <w:pBdr>
+                <w:top w:val="nil"/>
+                <w:left w:val="nil"/>
+                <w:bottom w:val="nil"/>
+                <w:right w:val="nil"/>
+                <w:between w:val="nil"/>
+              </w:pBdr>
+              <w:spacing w:after="60" w:line="240" w:lineRule="auto"/>
               <w:ind w:left="231" w:hanging="274"/>
               <w:rPr>
                 <w:rFonts w:ascii="Arial" w:hAnsi="Arial" w:cs="Arial"/>
@@ -2184,49 +2089,49 @@
                 <w:right w:val="nil"/>
                 <w:between w:val="nil"/>
               </w:pBdr>
-              <w:spacing w:after="0" w:line="216" w:lineRule="auto"/>
-              <w:ind w:left="231" w:hanging="274"/>
-              <w:rPr>
-                <w:rFonts w:ascii="Arial" w:hAnsi="Arial" w:cs="Arial"/>
-                <w:sz w:val="20"/>
-                <w:szCs w:val="20"/>
-              </w:rPr>
-            </w:pPr>
-            <w:r>
-              <w:rPr>
-                <w:rFonts w:ascii="Arial" w:hAnsi="Arial" w:cs="Arial"/>
-                <w:sz w:val="20"/>
-                <w:szCs w:val="20"/>
-              </w:rPr>
-              <w:t>Read Sections: 3.1 - 3.7</w:t>
-            </w:r>
-          </w:p>
-          <w:p>
-            <w:pPr>
-              <w:numPr>
-                <w:ilvl w:val="0"/>
-                <w:numId w:val="1"/>
-              </w:numPr>
-              <w:pBdr>
-                <w:top w:val="nil"/>
-                <w:left w:val="nil"/>
-                <w:bottom w:val="nil"/>
-                <w:right w:val="nil"/>
-                <w:between w:val="nil"/>
-              </w:pBdr>
-              <w:spacing w:after="0" w:line="216" w:lineRule="auto"/>
-              <w:ind w:left="231" w:hanging="274"/>
-              <w:rPr>
-                <w:rFonts w:ascii="Arial" w:hAnsi="Arial" w:cs="Arial"/>
-                <w:sz w:val="20"/>
-                <w:szCs w:val="20"/>
-              </w:rPr>
-            </w:pPr>
-            <w:r>
-              <w:rPr>
-                <w:rFonts w:ascii="Arial" w:hAnsi="Arial" w:cs="Arial"/>
-                <w:sz w:val="20"/>
-                <w:szCs w:val="20"/>
+              <w:spacing w:after="0" w:line="240" w:lineRule="auto"/>
+              <w:ind w:left="231" w:hanging="274"/>
+              <w:rPr>
+                <w:rFonts w:ascii="Arial" w:hAnsi="Arial" w:cs="Arial"/>
+                <w:sz w:val="18"/>
+                <w:szCs w:val="18"/>
+              </w:rPr>
+            </w:pPr>
+            <w:r>
+              <w:rPr>
+                <w:rFonts w:ascii="Arial" w:hAnsi="Arial" w:cs="Arial"/>
+                <w:sz w:val="18"/>
+                <w:szCs w:val="18"/>
+              </w:rPr>
+              <w:t>Read Sections: 3.1 - 3.5</w:t>
+            </w:r>
+          </w:p>
+          <w:p>
+            <w:pPr>
+              <w:numPr>
+                <w:ilvl w:val="0"/>
+                <w:numId w:val="1"/>
+              </w:numPr>
+              <w:pBdr>
+                <w:top w:val="nil"/>
+                <w:left w:val="nil"/>
+                <w:bottom w:val="nil"/>
+                <w:right w:val="nil"/>
+                <w:between w:val="nil"/>
+              </w:pBdr>
+              <w:spacing w:after="0" w:line="240" w:lineRule="auto"/>
+              <w:ind w:left="231" w:hanging="274"/>
+              <w:rPr>
+                <w:rFonts w:ascii="Arial" w:hAnsi="Arial" w:cs="Arial"/>
+                <w:sz w:val="18"/>
+                <w:szCs w:val="18"/>
+              </w:rPr>
+            </w:pPr>
+            <w:r>
+              <w:rPr>
+                <w:rFonts w:ascii="Arial" w:hAnsi="Arial" w:cs="Arial"/>
+                <w:sz w:val="18"/>
+                <w:szCs w:val="18"/>
               </w:rPr>
               <w:t>Practice: Try It Yourself</w:t>
             </w:r>
@@ -2244,27 +2149,27 @@
                 <w:right w:val="nil"/>
                 <w:between w:val="nil"/>
               </w:pBdr>
-              <w:spacing w:after="0" w:line="216" w:lineRule="auto"/>
-              <w:ind w:left="231" w:hanging="274"/>
-              <w:rPr>
-                <w:rFonts w:ascii="Arial" w:hAnsi="Arial" w:cs="Arial"/>
-                <w:sz w:val="20"/>
-                <w:szCs w:val="20"/>
-              </w:rPr>
-            </w:pPr>
-            <w:r>
-              <w:rPr>
-                <w:rFonts w:ascii="Arial" w:hAnsi="Arial" w:cs="Arial"/>
-                <w:sz w:val="20"/>
-                <w:szCs w:val="20"/>
+              <w:spacing w:after="0" w:line="240" w:lineRule="auto"/>
+              <w:ind w:left="231" w:hanging="274"/>
+              <w:rPr>
+                <w:rFonts w:ascii="Arial" w:hAnsi="Arial" w:cs="Arial"/>
+                <w:sz w:val="18"/>
+                <w:szCs w:val="18"/>
+              </w:rPr>
+            </w:pPr>
+            <w:r>
+              <w:rPr>
+                <w:rFonts w:ascii="Arial" w:hAnsi="Arial" w:cs="Arial"/>
+                <w:sz w:val="18"/>
+                <w:szCs w:val="18"/>
               </w:rPr>
               <w:t xml:space="preserve">Debug: Fix It </w:t>
             </w:r>
             <w:r>
               <w:rPr>
                 <w:rFonts w:ascii="Apple Color Emoji" w:hAnsi="Apple Color Emoji" w:cs="Apple Color Emoji"/>
-                <w:sz w:val="20"/>
-                <w:szCs w:val="20"/>
+                <w:sz w:val="18"/>
+                <w:szCs w:val="18"/>
               </w:rPr>
               <w:t>🔧</w:t>
             </w:r>
@@ -2282,19 +2187,19 @@
                 <w:right w:val="nil"/>
                 <w:between w:val="nil"/>
               </w:pBdr>
-              <w:spacing w:after="0" w:line="216" w:lineRule="auto"/>
-              <w:ind w:left="231" w:hanging="274"/>
-              <w:rPr>
-                <w:rFonts w:ascii="Arial" w:hAnsi="Arial" w:cs="Arial"/>
-                <w:sz w:val="20"/>
-                <w:szCs w:val="20"/>
-              </w:rPr>
-            </w:pPr>
-            <w:r>
-              <w:rPr>
-                <w:rFonts w:ascii="Arial" w:hAnsi="Arial" w:cs="Arial"/>
-                <w:sz w:val="20"/>
-                <w:szCs w:val="20"/>
+              <w:spacing w:after="0" w:line="240" w:lineRule="auto"/>
+              <w:ind w:left="231" w:hanging="274"/>
+              <w:rPr>
+                <w:rFonts w:ascii="Arial" w:hAnsi="Arial" w:cs="Arial"/>
+                <w:sz w:val="18"/>
+                <w:szCs w:val="18"/>
+              </w:rPr>
+            </w:pPr>
+            <w:r>
+              <w:rPr>
+                <w:rFonts w:ascii="Arial" w:hAnsi="Arial" w:cs="Arial"/>
+                <w:sz w:val="18"/>
+                <w:szCs w:val="18"/>
               </w:rPr>
               <w:t>Answer: Quick Checks</w:t>
             </w:r>
@@ -2312,19 +2217,19 @@
                 <w:right w:val="nil"/>
                 <w:between w:val="nil"/>
               </w:pBdr>
-              <w:spacing w:after="0" w:line="216" w:lineRule="auto"/>
-              <w:ind w:left="231" w:hanging="274"/>
-              <w:rPr>
-                <w:rFonts w:ascii="Arial" w:hAnsi="Arial" w:cs="Arial"/>
-                <w:sz w:val="20"/>
-                <w:szCs w:val="20"/>
-              </w:rPr>
-            </w:pPr>
-            <w:r>
-              <w:rPr>
-                <w:rFonts w:ascii="Arial" w:hAnsi="Arial" w:cs="Arial"/>
-                <w:sz w:val="20"/>
-                <w:szCs w:val="20"/>
+              <w:spacing w:after="0" w:line="240" w:lineRule="auto"/>
+              <w:ind w:left="231" w:hanging="274"/>
+              <w:rPr>
+                <w:rFonts w:ascii="Arial" w:hAnsi="Arial" w:cs="Arial"/>
+                <w:sz w:val="18"/>
+                <w:szCs w:val="18"/>
+              </w:rPr>
+            </w:pPr>
+            <w:r>
+              <w:rPr>
+                <w:rFonts w:ascii="Arial" w:hAnsi="Arial" w:cs="Arial"/>
+                <w:sz w:val="18"/>
+                <w:szCs w:val="18"/>
               </w:rPr>
               <w:t>Recall: Retrieval Practice</w:t>
             </w:r>
@@ -2342,57 +2247,27 @@
                 <w:right w:val="nil"/>
                 <w:between w:val="nil"/>
               </w:pBdr>
-              <w:spacing w:after="0" w:line="216" w:lineRule="auto"/>
-              <w:ind w:left="231" w:hanging="274"/>
-              <w:rPr>
-                <w:rFonts w:ascii="Arial" w:hAnsi="Arial" w:cs="Arial"/>
-                <w:sz w:val="20"/>
-                <w:szCs w:val="20"/>
-              </w:rPr>
-            </w:pPr>
-            <w:r>
-              <w:rPr>
-                <w:rFonts w:ascii="Arial" w:hAnsi="Arial" w:cs="Arial"/>
-                <w:sz w:val="20"/>
-                <w:szCs w:val="20"/>
-              </w:rPr>
-              <w:t>Review Questions</w:t>
-            </w:r>
-          </w:p>
-          <w:p>
-            <w:pPr>
-              <w:numPr>
-                <w:ilvl w:val="0"/>
-                <w:numId w:val="1"/>
-              </w:numPr>
-              <w:pBdr>
-                <w:top w:val="nil"/>
-                <w:left w:val="nil"/>
-                <w:bottom w:val="nil"/>
-                <w:right w:val="nil"/>
-                <w:between w:val="nil"/>
-              </w:pBdr>
-              <w:spacing w:after="0" w:line="216" w:lineRule="auto"/>
-              <w:ind w:left="231" w:hanging="274"/>
-              <w:rPr>
-                <w:rFonts w:ascii="Arial" w:hAnsi="Arial" w:cs="Arial"/>
-                <w:sz w:val="20"/>
-                <w:szCs w:val="20"/>
-              </w:rPr>
-            </w:pPr>
-            <w:r>
-              <w:rPr>
-                <w:rFonts w:ascii="Arial" w:hAnsi="Arial" w:cs="Arial"/>
-                <w:sz w:val="20"/>
-                <w:szCs w:val="20"/>
-              </w:rPr>
-              <w:t>Looking Ahead</w:t>
+              <w:spacing w:after="0" w:line="240" w:lineRule="auto"/>
+              <w:ind w:left="231" w:hanging="274"/>
+              <w:rPr>
+                <w:rFonts w:ascii="Arial" w:hAnsi="Arial" w:cs="Arial"/>
+                <w:sz w:val="18"/>
+                <w:szCs w:val="18"/>
+              </w:rPr>
+            </w:pPr>
+            <w:r>
+              <w:rPr>
+                <w:rFonts w:ascii="Arial" w:hAnsi="Arial" w:cs="Arial"/>
+                <w:sz w:val="18"/>
+                <w:szCs w:val="18"/>
+              </w:rPr>
+              <w:t>Review, Further Reading, and Looking Ahead</w:t>
             </w:r>
           </w:p>
         </w:tc>
         <w:tc>
           <w:tcPr>
-            <w:tcW w:w="2759" w:type="dxa"/>
+            <w:tcW w:w="2880" w:type="dxa"/>
             <w:tcMar>
               <w:top w:w="86" w:type="dxa"/>
               <w:left w:w="86" w:type="dxa"/>
@@ -2413,21 +2288,21 @@
                 <w:right w:val="nil"/>
                 <w:between w:val="nil"/>
               </w:pBdr>
-              <w:spacing w:after="0" w:line="240" w:lineRule="auto"/>
-              <w:ind w:left="231" w:hanging="274"/>
-              <w:rPr>
-                <w:rFonts w:ascii="Arial" w:hAnsi="Arial" w:cs="Arial"/>
-                <w:sz w:val="20"/>
-                <w:szCs w:val="20"/>
-              </w:rPr>
-            </w:pPr>
-            <w:r>
-              <w:rPr>
-                <w:rFonts w:ascii="Arial" w:hAnsi="Arial" w:cs="Arial"/>
-                <w:sz w:val="20"/>
-                <w:szCs w:val="20"/>
-              </w:rPr>
-              <w:t xml:space="preserve">3.6 Skills Lab 3A: </w:t>
+              <w:spacing w:after="60" w:line="240" w:lineRule="auto"/>
+              <w:ind w:left="231" w:hanging="274"/>
+              <w:rPr>
+                <w:rFonts w:ascii="Arial" w:hAnsi="Arial" w:cs="Arial"/>
+                <w:sz w:val="20"/>
+                <w:szCs w:val="20"/>
+              </w:rPr>
+            </w:pPr>
+            <w:r>
+              <w:rPr>
+                <w:rFonts w:ascii="Arial" w:hAnsi="Arial" w:cs="Arial"/>
+                <w:sz w:val="20"/>
+                <w:szCs w:val="20"/>
+              </w:rPr>
+              <w:t xml:space="preserve">3.6 Skills Lab - </w:t>
             </w:r>
             <w:r>
               <w:rPr>
@@ -2445,7 +2320,29 @@
                 <w:sz w:val="20"/>
                 <w:szCs w:val="20"/>
               </w:rPr>
-              <w:t>Give Copperwind’s Site Structure and Pictures</w:t>
+              <w:t xml:space="preserve">Give </w:t>
+            </w:r>
+            <w:proofErr w:type="spellStart"/>
+            <w:r>
+              <w:rPr>
+                <w:rFonts w:ascii="Arial" w:hAnsi="Arial" w:cs="Arial"/>
+                <w:b/>
+                <w:bCs/>
+                <w:sz w:val="20"/>
+                <w:szCs w:val="20"/>
+              </w:rPr>
+              <w:t>Copperwind’s</w:t>
+            </w:r>
+            <w:proofErr w:type="spellEnd"/>
+            <w:r>
+              <w:rPr>
+                <w:rFonts w:ascii="Arial" w:hAnsi="Arial" w:cs="Arial"/>
+                <w:b/>
+                <w:bCs/>
+                <w:sz w:val="20"/>
+                <w:szCs w:val="20"/>
+              </w:rPr>
+              <w:t xml:space="preserve"> Site Structure and Pictures</w:t>
             </w:r>
             <w:r>
               <w:rPr>
@@ -2470,6 +2367,86 @@
                 <w:szCs w:val="20"/>
               </w:rPr>
               <w:t>(Parts 1-3 and Questions &amp; Analysis)</w:t>
+            </w:r>
+          </w:p>
+          <w:p>
+            <w:pPr>
+              <w:numPr>
+                <w:ilvl w:val="0"/>
+                <w:numId w:val="1"/>
+              </w:numPr>
+              <w:pBdr>
+                <w:top w:val="nil"/>
+                <w:left w:val="nil"/>
+                <w:bottom w:val="nil"/>
+                <w:right w:val="nil"/>
+                <w:between w:val="nil"/>
+              </w:pBdr>
+              <w:spacing w:after="60" w:line="240" w:lineRule="auto"/>
+              <w:ind w:left="231" w:hanging="274"/>
+              <w:rPr>
+                <w:rFonts w:ascii="Arial" w:hAnsi="Arial" w:cs="Arial"/>
+                <w:sz w:val="20"/>
+                <w:szCs w:val="20"/>
+              </w:rPr>
+            </w:pPr>
+            <w:r>
+              <w:rPr>
+                <w:rFonts w:ascii="Arial" w:hAnsi="Arial" w:cs="Arial"/>
+                <w:b/>
+                <w:bCs/>
+                <w:color w:val="012F76"/>
+                <w:sz w:val="20"/>
+                <w:szCs w:val="20"/>
+              </w:rPr>
+              <w:t xml:space="preserve">3.7 </w:t>
+            </w:r>
+            <w:r>
+              <w:rPr>
+                <w:rFonts w:ascii="Arial" w:hAnsi="Arial" w:cs="Arial"/>
+                <w:color w:val="012F76"/>
+                <w:sz w:val="20"/>
+                <w:szCs w:val="20"/>
+              </w:rPr>
+              <w:t>Question &amp; Discuss</w:t>
+            </w:r>
+            <w:r>
+              <w:rPr>
+                <w:rFonts w:ascii="Arial" w:hAnsi="Arial" w:cs="Arial"/>
+                <w:color w:val="012F76"/>
+                <w:sz w:val="20"/>
+                <w:szCs w:val="20"/>
+              </w:rPr>
+              <w:t xml:space="preserve"> </w:t>
+            </w:r>
+            <w:r>
+              <w:rPr>
+                <w:rFonts w:ascii="Apple Color Emoji" w:hAnsi="Apple Color Emoji" w:cs="Apple Color Emoji"/>
+                <w:color w:val="012F76"/>
+                <w:sz w:val="20"/>
+                <w:szCs w:val="20"/>
+              </w:rPr>
+              <w:t>🤔</w:t>
+            </w:r>
+            <w:r>
+              <w:rPr>
+                <w:rFonts w:ascii="Apple Color Emoji" w:hAnsi="Apple Color Emoji" w:cs="Apple Color Emoji"/>
+                <w:color w:val="012F76"/>
+                <w:sz w:val="20"/>
+                <w:szCs w:val="20"/>
+              </w:rPr>
+              <w:t xml:space="preserve"> </w:t>
+            </w:r>
+            <w:r>
+              <w:rPr>
+                <w:rFonts w:ascii="Arial" w:hAnsi="Arial" w:cs="Arial"/>
+                <w:b/>
+                <w:bCs/>
+                <w:color w:val="012F76"/>
+                <w:sz w:val="20"/>
+                <w:szCs w:val="20"/>
+              </w:rPr>
+              <w:t>Semantic HTML</w:t>
             </w:r>
           </w:p>
         </w:tc>
@@ -2490,58 +2467,58 @@
           </w:tcPr>
           <w:p>
             <w:pPr>
-              <w:spacing w:after="80"/>
+              <w:spacing w:after="60" w:line="240" w:lineRule="auto"/>
               <w:rPr>
                 <w:rFonts w:ascii="Consolas" w:hAnsi="Consolas" w:cs="Consolas"/>
-                <w:sz w:val="21"/>
-                <w:szCs w:val="21"/>
+                <w:sz w:val="20"/>
+                <w:szCs w:val="20"/>
               </w:rPr>
             </w:pPr>
             <w:r>
               <w:rPr>
                 <w:rFonts w:ascii="Consolas" w:hAnsi="Consolas" w:cs="Consolas"/>
-                <w:sz w:val="21"/>
-                <w:szCs w:val="21"/>
+                <w:sz w:val="20"/>
+                <w:szCs w:val="20"/>
               </w:rPr>
               <w:t>Module 4</w:t>
             </w:r>
           </w:p>
           <w:p>
             <w:pPr>
-              <w:spacing w:after="80"/>
-              <w:rPr>
-                <w:rFonts w:ascii="Arial" w:hAnsi="Arial" w:cs="Arial"/>
-                <w:b/>
-                <w:bCs/>
-                <w:sz w:val="21"/>
-                <w:szCs w:val="21"/>
-              </w:rPr>
-            </w:pPr>
-            <w:r>
-              <w:rPr>
-                <w:rFonts w:ascii="Arial" w:hAnsi="Arial" w:cs="Arial"/>
-                <w:b/>
-                <w:bCs/>
-                <w:sz w:val="21"/>
-                <w:szCs w:val="21"/>
+              <w:spacing w:after="60" w:line="240" w:lineRule="auto"/>
+              <w:rPr>
+                <w:rFonts w:ascii="Arial" w:hAnsi="Arial" w:cs="Arial"/>
+                <w:b/>
+                <w:bCs/>
+                <w:sz w:val="20"/>
+                <w:szCs w:val="20"/>
+              </w:rPr>
+            </w:pPr>
+            <w:r>
+              <w:rPr>
+                <w:rFonts w:ascii="Arial" w:hAnsi="Arial" w:cs="Arial"/>
+                <w:b/>
+                <w:bCs/>
+                <w:sz w:val="20"/>
+                <w:szCs w:val="20"/>
               </w:rPr>
               <w:t>CSS Foundations</w:t>
             </w:r>
           </w:p>
           <w:p>
             <w:pPr>
-              <w:spacing w:after="80"/>
-              <w:rPr>
-                <w:rFonts w:ascii="Arial" w:hAnsi="Arial" w:cs="Arial"/>
-                <w:sz w:val="21"/>
-                <w:szCs w:val="21"/>
-              </w:rPr>
-            </w:pPr>
-            <w:r>
-              <w:rPr>
-                <w:rFonts w:ascii="Arial" w:hAnsi="Arial" w:cs="Arial"/>
-                <w:sz w:val="21"/>
-                <w:szCs w:val="21"/>
+              <w:spacing w:after="60" w:line="240" w:lineRule="auto"/>
+              <w:rPr>
+                <w:rFonts w:ascii="Arial" w:hAnsi="Arial" w:cs="Arial"/>
+                <w:sz w:val="20"/>
+                <w:szCs w:val="20"/>
+              </w:rPr>
+            </w:pPr>
+            <w:r>
+              <w:rPr>
+                <w:rFonts w:ascii="Arial" w:hAnsi="Arial" w:cs="Arial"/>
+                <w:sz w:val="20"/>
+                <w:szCs w:val="20"/>
               </w:rPr>
               <w:t>Primary CLOs:</w:t>
             </w:r>
@@ -2559,19 +2536,19 @@
                 <w:right w:val="nil"/>
                 <w:between w:val="nil"/>
               </w:pBdr>
-              <w:spacing w:after="80"/>
+              <w:spacing w:after="60" w:line="240" w:lineRule="auto"/>
               <w:ind w:left="360"/>
               <w:rPr>
                 <w:rFonts w:ascii="Consolas" w:hAnsi="Consolas" w:cs="Consolas"/>
-                <w:sz w:val="21"/>
-                <w:szCs w:val="21"/>
+                <w:sz w:val="20"/>
+                <w:szCs w:val="20"/>
               </w:rPr>
             </w:pPr>
             <w:r>
               <w:rPr>
                 <w:rFonts w:ascii="Consolas" w:eastAsia="Courier New" w:hAnsi="Consolas" w:cs="Consolas"/>
-                <w:sz w:val="21"/>
-                <w:szCs w:val="21"/>
+                <w:sz w:val="20"/>
+                <w:szCs w:val="20"/>
               </w:rPr>
               <w:t>IV, V, IX</w:t>
             </w:r>
@@ -2579,7 +2556,7 @@
         </w:tc>
         <w:tc>
           <w:tcPr>
-            <w:tcW w:w="7453" w:type="dxa"/>
+            <w:tcW w:w="0" w:type="auto"/>
             <w:tcMar>
               <w:top w:w="86" w:type="dxa"/>
               <w:left w:w="86" w:type="dxa"/>
@@ -2600,7 +2577,7 @@
                 <w:right w:val="nil"/>
                 <w:between w:val="nil"/>
               </w:pBdr>
-              <w:spacing w:after="40"/>
+              <w:spacing w:after="60" w:line="240" w:lineRule="auto"/>
               <w:ind w:left="231" w:hanging="274"/>
               <w:rPr>
                 <w:rFonts w:ascii="Arial" w:hAnsi="Arial" w:cs="Arial"/>
@@ -2640,7 +2617,7 @@
                 <w:right w:val="nil"/>
                 <w:between w:val="nil"/>
               </w:pBdr>
-              <w:spacing w:after="40"/>
+              <w:spacing w:after="60" w:line="240" w:lineRule="auto"/>
               <w:ind w:left="231" w:hanging="274"/>
               <w:rPr>
                 <w:rFonts w:ascii="Arial" w:hAnsi="Arial" w:cs="Arial"/>
@@ -2680,7 +2657,7 @@
                 <w:right w:val="nil"/>
                 <w:between w:val="nil"/>
               </w:pBdr>
-              <w:spacing w:after="40"/>
+              <w:spacing w:after="60" w:line="240" w:lineRule="auto"/>
               <w:ind w:left="231" w:hanging="274"/>
               <w:rPr>
                 <w:rFonts w:ascii="Arial" w:hAnsi="Arial" w:cs="Arial"/>
@@ -2731,49 +2708,49 @@
                 <w:right w:val="nil"/>
                 <w:between w:val="nil"/>
               </w:pBdr>
-              <w:spacing w:after="0" w:line="216" w:lineRule="auto"/>
-              <w:ind w:left="231" w:hanging="274"/>
-              <w:rPr>
-                <w:rFonts w:ascii="Arial" w:hAnsi="Arial" w:cs="Arial"/>
-                <w:sz w:val="20"/>
-                <w:szCs w:val="20"/>
-              </w:rPr>
-            </w:pPr>
-            <w:r>
-              <w:rPr>
-                <w:rFonts w:ascii="Arial" w:hAnsi="Arial" w:cs="Arial"/>
-                <w:sz w:val="20"/>
-                <w:szCs w:val="20"/>
-              </w:rPr>
-              <w:t>Read Sections: 4.1 - 4.7</w:t>
-            </w:r>
-          </w:p>
-          <w:p>
-            <w:pPr>
-              <w:numPr>
-                <w:ilvl w:val="0"/>
-                <w:numId w:val="1"/>
-              </w:numPr>
-              <w:pBdr>
-                <w:top w:val="nil"/>
-                <w:left w:val="nil"/>
-                <w:bottom w:val="nil"/>
-                <w:right w:val="nil"/>
-                <w:between w:val="nil"/>
-              </w:pBdr>
-              <w:spacing w:after="0" w:line="216" w:lineRule="auto"/>
-              <w:ind w:left="231" w:hanging="274"/>
-              <w:rPr>
-                <w:rFonts w:ascii="Arial" w:hAnsi="Arial" w:cs="Arial"/>
-                <w:sz w:val="20"/>
-                <w:szCs w:val="20"/>
-              </w:rPr>
-            </w:pPr>
-            <w:r>
-              <w:rPr>
-                <w:rFonts w:ascii="Arial" w:hAnsi="Arial" w:cs="Arial"/>
-                <w:sz w:val="20"/>
-                <w:szCs w:val="20"/>
+              <w:spacing w:after="0" w:line="240" w:lineRule="auto"/>
+              <w:ind w:left="231" w:hanging="274"/>
+              <w:rPr>
+                <w:rFonts w:ascii="Arial" w:hAnsi="Arial" w:cs="Arial"/>
+                <w:sz w:val="18"/>
+                <w:szCs w:val="18"/>
+              </w:rPr>
+            </w:pPr>
+            <w:r>
+              <w:rPr>
+                <w:rFonts w:ascii="Arial" w:hAnsi="Arial" w:cs="Arial"/>
+                <w:sz w:val="18"/>
+                <w:szCs w:val="18"/>
+              </w:rPr>
+              <w:t>Read Sections: 4.1 - 4.5</w:t>
+            </w:r>
+          </w:p>
+          <w:p>
+            <w:pPr>
+              <w:numPr>
+                <w:ilvl w:val="0"/>
+                <w:numId w:val="1"/>
+              </w:numPr>
+              <w:pBdr>
+                <w:top w:val="nil"/>
+                <w:left w:val="nil"/>
+                <w:bottom w:val="nil"/>
+                <w:right w:val="nil"/>
+                <w:between w:val="nil"/>
+              </w:pBdr>
+              <w:spacing w:after="0" w:line="240" w:lineRule="auto"/>
+              <w:ind w:left="231" w:hanging="274"/>
+              <w:rPr>
+                <w:rFonts w:ascii="Arial" w:hAnsi="Arial" w:cs="Arial"/>
+                <w:sz w:val="18"/>
+                <w:szCs w:val="18"/>
+              </w:rPr>
+            </w:pPr>
+            <w:r>
+              <w:rPr>
+                <w:rFonts w:ascii="Arial" w:hAnsi="Arial" w:cs="Arial"/>
+                <w:sz w:val="18"/>
+                <w:szCs w:val="18"/>
               </w:rPr>
               <w:t>Practice: Try It Yourself</w:t>
             </w:r>
@@ -2791,27 +2768,27 @@
                 <w:right w:val="nil"/>
                 <w:between w:val="nil"/>
               </w:pBdr>
-              <w:spacing w:after="0" w:line="216" w:lineRule="auto"/>
-              <w:ind w:left="231" w:hanging="274"/>
-              <w:rPr>
-                <w:rFonts w:ascii="Arial" w:hAnsi="Arial" w:cs="Arial"/>
-                <w:sz w:val="20"/>
-                <w:szCs w:val="20"/>
-              </w:rPr>
-            </w:pPr>
-            <w:r>
-              <w:rPr>
-                <w:rFonts w:ascii="Arial" w:hAnsi="Arial" w:cs="Arial"/>
-                <w:sz w:val="20"/>
-                <w:szCs w:val="20"/>
+              <w:spacing w:after="0" w:line="240" w:lineRule="auto"/>
+              <w:ind w:left="231" w:hanging="274"/>
+              <w:rPr>
+                <w:rFonts w:ascii="Arial" w:hAnsi="Arial" w:cs="Arial"/>
+                <w:sz w:val="18"/>
+                <w:szCs w:val="18"/>
+              </w:rPr>
+            </w:pPr>
+            <w:r>
+              <w:rPr>
+                <w:rFonts w:ascii="Arial" w:hAnsi="Arial" w:cs="Arial"/>
+                <w:sz w:val="18"/>
+                <w:szCs w:val="18"/>
               </w:rPr>
               <w:t xml:space="preserve">Debug: Fix It </w:t>
             </w:r>
             <w:r>
               <w:rPr>
                 <w:rFonts w:ascii="Apple Color Emoji" w:hAnsi="Apple Color Emoji" w:cs="Apple Color Emoji"/>
-                <w:sz w:val="20"/>
-                <w:szCs w:val="20"/>
+                <w:sz w:val="18"/>
+                <w:szCs w:val="18"/>
               </w:rPr>
               <w:t>🔧</w:t>
             </w:r>
@@ -2829,19 +2806,19 @@
                 <w:right w:val="nil"/>
                 <w:between w:val="nil"/>
               </w:pBdr>
-              <w:spacing w:after="0" w:line="216" w:lineRule="auto"/>
-              <w:ind w:left="231" w:hanging="274"/>
-              <w:rPr>
-                <w:rFonts w:ascii="Arial" w:hAnsi="Arial" w:cs="Arial"/>
-                <w:sz w:val="20"/>
-                <w:szCs w:val="20"/>
-              </w:rPr>
-            </w:pPr>
-            <w:r>
-              <w:rPr>
-                <w:rFonts w:ascii="Arial" w:hAnsi="Arial" w:cs="Arial"/>
-                <w:sz w:val="20"/>
-                <w:szCs w:val="20"/>
+              <w:spacing w:after="0" w:line="240" w:lineRule="auto"/>
+              <w:ind w:left="231" w:hanging="274"/>
+              <w:rPr>
+                <w:rFonts w:ascii="Arial" w:hAnsi="Arial" w:cs="Arial"/>
+                <w:sz w:val="18"/>
+                <w:szCs w:val="18"/>
+              </w:rPr>
+            </w:pPr>
+            <w:r>
+              <w:rPr>
+                <w:rFonts w:ascii="Arial" w:hAnsi="Arial" w:cs="Arial"/>
+                <w:sz w:val="18"/>
+                <w:szCs w:val="18"/>
               </w:rPr>
               <w:t>Answer: Quick Checks</w:t>
             </w:r>
@@ -2859,19 +2836,19 @@
                 <w:right w:val="nil"/>
                 <w:between w:val="nil"/>
               </w:pBdr>
-              <w:spacing w:after="0" w:line="216" w:lineRule="auto"/>
-              <w:ind w:left="231" w:hanging="274"/>
-              <w:rPr>
-                <w:rFonts w:ascii="Arial" w:hAnsi="Arial" w:cs="Arial"/>
-                <w:sz w:val="20"/>
-                <w:szCs w:val="20"/>
-              </w:rPr>
-            </w:pPr>
-            <w:r>
-              <w:rPr>
-                <w:rFonts w:ascii="Arial" w:hAnsi="Arial" w:cs="Arial"/>
-                <w:sz w:val="20"/>
-                <w:szCs w:val="20"/>
+              <w:spacing w:after="0" w:line="240" w:lineRule="auto"/>
+              <w:ind w:left="231" w:hanging="274"/>
+              <w:rPr>
+                <w:rFonts w:ascii="Arial" w:hAnsi="Arial" w:cs="Arial"/>
+                <w:sz w:val="18"/>
+                <w:szCs w:val="18"/>
+              </w:rPr>
+            </w:pPr>
+            <w:r>
+              <w:rPr>
+                <w:rFonts w:ascii="Arial" w:hAnsi="Arial" w:cs="Arial"/>
+                <w:sz w:val="18"/>
+                <w:szCs w:val="18"/>
               </w:rPr>
               <w:t>Recall: Retrieval Practice</w:t>
             </w:r>
@@ -2889,57 +2866,27 @@
                 <w:right w:val="nil"/>
                 <w:between w:val="nil"/>
               </w:pBdr>
-              <w:spacing w:after="0" w:line="216" w:lineRule="auto"/>
-              <w:ind w:left="231" w:hanging="274"/>
-              <w:rPr>
-                <w:rFonts w:ascii="Arial" w:hAnsi="Arial" w:cs="Arial"/>
-                <w:sz w:val="20"/>
-                <w:szCs w:val="20"/>
-              </w:rPr>
-            </w:pPr>
-            <w:r>
-              <w:rPr>
-                <w:rFonts w:ascii="Arial" w:hAnsi="Arial" w:cs="Arial"/>
-                <w:sz w:val="20"/>
-                <w:szCs w:val="20"/>
-              </w:rPr>
-              <w:t>Review Questions</w:t>
-            </w:r>
-          </w:p>
-          <w:p>
-            <w:pPr>
-              <w:numPr>
-                <w:ilvl w:val="0"/>
-                <w:numId w:val="1"/>
-              </w:numPr>
-              <w:pBdr>
-                <w:top w:val="nil"/>
-                <w:left w:val="nil"/>
-                <w:bottom w:val="nil"/>
-                <w:right w:val="nil"/>
-                <w:between w:val="nil"/>
-              </w:pBdr>
-              <w:spacing w:after="0" w:line="216" w:lineRule="auto"/>
-              <w:ind w:left="231" w:hanging="274"/>
-              <w:rPr>
-                <w:rFonts w:ascii="Arial" w:hAnsi="Arial" w:cs="Arial"/>
-                <w:sz w:val="20"/>
-                <w:szCs w:val="20"/>
-              </w:rPr>
-            </w:pPr>
-            <w:r>
-              <w:rPr>
-                <w:rFonts w:ascii="Arial" w:hAnsi="Arial" w:cs="Arial"/>
-                <w:sz w:val="20"/>
-                <w:szCs w:val="20"/>
-              </w:rPr>
-              <w:t>Looking Ahead</w:t>
+              <w:spacing w:after="0" w:line="240" w:lineRule="auto"/>
+              <w:ind w:left="231" w:hanging="274"/>
+              <w:rPr>
+                <w:rFonts w:ascii="Arial" w:hAnsi="Arial" w:cs="Arial"/>
+                <w:sz w:val="18"/>
+                <w:szCs w:val="18"/>
+              </w:rPr>
+            </w:pPr>
+            <w:r>
+              <w:rPr>
+                <w:rFonts w:ascii="Arial" w:hAnsi="Arial" w:cs="Arial"/>
+                <w:sz w:val="18"/>
+                <w:szCs w:val="18"/>
+              </w:rPr>
+              <w:t>Review, Further Reading, and Looking Ahead</w:t>
             </w:r>
           </w:p>
         </w:tc>
         <w:tc>
           <w:tcPr>
-            <w:tcW w:w="2759" w:type="dxa"/>
+            <w:tcW w:w="2880" w:type="dxa"/>
             <w:tcMar>
               <w:top w:w="86" w:type="dxa"/>
               <w:left w:w="86" w:type="dxa"/>
@@ -2960,21 +2907,61 @@
                 <w:right w:val="nil"/>
                 <w:between w:val="nil"/>
               </w:pBdr>
-              <w:spacing w:after="0" w:line="240" w:lineRule="auto"/>
-              <w:ind w:left="231" w:hanging="274"/>
-              <w:rPr>
-                <w:rFonts w:ascii="Arial" w:hAnsi="Arial" w:cs="Arial"/>
-                <w:sz w:val="20"/>
-                <w:szCs w:val="20"/>
-              </w:rPr>
-            </w:pPr>
-            <w:r>
-              <w:rPr>
-                <w:rFonts w:ascii="Apple Color Emoji" w:hAnsi="Apple Color Emoji" w:cs="Apple Color Emoji"/>
-                <w:sz w:val="20"/>
-                <w:szCs w:val="20"/>
-              </w:rPr>
-              <w:t>🤔</w:t>
+              <w:spacing w:after="60" w:line="240" w:lineRule="auto"/>
+              <w:ind w:left="231" w:hanging="274"/>
+              <w:rPr>
+                <w:rFonts w:ascii="Arial" w:hAnsi="Arial" w:cs="Arial"/>
+                <w:sz w:val="20"/>
+                <w:szCs w:val="20"/>
+              </w:rPr>
+            </w:pPr>
+            <w:r>
+              <w:rPr>
+                <w:rFonts w:ascii="Arial" w:hAnsi="Arial" w:cs="Arial"/>
+                <w:sz w:val="20"/>
+                <w:szCs w:val="20"/>
+              </w:rPr>
+              <w:t xml:space="preserve">4.6 Skills Lab - </w:t>
+            </w:r>
+            <w:r>
+              <w:rPr>
+                <w:rFonts w:ascii="Arial" w:hAnsi="Arial" w:cs="Arial"/>
+                <w:sz w:val="20"/>
+                <w:szCs w:val="20"/>
+              </w:rPr>
+              <w:br/>
+            </w:r>
+            <w:r>
+              <w:rPr>
+                <w:rFonts w:ascii="Arial" w:hAnsi="Arial" w:cs="Arial"/>
+                <w:b/>
+                <w:bCs/>
+                <w:sz w:val="20"/>
+                <w:szCs w:val="20"/>
+              </w:rPr>
+              <w:t xml:space="preserve">Dress </w:t>
+            </w:r>
+            <w:proofErr w:type="spellStart"/>
+            <w:r>
+              <w:rPr>
+                <w:rFonts w:ascii="Arial" w:hAnsi="Arial" w:cs="Arial"/>
+                <w:b/>
+                <w:bCs/>
+                <w:sz w:val="20"/>
+                <w:szCs w:val="20"/>
+              </w:rPr>
+              <w:t>Copperwind’s</w:t>
+            </w:r>
+            <w:proofErr w:type="spellEnd"/>
+            <w:r>
+              <w:rPr>
+                <w:rFonts w:ascii="Arial" w:hAnsi="Arial" w:cs="Arial"/>
+                <w:b/>
+                <w:bCs/>
+                <w:sz w:val="20"/>
+                <w:szCs w:val="20"/>
+              </w:rPr>
+              <w:t xml:space="preserve"> Site in Its Own Colors</w:t>
             </w:r>
             <w:r>
               <w:rPr>
@@ -2987,184 +2974,18 @@
             <w:r>
               <w:rPr>
                 <w:rFonts w:ascii="Arial" w:hAnsi="Arial" w:cs="Arial"/>
-                <w:b/>
-                <w:bCs/>
-                <w:sz w:val="20"/>
-                <w:szCs w:val="20"/>
-              </w:rPr>
-              <w:t>Question</w:t>
-            </w:r>
-            <w:r>
-              <w:rPr>
-                <w:rFonts w:ascii="Arial" w:hAnsi="Arial" w:cs="Arial"/>
-                <w:sz w:val="20"/>
-                <w:szCs w:val="20"/>
-              </w:rPr>
-              <w:t xml:space="preserve"> &amp; Discuss Module Objectives</w:t>
-            </w:r>
-          </w:p>
-          <w:p>
-            <w:pPr>
-              <w:numPr>
-                <w:ilvl w:val="0"/>
-                <w:numId w:val="1"/>
-              </w:numPr>
-              <w:pBdr>
-                <w:top w:val="nil"/>
-                <w:left w:val="nil"/>
-                <w:bottom w:val="nil"/>
-                <w:right w:val="nil"/>
-                <w:between w:val="nil"/>
-              </w:pBdr>
-              <w:spacing w:after="0" w:line="240" w:lineRule="auto"/>
-              <w:ind w:left="231" w:hanging="274"/>
-              <w:rPr>
-                <w:rFonts w:ascii="Arial" w:hAnsi="Arial" w:cs="Arial"/>
-                <w:sz w:val="20"/>
-                <w:szCs w:val="20"/>
-              </w:rPr>
-            </w:pPr>
-            <w:r>
-              <w:rPr>
-                <w:rFonts w:ascii="Arial" w:hAnsi="Arial" w:cs="Arial"/>
-                <w:sz w:val="20"/>
-                <w:szCs w:val="20"/>
-              </w:rPr>
-              <w:t xml:space="preserve">4.6 Skills Lab 4A: </w:t>
-            </w:r>
-            <w:r>
-              <w:rPr>
-                <w:rFonts w:ascii="Arial" w:hAnsi="Arial" w:cs="Arial"/>
                 <w:sz w:val="20"/>
                 <w:szCs w:val="20"/>
               </w:rPr>
               <w:br/>
             </w:r>
-            <w:proofErr w:type="spellStart"/>
-            <w:r>
-              <w:rPr>
-                <w:rFonts w:ascii="Arial" w:hAnsi="Arial" w:cs="Arial"/>
-                <w:b/>
-                <w:bCs/>
-                <w:sz w:val="18"/>
-                <w:szCs w:val="18"/>
-              </w:rPr>
-              <w:t>Copperwind’s</w:t>
-            </w:r>
-            <w:proofErr w:type="spellEnd"/>
-            <w:r>
-              <w:rPr>
-                <w:rFonts w:ascii="Arial" w:hAnsi="Arial" w:cs="Arial"/>
-                <w:b/>
-                <w:bCs/>
-                <w:sz w:val="18"/>
-                <w:szCs w:val="18"/>
-              </w:rPr>
-              <w:t xml:space="preserve"> Own Colors</w:t>
-            </w:r>
-            <w:r>
-              <w:rPr>
-                <w:rFonts w:ascii="Arial" w:hAnsi="Arial" w:cs="Arial"/>
-                <w:sz w:val="16"/>
-                <w:szCs w:val="16"/>
-              </w:rPr>
-              <w:t xml:space="preserve"> </w:t>
-            </w:r>
-            <w:r>
-              <w:rPr>
-                <w:rFonts w:ascii="Arial" w:hAnsi="Arial" w:cs="Arial"/>
-                <w:sz w:val="20"/>
-                <w:szCs w:val="20"/>
-              </w:rPr>
-              <w:br/>
-            </w:r>
             <w:r>
               <w:rPr>
                 <w:rFonts w:ascii="Consolas" w:hAnsi="Consolas" w:cs="Consolas"/>
                 <w:sz w:val="20"/>
                 <w:szCs w:val="20"/>
               </w:rPr>
-              <w:t xml:space="preserve">(Parts 1-3 and </w:t>
-            </w:r>
-            <w:r>
-              <w:rPr>
-                <w:rFonts w:ascii="Consolas" w:hAnsi="Consolas" w:cs="Consolas"/>
-                <w:sz w:val="20"/>
-                <w:szCs w:val="20"/>
-              </w:rPr>
-              <w:t>Q &amp; A</w:t>
-            </w:r>
-            <w:r>
-              <w:rPr>
-                <w:rFonts w:ascii="Consolas" w:hAnsi="Consolas" w:cs="Consolas"/>
-                <w:sz w:val="20"/>
-                <w:szCs w:val="20"/>
-              </w:rPr>
-              <w:t>)</w:t>
-            </w:r>
-          </w:p>
-          <w:p>
-            <w:pPr>
-              <w:numPr>
-                <w:ilvl w:val="0"/>
-                <w:numId w:val="1"/>
-              </w:numPr>
-              <w:pBdr>
-                <w:top w:val="nil"/>
-                <w:left w:val="nil"/>
-                <w:bottom w:val="nil"/>
-                <w:right w:val="nil"/>
-                <w:between w:val="nil"/>
-              </w:pBdr>
-              <w:spacing w:after="0" w:line="240" w:lineRule="auto"/>
-              <w:ind w:left="231" w:hanging="274"/>
-              <w:rPr>
-                <w:rFonts w:ascii="Arial" w:hAnsi="Arial" w:cs="Arial"/>
-                <w:sz w:val="20"/>
-                <w:szCs w:val="20"/>
-              </w:rPr>
-            </w:pPr>
-            <w:r>
-              <w:rPr>
-                <w:rFonts w:ascii="Arial" w:hAnsi="Arial" w:cs="Arial"/>
-                <w:sz w:val="20"/>
-                <w:szCs w:val="20"/>
-              </w:rPr>
-              <w:t xml:space="preserve">Question &amp; </w:t>
-            </w:r>
-            <w:r>
-              <w:rPr>
-                <w:rFonts w:ascii="Apple Color Emoji" w:hAnsi="Apple Color Emoji" w:cs="Apple Color Emoji"/>
-                <w:sz w:val="20"/>
-                <w:szCs w:val="20"/>
-              </w:rPr>
-              <w:t>👥</w:t>
-            </w:r>
-            <w:r>
-              <w:rPr>
-                <w:rFonts w:ascii="Arial" w:hAnsi="Arial" w:cs="Arial"/>
-                <w:sz w:val="20"/>
-                <w:szCs w:val="20"/>
-              </w:rPr>
-              <w:t xml:space="preserve"> </w:t>
-            </w:r>
-            <w:r>
-              <w:rPr>
-                <w:rFonts w:ascii="Arial" w:hAnsi="Arial" w:cs="Arial"/>
-                <w:b/>
-                <w:bCs/>
-                <w:sz w:val="20"/>
-                <w:szCs w:val="20"/>
-              </w:rPr>
-              <w:t>Discuss</w:t>
-            </w:r>
-            <w:r>
-              <w:rPr>
-                <w:rFonts w:ascii="Arial" w:hAnsi="Arial" w:cs="Arial"/>
-                <w:sz w:val="20"/>
-                <w:szCs w:val="20"/>
-              </w:rPr>
-              <w:t xml:space="preserve"> Module Objectives</w:t>
+              <w:t>(Parts 1-3 and Questions &amp; Analysis)</w:t>
             </w:r>
           </w:p>
         </w:tc>
@@ -3185,19 +3006,18 @@
           </w:tcPr>
           <w:p>
             <w:pPr>
-              <w:pageBreakBefore/>
-              <w:spacing w:after="120"/>
+              <w:spacing w:after="60" w:line="240" w:lineRule="auto"/>
               <w:rPr>
                 <w:rFonts w:ascii="Consolas" w:hAnsi="Consolas" w:cs="Consolas"/>
-                <w:sz w:val="21"/>
-                <w:szCs w:val="21"/>
+                <w:sz w:val="20"/>
+                <w:szCs w:val="20"/>
               </w:rPr>
             </w:pPr>
             <w:r>
               <w:rPr>
                 <w:rFonts w:ascii="Consolas" w:hAnsi="Consolas" w:cs="Consolas"/>
-                <w:sz w:val="21"/>
-                <w:szCs w:val="21"/>
+                <w:sz w:val="20"/>
+                <w:szCs w:val="20"/>
               </w:rPr>
               <w:lastRenderedPageBreak/>
               <w:t>Module 5</w:t>
@@ -3205,40 +3025,40 @@
           </w:p>
           <w:p>
             <w:pPr>
-              <w:spacing w:after="120"/>
-              <w:rPr>
-                <w:rFonts w:ascii="Arial" w:hAnsi="Arial" w:cs="Arial"/>
-                <w:b/>
-                <w:bCs/>
-                <w:sz w:val="21"/>
-                <w:szCs w:val="21"/>
-              </w:rPr>
-            </w:pPr>
-            <w:r>
-              <w:rPr>
-                <w:rFonts w:ascii="Arial" w:hAnsi="Arial" w:cs="Arial"/>
-                <w:b/>
-                <w:bCs/>
-                <w:sz w:val="21"/>
-                <w:szCs w:val="21"/>
+              <w:spacing w:after="60" w:line="240" w:lineRule="auto"/>
+              <w:rPr>
+                <w:rFonts w:ascii="Arial" w:hAnsi="Arial" w:cs="Arial"/>
+                <w:b/>
+                <w:bCs/>
+                <w:sz w:val="20"/>
+                <w:szCs w:val="20"/>
+              </w:rPr>
+            </w:pPr>
+            <w:r>
+              <w:rPr>
+                <w:rFonts w:ascii="Arial" w:hAnsi="Arial" w:cs="Arial"/>
+                <w:b/>
+                <w:bCs/>
+                <w:sz w:val="20"/>
+                <w:szCs w:val="20"/>
               </w:rPr>
               <w:t>The Box Model and Typography</w:t>
             </w:r>
           </w:p>
           <w:p>
             <w:pPr>
-              <w:spacing w:after="120"/>
-              <w:rPr>
-                <w:rFonts w:ascii="Arial" w:hAnsi="Arial" w:cs="Arial"/>
-                <w:sz w:val="21"/>
-                <w:szCs w:val="21"/>
-              </w:rPr>
-            </w:pPr>
-            <w:r>
-              <w:rPr>
-                <w:rFonts w:ascii="Arial" w:hAnsi="Arial" w:cs="Arial"/>
-                <w:sz w:val="21"/>
-                <w:szCs w:val="21"/>
+              <w:spacing w:after="60" w:line="240" w:lineRule="auto"/>
+              <w:rPr>
+                <w:rFonts w:ascii="Arial" w:hAnsi="Arial" w:cs="Arial"/>
+                <w:sz w:val="20"/>
+                <w:szCs w:val="20"/>
+              </w:rPr>
+            </w:pPr>
+            <w:r>
+              <w:rPr>
+                <w:rFonts w:ascii="Arial" w:hAnsi="Arial" w:cs="Arial"/>
+                <w:sz w:val="20"/>
+                <w:szCs w:val="20"/>
               </w:rPr>
               <w:t>Primary CLOs:</w:t>
             </w:r>
@@ -3256,19 +3076,19 @@
                 <w:right w:val="nil"/>
                 <w:between w:val="nil"/>
               </w:pBdr>
-              <w:spacing w:after="120"/>
+              <w:spacing w:after="60" w:line="240" w:lineRule="auto"/>
               <w:ind w:left="360"/>
               <w:rPr>
                 <w:rFonts w:ascii="Consolas" w:hAnsi="Consolas" w:cs="Consolas"/>
-                <w:sz w:val="21"/>
-                <w:szCs w:val="21"/>
+                <w:sz w:val="20"/>
+                <w:szCs w:val="20"/>
               </w:rPr>
             </w:pPr>
             <w:r>
               <w:rPr>
                 <w:rFonts w:ascii="Consolas" w:eastAsia="Courier New" w:hAnsi="Consolas" w:cs="Consolas"/>
-                <w:sz w:val="21"/>
-                <w:szCs w:val="21"/>
+                <w:sz w:val="20"/>
+                <w:szCs w:val="20"/>
               </w:rPr>
               <w:t>V, IX</w:t>
             </w:r>
@@ -3276,7 +3096,7 @@
         </w:tc>
         <w:tc>
           <w:tcPr>
-            <w:tcW w:w="7453" w:type="dxa"/>
+            <w:tcW w:w="0" w:type="auto"/>
             <w:tcMar>
               <w:top w:w="86" w:type="dxa"/>
               <w:left w:w="86" w:type="dxa"/>
@@ -3297,7 +3117,7 @@
                 <w:right w:val="nil"/>
                 <w:between w:val="nil"/>
               </w:pBdr>
-              <w:spacing w:after="120"/>
+              <w:spacing w:after="60" w:line="240" w:lineRule="auto"/>
               <w:ind w:left="231" w:hanging="274"/>
               <w:rPr>
                 <w:rFonts w:ascii="Arial" w:hAnsi="Arial" w:cs="Arial"/>
@@ -3337,7 +3157,7 @@
                 <w:right w:val="nil"/>
                 <w:between w:val="nil"/>
               </w:pBdr>
-              <w:spacing w:after="120"/>
+              <w:spacing w:after="60" w:line="240" w:lineRule="auto"/>
               <w:ind w:left="231" w:hanging="274"/>
               <w:rPr>
                 <w:rFonts w:ascii="Arial" w:hAnsi="Arial" w:cs="Arial"/>
@@ -3377,7 +3197,7 @@
                 <w:right w:val="nil"/>
                 <w:between w:val="nil"/>
               </w:pBdr>
-              <w:spacing w:after="120"/>
+              <w:spacing w:after="60" w:line="240" w:lineRule="auto"/>
               <w:ind w:left="231" w:hanging="274"/>
               <w:rPr>
                 <w:rFonts w:ascii="Arial" w:hAnsi="Arial" w:cs="Arial"/>
@@ -3401,7 +3221,25 @@
                 <w:sz w:val="20"/>
                 <w:szCs w:val="20"/>
               </w:rPr>
-              <w:t xml:space="preserve"> Diagnose spacing and readability problems with the DevTools box-model diagram and the chapter’s typography guidelines</w:t>
+              <w:t xml:space="preserve"> Diagnose spacing and readability problems with the </w:t>
+            </w:r>
+            <w:proofErr w:type="spellStart"/>
+            <w:r>
+              <w:rPr>
+                <w:rFonts w:ascii="Arial" w:hAnsi="Arial" w:cs="Arial"/>
+                <w:sz w:val="20"/>
+                <w:szCs w:val="20"/>
+              </w:rPr>
+              <w:t>DevTools</w:t>
+            </w:r>
+            <w:proofErr w:type="spellEnd"/>
+            <w:r>
+              <w:rPr>
+                <w:rFonts w:ascii="Arial" w:hAnsi="Arial" w:cs="Arial"/>
+                <w:sz w:val="20"/>
+                <w:szCs w:val="20"/>
+              </w:rPr>
+              <w:t xml:space="preserve"> box-model diagram and the chapter’s typography guidelines</w:t>
             </w:r>
           </w:p>
         </w:tc>
@@ -3432,17 +3270,17 @@
               <w:ind w:left="231" w:hanging="274"/>
               <w:rPr>
                 <w:rFonts w:ascii="Arial" w:hAnsi="Arial" w:cs="Arial"/>
-                <w:sz w:val="20"/>
-                <w:szCs w:val="20"/>
-              </w:rPr>
-            </w:pPr>
-            <w:r>
-              <w:rPr>
-                <w:rFonts w:ascii="Arial" w:hAnsi="Arial" w:cs="Arial"/>
-                <w:sz w:val="20"/>
-                <w:szCs w:val="20"/>
-              </w:rPr>
-              <w:t>Read Sections: 5.1 - 5.7</w:t>
+                <w:sz w:val="18"/>
+                <w:szCs w:val="18"/>
+              </w:rPr>
+            </w:pPr>
+            <w:r>
+              <w:rPr>
+                <w:rFonts w:ascii="Arial" w:hAnsi="Arial" w:cs="Arial"/>
+                <w:sz w:val="18"/>
+                <w:szCs w:val="18"/>
+              </w:rPr>
+              <w:t>Read Sections: 5.1 - 5.5</w:t>
             </w:r>
           </w:p>
           <w:p>
@@ -3462,15 +3300,15 @@
               <w:ind w:left="231" w:hanging="274"/>
               <w:rPr>
                 <w:rFonts w:ascii="Arial" w:hAnsi="Arial" w:cs="Arial"/>
-                <w:sz w:val="20"/>
-                <w:szCs w:val="20"/>
-              </w:rPr>
-            </w:pPr>
-            <w:r>
-              <w:rPr>
-                <w:rFonts w:ascii="Arial" w:hAnsi="Arial" w:cs="Arial"/>
-                <w:sz w:val="20"/>
-                <w:szCs w:val="20"/>
+                <w:sz w:val="18"/>
+                <w:szCs w:val="18"/>
+              </w:rPr>
+            </w:pPr>
+            <w:r>
+              <w:rPr>
+                <w:rFonts w:ascii="Arial" w:hAnsi="Arial" w:cs="Arial"/>
+                <w:sz w:val="18"/>
+                <w:szCs w:val="18"/>
               </w:rPr>
               <w:t>Practice: Try It Yourself</w:t>
             </w:r>
@@ -3492,23 +3330,23 @@
               <w:ind w:left="231" w:hanging="274"/>
               <w:rPr>
                 <w:rFonts w:ascii="Arial" w:hAnsi="Arial" w:cs="Arial"/>
-                <w:sz w:val="20"/>
-                <w:szCs w:val="20"/>
-              </w:rPr>
-            </w:pPr>
-            <w:r>
-              <w:rPr>
-                <w:rFonts w:ascii="Arial" w:hAnsi="Arial" w:cs="Arial"/>
-                <w:sz w:val="20"/>
-                <w:szCs w:val="20"/>
+                <w:sz w:val="18"/>
+                <w:szCs w:val="18"/>
+              </w:rPr>
+            </w:pPr>
+            <w:r>
+              <w:rPr>
+                <w:rFonts w:ascii="Arial" w:hAnsi="Arial" w:cs="Arial"/>
+                <w:sz w:val="18"/>
+                <w:szCs w:val="18"/>
               </w:rPr>
               <w:t xml:space="preserve">Debug: Fix It </w:t>
             </w:r>
             <w:r>
               <w:rPr>
                 <w:rFonts w:ascii="Apple Color Emoji" w:hAnsi="Apple Color Emoji" w:cs="Apple Color Emoji"/>
-                <w:sz w:val="20"/>
-                <w:szCs w:val="20"/>
+                <w:sz w:val="18"/>
+                <w:szCs w:val="18"/>
               </w:rPr>
               <w:t>🔧</w:t>
             </w:r>
@@ -3530,15 +3368,15 @@
               <w:ind w:left="231" w:hanging="274"/>
               <w:rPr>
                 <w:rFonts w:ascii="Arial" w:hAnsi="Arial" w:cs="Arial"/>
-                <w:sz w:val="20"/>
-                <w:szCs w:val="20"/>
-              </w:rPr>
-            </w:pPr>
-            <w:r>
-              <w:rPr>
-                <w:rFonts w:ascii="Arial" w:hAnsi="Arial" w:cs="Arial"/>
-                <w:sz w:val="20"/>
-                <w:szCs w:val="20"/>
+                <w:sz w:val="18"/>
+                <w:szCs w:val="18"/>
+              </w:rPr>
+            </w:pPr>
+            <w:r>
+              <w:rPr>
+                <w:rFonts w:ascii="Arial" w:hAnsi="Arial" w:cs="Arial"/>
+                <w:sz w:val="18"/>
+                <w:szCs w:val="18"/>
               </w:rPr>
               <w:t>Answer: Quick Checks</w:t>
             </w:r>
@@ -3560,15 +3398,15 @@
               <w:ind w:left="231" w:hanging="274"/>
               <w:rPr>
                 <w:rFonts w:ascii="Arial" w:hAnsi="Arial" w:cs="Arial"/>
-                <w:sz w:val="20"/>
-                <w:szCs w:val="20"/>
-              </w:rPr>
-            </w:pPr>
-            <w:r>
-              <w:rPr>
-                <w:rFonts w:ascii="Arial" w:hAnsi="Arial" w:cs="Arial"/>
-                <w:sz w:val="20"/>
-                <w:szCs w:val="20"/>
+                <w:sz w:val="18"/>
+                <w:szCs w:val="18"/>
+              </w:rPr>
+            </w:pPr>
+            <w:r>
+              <w:rPr>
+                <w:rFonts w:ascii="Arial" w:hAnsi="Arial" w:cs="Arial"/>
+                <w:sz w:val="18"/>
+                <w:szCs w:val="18"/>
               </w:rPr>
               <w:t>Recall: Retrieval Practice</w:t>
             </w:r>
@@ -3590,91 +3428,23 @@
               <w:ind w:left="231" w:hanging="274"/>
               <w:rPr>
                 <w:rFonts w:ascii="Arial" w:hAnsi="Arial" w:cs="Arial"/>
-                <w:sz w:val="20"/>
-                <w:szCs w:val="20"/>
-              </w:rPr>
-            </w:pPr>
-            <w:r>
-              <w:rPr>
-                <w:rFonts w:ascii="Arial" w:hAnsi="Arial" w:cs="Arial"/>
-                <w:sz w:val="20"/>
-                <w:szCs w:val="20"/>
-              </w:rPr>
-              <w:t>Review Questions</w:t>
-            </w:r>
-          </w:p>
-          <w:p>
-            <w:pPr>
-              <w:numPr>
-                <w:ilvl w:val="0"/>
-                <w:numId w:val="1"/>
-              </w:numPr>
-              <w:pBdr>
-                <w:top w:val="nil"/>
-                <w:left w:val="nil"/>
-                <w:bottom w:val="nil"/>
-                <w:right w:val="nil"/>
-                <w:between w:val="nil"/>
-              </w:pBdr>
-              <w:spacing w:after="0" w:line="240" w:lineRule="auto"/>
-              <w:ind w:left="231" w:hanging="274"/>
-              <w:rPr>
-                <w:rFonts w:ascii="Arial" w:hAnsi="Arial" w:cs="Arial"/>
-                <w:sz w:val="20"/>
-                <w:szCs w:val="20"/>
-              </w:rPr>
-            </w:pPr>
-            <w:r>
-              <w:rPr>
-                <w:rFonts w:ascii="Arial" w:hAnsi="Arial" w:cs="Arial"/>
-                <w:sz w:val="20"/>
-                <w:szCs w:val="20"/>
-              </w:rPr>
-              <w:t xml:space="preserve">Further Reading </w:t>
-            </w:r>
-            <w:r>
-              <w:rPr>
-                <w:rFonts w:ascii="Apple Color Emoji" w:hAnsi="Apple Color Emoji" w:cs="Apple Color Emoji"/>
-                <w:sz w:val="20"/>
-                <w:szCs w:val="20"/>
-              </w:rPr>
-              <w:t>📖</w:t>
-            </w:r>
-          </w:p>
-          <w:p>
-            <w:pPr>
-              <w:numPr>
-                <w:ilvl w:val="0"/>
-                <w:numId w:val="1"/>
-              </w:numPr>
-              <w:pBdr>
-                <w:top w:val="nil"/>
-                <w:left w:val="nil"/>
-                <w:bottom w:val="nil"/>
-                <w:right w:val="nil"/>
-                <w:between w:val="nil"/>
-              </w:pBdr>
-              <w:spacing w:after="0" w:line="240" w:lineRule="auto"/>
-              <w:ind w:left="231" w:hanging="274"/>
-              <w:rPr>
-                <w:rFonts w:ascii="Arial" w:hAnsi="Arial" w:cs="Arial"/>
-                <w:sz w:val="20"/>
-                <w:szCs w:val="20"/>
-              </w:rPr>
-            </w:pPr>
-            <w:r>
-              <w:rPr>
-                <w:rFonts w:ascii="Arial" w:hAnsi="Arial" w:cs="Arial"/>
-                <w:sz w:val="20"/>
-                <w:szCs w:val="20"/>
-              </w:rPr>
-              <w:t>Looking Ahead</w:t>
+                <w:sz w:val="18"/>
+                <w:szCs w:val="18"/>
+              </w:rPr>
+            </w:pPr>
+            <w:r>
+              <w:rPr>
+                <w:rFonts w:ascii="Arial" w:hAnsi="Arial" w:cs="Arial"/>
+                <w:sz w:val="18"/>
+                <w:szCs w:val="18"/>
+              </w:rPr>
+              <w:t>Review, Further Reading, and Looking Ahead</w:t>
             </w:r>
           </w:p>
         </w:tc>
         <w:tc>
           <w:tcPr>
-            <w:tcW w:w="2759" w:type="dxa"/>
+            <w:tcW w:w="2880" w:type="dxa"/>
             <w:tcMar>
               <w:top w:w="86" w:type="dxa"/>
               <w:left w:w="86" w:type="dxa"/>
@@ -3695,21 +3465,21 @@
                 <w:right w:val="nil"/>
                 <w:between w:val="nil"/>
               </w:pBdr>
-              <w:spacing w:after="120"/>
-              <w:ind w:left="231" w:hanging="274"/>
-              <w:rPr>
-                <w:rFonts w:ascii="Arial" w:hAnsi="Arial" w:cs="Arial"/>
-                <w:sz w:val="20"/>
-                <w:szCs w:val="20"/>
-              </w:rPr>
-            </w:pPr>
-            <w:r>
-              <w:rPr>
-                <w:rFonts w:ascii="Arial" w:hAnsi="Arial" w:cs="Arial"/>
-                <w:sz w:val="20"/>
-                <w:szCs w:val="20"/>
-              </w:rPr>
-              <w:t xml:space="preserve">5.6 Skills Lab 5A: </w:t>
+              <w:spacing w:after="60" w:line="240" w:lineRule="auto"/>
+              <w:ind w:left="231" w:hanging="274"/>
+              <w:rPr>
+                <w:rFonts w:ascii="Arial" w:hAnsi="Arial" w:cs="Arial"/>
+                <w:sz w:val="20"/>
+                <w:szCs w:val="20"/>
+              </w:rPr>
+            </w:pPr>
+            <w:r>
+              <w:rPr>
+                <w:rFonts w:ascii="Arial" w:hAnsi="Arial" w:cs="Arial"/>
+                <w:sz w:val="20"/>
+                <w:szCs w:val="20"/>
+              </w:rPr>
+              <w:t xml:space="preserve">5.6 Skills Lab - </w:t>
             </w:r>
             <w:r>
               <w:rPr>
@@ -3727,7 +3497,29 @@
                 <w:sz w:val="20"/>
                 <w:szCs w:val="20"/>
               </w:rPr>
-              <w:t>Give Copperwind’s Site Breathing Room</w:t>
+              <w:t xml:space="preserve">Give </w:t>
+            </w:r>
+            <w:proofErr w:type="spellStart"/>
+            <w:r>
+              <w:rPr>
+                <w:rFonts w:ascii="Arial" w:hAnsi="Arial" w:cs="Arial"/>
+                <w:b/>
+                <w:bCs/>
+                <w:sz w:val="20"/>
+                <w:szCs w:val="20"/>
+              </w:rPr>
+              <w:t>Copperwind’s</w:t>
+            </w:r>
+            <w:proofErr w:type="spellEnd"/>
+            <w:r>
+              <w:rPr>
+                <w:rFonts w:ascii="Arial" w:hAnsi="Arial" w:cs="Arial"/>
+                <w:b/>
+                <w:bCs/>
+                <w:sz w:val="20"/>
+                <w:szCs w:val="20"/>
+              </w:rPr>
+              <w:t xml:space="preserve"> Site Breathing Room</w:t>
             </w:r>
             <w:r>
               <w:rPr>
@@ -3752,6 +3544,86 @@
                 <w:szCs w:val="20"/>
               </w:rPr>
               <w:t>(Parts 1-3 and Questions &amp; Analysis)</w:t>
+            </w:r>
+          </w:p>
+          <w:p>
+            <w:pPr>
+              <w:numPr>
+                <w:ilvl w:val="0"/>
+                <w:numId w:val="1"/>
+              </w:numPr>
+              <w:pBdr>
+                <w:top w:val="nil"/>
+                <w:left w:val="nil"/>
+                <w:bottom w:val="nil"/>
+                <w:right w:val="nil"/>
+                <w:between w:val="nil"/>
+              </w:pBdr>
+              <w:spacing w:after="60" w:line="240" w:lineRule="auto"/>
+              <w:ind w:left="231" w:hanging="274"/>
+              <w:rPr>
+                <w:rFonts w:ascii="Arial" w:hAnsi="Arial" w:cs="Arial"/>
+                <w:sz w:val="20"/>
+                <w:szCs w:val="20"/>
+              </w:rPr>
+            </w:pPr>
+            <w:r>
+              <w:rPr>
+                <w:rFonts w:ascii="Arial" w:hAnsi="Arial" w:cs="Arial"/>
+                <w:b/>
+                <w:bCs/>
+                <w:color w:val="012F76"/>
+                <w:sz w:val="20"/>
+                <w:szCs w:val="20"/>
+              </w:rPr>
+              <w:t xml:space="preserve">5.7 </w:t>
+            </w:r>
+            <w:r>
+              <w:rPr>
+                <w:rFonts w:ascii="Arial" w:hAnsi="Arial" w:cs="Arial"/>
+                <w:color w:val="012F76"/>
+                <w:sz w:val="20"/>
+                <w:szCs w:val="20"/>
+              </w:rPr>
+              <w:t>Question &amp; Discuss</w:t>
+            </w:r>
+            <w:r>
+              <w:rPr>
+                <w:rFonts w:ascii="Arial" w:hAnsi="Arial" w:cs="Arial"/>
+                <w:color w:val="012F76"/>
+                <w:sz w:val="20"/>
+                <w:szCs w:val="20"/>
+              </w:rPr>
+              <w:t xml:space="preserve"> </w:t>
+            </w:r>
+            <w:r>
+              <w:rPr>
+                <w:rFonts w:ascii="Apple Color Emoji" w:hAnsi="Apple Color Emoji" w:cs="Apple Color Emoji"/>
+                <w:color w:val="012F76"/>
+                <w:sz w:val="20"/>
+                <w:szCs w:val="20"/>
+              </w:rPr>
+              <w:t>🤔</w:t>
+            </w:r>
+            <w:r>
+              <w:rPr>
+                <w:rFonts w:ascii="Apple Color Emoji" w:hAnsi="Apple Color Emoji" w:cs="Apple Color Emoji"/>
+                <w:color w:val="012F76"/>
+                <w:sz w:val="20"/>
+                <w:szCs w:val="20"/>
+              </w:rPr>
+              <w:t xml:space="preserve"> </w:t>
+            </w:r>
+            <w:r>
+              <w:rPr>
+                <w:rFonts w:ascii="Arial" w:hAnsi="Arial" w:cs="Arial"/>
+                <w:b/>
+                <w:bCs/>
+                <w:color w:val="012F76"/>
+                <w:sz w:val="20"/>
+                <w:szCs w:val="20"/>
+              </w:rPr>
+              <w:t>CSS, Box Model, &amp; Typography</w:t>
             </w:r>
           </w:p>
         </w:tc>
@@ -3772,58 +3644,58 @@
           </w:tcPr>
           <w:p>
             <w:pPr>
-              <w:spacing w:after="120"/>
+              <w:spacing w:after="60" w:line="240" w:lineRule="auto"/>
               <w:rPr>
                 <w:rFonts w:ascii="Consolas" w:hAnsi="Consolas" w:cs="Consolas"/>
-                <w:sz w:val="21"/>
-                <w:szCs w:val="21"/>
+                <w:sz w:val="20"/>
+                <w:szCs w:val="20"/>
               </w:rPr>
             </w:pPr>
             <w:r>
               <w:rPr>
                 <w:rFonts w:ascii="Consolas" w:hAnsi="Consolas" w:cs="Consolas"/>
-                <w:sz w:val="21"/>
-                <w:szCs w:val="21"/>
+                <w:sz w:val="20"/>
+                <w:szCs w:val="20"/>
               </w:rPr>
               <w:t>Module 6</w:t>
             </w:r>
           </w:p>
           <w:p>
             <w:pPr>
-              <w:spacing w:after="120"/>
-              <w:rPr>
-                <w:rFonts w:ascii="Arial" w:hAnsi="Arial" w:cs="Arial"/>
-                <w:b/>
-                <w:bCs/>
-                <w:sz w:val="21"/>
-                <w:szCs w:val="21"/>
-              </w:rPr>
-            </w:pPr>
-            <w:r>
-              <w:rPr>
-                <w:rFonts w:ascii="Arial" w:hAnsi="Arial" w:cs="Arial"/>
-                <w:b/>
-                <w:bCs/>
-                <w:sz w:val="21"/>
-                <w:szCs w:val="21"/>
+              <w:spacing w:after="60" w:line="240" w:lineRule="auto"/>
+              <w:rPr>
+                <w:rFonts w:ascii="Arial" w:hAnsi="Arial" w:cs="Arial"/>
+                <w:b/>
+                <w:bCs/>
+                <w:sz w:val="20"/>
+                <w:szCs w:val="20"/>
+              </w:rPr>
+            </w:pPr>
+            <w:r>
+              <w:rPr>
+                <w:rFonts w:ascii="Arial" w:hAnsi="Arial" w:cs="Arial"/>
+                <w:b/>
+                <w:bCs/>
+                <w:sz w:val="20"/>
+                <w:szCs w:val="20"/>
               </w:rPr>
               <w:t>Layout with Flexbox</w:t>
             </w:r>
           </w:p>
           <w:p>
             <w:pPr>
-              <w:spacing w:after="120"/>
-              <w:rPr>
-                <w:rFonts w:ascii="Arial" w:hAnsi="Arial" w:cs="Arial"/>
-                <w:sz w:val="21"/>
-                <w:szCs w:val="21"/>
-              </w:rPr>
-            </w:pPr>
-            <w:r>
-              <w:rPr>
-                <w:rFonts w:ascii="Arial" w:hAnsi="Arial" w:cs="Arial"/>
-                <w:sz w:val="21"/>
-                <w:szCs w:val="21"/>
+              <w:spacing w:after="60" w:line="240" w:lineRule="auto"/>
+              <w:rPr>
+                <w:rFonts w:ascii="Arial" w:hAnsi="Arial" w:cs="Arial"/>
+                <w:sz w:val="20"/>
+                <w:szCs w:val="20"/>
+              </w:rPr>
+            </w:pPr>
+            <w:r>
+              <w:rPr>
+                <w:rFonts w:ascii="Arial" w:hAnsi="Arial" w:cs="Arial"/>
+                <w:sz w:val="20"/>
+                <w:szCs w:val="20"/>
               </w:rPr>
               <w:t>Primary CLOs:</w:t>
             </w:r>
@@ -3841,19 +3713,19 @@
                 <w:right w:val="nil"/>
                 <w:between w:val="nil"/>
               </w:pBdr>
-              <w:spacing w:after="120"/>
+              <w:spacing w:after="60" w:line="240" w:lineRule="auto"/>
               <w:ind w:left="360"/>
               <w:rPr>
                 <w:rFonts w:ascii="Consolas" w:hAnsi="Consolas" w:cs="Consolas"/>
-                <w:sz w:val="21"/>
-                <w:szCs w:val="21"/>
+                <w:sz w:val="20"/>
+                <w:szCs w:val="20"/>
               </w:rPr>
             </w:pPr>
             <w:r>
               <w:rPr>
                 <w:rFonts w:ascii="Consolas" w:eastAsia="Courier New" w:hAnsi="Consolas" w:cs="Consolas"/>
-                <w:sz w:val="21"/>
-                <w:szCs w:val="21"/>
+                <w:sz w:val="20"/>
+                <w:szCs w:val="20"/>
               </w:rPr>
               <w:t>V, IX</w:t>
             </w:r>
@@ -3861,7 +3733,7 @@
         </w:tc>
         <w:tc>
           <w:tcPr>
-            <w:tcW w:w="7453" w:type="dxa"/>
+            <w:tcW w:w="0" w:type="auto"/>
             <w:tcMar>
               <w:top w:w="86" w:type="dxa"/>
               <w:left w:w="86" w:type="dxa"/>
@@ -3882,7 +3754,7 @@
                 <w:right w:val="nil"/>
                 <w:between w:val="nil"/>
               </w:pBdr>
-              <w:spacing w:after="120"/>
+              <w:spacing w:after="60" w:line="240" w:lineRule="auto"/>
               <w:ind w:left="231" w:hanging="274"/>
               <w:rPr>
                 <w:rFonts w:ascii="Arial" w:hAnsi="Arial" w:cs="Arial"/>
@@ -3922,7 +3794,7 @@
                 <w:right w:val="nil"/>
                 <w:between w:val="nil"/>
               </w:pBdr>
-              <w:spacing w:after="120"/>
+              <w:spacing w:after="60" w:line="240" w:lineRule="auto"/>
               <w:ind w:left="231" w:hanging="274"/>
               <w:rPr>
                 <w:rFonts w:ascii="Arial" w:hAnsi="Arial" w:cs="Arial"/>
@@ -3962,7 +3834,7 @@
                 <w:right w:val="nil"/>
                 <w:between w:val="nil"/>
               </w:pBdr>
-              <w:spacing w:after="120"/>
+              <w:spacing w:after="60" w:line="240" w:lineRule="auto"/>
               <w:ind w:left="231" w:hanging="274"/>
               <w:rPr>
                 <w:rFonts w:ascii="Arial" w:hAnsi="Arial" w:cs="Arial"/>
@@ -4017,17 +3889,17 @@
               <w:ind w:left="231" w:hanging="274"/>
               <w:rPr>
                 <w:rFonts w:ascii="Arial" w:hAnsi="Arial" w:cs="Arial"/>
-                <w:sz w:val="20"/>
-                <w:szCs w:val="20"/>
-              </w:rPr>
-            </w:pPr>
-            <w:r>
-              <w:rPr>
-                <w:rFonts w:ascii="Arial" w:hAnsi="Arial" w:cs="Arial"/>
-                <w:sz w:val="20"/>
-                <w:szCs w:val="20"/>
-              </w:rPr>
-              <w:t>Read Sections: 6.1 - 6.7</w:t>
+                <w:sz w:val="18"/>
+                <w:szCs w:val="18"/>
+              </w:rPr>
+            </w:pPr>
+            <w:r>
+              <w:rPr>
+                <w:rFonts w:ascii="Arial" w:hAnsi="Arial" w:cs="Arial"/>
+                <w:sz w:val="18"/>
+                <w:szCs w:val="18"/>
+              </w:rPr>
+              <w:t>Read Sections: 6.1 - 6.5</w:t>
             </w:r>
           </w:p>
           <w:p>
@@ -4047,15 +3919,15 @@
               <w:ind w:left="231" w:hanging="274"/>
               <w:rPr>
                 <w:rFonts w:ascii="Arial" w:hAnsi="Arial" w:cs="Arial"/>
-                <w:sz w:val="20"/>
-                <w:szCs w:val="20"/>
-              </w:rPr>
-            </w:pPr>
-            <w:r>
-              <w:rPr>
-                <w:rFonts w:ascii="Arial" w:hAnsi="Arial" w:cs="Arial"/>
-                <w:sz w:val="20"/>
-                <w:szCs w:val="20"/>
+                <w:sz w:val="18"/>
+                <w:szCs w:val="18"/>
+              </w:rPr>
+            </w:pPr>
+            <w:r>
+              <w:rPr>
+                <w:rFonts w:ascii="Arial" w:hAnsi="Arial" w:cs="Arial"/>
+                <w:sz w:val="18"/>
+                <w:szCs w:val="18"/>
               </w:rPr>
               <w:t>Practice: Try It Yourself</w:t>
             </w:r>
@@ -4077,23 +3949,23 @@
               <w:ind w:left="231" w:hanging="274"/>
               <w:rPr>
                 <w:rFonts w:ascii="Arial" w:hAnsi="Arial" w:cs="Arial"/>
-                <w:sz w:val="20"/>
-                <w:szCs w:val="20"/>
-              </w:rPr>
-            </w:pPr>
-            <w:r>
-              <w:rPr>
-                <w:rFonts w:ascii="Arial" w:hAnsi="Arial" w:cs="Arial"/>
-                <w:sz w:val="20"/>
-                <w:szCs w:val="20"/>
+                <w:sz w:val="18"/>
+                <w:szCs w:val="18"/>
+              </w:rPr>
+            </w:pPr>
+            <w:r>
+              <w:rPr>
+                <w:rFonts w:ascii="Arial" w:hAnsi="Arial" w:cs="Arial"/>
+                <w:sz w:val="18"/>
+                <w:szCs w:val="18"/>
               </w:rPr>
               <w:t xml:space="preserve">Debug: Fix It </w:t>
             </w:r>
             <w:r>
               <w:rPr>
                 <w:rFonts w:ascii="Apple Color Emoji" w:hAnsi="Apple Color Emoji" w:cs="Apple Color Emoji"/>
-                <w:sz w:val="20"/>
-                <w:szCs w:val="20"/>
+                <w:sz w:val="18"/>
+                <w:szCs w:val="18"/>
               </w:rPr>
               <w:t>🔧</w:t>
             </w:r>
@@ -4115,15 +3987,15 @@
               <w:ind w:left="231" w:hanging="274"/>
               <w:rPr>
                 <w:rFonts w:ascii="Arial" w:hAnsi="Arial" w:cs="Arial"/>
-                <w:sz w:val="20"/>
-                <w:szCs w:val="20"/>
-              </w:rPr>
-            </w:pPr>
-            <w:r>
-              <w:rPr>
-                <w:rFonts w:ascii="Arial" w:hAnsi="Arial" w:cs="Arial"/>
-                <w:sz w:val="20"/>
-                <w:szCs w:val="20"/>
+                <w:sz w:val="18"/>
+                <w:szCs w:val="18"/>
+              </w:rPr>
+            </w:pPr>
+            <w:r>
+              <w:rPr>
+                <w:rFonts w:ascii="Arial" w:hAnsi="Arial" w:cs="Arial"/>
+                <w:sz w:val="18"/>
+                <w:szCs w:val="18"/>
               </w:rPr>
               <w:t>Answer: Quick Checks</w:t>
             </w:r>
@@ -4145,15 +4017,15 @@
               <w:ind w:left="231" w:hanging="274"/>
               <w:rPr>
                 <w:rFonts w:ascii="Arial" w:hAnsi="Arial" w:cs="Arial"/>
-                <w:sz w:val="20"/>
-                <w:szCs w:val="20"/>
-              </w:rPr>
-            </w:pPr>
-            <w:r>
-              <w:rPr>
-                <w:rFonts w:ascii="Arial" w:hAnsi="Arial" w:cs="Arial"/>
-                <w:sz w:val="20"/>
-                <w:szCs w:val="20"/>
+                <w:sz w:val="18"/>
+                <w:szCs w:val="18"/>
+              </w:rPr>
+            </w:pPr>
+            <w:r>
+              <w:rPr>
+                <w:rFonts w:ascii="Arial" w:hAnsi="Arial" w:cs="Arial"/>
+                <w:sz w:val="18"/>
+                <w:szCs w:val="18"/>
               </w:rPr>
               <w:t>Recall: Retrieval Practice</w:t>
             </w:r>
@@ -4175,91 +4047,23 @@
               <w:ind w:left="231" w:hanging="274"/>
               <w:rPr>
                 <w:rFonts w:ascii="Arial" w:hAnsi="Arial" w:cs="Arial"/>
-                <w:sz w:val="20"/>
-                <w:szCs w:val="20"/>
-              </w:rPr>
-            </w:pPr>
-            <w:r>
-              <w:rPr>
-                <w:rFonts w:ascii="Arial" w:hAnsi="Arial" w:cs="Arial"/>
-                <w:sz w:val="20"/>
-                <w:szCs w:val="20"/>
-              </w:rPr>
-              <w:t>Review Questions</w:t>
-            </w:r>
-          </w:p>
-          <w:p>
-            <w:pPr>
-              <w:numPr>
-                <w:ilvl w:val="0"/>
-                <w:numId w:val="1"/>
-              </w:numPr>
-              <w:pBdr>
-                <w:top w:val="nil"/>
-                <w:left w:val="nil"/>
-                <w:bottom w:val="nil"/>
-                <w:right w:val="nil"/>
-                <w:between w:val="nil"/>
-              </w:pBdr>
-              <w:spacing w:after="0" w:line="240" w:lineRule="auto"/>
-              <w:ind w:left="231" w:hanging="274"/>
-              <w:rPr>
-                <w:rFonts w:ascii="Arial" w:hAnsi="Arial" w:cs="Arial"/>
-                <w:sz w:val="20"/>
-                <w:szCs w:val="20"/>
-              </w:rPr>
-            </w:pPr>
-            <w:r>
-              <w:rPr>
-                <w:rFonts w:ascii="Arial" w:hAnsi="Arial" w:cs="Arial"/>
-                <w:sz w:val="20"/>
-                <w:szCs w:val="20"/>
-              </w:rPr>
-              <w:t xml:space="preserve">Further Reading </w:t>
-            </w:r>
-            <w:r>
-              <w:rPr>
-                <w:rFonts w:ascii="Apple Color Emoji" w:hAnsi="Apple Color Emoji" w:cs="Apple Color Emoji"/>
-                <w:sz w:val="20"/>
-                <w:szCs w:val="20"/>
-              </w:rPr>
-              <w:t>📖</w:t>
-            </w:r>
-          </w:p>
-          <w:p>
-            <w:pPr>
-              <w:numPr>
-                <w:ilvl w:val="0"/>
-                <w:numId w:val="1"/>
-              </w:numPr>
-              <w:pBdr>
-                <w:top w:val="nil"/>
-                <w:left w:val="nil"/>
-                <w:bottom w:val="nil"/>
-                <w:right w:val="nil"/>
-                <w:between w:val="nil"/>
-              </w:pBdr>
-              <w:spacing w:after="0" w:line="240" w:lineRule="auto"/>
-              <w:ind w:left="231" w:hanging="274"/>
-              <w:rPr>
-                <w:rFonts w:ascii="Arial" w:hAnsi="Arial" w:cs="Arial"/>
-                <w:sz w:val="20"/>
-                <w:szCs w:val="20"/>
-              </w:rPr>
-            </w:pPr>
-            <w:r>
-              <w:rPr>
-                <w:rFonts w:ascii="Arial" w:hAnsi="Arial" w:cs="Arial"/>
-                <w:sz w:val="20"/>
-                <w:szCs w:val="20"/>
-              </w:rPr>
-              <w:t>Looking Ahead</w:t>
+                <w:sz w:val="18"/>
+                <w:szCs w:val="18"/>
+              </w:rPr>
+            </w:pPr>
+            <w:r>
+              <w:rPr>
+                <w:rFonts w:ascii="Arial" w:hAnsi="Arial" w:cs="Arial"/>
+                <w:sz w:val="18"/>
+                <w:szCs w:val="18"/>
+              </w:rPr>
+              <w:t>Review, Further Reading, and Looking Ahead</w:t>
             </w:r>
           </w:p>
         </w:tc>
         <w:tc>
           <w:tcPr>
-            <w:tcW w:w="2759" w:type="dxa"/>
+            <w:tcW w:w="2880" w:type="dxa"/>
             <w:tcMar>
               <w:top w:w="86" w:type="dxa"/>
               <w:left w:w="86" w:type="dxa"/>
@@ -4280,21 +4084,61 @@
                 <w:right w:val="nil"/>
                 <w:between w:val="nil"/>
               </w:pBdr>
-              <w:spacing w:after="120"/>
-              <w:ind w:left="231" w:hanging="274"/>
-              <w:rPr>
-                <w:rFonts w:ascii="Arial" w:hAnsi="Arial" w:cs="Arial"/>
-                <w:sz w:val="20"/>
-                <w:szCs w:val="20"/>
-              </w:rPr>
-            </w:pPr>
-            <w:r>
-              <w:rPr>
-                <w:rFonts w:ascii="Apple Color Emoji" w:hAnsi="Apple Color Emoji" w:cs="Apple Color Emoji"/>
-                <w:sz w:val="20"/>
-                <w:szCs w:val="20"/>
-              </w:rPr>
-              <w:t>🤔</w:t>
+              <w:spacing w:after="60" w:line="240" w:lineRule="auto"/>
+              <w:ind w:left="231" w:hanging="274"/>
+              <w:rPr>
+                <w:rFonts w:ascii="Arial" w:hAnsi="Arial" w:cs="Arial"/>
+                <w:sz w:val="20"/>
+                <w:szCs w:val="20"/>
+              </w:rPr>
+            </w:pPr>
+            <w:r>
+              <w:rPr>
+                <w:rFonts w:ascii="Arial" w:hAnsi="Arial" w:cs="Arial"/>
+                <w:sz w:val="20"/>
+                <w:szCs w:val="20"/>
+              </w:rPr>
+              <w:t xml:space="preserve">6.6 Skills Lab - </w:t>
+            </w:r>
+            <w:r>
+              <w:rPr>
+                <w:rFonts w:ascii="Arial" w:hAnsi="Arial" w:cs="Arial"/>
+                <w:sz w:val="20"/>
+                <w:szCs w:val="20"/>
+              </w:rPr>
+              <w:br/>
+            </w:r>
+            <w:r>
+              <w:rPr>
+                <w:rFonts w:ascii="Arial" w:hAnsi="Arial" w:cs="Arial"/>
+                <w:b/>
+                <w:bCs/>
+                <w:sz w:val="20"/>
+                <w:szCs w:val="20"/>
+              </w:rPr>
+              <w:t xml:space="preserve">The </w:t>
+            </w:r>
+            <w:proofErr w:type="spellStart"/>
+            <w:r>
+              <w:rPr>
+                <w:rFonts w:ascii="Arial" w:hAnsi="Arial" w:cs="Arial"/>
+                <w:b/>
+                <w:bCs/>
+                <w:sz w:val="20"/>
+                <w:szCs w:val="20"/>
+              </w:rPr>
+              <w:t>Copperwind</w:t>
+            </w:r>
+            <w:proofErr w:type="spellEnd"/>
+            <w:r>
+              <w:rPr>
+                <w:rFonts w:ascii="Arial" w:hAnsi="Arial" w:cs="Arial"/>
+                <w:b/>
+                <w:bCs/>
+                <w:sz w:val="20"/>
+                <w:szCs w:val="20"/>
+              </w:rPr>
+              <w:t xml:space="preserve"> Site Gets Its Layout</w:t>
             </w:r>
             <w:r>
               <w:rPr>
@@ -4307,54 +4151,6 @@
             <w:r>
               <w:rPr>
                 <w:rFonts w:ascii="Arial" w:hAnsi="Arial" w:cs="Arial"/>
-                <w:b/>
-                <w:bCs/>
-                <w:sz w:val="20"/>
-                <w:szCs w:val="20"/>
-              </w:rPr>
-              <w:t>Question</w:t>
-            </w:r>
-            <w:r>
-              <w:rPr>
-                <w:rFonts w:ascii="Arial" w:hAnsi="Arial" w:cs="Arial"/>
-                <w:sz w:val="20"/>
-                <w:szCs w:val="20"/>
-              </w:rPr>
-              <w:t xml:space="preserve"> &amp; Discuss Module Objectives</w:t>
-            </w:r>
-          </w:p>
-          <w:p>
-            <w:pPr>
-              <w:numPr>
-                <w:ilvl w:val="0"/>
-                <w:numId w:val="1"/>
-              </w:numPr>
-              <w:pBdr>
-                <w:top w:val="nil"/>
-                <w:left w:val="nil"/>
-                <w:bottom w:val="nil"/>
-                <w:right w:val="nil"/>
-                <w:between w:val="nil"/>
-              </w:pBdr>
-              <w:spacing w:after="120"/>
-              <w:ind w:left="231" w:hanging="274"/>
-              <w:rPr>
-                <w:rFonts w:ascii="Arial" w:hAnsi="Arial" w:cs="Arial"/>
-                <w:sz w:val="20"/>
-                <w:szCs w:val="20"/>
-              </w:rPr>
-            </w:pPr>
-            <w:r>
-              <w:rPr>
-                <w:rFonts w:ascii="Arial" w:hAnsi="Arial" w:cs="Arial"/>
-                <w:sz w:val="20"/>
-                <w:szCs w:val="20"/>
-              </w:rPr>
-              <w:t xml:space="preserve">6.6 Skills Lab 6A: </w:t>
-            </w:r>
-            <w:r>
-              <w:rPr>
-                <w:rFonts w:ascii="Arial" w:hAnsi="Arial" w:cs="Arial"/>
                 <w:sz w:val="20"/>
                 <w:szCs w:val="20"/>
               </w:rPr>
@@ -4362,101 +4158,11 @@
             </w:r>
             <w:r>
               <w:rPr>
-                <w:rFonts w:ascii="Arial" w:hAnsi="Arial" w:cs="Arial"/>
-                <w:b/>
-                <w:bCs/>
-                <w:sz w:val="20"/>
-                <w:szCs w:val="20"/>
-              </w:rPr>
-              <w:t>The Copperwind Site Gets Its Layout</w:t>
-            </w:r>
-            <w:r>
-              <w:rPr>
-                <w:rFonts w:ascii="Arial" w:hAnsi="Arial" w:cs="Arial"/>
-                <w:sz w:val="20"/>
-                <w:szCs w:val="20"/>
-              </w:rPr>
-              <w:t xml:space="preserve"> </w:t>
-            </w:r>
-            <w:r>
-              <w:rPr>
-                <w:rFonts w:ascii="Arial" w:hAnsi="Arial" w:cs="Arial"/>
-                <w:sz w:val="20"/>
-                <w:szCs w:val="20"/>
-              </w:rPr>
-              <w:br/>
-            </w:r>
-            <w:r>
-              <w:rPr>
                 <w:rFonts w:ascii="Consolas" w:hAnsi="Consolas" w:cs="Consolas"/>
                 <w:sz w:val="20"/>
                 <w:szCs w:val="20"/>
               </w:rPr>
               <w:t>(Parts 1-3 and Questions &amp; Analysis)</w:t>
-            </w:r>
-          </w:p>
-          <w:p>
-            <w:pPr>
-              <w:numPr>
-                <w:ilvl w:val="0"/>
-                <w:numId w:val="1"/>
-              </w:numPr>
-              <w:pBdr>
-                <w:top w:val="nil"/>
-                <w:left w:val="nil"/>
-                <w:bottom w:val="nil"/>
-                <w:right w:val="nil"/>
-                <w:between w:val="nil"/>
-              </w:pBdr>
-              <w:spacing w:after="120"/>
-              <w:ind w:left="231" w:hanging="274"/>
-              <w:rPr>
-                <w:rFonts w:ascii="Arial" w:hAnsi="Arial" w:cs="Arial"/>
-                <w:sz w:val="20"/>
-                <w:szCs w:val="20"/>
-              </w:rPr>
-            </w:pPr>
-            <w:r>
-              <w:rPr>
-                <w:rFonts w:ascii="Arial" w:hAnsi="Arial" w:cs="Arial"/>
-                <w:sz w:val="20"/>
-                <w:szCs w:val="20"/>
-              </w:rPr>
-              <w:t xml:space="preserve">Question &amp; </w:t>
-            </w:r>
-            <w:r>
-              <w:rPr>
-                <w:rFonts w:ascii="Apple Color Emoji" w:hAnsi="Apple Color Emoji" w:cs="Apple Color Emoji"/>
-                <w:sz w:val="20"/>
-                <w:szCs w:val="20"/>
-              </w:rPr>
-              <w:t>👥</w:t>
-            </w:r>
-            <w:r>
-              <w:rPr>
-                <w:rFonts w:ascii="Arial" w:hAnsi="Arial" w:cs="Arial"/>
-                <w:sz w:val="20"/>
-                <w:szCs w:val="20"/>
-              </w:rPr>
-              <w:t xml:space="preserve"> </w:t>
-            </w:r>
-            <w:r>
-              <w:rPr>
-                <w:rFonts w:ascii="Arial" w:hAnsi="Arial" w:cs="Arial"/>
-                <w:b/>
-                <w:bCs/>
-                <w:sz w:val="20"/>
-                <w:szCs w:val="20"/>
-              </w:rPr>
-              <w:t>Discuss</w:t>
-            </w:r>
-            <w:r>
-              <w:rPr>
-                <w:rFonts w:ascii="Arial" w:hAnsi="Arial" w:cs="Arial"/>
-                <w:sz w:val="20"/>
-                <w:szCs w:val="20"/>
-              </w:rPr>
-              <w:t xml:space="preserve"> Module Objectives</w:t>
             </w:r>
           </w:p>
         </w:tc>
@@ -4477,58 +4183,58 @@
           </w:tcPr>
           <w:p>
             <w:pPr>
-              <w:spacing w:after="120"/>
+              <w:spacing w:after="60" w:line="240" w:lineRule="auto"/>
               <w:rPr>
                 <w:rFonts w:ascii="Consolas" w:hAnsi="Consolas" w:cs="Consolas"/>
-                <w:sz w:val="21"/>
-                <w:szCs w:val="21"/>
+                <w:sz w:val="20"/>
+                <w:szCs w:val="20"/>
               </w:rPr>
             </w:pPr>
             <w:r>
               <w:rPr>
                 <w:rFonts w:ascii="Consolas" w:hAnsi="Consolas" w:cs="Consolas"/>
-                <w:sz w:val="21"/>
-                <w:szCs w:val="21"/>
+                <w:sz w:val="20"/>
+                <w:szCs w:val="20"/>
               </w:rPr>
               <w:t>Module 7</w:t>
             </w:r>
           </w:p>
           <w:p>
             <w:pPr>
-              <w:spacing w:after="120"/>
-              <w:rPr>
-                <w:rFonts w:ascii="Arial" w:hAnsi="Arial" w:cs="Arial"/>
-                <w:b/>
-                <w:bCs/>
-                <w:sz w:val="21"/>
-                <w:szCs w:val="21"/>
-              </w:rPr>
-            </w:pPr>
-            <w:r>
-              <w:rPr>
-                <w:rFonts w:ascii="Arial" w:hAnsi="Arial" w:cs="Arial"/>
-                <w:b/>
-                <w:bCs/>
-                <w:sz w:val="21"/>
-                <w:szCs w:val="21"/>
+              <w:spacing w:after="60" w:line="240" w:lineRule="auto"/>
+              <w:rPr>
+                <w:rFonts w:ascii="Arial" w:hAnsi="Arial" w:cs="Arial"/>
+                <w:b/>
+                <w:bCs/>
+                <w:sz w:val="20"/>
+                <w:szCs w:val="20"/>
+              </w:rPr>
+            </w:pPr>
+            <w:r>
+              <w:rPr>
+                <w:rFonts w:ascii="Arial" w:hAnsi="Arial" w:cs="Arial"/>
+                <w:b/>
+                <w:bCs/>
+                <w:sz w:val="20"/>
+                <w:szCs w:val="20"/>
               </w:rPr>
               <w:t>UX and Web Design</w:t>
             </w:r>
           </w:p>
           <w:p>
             <w:pPr>
-              <w:spacing w:after="120"/>
-              <w:rPr>
-                <w:rFonts w:ascii="Arial" w:hAnsi="Arial" w:cs="Arial"/>
-                <w:sz w:val="21"/>
-                <w:szCs w:val="21"/>
-              </w:rPr>
-            </w:pPr>
-            <w:r>
-              <w:rPr>
-                <w:rFonts w:ascii="Arial" w:hAnsi="Arial" w:cs="Arial"/>
-                <w:sz w:val="21"/>
-                <w:szCs w:val="21"/>
+              <w:spacing w:after="60" w:line="240" w:lineRule="auto"/>
+              <w:rPr>
+                <w:rFonts w:ascii="Arial" w:hAnsi="Arial" w:cs="Arial"/>
+                <w:sz w:val="20"/>
+                <w:szCs w:val="20"/>
+              </w:rPr>
+            </w:pPr>
+            <w:r>
+              <w:rPr>
+                <w:rFonts w:ascii="Arial" w:hAnsi="Arial" w:cs="Arial"/>
+                <w:sz w:val="20"/>
+                <w:szCs w:val="20"/>
               </w:rPr>
               <w:t>Primary CLOs:</w:t>
             </w:r>
@@ -4546,19 +4252,19 @@
                 <w:right w:val="nil"/>
                 <w:between w:val="nil"/>
               </w:pBdr>
-              <w:spacing w:after="120"/>
+              <w:spacing w:after="60" w:line="240" w:lineRule="auto"/>
               <w:ind w:left="360"/>
               <w:rPr>
                 <w:rFonts w:ascii="Consolas" w:hAnsi="Consolas" w:cs="Consolas"/>
-                <w:sz w:val="21"/>
-                <w:szCs w:val="21"/>
+                <w:sz w:val="20"/>
+                <w:szCs w:val="20"/>
               </w:rPr>
             </w:pPr>
             <w:r>
               <w:rPr>
                 <w:rFonts w:ascii="Consolas" w:eastAsia="Courier New" w:hAnsi="Consolas" w:cs="Consolas"/>
-                <w:sz w:val="21"/>
-                <w:szCs w:val="21"/>
+                <w:sz w:val="20"/>
+                <w:szCs w:val="20"/>
               </w:rPr>
               <w:t>III, XII</w:t>
             </w:r>
@@ -4566,7 +4272,7 @@
         </w:tc>
         <w:tc>
           <w:tcPr>
-            <w:tcW w:w="7453" w:type="dxa"/>
+            <w:tcW w:w="0" w:type="auto"/>
             <w:tcMar>
               <w:top w:w="86" w:type="dxa"/>
               <w:left w:w="86" w:type="dxa"/>
@@ -4587,7 +4293,7 @@
                 <w:right w:val="nil"/>
                 <w:between w:val="nil"/>
               </w:pBdr>
-              <w:spacing w:after="120"/>
+              <w:spacing w:after="60" w:line="240" w:lineRule="auto"/>
               <w:ind w:left="231" w:hanging="274"/>
               <w:rPr>
                 <w:rFonts w:ascii="Arial" w:hAnsi="Arial" w:cs="Arial"/>
@@ -4627,7 +4333,7 @@
                 <w:right w:val="nil"/>
                 <w:between w:val="nil"/>
               </w:pBdr>
-              <w:spacing w:after="120"/>
+              <w:spacing w:after="60" w:line="240" w:lineRule="auto"/>
               <w:ind w:left="231" w:hanging="274"/>
               <w:rPr>
                 <w:rFonts w:ascii="Arial" w:hAnsi="Arial" w:cs="Arial"/>
@@ -4667,7 +4373,7 @@
                 <w:right w:val="nil"/>
                 <w:between w:val="nil"/>
               </w:pBdr>
-              <w:spacing w:after="120"/>
+              <w:spacing w:after="60" w:line="240" w:lineRule="auto"/>
               <w:ind w:left="231" w:hanging="274"/>
               <w:rPr>
                 <w:rFonts w:ascii="Arial" w:hAnsi="Arial" w:cs="Arial"/>
@@ -4722,17 +4428,17 @@
               <w:ind w:left="231" w:hanging="274"/>
               <w:rPr>
                 <w:rFonts w:ascii="Arial" w:hAnsi="Arial" w:cs="Arial"/>
-                <w:sz w:val="20"/>
-                <w:szCs w:val="20"/>
-              </w:rPr>
-            </w:pPr>
-            <w:r>
-              <w:rPr>
-                <w:rFonts w:ascii="Arial" w:hAnsi="Arial" w:cs="Arial"/>
-                <w:sz w:val="20"/>
-                <w:szCs w:val="20"/>
-              </w:rPr>
-              <w:t>Read Sections: 7.1 - 7.7</w:t>
+                <w:sz w:val="18"/>
+                <w:szCs w:val="18"/>
+              </w:rPr>
+            </w:pPr>
+            <w:r>
+              <w:rPr>
+                <w:rFonts w:ascii="Arial" w:hAnsi="Arial" w:cs="Arial"/>
+                <w:sz w:val="18"/>
+                <w:szCs w:val="18"/>
+              </w:rPr>
+              <w:t>Read Sections: 7.1 - 7.5</w:t>
             </w:r>
           </w:p>
           <w:p>
@@ -4752,15 +4458,15 @@
               <w:ind w:left="231" w:hanging="274"/>
               <w:rPr>
                 <w:rFonts w:ascii="Arial" w:hAnsi="Arial" w:cs="Arial"/>
-                <w:sz w:val="20"/>
-                <w:szCs w:val="20"/>
-              </w:rPr>
-            </w:pPr>
-            <w:r>
-              <w:rPr>
-                <w:rFonts w:ascii="Arial" w:hAnsi="Arial" w:cs="Arial"/>
-                <w:sz w:val="20"/>
-                <w:szCs w:val="20"/>
+                <w:sz w:val="18"/>
+                <w:szCs w:val="18"/>
+              </w:rPr>
+            </w:pPr>
+            <w:r>
+              <w:rPr>
+                <w:rFonts w:ascii="Arial" w:hAnsi="Arial" w:cs="Arial"/>
+                <w:sz w:val="18"/>
+                <w:szCs w:val="18"/>
               </w:rPr>
               <w:t>Practice: Try It Yourself</w:t>
             </w:r>
@@ -4782,23 +4488,23 @@
               <w:ind w:left="231" w:hanging="274"/>
               <w:rPr>
                 <w:rFonts w:ascii="Arial" w:hAnsi="Arial" w:cs="Arial"/>
-                <w:sz w:val="20"/>
-                <w:szCs w:val="20"/>
-              </w:rPr>
-            </w:pPr>
-            <w:r>
-              <w:rPr>
-                <w:rFonts w:ascii="Arial" w:hAnsi="Arial" w:cs="Arial"/>
-                <w:sz w:val="20"/>
-                <w:szCs w:val="20"/>
+                <w:sz w:val="18"/>
+                <w:szCs w:val="18"/>
+              </w:rPr>
+            </w:pPr>
+            <w:r>
+              <w:rPr>
+                <w:rFonts w:ascii="Arial" w:hAnsi="Arial" w:cs="Arial"/>
+                <w:sz w:val="18"/>
+                <w:szCs w:val="18"/>
               </w:rPr>
               <w:t xml:space="preserve">Debug: Fix It </w:t>
             </w:r>
             <w:r>
               <w:rPr>
                 <w:rFonts w:ascii="Apple Color Emoji" w:hAnsi="Apple Color Emoji" w:cs="Apple Color Emoji"/>
-                <w:sz w:val="20"/>
-                <w:szCs w:val="20"/>
+                <w:sz w:val="18"/>
+                <w:szCs w:val="18"/>
               </w:rPr>
               <w:t>🔧</w:t>
             </w:r>
@@ -4820,15 +4526,15 @@
               <w:ind w:left="231" w:hanging="274"/>
               <w:rPr>
                 <w:rFonts w:ascii="Arial" w:hAnsi="Arial" w:cs="Arial"/>
-                <w:sz w:val="20"/>
-                <w:szCs w:val="20"/>
-              </w:rPr>
-            </w:pPr>
-            <w:r>
-              <w:rPr>
-                <w:rFonts w:ascii="Arial" w:hAnsi="Arial" w:cs="Arial"/>
-                <w:sz w:val="20"/>
-                <w:szCs w:val="20"/>
+                <w:sz w:val="18"/>
+                <w:szCs w:val="18"/>
+              </w:rPr>
+            </w:pPr>
+            <w:r>
+              <w:rPr>
+                <w:rFonts w:ascii="Arial" w:hAnsi="Arial" w:cs="Arial"/>
+                <w:sz w:val="18"/>
+                <w:szCs w:val="18"/>
               </w:rPr>
               <w:t>Answer: Quick Checks</w:t>
             </w:r>
@@ -4850,15 +4556,15 @@
               <w:ind w:left="231" w:hanging="274"/>
               <w:rPr>
                 <w:rFonts w:ascii="Arial" w:hAnsi="Arial" w:cs="Arial"/>
-                <w:sz w:val="20"/>
-                <w:szCs w:val="20"/>
-              </w:rPr>
-            </w:pPr>
-            <w:r>
-              <w:rPr>
-                <w:rFonts w:ascii="Arial" w:hAnsi="Arial" w:cs="Arial"/>
-                <w:sz w:val="20"/>
-                <w:szCs w:val="20"/>
+                <w:sz w:val="18"/>
+                <w:szCs w:val="18"/>
+              </w:rPr>
+            </w:pPr>
+            <w:r>
+              <w:rPr>
+                <w:rFonts w:ascii="Arial" w:hAnsi="Arial" w:cs="Arial"/>
+                <w:sz w:val="18"/>
+                <w:szCs w:val="18"/>
               </w:rPr>
               <w:t>Recall: Retrieval Practice</w:t>
             </w:r>
@@ -4880,91 +4586,23 @@
               <w:ind w:left="231" w:hanging="274"/>
               <w:rPr>
                 <w:rFonts w:ascii="Arial" w:hAnsi="Arial" w:cs="Arial"/>
-                <w:sz w:val="20"/>
-                <w:szCs w:val="20"/>
-              </w:rPr>
-            </w:pPr>
-            <w:r>
-              <w:rPr>
-                <w:rFonts w:ascii="Arial" w:hAnsi="Arial" w:cs="Arial"/>
-                <w:sz w:val="20"/>
-                <w:szCs w:val="20"/>
-              </w:rPr>
-              <w:t>Review Questions</w:t>
-            </w:r>
-          </w:p>
-          <w:p>
-            <w:pPr>
-              <w:numPr>
-                <w:ilvl w:val="0"/>
-                <w:numId w:val="1"/>
-              </w:numPr>
-              <w:pBdr>
-                <w:top w:val="nil"/>
-                <w:left w:val="nil"/>
-                <w:bottom w:val="nil"/>
-                <w:right w:val="nil"/>
-                <w:between w:val="nil"/>
-              </w:pBdr>
-              <w:spacing w:after="0" w:line="240" w:lineRule="auto"/>
-              <w:ind w:left="231" w:hanging="274"/>
-              <w:rPr>
-                <w:rFonts w:ascii="Arial" w:hAnsi="Arial" w:cs="Arial"/>
-                <w:sz w:val="20"/>
-                <w:szCs w:val="20"/>
-              </w:rPr>
-            </w:pPr>
-            <w:r>
-              <w:rPr>
-                <w:rFonts w:ascii="Arial" w:hAnsi="Arial" w:cs="Arial"/>
-                <w:sz w:val="20"/>
-                <w:szCs w:val="20"/>
-              </w:rPr>
-              <w:t xml:space="preserve">Further Reading </w:t>
-            </w:r>
-            <w:r>
-              <w:rPr>
-                <w:rFonts w:ascii="Apple Color Emoji" w:hAnsi="Apple Color Emoji" w:cs="Apple Color Emoji"/>
-                <w:sz w:val="20"/>
-                <w:szCs w:val="20"/>
-              </w:rPr>
-              <w:t>📖</w:t>
-            </w:r>
-          </w:p>
-          <w:p>
-            <w:pPr>
-              <w:numPr>
-                <w:ilvl w:val="0"/>
-                <w:numId w:val="1"/>
-              </w:numPr>
-              <w:pBdr>
-                <w:top w:val="nil"/>
-                <w:left w:val="nil"/>
-                <w:bottom w:val="nil"/>
-                <w:right w:val="nil"/>
-                <w:between w:val="nil"/>
-              </w:pBdr>
-              <w:spacing w:after="0" w:line="240" w:lineRule="auto"/>
-              <w:ind w:left="231" w:hanging="274"/>
-              <w:rPr>
-                <w:rFonts w:ascii="Arial" w:hAnsi="Arial" w:cs="Arial"/>
-                <w:sz w:val="20"/>
-                <w:szCs w:val="20"/>
-              </w:rPr>
-            </w:pPr>
-            <w:r>
-              <w:rPr>
-                <w:rFonts w:ascii="Arial" w:hAnsi="Arial" w:cs="Arial"/>
-                <w:sz w:val="20"/>
-                <w:szCs w:val="20"/>
-              </w:rPr>
-              <w:t>Looking Ahead</w:t>
+                <w:sz w:val="18"/>
+                <w:szCs w:val="18"/>
+              </w:rPr>
+            </w:pPr>
+            <w:r>
+              <w:rPr>
+                <w:rFonts w:ascii="Arial" w:hAnsi="Arial" w:cs="Arial"/>
+                <w:sz w:val="18"/>
+                <w:szCs w:val="18"/>
+              </w:rPr>
+              <w:t>Review, Further Reading, and Looking Ahead</w:t>
             </w:r>
           </w:p>
         </w:tc>
         <w:tc>
           <w:tcPr>
-            <w:tcW w:w="2759" w:type="dxa"/>
+            <w:tcW w:w="2880" w:type="dxa"/>
             <w:tcMar>
               <w:top w:w="86" w:type="dxa"/>
               <w:left w:w="86" w:type="dxa"/>
@@ -4985,21 +4623,21 @@
                 <w:right w:val="nil"/>
                 <w:between w:val="nil"/>
               </w:pBdr>
-              <w:spacing w:after="120"/>
-              <w:ind w:left="231" w:hanging="274"/>
-              <w:rPr>
-                <w:rFonts w:ascii="Arial" w:hAnsi="Arial" w:cs="Arial"/>
-                <w:sz w:val="20"/>
-                <w:szCs w:val="20"/>
-              </w:rPr>
-            </w:pPr>
-            <w:r>
-              <w:rPr>
-                <w:rFonts w:ascii="Arial" w:hAnsi="Arial" w:cs="Arial"/>
-                <w:sz w:val="20"/>
-                <w:szCs w:val="20"/>
-              </w:rPr>
-              <w:t xml:space="preserve">7.6 Skills Lab 7A: </w:t>
+              <w:spacing w:after="60" w:line="240" w:lineRule="auto"/>
+              <w:ind w:left="231" w:hanging="274"/>
+              <w:rPr>
+                <w:rFonts w:ascii="Arial" w:hAnsi="Arial" w:cs="Arial"/>
+                <w:sz w:val="20"/>
+                <w:szCs w:val="20"/>
+              </w:rPr>
+            </w:pPr>
+            <w:r>
+              <w:rPr>
+                <w:rFonts w:ascii="Arial" w:hAnsi="Arial" w:cs="Arial"/>
+                <w:sz w:val="20"/>
+                <w:szCs w:val="20"/>
+              </w:rPr>
+              <w:t xml:space="preserve">7.6 Skills Lab - </w:t>
             </w:r>
             <w:r>
               <w:rPr>
@@ -5017,7 +4655,29 @@
                 <w:sz w:val="20"/>
                 <w:szCs w:val="20"/>
               </w:rPr>
-              <w:t>The Copperwind Site Grows Up</w:t>
+              <w:t xml:space="preserve">The </w:t>
+            </w:r>
+            <w:proofErr w:type="spellStart"/>
+            <w:r>
+              <w:rPr>
+                <w:rFonts w:ascii="Arial" w:hAnsi="Arial" w:cs="Arial"/>
+                <w:b/>
+                <w:bCs/>
+                <w:sz w:val="20"/>
+                <w:szCs w:val="20"/>
+              </w:rPr>
+              <w:t>Copperwind</w:t>
+            </w:r>
+            <w:proofErr w:type="spellEnd"/>
+            <w:r>
+              <w:rPr>
+                <w:rFonts w:ascii="Arial" w:hAnsi="Arial" w:cs="Arial"/>
+                <w:b/>
+                <w:bCs/>
+                <w:sz w:val="20"/>
+                <w:szCs w:val="20"/>
+              </w:rPr>
+              <w:t xml:space="preserve"> Site Grows Up</w:t>
             </w:r>
             <w:r>
               <w:rPr>
@@ -5042,6 +4702,86 @@
                 <w:szCs w:val="20"/>
               </w:rPr>
               <w:t>(Parts 1-3 and Questions &amp; Analysis)</w:t>
+            </w:r>
+          </w:p>
+          <w:p>
+            <w:pPr>
+              <w:numPr>
+                <w:ilvl w:val="0"/>
+                <w:numId w:val="1"/>
+              </w:numPr>
+              <w:pBdr>
+                <w:top w:val="nil"/>
+                <w:left w:val="nil"/>
+                <w:bottom w:val="nil"/>
+                <w:right w:val="nil"/>
+                <w:between w:val="nil"/>
+              </w:pBdr>
+              <w:spacing w:after="60" w:line="240" w:lineRule="auto"/>
+              <w:ind w:left="231" w:hanging="274"/>
+              <w:rPr>
+                <w:rFonts w:ascii="Arial" w:hAnsi="Arial" w:cs="Arial"/>
+                <w:sz w:val="20"/>
+                <w:szCs w:val="20"/>
+              </w:rPr>
+            </w:pPr>
+            <w:r>
+              <w:rPr>
+                <w:rFonts w:ascii="Arial" w:hAnsi="Arial" w:cs="Arial"/>
+                <w:b/>
+                <w:bCs/>
+                <w:color w:val="012F76"/>
+                <w:sz w:val="20"/>
+                <w:szCs w:val="20"/>
+              </w:rPr>
+              <w:t xml:space="preserve">7.7 </w:t>
+            </w:r>
+            <w:r>
+              <w:rPr>
+                <w:rFonts w:ascii="Arial" w:hAnsi="Arial" w:cs="Arial"/>
+                <w:color w:val="012F76"/>
+                <w:sz w:val="20"/>
+                <w:szCs w:val="20"/>
+              </w:rPr>
+              <w:t>Question &amp; Discuss</w:t>
+            </w:r>
+            <w:r>
+              <w:rPr>
+                <w:rFonts w:ascii="Arial" w:hAnsi="Arial" w:cs="Arial"/>
+                <w:color w:val="012F76"/>
+                <w:sz w:val="20"/>
+                <w:szCs w:val="20"/>
+              </w:rPr>
+              <w:t xml:space="preserve"> </w:t>
+            </w:r>
+            <w:r>
+              <w:rPr>
+                <w:rFonts w:ascii="Apple Color Emoji" w:hAnsi="Apple Color Emoji" w:cs="Apple Color Emoji"/>
+                <w:color w:val="012F76"/>
+                <w:sz w:val="20"/>
+                <w:szCs w:val="20"/>
+              </w:rPr>
+              <w:t>🤔</w:t>
+            </w:r>
+            <w:r>
+              <w:rPr>
+                <w:rFonts w:ascii="Apple Color Emoji" w:hAnsi="Apple Color Emoji" w:cs="Apple Color Emoji"/>
+                <w:color w:val="012F76"/>
+                <w:sz w:val="20"/>
+                <w:szCs w:val="20"/>
+              </w:rPr>
+              <w:t xml:space="preserve"> </w:t>
+            </w:r>
+            <w:r>
+              <w:rPr>
+                <w:rFonts w:ascii="Arial" w:hAnsi="Arial" w:cs="Arial"/>
+                <w:b/>
+                <w:bCs/>
+                <w:color w:val="012F76"/>
+                <w:sz w:val="20"/>
+                <w:szCs w:val="20"/>
+              </w:rPr>
+              <w:t>Flexbox, UX and UI in Web Design</w:t>
             </w:r>
           </w:p>
         </w:tc>
@@ -5062,58 +4802,58 @@
           </w:tcPr>
           <w:p>
             <w:pPr>
-              <w:spacing w:after="120"/>
+              <w:spacing w:after="60" w:line="240" w:lineRule="auto"/>
               <w:rPr>
                 <w:rFonts w:ascii="Consolas" w:hAnsi="Consolas" w:cs="Consolas"/>
-                <w:sz w:val="21"/>
-                <w:szCs w:val="21"/>
+                <w:sz w:val="20"/>
+                <w:szCs w:val="20"/>
               </w:rPr>
             </w:pPr>
             <w:r>
               <w:rPr>
                 <w:rFonts w:ascii="Consolas" w:hAnsi="Consolas" w:cs="Consolas"/>
-                <w:sz w:val="21"/>
-                <w:szCs w:val="21"/>
+                <w:sz w:val="20"/>
+                <w:szCs w:val="20"/>
               </w:rPr>
               <w:t>Module 8</w:t>
             </w:r>
           </w:p>
           <w:p>
             <w:pPr>
-              <w:spacing w:after="120"/>
-              <w:rPr>
-                <w:rFonts w:ascii="Arial" w:hAnsi="Arial" w:cs="Arial"/>
-                <w:b/>
-                <w:bCs/>
-                <w:sz w:val="21"/>
-                <w:szCs w:val="21"/>
-              </w:rPr>
-            </w:pPr>
-            <w:r>
-              <w:rPr>
-                <w:rFonts w:ascii="Arial" w:hAnsi="Arial" w:cs="Arial"/>
-                <w:b/>
-                <w:bCs/>
-                <w:sz w:val="21"/>
-                <w:szCs w:val="21"/>
+              <w:spacing w:after="60" w:line="240" w:lineRule="auto"/>
+              <w:rPr>
+                <w:rFonts w:ascii="Arial" w:hAnsi="Arial" w:cs="Arial"/>
+                <w:b/>
+                <w:bCs/>
+                <w:sz w:val="20"/>
+                <w:szCs w:val="20"/>
+              </w:rPr>
+            </w:pPr>
+            <w:r>
+              <w:rPr>
+                <w:rFonts w:ascii="Arial" w:hAnsi="Arial" w:cs="Arial"/>
+                <w:b/>
+                <w:bCs/>
+                <w:sz w:val="20"/>
+                <w:szCs w:val="20"/>
               </w:rPr>
               <w:t>Responsive Design and Media Queries</w:t>
             </w:r>
           </w:p>
           <w:p>
             <w:pPr>
-              <w:spacing w:after="120"/>
-              <w:rPr>
-                <w:rFonts w:ascii="Arial" w:hAnsi="Arial" w:cs="Arial"/>
-                <w:sz w:val="21"/>
-                <w:szCs w:val="21"/>
-              </w:rPr>
-            </w:pPr>
-            <w:r>
-              <w:rPr>
-                <w:rFonts w:ascii="Arial" w:hAnsi="Arial" w:cs="Arial"/>
-                <w:sz w:val="21"/>
-                <w:szCs w:val="21"/>
+              <w:spacing w:after="60" w:line="240" w:lineRule="auto"/>
+              <w:rPr>
+                <w:rFonts w:ascii="Arial" w:hAnsi="Arial" w:cs="Arial"/>
+                <w:sz w:val="20"/>
+                <w:szCs w:val="20"/>
+              </w:rPr>
+            </w:pPr>
+            <w:r>
+              <w:rPr>
+                <w:rFonts w:ascii="Arial" w:hAnsi="Arial" w:cs="Arial"/>
+                <w:sz w:val="20"/>
+                <w:szCs w:val="20"/>
               </w:rPr>
               <w:t>Primary CLOs:</w:t>
             </w:r>
@@ -5131,19 +4871,19 @@
                 <w:right w:val="nil"/>
                 <w:between w:val="nil"/>
               </w:pBdr>
-              <w:spacing w:after="120"/>
+              <w:spacing w:after="60" w:line="240" w:lineRule="auto"/>
               <w:ind w:left="360"/>
               <w:rPr>
                 <w:rFonts w:ascii="Consolas" w:hAnsi="Consolas" w:cs="Consolas"/>
-                <w:sz w:val="21"/>
-                <w:szCs w:val="21"/>
+                <w:sz w:val="20"/>
+                <w:szCs w:val="20"/>
               </w:rPr>
             </w:pPr>
             <w:r>
               <w:rPr>
                 <w:rFonts w:ascii="Consolas" w:eastAsia="Courier New" w:hAnsi="Consolas" w:cs="Consolas"/>
-                <w:sz w:val="21"/>
-                <w:szCs w:val="21"/>
+                <w:sz w:val="20"/>
+                <w:szCs w:val="20"/>
               </w:rPr>
               <w:t>X</w:t>
             </w:r>
@@ -5151,7 +4891,7 @@
         </w:tc>
         <w:tc>
           <w:tcPr>
-            <w:tcW w:w="7453" w:type="dxa"/>
+            <w:tcW w:w="0" w:type="auto"/>
             <w:tcMar>
               <w:top w:w="86" w:type="dxa"/>
               <w:left w:w="86" w:type="dxa"/>
@@ -5172,7 +4912,7 @@
                 <w:right w:val="nil"/>
                 <w:between w:val="nil"/>
               </w:pBdr>
-              <w:spacing w:after="120"/>
+              <w:spacing w:after="60" w:line="240" w:lineRule="auto"/>
               <w:ind w:left="231" w:hanging="274"/>
               <w:rPr>
                 <w:rFonts w:ascii="Arial" w:hAnsi="Arial" w:cs="Arial"/>
@@ -5196,23 +4936,41 @@
                 <w:sz w:val="20"/>
                 <w:szCs w:val="20"/>
               </w:rPr>
-              <w:t xml:space="preserve"> Implement the viewport meta tag on every page of a site, testing the result in browser DevTools device mode</w:t>
-            </w:r>
-          </w:p>
-          <w:p>
-            <w:pPr>
-              <w:numPr>
-                <w:ilvl w:val="0"/>
-                <w:numId w:val="1"/>
-              </w:numPr>
-              <w:pBdr>
-                <w:top w:val="nil"/>
-                <w:left w:val="nil"/>
-                <w:bottom w:val="nil"/>
-                <w:right w:val="nil"/>
-                <w:between w:val="nil"/>
-              </w:pBdr>
-              <w:spacing w:after="120"/>
+              <w:t xml:space="preserve"> Implement the viewport meta tag on every page of a site, testing the result in browser </w:t>
+            </w:r>
+            <w:proofErr w:type="spellStart"/>
+            <w:r>
+              <w:rPr>
+                <w:rFonts w:ascii="Arial" w:hAnsi="Arial" w:cs="Arial"/>
+                <w:sz w:val="20"/>
+                <w:szCs w:val="20"/>
+              </w:rPr>
+              <w:t>DevTools</w:t>
+            </w:r>
+            <w:proofErr w:type="spellEnd"/>
+            <w:r>
+              <w:rPr>
+                <w:rFonts w:ascii="Arial" w:hAnsi="Arial" w:cs="Arial"/>
+                <w:sz w:val="20"/>
+                <w:szCs w:val="20"/>
+              </w:rPr>
+              <w:t xml:space="preserve"> device mode</w:t>
+            </w:r>
+          </w:p>
+          <w:p>
+            <w:pPr>
+              <w:numPr>
+                <w:ilvl w:val="0"/>
+                <w:numId w:val="1"/>
+              </w:numPr>
+              <w:pBdr>
+                <w:top w:val="nil"/>
+                <w:left w:val="nil"/>
+                <w:bottom w:val="nil"/>
+                <w:right w:val="nil"/>
+                <w:between w:val="nil"/>
+              </w:pBdr>
+              <w:spacing w:after="60" w:line="240" w:lineRule="auto"/>
               <w:ind w:left="231" w:hanging="274"/>
               <w:rPr>
                 <w:rFonts w:ascii="Arial" w:hAnsi="Arial" w:cs="Arial"/>
@@ -5252,7 +5010,7 @@
                 <w:right w:val="nil"/>
                 <w:between w:val="nil"/>
               </w:pBdr>
-              <w:spacing w:after="120"/>
+              <w:spacing w:after="60" w:line="240" w:lineRule="auto"/>
               <w:ind w:left="231" w:hanging="274"/>
               <w:rPr>
                 <w:rFonts w:ascii="Arial" w:hAnsi="Arial" w:cs="Arial"/>
@@ -5307,17 +5065,17 @@
               <w:ind w:left="231" w:hanging="274"/>
               <w:rPr>
                 <w:rFonts w:ascii="Arial" w:hAnsi="Arial" w:cs="Arial"/>
-                <w:sz w:val="20"/>
-                <w:szCs w:val="20"/>
-              </w:rPr>
-            </w:pPr>
-            <w:r>
-              <w:rPr>
-                <w:rFonts w:ascii="Arial" w:hAnsi="Arial" w:cs="Arial"/>
-                <w:sz w:val="20"/>
-                <w:szCs w:val="20"/>
-              </w:rPr>
-              <w:t>Read Sections: 8.1 - 8.7</w:t>
+                <w:sz w:val="18"/>
+                <w:szCs w:val="18"/>
+              </w:rPr>
+            </w:pPr>
+            <w:r>
+              <w:rPr>
+                <w:rFonts w:ascii="Arial" w:hAnsi="Arial" w:cs="Arial"/>
+                <w:sz w:val="18"/>
+                <w:szCs w:val="18"/>
+              </w:rPr>
+              <w:t>Read Sections: 8.1 - 8.5</w:t>
             </w:r>
           </w:p>
           <w:p>
@@ -5337,15 +5095,15 @@
               <w:ind w:left="231" w:hanging="274"/>
               <w:rPr>
                 <w:rFonts w:ascii="Arial" w:hAnsi="Arial" w:cs="Arial"/>
-                <w:sz w:val="20"/>
-                <w:szCs w:val="20"/>
-              </w:rPr>
-            </w:pPr>
-            <w:r>
-              <w:rPr>
-                <w:rFonts w:ascii="Arial" w:hAnsi="Arial" w:cs="Arial"/>
-                <w:sz w:val="20"/>
-                <w:szCs w:val="20"/>
+                <w:sz w:val="18"/>
+                <w:szCs w:val="18"/>
+              </w:rPr>
+            </w:pPr>
+            <w:r>
+              <w:rPr>
+                <w:rFonts w:ascii="Arial" w:hAnsi="Arial" w:cs="Arial"/>
+                <w:sz w:val="18"/>
+                <w:szCs w:val="18"/>
               </w:rPr>
               <w:t>Practice: Try It Yourself</w:t>
             </w:r>
@@ -5367,23 +5125,23 @@
               <w:ind w:left="231" w:hanging="274"/>
               <w:rPr>
                 <w:rFonts w:ascii="Arial" w:hAnsi="Arial" w:cs="Arial"/>
-                <w:sz w:val="20"/>
-                <w:szCs w:val="20"/>
-              </w:rPr>
-            </w:pPr>
-            <w:r>
-              <w:rPr>
-                <w:rFonts w:ascii="Arial" w:hAnsi="Arial" w:cs="Arial"/>
-                <w:sz w:val="20"/>
-                <w:szCs w:val="20"/>
+                <w:sz w:val="18"/>
+                <w:szCs w:val="18"/>
+              </w:rPr>
+            </w:pPr>
+            <w:r>
+              <w:rPr>
+                <w:rFonts w:ascii="Arial" w:hAnsi="Arial" w:cs="Arial"/>
+                <w:sz w:val="18"/>
+                <w:szCs w:val="18"/>
               </w:rPr>
               <w:t xml:space="preserve">Debug: Fix It </w:t>
             </w:r>
             <w:r>
               <w:rPr>
                 <w:rFonts w:ascii="Apple Color Emoji" w:hAnsi="Apple Color Emoji" w:cs="Apple Color Emoji"/>
-                <w:sz w:val="20"/>
-                <w:szCs w:val="20"/>
+                <w:sz w:val="18"/>
+                <w:szCs w:val="18"/>
               </w:rPr>
               <w:t>🔧</w:t>
             </w:r>
@@ -5405,15 +5163,15 @@
               <w:ind w:left="231" w:hanging="274"/>
               <w:rPr>
                 <w:rFonts w:ascii="Arial" w:hAnsi="Arial" w:cs="Arial"/>
-                <w:sz w:val="20"/>
-                <w:szCs w:val="20"/>
-              </w:rPr>
-            </w:pPr>
-            <w:r>
-              <w:rPr>
-                <w:rFonts w:ascii="Arial" w:hAnsi="Arial" w:cs="Arial"/>
-                <w:sz w:val="20"/>
-                <w:szCs w:val="20"/>
+                <w:sz w:val="18"/>
+                <w:szCs w:val="18"/>
+              </w:rPr>
+            </w:pPr>
+            <w:r>
+              <w:rPr>
+                <w:rFonts w:ascii="Arial" w:hAnsi="Arial" w:cs="Arial"/>
+                <w:sz w:val="18"/>
+                <w:szCs w:val="18"/>
               </w:rPr>
               <w:t>Answer: Quick Checks</w:t>
             </w:r>
@@ -5435,15 +5193,15 @@
               <w:ind w:left="231" w:hanging="274"/>
               <w:rPr>
                 <w:rFonts w:ascii="Arial" w:hAnsi="Arial" w:cs="Arial"/>
-                <w:sz w:val="20"/>
-                <w:szCs w:val="20"/>
-              </w:rPr>
-            </w:pPr>
-            <w:r>
-              <w:rPr>
-                <w:rFonts w:ascii="Arial" w:hAnsi="Arial" w:cs="Arial"/>
-                <w:sz w:val="20"/>
-                <w:szCs w:val="20"/>
+                <w:sz w:val="18"/>
+                <w:szCs w:val="18"/>
+              </w:rPr>
+            </w:pPr>
+            <w:r>
+              <w:rPr>
+                <w:rFonts w:ascii="Arial" w:hAnsi="Arial" w:cs="Arial"/>
+                <w:sz w:val="18"/>
+                <w:szCs w:val="18"/>
               </w:rPr>
               <w:t>Recall: Retrieval Practice</w:t>
             </w:r>
@@ -5465,91 +5223,23 @@
               <w:ind w:left="231" w:hanging="274"/>
               <w:rPr>
                 <w:rFonts w:ascii="Arial" w:hAnsi="Arial" w:cs="Arial"/>
-                <w:sz w:val="20"/>
-                <w:szCs w:val="20"/>
-              </w:rPr>
-            </w:pPr>
-            <w:r>
-              <w:rPr>
-                <w:rFonts w:ascii="Arial" w:hAnsi="Arial" w:cs="Arial"/>
-                <w:sz w:val="20"/>
-                <w:szCs w:val="20"/>
-              </w:rPr>
-              <w:t>Review Questions</w:t>
-            </w:r>
-          </w:p>
-          <w:p>
-            <w:pPr>
-              <w:numPr>
-                <w:ilvl w:val="0"/>
-                <w:numId w:val="1"/>
-              </w:numPr>
-              <w:pBdr>
-                <w:top w:val="nil"/>
-                <w:left w:val="nil"/>
-                <w:bottom w:val="nil"/>
-                <w:right w:val="nil"/>
-                <w:between w:val="nil"/>
-              </w:pBdr>
-              <w:spacing w:after="0" w:line="240" w:lineRule="auto"/>
-              <w:ind w:left="231" w:hanging="274"/>
-              <w:rPr>
-                <w:rFonts w:ascii="Arial" w:hAnsi="Arial" w:cs="Arial"/>
-                <w:sz w:val="20"/>
-                <w:szCs w:val="20"/>
-              </w:rPr>
-            </w:pPr>
-            <w:r>
-              <w:rPr>
-                <w:rFonts w:ascii="Arial" w:hAnsi="Arial" w:cs="Arial"/>
-                <w:sz w:val="20"/>
-                <w:szCs w:val="20"/>
-              </w:rPr>
-              <w:t xml:space="preserve">Further Reading </w:t>
-            </w:r>
-            <w:r>
-              <w:rPr>
-                <w:rFonts w:ascii="Apple Color Emoji" w:hAnsi="Apple Color Emoji" w:cs="Apple Color Emoji"/>
-                <w:sz w:val="20"/>
-                <w:szCs w:val="20"/>
-              </w:rPr>
-              <w:t>📖</w:t>
-            </w:r>
-          </w:p>
-          <w:p>
-            <w:pPr>
-              <w:numPr>
-                <w:ilvl w:val="0"/>
-                <w:numId w:val="1"/>
-              </w:numPr>
-              <w:pBdr>
-                <w:top w:val="nil"/>
-                <w:left w:val="nil"/>
-                <w:bottom w:val="nil"/>
-                <w:right w:val="nil"/>
-                <w:between w:val="nil"/>
-              </w:pBdr>
-              <w:spacing w:after="0" w:line="240" w:lineRule="auto"/>
-              <w:ind w:left="231" w:hanging="274"/>
-              <w:rPr>
-                <w:rFonts w:ascii="Arial" w:hAnsi="Arial" w:cs="Arial"/>
-                <w:sz w:val="20"/>
-                <w:szCs w:val="20"/>
-              </w:rPr>
-            </w:pPr>
-            <w:r>
-              <w:rPr>
-                <w:rFonts w:ascii="Arial" w:hAnsi="Arial" w:cs="Arial"/>
-                <w:sz w:val="20"/>
-                <w:szCs w:val="20"/>
-              </w:rPr>
-              <w:t>Looking Ahead</w:t>
+                <w:sz w:val="18"/>
+                <w:szCs w:val="18"/>
+              </w:rPr>
+            </w:pPr>
+            <w:r>
+              <w:rPr>
+                <w:rFonts w:ascii="Arial" w:hAnsi="Arial" w:cs="Arial"/>
+                <w:sz w:val="18"/>
+                <w:szCs w:val="18"/>
+              </w:rPr>
+              <w:t>Review, Further Reading, and Looking Ahead</w:t>
             </w:r>
           </w:p>
         </w:tc>
         <w:tc>
           <w:tcPr>
-            <w:tcW w:w="2759" w:type="dxa"/>
+            <w:tcW w:w="2880" w:type="dxa"/>
             <w:tcMar>
               <w:top w:w="86" w:type="dxa"/>
               <w:left w:w="86" w:type="dxa"/>
@@ -5570,21 +5260,61 @@
                 <w:right w:val="nil"/>
                 <w:between w:val="nil"/>
               </w:pBdr>
-              <w:spacing w:after="120"/>
-              <w:ind w:left="231" w:hanging="274"/>
-              <w:rPr>
-                <w:rFonts w:ascii="Arial" w:hAnsi="Arial" w:cs="Arial"/>
-                <w:sz w:val="20"/>
-                <w:szCs w:val="20"/>
-              </w:rPr>
-            </w:pPr>
-            <w:r>
-              <w:rPr>
-                <w:rFonts w:ascii="Apple Color Emoji" w:hAnsi="Apple Color Emoji" w:cs="Apple Color Emoji"/>
-                <w:sz w:val="20"/>
-                <w:szCs w:val="20"/>
-              </w:rPr>
-              <w:t>🤔</w:t>
+              <w:spacing w:after="60" w:line="240" w:lineRule="auto"/>
+              <w:ind w:left="231" w:hanging="274"/>
+              <w:rPr>
+                <w:rFonts w:ascii="Arial" w:hAnsi="Arial" w:cs="Arial"/>
+                <w:sz w:val="20"/>
+                <w:szCs w:val="20"/>
+              </w:rPr>
+            </w:pPr>
+            <w:r>
+              <w:rPr>
+                <w:rFonts w:ascii="Arial" w:hAnsi="Arial" w:cs="Arial"/>
+                <w:sz w:val="20"/>
+                <w:szCs w:val="20"/>
+              </w:rPr>
+              <w:t xml:space="preserve">8.6 Skills Lab - </w:t>
+            </w:r>
+            <w:r>
+              <w:rPr>
+                <w:rFonts w:ascii="Arial" w:hAnsi="Arial" w:cs="Arial"/>
+                <w:sz w:val="20"/>
+                <w:szCs w:val="20"/>
+              </w:rPr>
+              <w:br/>
+            </w:r>
+            <w:r>
+              <w:rPr>
+                <w:rFonts w:ascii="Arial" w:hAnsi="Arial" w:cs="Arial"/>
+                <w:b/>
+                <w:bCs/>
+                <w:sz w:val="20"/>
+                <w:szCs w:val="20"/>
+              </w:rPr>
+              <w:t xml:space="preserve">The </w:t>
+            </w:r>
+            <w:proofErr w:type="spellStart"/>
+            <w:r>
+              <w:rPr>
+                <w:rFonts w:ascii="Arial" w:hAnsi="Arial" w:cs="Arial"/>
+                <w:b/>
+                <w:bCs/>
+                <w:sz w:val="20"/>
+                <w:szCs w:val="20"/>
+              </w:rPr>
+              <w:t>Copperwind</w:t>
+            </w:r>
+            <w:proofErr w:type="spellEnd"/>
+            <w:r>
+              <w:rPr>
+                <w:rFonts w:ascii="Arial" w:hAnsi="Arial" w:cs="Arial"/>
+                <w:b/>
+                <w:bCs/>
+                <w:sz w:val="20"/>
+                <w:szCs w:val="20"/>
+              </w:rPr>
+              <w:t xml:space="preserve"> Site Meets Every Screen</w:t>
             </w:r>
             <w:r>
               <w:rPr>
@@ -5597,54 +5327,6 @@
             <w:r>
               <w:rPr>
                 <w:rFonts w:ascii="Arial" w:hAnsi="Arial" w:cs="Arial"/>
-                <w:b/>
-                <w:bCs/>
-                <w:sz w:val="20"/>
-                <w:szCs w:val="20"/>
-              </w:rPr>
-              <w:t>Question</w:t>
-            </w:r>
-            <w:r>
-              <w:rPr>
-                <w:rFonts w:ascii="Arial" w:hAnsi="Arial" w:cs="Arial"/>
-                <w:sz w:val="20"/>
-                <w:szCs w:val="20"/>
-              </w:rPr>
-              <w:t xml:space="preserve"> &amp; Discuss Module Objectives</w:t>
-            </w:r>
-          </w:p>
-          <w:p>
-            <w:pPr>
-              <w:numPr>
-                <w:ilvl w:val="0"/>
-                <w:numId w:val="1"/>
-              </w:numPr>
-              <w:pBdr>
-                <w:top w:val="nil"/>
-                <w:left w:val="nil"/>
-                <w:bottom w:val="nil"/>
-                <w:right w:val="nil"/>
-                <w:between w:val="nil"/>
-              </w:pBdr>
-              <w:spacing w:after="120"/>
-              <w:ind w:left="231" w:hanging="274"/>
-              <w:rPr>
-                <w:rFonts w:ascii="Arial" w:hAnsi="Arial" w:cs="Arial"/>
-                <w:sz w:val="20"/>
-                <w:szCs w:val="20"/>
-              </w:rPr>
-            </w:pPr>
-            <w:r>
-              <w:rPr>
-                <w:rFonts w:ascii="Arial" w:hAnsi="Arial" w:cs="Arial"/>
-                <w:sz w:val="20"/>
-                <w:szCs w:val="20"/>
-              </w:rPr>
-              <w:t xml:space="preserve">8.6 Skills Lab 8A: </w:t>
-            </w:r>
-            <w:r>
-              <w:rPr>
-                <w:rFonts w:ascii="Arial" w:hAnsi="Arial" w:cs="Arial"/>
                 <w:sz w:val="20"/>
                 <w:szCs w:val="20"/>
               </w:rPr>
@@ -5652,101 +5334,11 @@
             </w:r>
             <w:r>
               <w:rPr>
-                <w:rFonts w:ascii="Arial" w:hAnsi="Arial" w:cs="Arial"/>
-                <w:b/>
-                <w:bCs/>
-                <w:sz w:val="20"/>
-                <w:szCs w:val="20"/>
-              </w:rPr>
-              <w:t>The Copperwind Site Meets Every Screen</w:t>
-            </w:r>
-            <w:r>
-              <w:rPr>
-                <w:rFonts w:ascii="Arial" w:hAnsi="Arial" w:cs="Arial"/>
-                <w:sz w:val="20"/>
-                <w:szCs w:val="20"/>
-              </w:rPr>
-              <w:t xml:space="preserve"> </w:t>
-            </w:r>
-            <w:r>
-              <w:rPr>
-                <w:rFonts w:ascii="Arial" w:hAnsi="Arial" w:cs="Arial"/>
-                <w:sz w:val="20"/>
-                <w:szCs w:val="20"/>
-              </w:rPr>
-              <w:br/>
-            </w:r>
-            <w:r>
-              <w:rPr>
                 <w:rFonts w:ascii="Consolas" w:hAnsi="Consolas" w:cs="Consolas"/>
                 <w:sz w:val="20"/>
                 <w:szCs w:val="20"/>
               </w:rPr>
               <w:t>(Parts 1-3 and Questions &amp; Analysis)</w:t>
-            </w:r>
-          </w:p>
-          <w:p>
-            <w:pPr>
-              <w:numPr>
-                <w:ilvl w:val="0"/>
-                <w:numId w:val="1"/>
-              </w:numPr>
-              <w:pBdr>
-                <w:top w:val="nil"/>
-                <w:left w:val="nil"/>
-                <w:bottom w:val="nil"/>
-                <w:right w:val="nil"/>
-                <w:between w:val="nil"/>
-              </w:pBdr>
-              <w:spacing w:after="120"/>
-              <w:ind w:left="231" w:hanging="274"/>
-              <w:rPr>
-                <w:rFonts w:ascii="Arial" w:hAnsi="Arial" w:cs="Arial"/>
-                <w:sz w:val="20"/>
-                <w:szCs w:val="20"/>
-              </w:rPr>
-            </w:pPr>
-            <w:r>
-              <w:rPr>
-                <w:rFonts w:ascii="Arial" w:hAnsi="Arial" w:cs="Arial"/>
-                <w:sz w:val="20"/>
-                <w:szCs w:val="20"/>
-              </w:rPr>
-              <w:t xml:space="preserve">Question &amp; </w:t>
-            </w:r>
-            <w:r>
-              <w:rPr>
-                <w:rFonts w:ascii="Apple Color Emoji" w:hAnsi="Apple Color Emoji" w:cs="Apple Color Emoji"/>
-                <w:sz w:val="20"/>
-                <w:szCs w:val="20"/>
-              </w:rPr>
-              <w:t>👥</w:t>
-            </w:r>
-            <w:r>
-              <w:rPr>
-                <w:rFonts w:ascii="Arial" w:hAnsi="Arial" w:cs="Arial"/>
-                <w:sz w:val="20"/>
-                <w:szCs w:val="20"/>
-              </w:rPr>
-              <w:t xml:space="preserve"> </w:t>
-            </w:r>
-            <w:r>
-              <w:rPr>
-                <w:rFonts w:ascii="Arial" w:hAnsi="Arial" w:cs="Arial"/>
-                <w:b/>
-                <w:bCs/>
-                <w:sz w:val="20"/>
-                <w:szCs w:val="20"/>
-              </w:rPr>
-              <w:t>Discuss</w:t>
-            </w:r>
-            <w:r>
-              <w:rPr>
-                <w:rFonts w:ascii="Arial" w:hAnsi="Arial" w:cs="Arial"/>
-                <w:sz w:val="20"/>
-                <w:szCs w:val="20"/>
-              </w:rPr>
-              <w:t xml:space="preserve"> Module Objectives</w:t>
             </w:r>
           </w:p>
         </w:tc>
@@ -5767,60 +5359,58 @@
           </w:tcPr>
           <w:p>
             <w:pPr>
-              <w:pageBreakBefore/>
-              <w:spacing w:after="80"/>
+              <w:spacing w:after="60" w:line="240" w:lineRule="auto"/>
               <w:rPr>
                 <w:rFonts w:ascii="Consolas" w:hAnsi="Consolas" w:cs="Consolas"/>
-                <w:sz w:val="21"/>
-                <w:szCs w:val="21"/>
+                <w:sz w:val="20"/>
+                <w:szCs w:val="20"/>
               </w:rPr>
             </w:pPr>
             <w:r>
               <w:rPr>
                 <w:rFonts w:ascii="Consolas" w:hAnsi="Consolas" w:cs="Consolas"/>
-                <w:sz w:val="21"/>
-                <w:szCs w:val="21"/>
-              </w:rPr>
-              <w:lastRenderedPageBreak/>
+                <w:sz w:val="20"/>
+                <w:szCs w:val="20"/>
+              </w:rPr>
               <w:t>Module 9</w:t>
             </w:r>
           </w:p>
           <w:p>
             <w:pPr>
-              <w:spacing w:after="80"/>
-              <w:rPr>
-                <w:rFonts w:ascii="Arial" w:hAnsi="Arial" w:cs="Arial"/>
-                <w:b/>
-                <w:bCs/>
-                <w:sz w:val="21"/>
-                <w:szCs w:val="21"/>
-              </w:rPr>
-            </w:pPr>
-            <w:r>
-              <w:rPr>
-                <w:rFonts w:ascii="Arial" w:hAnsi="Arial" w:cs="Arial"/>
-                <w:b/>
-                <w:bCs/>
-                <w:sz w:val="21"/>
-                <w:szCs w:val="21"/>
+              <w:spacing w:after="60" w:line="240" w:lineRule="auto"/>
+              <w:rPr>
+                <w:rFonts w:ascii="Arial" w:hAnsi="Arial" w:cs="Arial"/>
+                <w:b/>
+                <w:bCs/>
+                <w:sz w:val="20"/>
+                <w:szCs w:val="20"/>
+              </w:rPr>
+            </w:pPr>
+            <w:r>
+              <w:rPr>
+                <w:rFonts w:ascii="Arial" w:hAnsi="Arial" w:cs="Arial"/>
+                <w:b/>
+                <w:bCs/>
+                <w:sz w:val="20"/>
+                <w:szCs w:val="20"/>
               </w:rPr>
               <w:t>Web Accessibility</w:t>
             </w:r>
           </w:p>
           <w:p>
             <w:pPr>
-              <w:spacing w:after="80"/>
-              <w:rPr>
-                <w:rFonts w:ascii="Arial" w:hAnsi="Arial" w:cs="Arial"/>
-                <w:sz w:val="21"/>
-                <w:szCs w:val="21"/>
-              </w:rPr>
-            </w:pPr>
-            <w:r>
-              <w:rPr>
-                <w:rFonts w:ascii="Arial" w:hAnsi="Arial" w:cs="Arial"/>
-                <w:sz w:val="21"/>
-                <w:szCs w:val="21"/>
+              <w:spacing w:after="60" w:line="240" w:lineRule="auto"/>
+              <w:rPr>
+                <w:rFonts w:ascii="Arial" w:hAnsi="Arial" w:cs="Arial"/>
+                <w:sz w:val="20"/>
+                <w:szCs w:val="20"/>
+              </w:rPr>
+            </w:pPr>
+            <w:r>
+              <w:rPr>
+                <w:rFonts w:ascii="Arial" w:hAnsi="Arial" w:cs="Arial"/>
+                <w:sz w:val="20"/>
+                <w:szCs w:val="20"/>
               </w:rPr>
               <w:t>Primary CLOs:</w:t>
             </w:r>
@@ -5838,19 +5428,19 @@
                 <w:right w:val="nil"/>
                 <w:between w:val="nil"/>
               </w:pBdr>
-              <w:spacing w:after="80"/>
+              <w:spacing w:after="60" w:line="240" w:lineRule="auto"/>
               <w:ind w:left="360"/>
               <w:rPr>
                 <w:rFonts w:ascii="Consolas" w:hAnsi="Consolas" w:cs="Consolas"/>
-                <w:sz w:val="21"/>
-                <w:szCs w:val="21"/>
+                <w:sz w:val="20"/>
+                <w:szCs w:val="20"/>
               </w:rPr>
             </w:pPr>
             <w:r>
               <w:rPr>
                 <w:rFonts w:ascii="Consolas" w:eastAsia="Courier New" w:hAnsi="Consolas" w:cs="Consolas"/>
-                <w:sz w:val="21"/>
-                <w:szCs w:val="21"/>
+                <w:sz w:val="20"/>
+                <w:szCs w:val="20"/>
               </w:rPr>
               <w:t>VIII</w:t>
             </w:r>
@@ -5858,7 +5448,7 @@
         </w:tc>
         <w:tc>
           <w:tcPr>
-            <w:tcW w:w="7453" w:type="dxa"/>
+            <w:tcW w:w="0" w:type="auto"/>
             <w:tcMar>
               <w:top w:w="86" w:type="dxa"/>
               <w:left w:w="86" w:type="dxa"/>
@@ -5879,7 +5469,7 @@
                 <w:right w:val="nil"/>
                 <w:between w:val="nil"/>
               </w:pBdr>
-              <w:spacing w:after="120"/>
+              <w:spacing w:after="60" w:line="240" w:lineRule="auto"/>
               <w:ind w:left="231" w:hanging="274"/>
               <w:rPr>
                 <w:rFonts w:ascii="Arial" w:hAnsi="Arial" w:cs="Arial"/>
@@ -5919,7 +5509,7 @@
                 <w:right w:val="nil"/>
                 <w:between w:val="nil"/>
               </w:pBdr>
-              <w:spacing w:after="120"/>
+              <w:spacing w:after="60" w:line="240" w:lineRule="auto"/>
               <w:ind w:left="231" w:hanging="274"/>
               <w:rPr>
                 <w:rFonts w:ascii="Arial" w:hAnsi="Arial" w:cs="Arial"/>
@@ -5959,7 +5549,7 @@
                 <w:right w:val="nil"/>
                 <w:between w:val="nil"/>
               </w:pBdr>
-              <w:spacing w:after="120"/>
+              <w:spacing w:after="60" w:line="240" w:lineRule="auto"/>
               <w:ind w:left="231" w:hanging="274"/>
               <w:rPr>
                 <w:rFonts w:ascii="Arial" w:hAnsi="Arial" w:cs="Arial"/>
@@ -6010,49 +5600,49 @@
                 <w:right w:val="nil"/>
                 <w:between w:val="nil"/>
               </w:pBdr>
-              <w:spacing w:after="0"/>
+              <w:spacing w:after="0" w:line="240" w:lineRule="auto"/>
               <w:ind w:left="229" w:hanging="270"/>
               <w:rPr>
                 <w:rFonts w:ascii="Arial" w:hAnsi="Arial" w:cs="Arial"/>
-                <w:sz w:val="20"/>
-                <w:szCs w:val="20"/>
-              </w:rPr>
-            </w:pPr>
-            <w:r>
-              <w:rPr>
-                <w:rFonts w:ascii="Arial" w:hAnsi="Arial" w:cs="Arial"/>
-                <w:sz w:val="20"/>
-                <w:szCs w:val="20"/>
-              </w:rPr>
-              <w:t>Read Sections: 9.1 - 9.7</w:t>
-            </w:r>
-          </w:p>
-          <w:p>
-            <w:pPr>
-              <w:numPr>
-                <w:ilvl w:val="0"/>
-                <w:numId w:val="1"/>
-              </w:numPr>
-              <w:pBdr>
-                <w:top w:val="nil"/>
-                <w:left w:val="nil"/>
-                <w:bottom w:val="nil"/>
-                <w:right w:val="nil"/>
-                <w:between w:val="nil"/>
-              </w:pBdr>
-              <w:spacing w:after="0"/>
+                <w:sz w:val="18"/>
+                <w:szCs w:val="18"/>
+              </w:rPr>
+            </w:pPr>
+            <w:r>
+              <w:rPr>
+                <w:rFonts w:ascii="Arial" w:hAnsi="Arial" w:cs="Arial"/>
+                <w:sz w:val="18"/>
+                <w:szCs w:val="18"/>
+              </w:rPr>
+              <w:t>Read Sections: 9.1 - 9.5</w:t>
+            </w:r>
+          </w:p>
+          <w:p>
+            <w:pPr>
+              <w:numPr>
+                <w:ilvl w:val="0"/>
+                <w:numId w:val="1"/>
+              </w:numPr>
+              <w:pBdr>
+                <w:top w:val="nil"/>
+                <w:left w:val="nil"/>
+                <w:bottom w:val="nil"/>
+                <w:right w:val="nil"/>
+                <w:between w:val="nil"/>
+              </w:pBdr>
+              <w:spacing w:after="0" w:line="240" w:lineRule="auto"/>
               <w:ind w:left="229" w:hanging="270"/>
               <w:rPr>
                 <w:rFonts w:ascii="Arial" w:hAnsi="Arial" w:cs="Arial"/>
-                <w:sz w:val="20"/>
-                <w:szCs w:val="20"/>
-              </w:rPr>
-            </w:pPr>
-            <w:r>
-              <w:rPr>
-                <w:rFonts w:ascii="Arial" w:hAnsi="Arial" w:cs="Arial"/>
-                <w:sz w:val="20"/>
-                <w:szCs w:val="20"/>
+                <w:sz w:val="18"/>
+                <w:szCs w:val="18"/>
+              </w:rPr>
+            </w:pPr>
+            <w:r>
+              <w:rPr>
+                <w:rFonts w:ascii="Arial" w:hAnsi="Arial" w:cs="Arial"/>
+                <w:sz w:val="18"/>
+                <w:szCs w:val="18"/>
               </w:rPr>
               <w:t>Practice: Try It Yourself</w:t>
             </w:r>
@@ -6070,27 +5660,27 @@
                 <w:right w:val="nil"/>
                 <w:between w:val="nil"/>
               </w:pBdr>
-              <w:spacing w:after="0"/>
+              <w:spacing w:after="0" w:line="240" w:lineRule="auto"/>
               <w:ind w:left="229" w:hanging="270"/>
               <w:rPr>
                 <w:rFonts w:ascii="Arial" w:hAnsi="Arial" w:cs="Arial"/>
-                <w:sz w:val="20"/>
-                <w:szCs w:val="20"/>
-              </w:rPr>
-            </w:pPr>
-            <w:r>
-              <w:rPr>
-                <w:rFonts w:ascii="Arial" w:hAnsi="Arial" w:cs="Arial"/>
-                <w:sz w:val="20"/>
-                <w:szCs w:val="20"/>
+                <w:sz w:val="18"/>
+                <w:szCs w:val="18"/>
+              </w:rPr>
+            </w:pPr>
+            <w:r>
+              <w:rPr>
+                <w:rFonts w:ascii="Arial" w:hAnsi="Arial" w:cs="Arial"/>
+                <w:sz w:val="18"/>
+                <w:szCs w:val="18"/>
               </w:rPr>
               <w:t xml:space="preserve">Debug: Fix It </w:t>
             </w:r>
             <w:r>
               <w:rPr>
                 <w:rFonts w:ascii="Apple Color Emoji" w:hAnsi="Apple Color Emoji" w:cs="Apple Color Emoji"/>
-                <w:sz w:val="20"/>
-                <w:szCs w:val="20"/>
+                <w:sz w:val="18"/>
+                <w:szCs w:val="18"/>
               </w:rPr>
               <w:t>🔧</w:t>
             </w:r>
@@ -6108,19 +5698,19 @@
                 <w:right w:val="nil"/>
                 <w:between w:val="nil"/>
               </w:pBdr>
-              <w:spacing w:after="0"/>
+              <w:spacing w:after="0" w:line="240" w:lineRule="auto"/>
               <w:ind w:left="229" w:hanging="270"/>
               <w:rPr>
                 <w:rFonts w:ascii="Arial" w:hAnsi="Arial" w:cs="Arial"/>
-                <w:sz w:val="20"/>
-                <w:szCs w:val="20"/>
-              </w:rPr>
-            </w:pPr>
-            <w:r>
-              <w:rPr>
-                <w:rFonts w:ascii="Arial" w:hAnsi="Arial" w:cs="Arial"/>
-                <w:sz w:val="20"/>
-                <w:szCs w:val="20"/>
+                <w:sz w:val="18"/>
+                <w:szCs w:val="18"/>
+              </w:rPr>
+            </w:pPr>
+            <w:r>
+              <w:rPr>
+                <w:rFonts w:ascii="Arial" w:hAnsi="Arial" w:cs="Arial"/>
+                <w:sz w:val="18"/>
+                <w:szCs w:val="18"/>
               </w:rPr>
               <w:t>Answer: Quick Checks</w:t>
             </w:r>
@@ -6138,19 +5728,19 @@
                 <w:right w:val="nil"/>
                 <w:between w:val="nil"/>
               </w:pBdr>
-              <w:spacing w:after="0"/>
+              <w:spacing w:after="0" w:line="240" w:lineRule="auto"/>
               <w:ind w:left="229" w:hanging="270"/>
               <w:rPr>
                 <w:rFonts w:ascii="Arial" w:hAnsi="Arial" w:cs="Arial"/>
-                <w:sz w:val="20"/>
-                <w:szCs w:val="20"/>
-              </w:rPr>
-            </w:pPr>
-            <w:r>
-              <w:rPr>
-                <w:rFonts w:ascii="Arial" w:hAnsi="Arial" w:cs="Arial"/>
-                <w:sz w:val="20"/>
-                <w:szCs w:val="20"/>
+                <w:sz w:val="18"/>
+                <w:szCs w:val="18"/>
+              </w:rPr>
+            </w:pPr>
+            <w:r>
+              <w:rPr>
+                <w:rFonts w:ascii="Arial" w:hAnsi="Arial" w:cs="Arial"/>
+                <w:sz w:val="18"/>
+                <w:szCs w:val="18"/>
               </w:rPr>
               <w:t>Recall: Retrieval Practice</w:t>
             </w:r>
@@ -6168,95 +5758,27 @@
                 <w:right w:val="nil"/>
                 <w:between w:val="nil"/>
               </w:pBdr>
-              <w:spacing w:after="0"/>
+              <w:spacing w:after="0" w:line="240" w:lineRule="auto"/>
               <w:ind w:left="229" w:hanging="270"/>
               <w:rPr>
                 <w:rFonts w:ascii="Arial" w:hAnsi="Arial" w:cs="Arial"/>
-                <w:sz w:val="20"/>
-                <w:szCs w:val="20"/>
-              </w:rPr>
-            </w:pPr>
-            <w:r>
-              <w:rPr>
-                <w:rFonts w:ascii="Arial" w:hAnsi="Arial" w:cs="Arial"/>
-                <w:sz w:val="20"/>
-                <w:szCs w:val="20"/>
-              </w:rPr>
-              <w:t>Review Questions</w:t>
-            </w:r>
-          </w:p>
-          <w:p>
-            <w:pPr>
-              <w:numPr>
-                <w:ilvl w:val="0"/>
-                <w:numId w:val="1"/>
-              </w:numPr>
-              <w:pBdr>
-                <w:top w:val="nil"/>
-                <w:left w:val="nil"/>
-                <w:bottom w:val="nil"/>
-                <w:right w:val="nil"/>
-                <w:between w:val="nil"/>
-              </w:pBdr>
-              <w:spacing w:after="0"/>
-              <w:ind w:left="229" w:hanging="270"/>
-              <w:rPr>
-                <w:rFonts w:ascii="Arial" w:hAnsi="Arial" w:cs="Arial"/>
-                <w:sz w:val="20"/>
-                <w:szCs w:val="20"/>
-              </w:rPr>
-            </w:pPr>
-            <w:r>
-              <w:rPr>
-                <w:rFonts w:ascii="Arial" w:hAnsi="Arial" w:cs="Arial"/>
-                <w:sz w:val="20"/>
-                <w:szCs w:val="20"/>
-              </w:rPr>
-              <w:t xml:space="preserve">Further Reading </w:t>
-            </w:r>
-            <w:r>
-              <w:rPr>
-                <w:rFonts w:ascii="Apple Color Emoji" w:hAnsi="Apple Color Emoji" w:cs="Apple Color Emoji"/>
-                <w:sz w:val="20"/>
-                <w:szCs w:val="20"/>
-              </w:rPr>
-              <w:t>📖</w:t>
-            </w:r>
-          </w:p>
-          <w:p>
-            <w:pPr>
-              <w:numPr>
-                <w:ilvl w:val="0"/>
-                <w:numId w:val="1"/>
-              </w:numPr>
-              <w:pBdr>
-                <w:top w:val="nil"/>
-                <w:left w:val="nil"/>
-                <w:bottom w:val="nil"/>
-                <w:right w:val="nil"/>
-                <w:between w:val="nil"/>
-              </w:pBdr>
-              <w:spacing w:after="0"/>
-              <w:ind w:left="229" w:hanging="270"/>
-              <w:rPr>
-                <w:rFonts w:ascii="Arial" w:hAnsi="Arial" w:cs="Arial"/>
-                <w:sz w:val="20"/>
-                <w:szCs w:val="20"/>
-              </w:rPr>
-            </w:pPr>
-            <w:r>
-              <w:rPr>
-                <w:rFonts w:ascii="Arial" w:hAnsi="Arial" w:cs="Arial"/>
-                <w:sz w:val="20"/>
-                <w:szCs w:val="20"/>
-              </w:rPr>
-              <w:t>Looking Ahead</w:t>
+                <w:sz w:val="18"/>
+                <w:szCs w:val="18"/>
+              </w:rPr>
+            </w:pPr>
+            <w:r>
+              <w:rPr>
+                <w:rFonts w:ascii="Arial" w:hAnsi="Arial" w:cs="Arial"/>
+                <w:sz w:val="18"/>
+                <w:szCs w:val="18"/>
+              </w:rPr>
+              <w:t>Review, Further Reading, and Looking Ahead</w:t>
             </w:r>
           </w:p>
         </w:tc>
         <w:tc>
           <w:tcPr>
-            <w:tcW w:w="2759" w:type="dxa"/>
+            <w:tcW w:w="2880" w:type="dxa"/>
             <w:tcMar>
               <w:top w:w="86" w:type="dxa"/>
               <w:left w:w="86" w:type="dxa"/>
@@ -6277,21 +5799,21 @@
                 <w:right w:val="nil"/>
                 <w:between w:val="nil"/>
               </w:pBdr>
-              <w:spacing w:after="120"/>
-              <w:ind w:left="231" w:hanging="274"/>
-              <w:rPr>
-                <w:rFonts w:ascii="Arial" w:hAnsi="Arial" w:cs="Arial"/>
-                <w:sz w:val="20"/>
-                <w:szCs w:val="20"/>
-              </w:rPr>
-            </w:pPr>
-            <w:r>
-              <w:rPr>
-                <w:rFonts w:ascii="Arial" w:hAnsi="Arial" w:cs="Arial"/>
-                <w:sz w:val="20"/>
-                <w:szCs w:val="20"/>
-              </w:rPr>
-              <w:t xml:space="preserve">9.6 Skills Lab 9A: </w:t>
+              <w:spacing w:after="60" w:line="240" w:lineRule="auto"/>
+              <w:ind w:left="231" w:hanging="274"/>
+              <w:rPr>
+                <w:rFonts w:ascii="Arial" w:hAnsi="Arial" w:cs="Arial"/>
+                <w:sz w:val="20"/>
+                <w:szCs w:val="20"/>
+              </w:rPr>
+            </w:pPr>
+            <w:r>
+              <w:rPr>
+                <w:rFonts w:ascii="Arial" w:hAnsi="Arial" w:cs="Arial"/>
+                <w:sz w:val="20"/>
+                <w:szCs w:val="20"/>
+              </w:rPr>
+              <w:t xml:space="preserve">9.6 Skills Lab - </w:t>
             </w:r>
             <w:r>
               <w:rPr>
@@ -6309,7 +5831,29 @@
                 <w:sz w:val="20"/>
                 <w:szCs w:val="20"/>
               </w:rPr>
-              <w:t>The Copperwind Site Passes the Audit</w:t>
+              <w:t xml:space="preserve">The </w:t>
+            </w:r>
+            <w:proofErr w:type="spellStart"/>
+            <w:r>
+              <w:rPr>
+                <w:rFonts w:ascii="Arial" w:hAnsi="Arial" w:cs="Arial"/>
+                <w:b/>
+                <w:bCs/>
+                <w:sz w:val="20"/>
+                <w:szCs w:val="20"/>
+              </w:rPr>
+              <w:t>Copperwind</w:t>
+            </w:r>
+            <w:proofErr w:type="spellEnd"/>
+            <w:r>
+              <w:rPr>
+                <w:rFonts w:ascii="Arial" w:hAnsi="Arial" w:cs="Arial"/>
+                <w:b/>
+                <w:bCs/>
+                <w:sz w:val="20"/>
+                <w:szCs w:val="20"/>
+              </w:rPr>
+              <w:t xml:space="preserve"> Site Passes the Audit</w:t>
             </w:r>
             <w:r>
               <w:rPr>
@@ -6334,6 +5878,86 @@
                 <w:szCs w:val="20"/>
               </w:rPr>
               <w:t>(Parts 1-3 and Questions &amp; Analysis)</w:t>
+            </w:r>
+          </w:p>
+          <w:p>
+            <w:pPr>
+              <w:numPr>
+                <w:ilvl w:val="0"/>
+                <w:numId w:val="1"/>
+              </w:numPr>
+              <w:pBdr>
+                <w:top w:val="nil"/>
+                <w:left w:val="nil"/>
+                <w:bottom w:val="nil"/>
+                <w:right w:val="nil"/>
+                <w:between w:val="nil"/>
+              </w:pBdr>
+              <w:spacing w:after="60" w:line="240" w:lineRule="auto"/>
+              <w:ind w:left="231" w:hanging="274"/>
+              <w:rPr>
+                <w:rFonts w:ascii="Arial" w:hAnsi="Arial" w:cs="Arial"/>
+                <w:sz w:val="20"/>
+                <w:szCs w:val="20"/>
+              </w:rPr>
+            </w:pPr>
+            <w:r>
+              <w:rPr>
+                <w:rFonts w:ascii="Arial" w:hAnsi="Arial" w:cs="Arial"/>
+                <w:b/>
+                <w:bCs/>
+                <w:color w:val="012F76"/>
+                <w:sz w:val="20"/>
+                <w:szCs w:val="20"/>
+              </w:rPr>
+              <w:t xml:space="preserve">9.7 </w:t>
+            </w:r>
+            <w:r>
+              <w:rPr>
+                <w:rFonts w:ascii="Arial" w:hAnsi="Arial" w:cs="Arial"/>
+                <w:color w:val="012F76"/>
+                <w:sz w:val="20"/>
+                <w:szCs w:val="20"/>
+              </w:rPr>
+              <w:t>Question &amp; Discuss</w:t>
+            </w:r>
+            <w:r>
+              <w:rPr>
+                <w:rFonts w:ascii="Arial" w:hAnsi="Arial" w:cs="Arial"/>
+                <w:color w:val="012F76"/>
+                <w:sz w:val="20"/>
+                <w:szCs w:val="20"/>
+              </w:rPr>
+              <w:t xml:space="preserve"> </w:t>
+            </w:r>
+            <w:r>
+              <w:rPr>
+                <w:rFonts w:ascii="Apple Color Emoji" w:hAnsi="Apple Color Emoji" w:cs="Apple Color Emoji"/>
+                <w:color w:val="012F76"/>
+                <w:sz w:val="20"/>
+                <w:szCs w:val="20"/>
+              </w:rPr>
+              <w:t>🤔</w:t>
+            </w:r>
+            <w:r>
+              <w:rPr>
+                <w:rFonts w:ascii="Apple Color Emoji" w:hAnsi="Apple Color Emoji" w:cs="Apple Color Emoji"/>
+                <w:color w:val="012F76"/>
+                <w:sz w:val="20"/>
+                <w:szCs w:val="20"/>
+              </w:rPr>
+              <w:t xml:space="preserve"> </w:t>
+            </w:r>
+            <w:r>
+              <w:rPr>
+                <w:rFonts w:ascii="Arial" w:hAnsi="Arial" w:cs="Arial"/>
+                <w:b/>
+                <w:bCs/>
+                <w:color w:val="012F76"/>
+                <w:sz w:val="20"/>
+                <w:szCs w:val="20"/>
+              </w:rPr>
+              <w:t>Responsive Design &amp; Web Accessibility</w:t>
             </w:r>
           </w:p>
         </w:tc>
@@ -6354,58 +5978,59 @@
           </w:tcPr>
           <w:p>
             <w:pPr>
-              <w:spacing w:after="80"/>
+              <w:spacing w:after="60" w:line="240" w:lineRule="auto"/>
               <w:rPr>
                 <w:rFonts w:ascii="Consolas" w:hAnsi="Consolas" w:cs="Consolas"/>
-                <w:sz w:val="21"/>
-                <w:szCs w:val="21"/>
+                <w:sz w:val="20"/>
+                <w:szCs w:val="20"/>
               </w:rPr>
             </w:pPr>
             <w:r>
               <w:rPr>
                 <w:rFonts w:ascii="Consolas" w:hAnsi="Consolas" w:cs="Consolas"/>
-                <w:sz w:val="21"/>
-                <w:szCs w:val="21"/>
-              </w:rPr>
+                <w:sz w:val="20"/>
+                <w:szCs w:val="20"/>
+              </w:rPr>
+              <w:lastRenderedPageBreak/>
               <w:t>Module 10</w:t>
             </w:r>
           </w:p>
           <w:p>
             <w:pPr>
-              <w:spacing w:after="80"/>
-              <w:rPr>
-                <w:rFonts w:ascii="Arial" w:hAnsi="Arial" w:cs="Arial"/>
-                <w:b/>
-                <w:bCs/>
-                <w:sz w:val="21"/>
-                <w:szCs w:val="21"/>
-              </w:rPr>
-            </w:pPr>
-            <w:r>
-              <w:rPr>
-                <w:rFonts w:ascii="Arial" w:hAnsi="Arial" w:cs="Arial"/>
-                <w:b/>
-                <w:bCs/>
-                <w:sz w:val="21"/>
-                <w:szCs w:val="21"/>
+              <w:spacing w:after="60" w:line="240" w:lineRule="auto"/>
+              <w:rPr>
+                <w:rFonts w:ascii="Arial" w:hAnsi="Arial" w:cs="Arial"/>
+                <w:b/>
+                <w:bCs/>
+                <w:sz w:val="20"/>
+                <w:szCs w:val="20"/>
+              </w:rPr>
+            </w:pPr>
+            <w:r>
+              <w:rPr>
+                <w:rFonts w:ascii="Arial" w:hAnsi="Arial" w:cs="Arial"/>
+                <w:b/>
+                <w:bCs/>
+                <w:sz w:val="20"/>
+                <w:szCs w:val="20"/>
               </w:rPr>
               <w:t>HTML Tables</w:t>
             </w:r>
           </w:p>
           <w:p>
             <w:pPr>
-              <w:spacing w:after="80"/>
-              <w:rPr>
-                <w:rFonts w:ascii="Arial" w:hAnsi="Arial" w:cs="Arial"/>
-                <w:sz w:val="21"/>
-                <w:szCs w:val="21"/>
-              </w:rPr>
-            </w:pPr>
-            <w:r>
-              <w:rPr>
-                <w:rFonts w:ascii="Arial" w:hAnsi="Arial" w:cs="Arial"/>
-                <w:sz w:val="21"/>
-                <w:szCs w:val="21"/>
+              <w:spacing w:after="60" w:line="240" w:lineRule="auto"/>
+              <w:rPr>
+                <w:rFonts w:ascii="Arial" w:hAnsi="Arial" w:cs="Arial"/>
+                <w:sz w:val="20"/>
+                <w:szCs w:val="20"/>
+              </w:rPr>
+            </w:pPr>
+            <w:r>
+              <w:rPr>
+                <w:rFonts w:ascii="Arial" w:hAnsi="Arial" w:cs="Arial"/>
+                <w:sz w:val="20"/>
+                <w:szCs w:val="20"/>
               </w:rPr>
               <w:t>Primary CLOs:</w:t>
             </w:r>
@@ -6423,19 +6048,19 @@
                 <w:right w:val="nil"/>
                 <w:between w:val="nil"/>
               </w:pBdr>
-              <w:spacing w:after="80"/>
+              <w:spacing w:after="60" w:line="240" w:lineRule="auto"/>
               <w:ind w:left="360"/>
               <w:rPr>
                 <w:rFonts w:ascii="Consolas" w:hAnsi="Consolas" w:cs="Consolas"/>
-                <w:sz w:val="21"/>
-                <w:szCs w:val="21"/>
+                <w:sz w:val="20"/>
+                <w:szCs w:val="20"/>
               </w:rPr>
             </w:pPr>
             <w:r>
               <w:rPr>
                 <w:rFonts w:ascii="Consolas" w:eastAsia="Courier New" w:hAnsi="Consolas" w:cs="Consolas"/>
-                <w:sz w:val="21"/>
-                <w:szCs w:val="21"/>
+                <w:sz w:val="20"/>
+                <w:szCs w:val="20"/>
               </w:rPr>
               <w:t>V, VIII</w:t>
             </w:r>
@@ -6443,7 +6068,7 @@
         </w:tc>
         <w:tc>
           <w:tcPr>
-            <w:tcW w:w="7453" w:type="dxa"/>
+            <w:tcW w:w="0" w:type="auto"/>
             <w:tcMar>
               <w:top w:w="86" w:type="dxa"/>
               <w:left w:w="86" w:type="dxa"/>
@@ -6464,7 +6089,7 @@
                 <w:right w:val="nil"/>
                 <w:between w:val="nil"/>
               </w:pBdr>
-              <w:spacing w:after="120"/>
+              <w:spacing w:after="60" w:line="240" w:lineRule="auto"/>
               <w:ind w:left="231" w:hanging="274"/>
               <w:rPr>
                 <w:rFonts w:ascii="Arial" w:hAnsi="Arial" w:cs="Arial"/>
@@ -6504,7 +6129,7 @@
                 <w:right w:val="nil"/>
                 <w:between w:val="nil"/>
               </w:pBdr>
-              <w:spacing w:after="120"/>
+              <w:spacing w:after="60" w:line="240" w:lineRule="auto"/>
               <w:ind w:left="231" w:hanging="274"/>
               <w:rPr>
                 <w:rFonts w:ascii="Arial" w:hAnsi="Arial" w:cs="Arial"/>
@@ -6544,7 +6169,7 @@
                 <w:right w:val="nil"/>
                 <w:between w:val="nil"/>
               </w:pBdr>
-              <w:spacing w:after="120"/>
+              <w:spacing w:after="60" w:line="240" w:lineRule="auto"/>
               <w:ind w:left="231" w:hanging="274"/>
               <w:rPr>
                 <w:rFonts w:ascii="Arial" w:hAnsi="Arial" w:cs="Arial"/>
@@ -6568,7 +6193,25 @@
                 <w:sz w:val="20"/>
                 <w:szCs w:val="20"/>
               </w:rPr>
-              <w:t xml:space="preserve"> Produce Copperwind’s events page: a styled, readable schedule table integrated into the site</w:t>
+              <w:t xml:space="preserve"> Produce </w:t>
+            </w:r>
+            <w:proofErr w:type="spellStart"/>
+            <w:r>
+              <w:rPr>
+                <w:rFonts w:ascii="Arial" w:hAnsi="Arial" w:cs="Arial"/>
+                <w:sz w:val="20"/>
+                <w:szCs w:val="20"/>
+              </w:rPr>
+              <w:t>Copperwind’s</w:t>
+            </w:r>
+            <w:proofErr w:type="spellEnd"/>
+            <w:r>
+              <w:rPr>
+                <w:rFonts w:ascii="Arial" w:hAnsi="Arial" w:cs="Arial"/>
+                <w:sz w:val="20"/>
+                <w:szCs w:val="20"/>
+              </w:rPr>
+              <w:t xml:space="preserve"> events page: a styled, readable schedule table integrated into the site</w:t>
             </w:r>
           </w:p>
         </w:tc>
@@ -6595,49 +6238,49 @@
                 <w:right w:val="nil"/>
                 <w:between w:val="nil"/>
               </w:pBdr>
-              <w:spacing w:after="0"/>
+              <w:spacing w:after="0" w:line="240" w:lineRule="auto"/>
               <w:ind w:left="229" w:hanging="270"/>
               <w:rPr>
                 <w:rFonts w:ascii="Arial" w:hAnsi="Arial" w:cs="Arial"/>
-                <w:sz w:val="20"/>
-                <w:szCs w:val="20"/>
-              </w:rPr>
-            </w:pPr>
-            <w:r>
-              <w:rPr>
-                <w:rFonts w:ascii="Arial" w:hAnsi="Arial" w:cs="Arial"/>
-                <w:sz w:val="20"/>
-                <w:szCs w:val="20"/>
-              </w:rPr>
-              <w:t>Read Sections: 10.1 - 10.7</w:t>
-            </w:r>
-          </w:p>
-          <w:p>
-            <w:pPr>
-              <w:numPr>
-                <w:ilvl w:val="0"/>
-                <w:numId w:val="1"/>
-              </w:numPr>
-              <w:pBdr>
-                <w:top w:val="nil"/>
-                <w:left w:val="nil"/>
-                <w:bottom w:val="nil"/>
-                <w:right w:val="nil"/>
-                <w:between w:val="nil"/>
-              </w:pBdr>
-              <w:spacing w:after="0"/>
+                <w:sz w:val="18"/>
+                <w:szCs w:val="18"/>
+              </w:rPr>
+            </w:pPr>
+            <w:r>
+              <w:rPr>
+                <w:rFonts w:ascii="Arial" w:hAnsi="Arial" w:cs="Arial"/>
+                <w:sz w:val="18"/>
+                <w:szCs w:val="18"/>
+              </w:rPr>
+              <w:t>Read Sections: 10.1 - 10.5</w:t>
+            </w:r>
+          </w:p>
+          <w:p>
+            <w:pPr>
+              <w:numPr>
+                <w:ilvl w:val="0"/>
+                <w:numId w:val="1"/>
+              </w:numPr>
+              <w:pBdr>
+                <w:top w:val="nil"/>
+                <w:left w:val="nil"/>
+                <w:bottom w:val="nil"/>
+                <w:right w:val="nil"/>
+                <w:between w:val="nil"/>
+              </w:pBdr>
+              <w:spacing w:after="0" w:line="240" w:lineRule="auto"/>
               <w:ind w:left="229" w:hanging="270"/>
               <w:rPr>
                 <w:rFonts w:ascii="Arial" w:hAnsi="Arial" w:cs="Arial"/>
-                <w:sz w:val="20"/>
-                <w:szCs w:val="20"/>
-              </w:rPr>
-            </w:pPr>
-            <w:r>
-              <w:rPr>
-                <w:rFonts w:ascii="Arial" w:hAnsi="Arial" w:cs="Arial"/>
-                <w:sz w:val="20"/>
-                <w:szCs w:val="20"/>
+                <w:sz w:val="18"/>
+                <w:szCs w:val="18"/>
+              </w:rPr>
+            </w:pPr>
+            <w:r>
+              <w:rPr>
+                <w:rFonts w:ascii="Arial" w:hAnsi="Arial" w:cs="Arial"/>
+                <w:sz w:val="18"/>
+                <w:szCs w:val="18"/>
               </w:rPr>
               <w:t>Practice: Try It Yourself</w:t>
             </w:r>
@@ -6655,27 +6298,27 @@
                 <w:right w:val="nil"/>
                 <w:between w:val="nil"/>
               </w:pBdr>
-              <w:spacing w:after="0"/>
+              <w:spacing w:after="0" w:line="240" w:lineRule="auto"/>
               <w:ind w:left="229" w:hanging="270"/>
               <w:rPr>
                 <w:rFonts w:ascii="Arial" w:hAnsi="Arial" w:cs="Arial"/>
-                <w:sz w:val="20"/>
-                <w:szCs w:val="20"/>
-              </w:rPr>
-            </w:pPr>
-            <w:r>
-              <w:rPr>
-                <w:rFonts w:ascii="Arial" w:hAnsi="Arial" w:cs="Arial"/>
-                <w:sz w:val="20"/>
-                <w:szCs w:val="20"/>
+                <w:sz w:val="18"/>
+                <w:szCs w:val="18"/>
+              </w:rPr>
+            </w:pPr>
+            <w:r>
+              <w:rPr>
+                <w:rFonts w:ascii="Arial" w:hAnsi="Arial" w:cs="Arial"/>
+                <w:sz w:val="18"/>
+                <w:szCs w:val="18"/>
               </w:rPr>
               <w:t xml:space="preserve">Debug: Fix It </w:t>
             </w:r>
             <w:r>
               <w:rPr>
                 <w:rFonts w:ascii="Apple Color Emoji" w:hAnsi="Apple Color Emoji" w:cs="Apple Color Emoji"/>
-                <w:sz w:val="20"/>
-                <w:szCs w:val="20"/>
+                <w:sz w:val="18"/>
+                <w:szCs w:val="18"/>
               </w:rPr>
               <w:t>🔧</w:t>
             </w:r>
@@ -6693,19 +6336,19 @@
                 <w:right w:val="nil"/>
                 <w:between w:val="nil"/>
               </w:pBdr>
-              <w:spacing w:after="0"/>
+              <w:spacing w:after="0" w:line="240" w:lineRule="auto"/>
               <w:ind w:left="229" w:hanging="270"/>
               <w:rPr>
                 <w:rFonts w:ascii="Arial" w:hAnsi="Arial" w:cs="Arial"/>
-                <w:sz w:val="20"/>
-                <w:szCs w:val="20"/>
-              </w:rPr>
-            </w:pPr>
-            <w:r>
-              <w:rPr>
-                <w:rFonts w:ascii="Arial" w:hAnsi="Arial" w:cs="Arial"/>
-                <w:sz w:val="20"/>
-                <w:szCs w:val="20"/>
+                <w:sz w:val="18"/>
+                <w:szCs w:val="18"/>
+              </w:rPr>
+            </w:pPr>
+            <w:r>
+              <w:rPr>
+                <w:rFonts w:ascii="Arial" w:hAnsi="Arial" w:cs="Arial"/>
+                <w:sz w:val="18"/>
+                <w:szCs w:val="18"/>
               </w:rPr>
               <w:t>Answer: Quick Checks</w:t>
             </w:r>
@@ -6723,19 +6366,19 @@
                 <w:right w:val="nil"/>
                 <w:between w:val="nil"/>
               </w:pBdr>
-              <w:spacing w:after="0"/>
+              <w:spacing w:after="0" w:line="240" w:lineRule="auto"/>
               <w:ind w:left="229" w:hanging="270"/>
               <w:rPr>
                 <w:rFonts w:ascii="Arial" w:hAnsi="Arial" w:cs="Arial"/>
-                <w:sz w:val="20"/>
-                <w:szCs w:val="20"/>
-              </w:rPr>
-            </w:pPr>
-            <w:r>
-              <w:rPr>
-                <w:rFonts w:ascii="Arial" w:hAnsi="Arial" w:cs="Arial"/>
-                <w:sz w:val="20"/>
-                <w:szCs w:val="20"/>
+                <w:sz w:val="18"/>
+                <w:szCs w:val="18"/>
+              </w:rPr>
+            </w:pPr>
+            <w:r>
+              <w:rPr>
+                <w:rFonts w:ascii="Arial" w:hAnsi="Arial" w:cs="Arial"/>
+                <w:sz w:val="18"/>
+                <w:szCs w:val="18"/>
               </w:rPr>
               <w:t>Recall: Retrieval Practice</w:t>
             </w:r>
@@ -6753,95 +6396,27 @@
                 <w:right w:val="nil"/>
                 <w:between w:val="nil"/>
               </w:pBdr>
-              <w:spacing w:after="0"/>
+              <w:spacing w:after="0" w:line="240" w:lineRule="auto"/>
               <w:ind w:left="229" w:hanging="270"/>
               <w:rPr>
                 <w:rFonts w:ascii="Arial" w:hAnsi="Arial" w:cs="Arial"/>
-                <w:sz w:val="20"/>
-                <w:szCs w:val="20"/>
-              </w:rPr>
-            </w:pPr>
-            <w:r>
-              <w:rPr>
-                <w:rFonts w:ascii="Arial" w:hAnsi="Arial" w:cs="Arial"/>
-                <w:sz w:val="20"/>
-                <w:szCs w:val="20"/>
-              </w:rPr>
-              <w:t>Review Questions</w:t>
-            </w:r>
-          </w:p>
-          <w:p>
-            <w:pPr>
-              <w:numPr>
-                <w:ilvl w:val="0"/>
-                <w:numId w:val="1"/>
-              </w:numPr>
-              <w:pBdr>
-                <w:top w:val="nil"/>
-                <w:left w:val="nil"/>
-                <w:bottom w:val="nil"/>
-                <w:right w:val="nil"/>
-                <w:between w:val="nil"/>
-              </w:pBdr>
-              <w:spacing w:after="0"/>
-              <w:ind w:left="229" w:hanging="270"/>
-              <w:rPr>
-                <w:rFonts w:ascii="Arial" w:hAnsi="Arial" w:cs="Arial"/>
-                <w:sz w:val="20"/>
-                <w:szCs w:val="20"/>
-              </w:rPr>
-            </w:pPr>
-            <w:r>
-              <w:rPr>
-                <w:rFonts w:ascii="Arial" w:hAnsi="Arial" w:cs="Arial"/>
-                <w:sz w:val="20"/>
-                <w:szCs w:val="20"/>
-              </w:rPr>
-              <w:t xml:space="preserve">Further Reading </w:t>
-            </w:r>
-            <w:r>
-              <w:rPr>
-                <w:rFonts w:ascii="Apple Color Emoji" w:hAnsi="Apple Color Emoji" w:cs="Apple Color Emoji"/>
-                <w:sz w:val="20"/>
-                <w:szCs w:val="20"/>
-              </w:rPr>
-              <w:t>📖</w:t>
-            </w:r>
-          </w:p>
-          <w:p>
-            <w:pPr>
-              <w:numPr>
-                <w:ilvl w:val="0"/>
-                <w:numId w:val="1"/>
-              </w:numPr>
-              <w:pBdr>
-                <w:top w:val="nil"/>
-                <w:left w:val="nil"/>
-                <w:bottom w:val="nil"/>
-                <w:right w:val="nil"/>
-                <w:between w:val="nil"/>
-              </w:pBdr>
-              <w:spacing w:after="0"/>
-              <w:ind w:left="229" w:hanging="270"/>
-              <w:rPr>
-                <w:rFonts w:ascii="Arial" w:hAnsi="Arial" w:cs="Arial"/>
-                <w:sz w:val="20"/>
-                <w:szCs w:val="20"/>
-              </w:rPr>
-            </w:pPr>
-            <w:r>
-              <w:rPr>
-                <w:rFonts w:ascii="Arial" w:hAnsi="Arial" w:cs="Arial"/>
-                <w:sz w:val="20"/>
-                <w:szCs w:val="20"/>
-              </w:rPr>
-              <w:t>Looking Ahead</w:t>
+                <w:sz w:val="18"/>
+                <w:szCs w:val="18"/>
+              </w:rPr>
+            </w:pPr>
+            <w:r>
+              <w:rPr>
+                <w:rFonts w:ascii="Arial" w:hAnsi="Arial" w:cs="Arial"/>
+                <w:sz w:val="18"/>
+                <w:szCs w:val="18"/>
+              </w:rPr>
+              <w:t>Review, Further Reading, and Looking Ahead</w:t>
             </w:r>
           </w:p>
         </w:tc>
         <w:tc>
           <w:tcPr>
-            <w:tcW w:w="2759" w:type="dxa"/>
+            <w:tcW w:w="2880" w:type="dxa"/>
             <w:tcMar>
               <w:top w:w="86" w:type="dxa"/>
               <w:left w:w="86" w:type="dxa"/>
@@ -6862,21 +6437,39 @@
                 <w:right w:val="nil"/>
                 <w:between w:val="nil"/>
               </w:pBdr>
-              <w:spacing w:after="120"/>
-              <w:ind w:left="231" w:hanging="274"/>
-              <w:rPr>
-                <w:rFonts w:ascii="Arial" w:hAnsi="Arial" w:cs="Arial"/>
-                <w:sz w:val="20"/>
-                <w:szCs w:val="20"/>
-              </w:rPr>
-            </w:pPr>
-            <w:r>
-              <w:rPr>
-                <w:rFonts w:ascii="Apple Color Emoji" w:hAnsi="Apple Color Emoji" w:cs="Apple Color Emoji"/>
-                <w:sz w:val="20"/>
-                <w:szCs w:val="20"/>
-              </w:rPr>
-              <w:t>🤔</w:t>
+              <w:spacing w:after="60" w:line="240" w:lineRule="auto"/>
+              <w:ind w:left="231" w:hanging="274"/>
+              <w:rPr>
+                <w:rFonts w:ascii="Arial" w:hAnsi="Arial" w:cs="Arial"/>
+                <w:sz w:val="20"/>
+                <w:szCs w:val="20"/>
+              </w:rPr>
+            </w:pPr>
+            <w:r>
+              <w:rPr>
+                <w:rFonts w:ascii="Arial" w:hAnsi="Arial" w:cs="Arial"/>
+                <w:sz w:val="20"/>
+                <w:szCs w:val="20"/>
+              </w:rPr>
+              <w:t xml:space="preserve">10.6 Skills Lab - </w:t>
+            </w:r>
+            <w:r>
+              <w:rPr>
+                <w:rFonts w:ascii="Arial" w:hAnsi="Arial" w:cs="Arial"/>
+                <w:sz w:val="20"/>
+                <w:szCs w:val="20"/>
+              </w:rPr>
+              <w:br/>
+            </w:r>
+            <w:r>
+              <w:rPr>
+                <w:rFonts w:ascii="Arial" w:hAnsi="Arial" w:cs="Arial"/>
+                <w:b/>
+                <w:bCs/>
+                <w:sz w:val="20"/>
+                <w:szCs w:val="20"/>
+              </w:rPr>
+              <w:t>The Events Page</w:t>
             </w:r>
             <w:r>
               <w:rPr>
@@ -6889,54 +6482,6 @@
             <w:r>
               <w:rPr>
                 <w:rFonts w:ascii="Arial" w:hAnsi="Arial" w:cs="Arial"/>
-                <w:b/>
-                <w:bCs/>
-                <w:sz w:val="20"/>
-                <w:szCs w:val="20"/>
-              </w:rPr>
-              <w:t>Question</w:t>
-            </w:r>
-            <w:r>
-              <w:rPr>
-                <w:rFonts w:ascii="Arial" w:hAnsi="Arial" w:cs="Arial"/>
-                <w:sz w:val="20"/>
-                <w:szCs w:val="20"/>
-              </w:rPr>
-              <w:t xml:space="preserve"> &amp; Discuss Module Objectives</w:t>
-            </w:r>
-          </w:p>
-          <w:p>
-            <w:pPr>
-              <w:numPr>
-                <w:ilvl w:val="0"/>
-                <w:numId w:val="1"/>
-              </w:numPr>
-              <w:pBdr>
-                <w:top w:val="nil"/>
-                <w:left w:val="nil"/>
-                <w:bottom w:val="nil"/>
-                <w:right w:val="nil"/>
-                <w:between w:val="nil"/>
-              </w:pBdr>
-              <w:spacing w:after="120"/>
-              <w:ind w:left="231" w:hanging="274"/>
-              <w:rPr>
-                <w:rFonts w:ascii="Arial" w:hAnsi="Arial" w:cs="Arial"/>
-                <w:sz w:val="20"/>
-                <w:szCs w:val="20"/>
-              </w:rPr>
-            </w:pPr>
-            <w:r>
-              <w:rPr>
-                <w:rFonts w:ascii="Arial" w:hAnsi="Arial" w:cs="Arial"/>
-                <w:sz w:val="20"/>
-                <w:szCs w:val="20"/>
-              </w:rPr>
-              <w:t xml:space="preserve">10.6 Skills Lab 10A: </w:t>
-            </w:r>
-            <w:r>
-              <w:rPr>
-                <w:rFonts w:ascii="Arial" w:hAnsi="Arial" w:cs="Arial"/>
                 <w:sz w:val="20"/>
                 <w:szCs w:val="20"/>
               </w:rPr>
@@ -6944,101 +6489,11 @@
             </w:r>
             <w:r>
               <w:rPr>
-                <w:rFonts w:ascii="Arial" w:hAnsi="Arial" w:cs="Arial"/>
-                <w:b/>
-                <w:bCs/>
-                <w:sz w:val="20"/>
-                <w:szCs w:val="20"/>
-              </w:rPr>
-              <w:t>The Events Page</w:t>
-            </w:r>
-            <w:r>
-              <w:rPr>
-                <w:rFonts w:ascii="Arial" w:hAnsi="Arial" w:cs="Arial"/>
-                <w:sz w:val="20"/>
-                <w:szCs w:val="20"/>
-              </w:rPr>
-              <w:t xml:space="preserve"> </w:t>
-            </w:r>
-            <w:r>
-              <w:rPr>
-                <w:rFonts w:ascii="Arial" w:hAnsi="Arial" w:cs="Arial"/>
-                <w:sz w:val="20"/>
-                <w:szCs w:val="20"/>
-              </w:rPr>
-              <w:br/>
-            </w:r>
-            <w:r>
-              <w:rPr>
                 <w:rFonts w:ascii="Consolas" w:hAnsi="Consolas" w:cs="Consolas"/>
                 <w:sz w:val="20"/>
                 <w:szCs w:val="20"/>
               </w:rPr>
               <w:t>(Parts 1-3 and Questions &amp; Analysis)</w:t>
-            </w:r>
-          </w:p>
-          <w:p>
-            <w:pPr>
-              <w:numPr>
-                <w:ilvl w:val="0"/>
-                <w:numId w:val="1"/>
-              </w:numPr>
-              <w:pBdr>
-                <w:top w:val="nil"/>
-                <w:left w:val="nil"/>
-                <w:bottom w:val="nil"/>
-                <w:right w:val="nil"/>
-                <w:between w:val="nil"/>
-              </w:pBdr>
-              <w:spacing w:after="120"/>
-              <w:ind w:left="231" w:hanging="274"/>
-              <w:rPr>
-                <w:rFonts w:ascii="Arial" w:hAnsi="Arial" w:cs="Arial"/>
-                <w:sz w:val="20"/>
-                <w:szCs w:val="20"/>
-              </w:rPr>
-            </w:pPr>
-            <w:r>
-              <w:rPr>
-                <w:rFonts w:ascii="Arial" w:hAnsi="Arial" w:cs="Arial"/>
-                <w:sz w:val="20"/>
-                <w:szCs w:val="20"/>
-              </w:rPr>
-              <w:t xml:space="preserve">Question &amp; </w:t>
-            </w:r>
-            <w:r>
-              <w:rPr>
-                <w:rFonts w:ascii="Apple Color Emoji" w:hAnsi="Apple Color Emoji" w:cs="Apple Color Emoji"/>
-                <w:sz w:val="20"/>
-                <w:szCs w:val="20"/>
-              </w:rPr>
-              <w:t>👥</w:t>
-            </w:r>
-            <w:r>
-              <w:rPr>
-                <w:rFonts w:ascii="Arial" w:hAnsi="Arial" w:cs="Arial"/>
-                <w:sz w:val="20"/>
-                <w:szCs w:val="20"/>
-              </w:rPr>
-              <w:t xml:space="preserve"> </w:t>
-            </w:r>
-            <w:r>
-              <w:rPr>
-                <w:rFonts w:ascii="Arial" w:hAnsi="Arial" w:cs="Arial"/>
-                <w:b/>
-                <w:bCs/>
-                <w:sz w:val="20"/>
-                <w:szCs w:val="20"/>
-              </w:rPr>
-              <w:t>Discuss</w:t>
-            </w:r>
-            <w:r>
-              <w:rPr>
-                <w:rFonts w:ascii="Arial" w:hAnsi="Arial" w:cs="Arial"/>
-                <w:sz w:val="20"/>
-                <w:szCs w:val="20"/>
-              </w:rPr>
-              <w:t xml:space="preserve"> Module Objectives</w:t>
             </w:r>
           </w:p>
         </w:tc>
@@ -7059,58 +6514,58 @@
           </w:tcPr>
           <w:p>
             <w:pPr>
-              <w:spacing w:after="80"/>
+              <w:spacing w:after="60" w:line="240" w:lineRule="auto"/>
               <w:rPr>
                 <w:rFonts w:ascii="Consolas" w:hAnsi="Consolas" w:cs="Consolas"/>
-                <w:sz w:val="21"/>
-                <w:szCs w:val="21"/>
+                <w:sz w:val="20"/>
+                <w:szCs w:val="20"/>
               </w:rPr>
             </w:pPr>
             <w:r>
               <w:rPr>
                 <w:rFonts w:ascii="Consolas" w:hAnsi="Consolas" w:cs="Consolas"/>
-                <w:sz w:val="21"/>
-                <w:szCs w:val="21"/>
+                <w:sz w:val="20"/>
+                <w:szCs w:val="20"/>
               </w:rPr>
               <w:t>Module 11</w:t>
             </w:r>
           </w:p>
           <w:p>
             <w:pPr>
-              <w:spacing w:after="80"/>
-              <w:rPr>
-                <w:rFonts w:ascii="Arial" w:hAnsi="Arial" w:cs="Arial"/>
-                <w:b/>
-                <w:bCs/>
-                <w:sz w:val="21"/>
-                <w:szCs w:val="21"/>
-              </w:rPr>
-            </w:pPr>
-            <w:r>
-              <w:rPr>
-                <w:rFonts w:ascii="Arial" w:hAnsi="Arial" w:cs="Arial"/>
-                <w:b/>
-                <w:bCs/>
-                <w:sz w:val="21"/>
-                <w:szCs w:val="21"/>
+              <w:spacing w:after="60" w:line="240" w:lineRule="auto"/>
+              <w:rPr>
+                <w:rFonts w:ascii="Arial" w:hAnsi="Arial" w:cs="Arial"/>
+                <w:b/>
+                <w:bCs/>
+                <w:sz w:val="20"/>
+                <w:szCs w:val="20"/>
+              </w:rPr>
+            </w:pPr>
+            <w:r>
+              <w:rPr>
+                <w:rFonts w:ascii="Arial" w:hAnsi="Arial" w:cs="Arial"/>
+                <w:b/>
+                <w:bCs/>
+                <w:sz w:val="20"/>
+                <w:szCs w:val="20"/>
               </w:rPr>
               <w:t>HTML Forms</w:t>
             </w:r>
           </w:p>
           <w:p>
             <w:pPr>
-              <w:spacing w:after="80"/>
-              <w:rPr>
-                <w:rFonts w:ascii="Arial" w:hAnsi="Arial" w:cs="Arial"/>
-                <w:sz w:val="21"/>
-                <w:szCs w:val="21"/>
-              </w:rPr>
-            </w:pPr>
-            <w:r>
-              <w:rPr>
-                <w:rFonts w:ascii="Arial" w:hAnsi="Arial" w:cs="Arial"/>
-                <w:sz w:val="21"/>
-                <w:szCs w:val="21"/>
+              <w:spacing w:after="60" w:line="240" w:lineRule="auto"/>
+              <w:rPr>
+                <w:rFonts w:ascii="Arial" w:hAnsi="Arial" w:cs="Arial"/>
+                <w:sz w:val="20"/>
+                <w:szCs w:val="20"/>
+              </w:rPr>
+            </w:pPr>
+            <w:r>
+              <w:rPr>
+                <w:rFonts w:ascii="Arial" w:hAnsi="Arial" w:cs="Arial"/>
+                <w:sz w:val="20"/>
+                <w:szCs w:val="20"/>
               </w:rPr>
               <w:t>Primary CLOs:</w:t>
             </w:r>
@@ -7128,19 +6583,19 @@
                 <w:right w:val="nil"/>
                 <w:between w:val="nil"/>
               </w:pBdr>
-              <w:spacing w:after="80"/>
+              <w:spacing w:after="60" w:line="240" w:lineRule="auto"/>
               <w:ind w:left="360"/>
               <w:rPr>
                 <w:rFonts w:ascii="Consolas" w:hAnsi="Consolas" w:cs="Consolas"/>
-                <w:sz w:val="21"/>
-                <w:szCs w:val="21"/>
+                <w:sz w:val="20"/>
+                <w:szCs w:val="20"/>
               </w:rPr>
             </w:pPr>
             <w:r>
               <w:rPr>
                 <w:rFonts w:ascii="Consolas" w:eastAsia="Courier New" w:hAnsi="Consolas" w:cs="Consolas"/>
-                <w:sz w:val="21"/>
-                <w:szCs w:val="21"/>
+                <w:sz w:val="20"/>
+                <w:szCs w:val="20"/>
               </w:rPr>
               <w:t>VII</w:t>
             </w:r>
@@ -7148,7 +6603,7 @@
         </w:tc>
         <w:tc>
           <w:tcPr>
-            <w:tcW w:w="7453" w:type="dxa"/>
+            <w:tcW w:w="0" w:type="auto"/>
             <w:tcMar>
               <w:top w:w="86" w:type="dxa"/>
               <w:left w:w="86" w:type="dxa"/>
@@ -7169,7 +6624,7 @@
                 <w:right w:val="nil"/>
                 <w:between w:val="nil"/>
               </w:pBdr>
-              <w:spacing w:after="120"/>
+              <w:spacing w:after="60" w:line="240" w:lineRule="auto"/>
               <w:ind w:left="231" w:hanging="274"/>
               <w:rPr>
                 <w:rFonts w:ascii="Arial" w:hAnsi="Arial" w:cs="Arial"/>
@@ -7193,23 +6648,41 @@
                 <w:sz w:val="20"/>
                 <w:szCs w:val="20"/>
               </w:rPr>
-              <w:t xml:space="preserve"> Construct labeled form controls: text and email inputs, radio groups, checkboxes, select menus, textareas, and a submit button</w:t>
-            </w:r>
-          </w:p>
-          <w:p>
-            <w:pPr>
-              <w:numPr>
-                <w:ilvl w:val="0"/>
-                <w:numId w:val="1"/>
-              </w:numPr>
-              <w:pBdr>
-                <w:top w:val="nil"/>
-                <w:left w:val="nil"/>
-                <w:bottom w:val="nil"/>
-                <w:right w:val="nil"/>
-                <w:between w:val="nil"/>
-              </w:pBdr>
-              <w:spacing w:after="120"/>
+              <w:t xml:space="preserve"> Construct labeled form controls: text and email inputs, radio groups, checkboxes, select menus, </w:t>
+            </w:r>
+            <w:proofErr w:type="spellStart"/>
+            <w:r>
+              <w:rPr>
+                <w:rFonts w:ascii="Arial" w:hAnsi="Arial" w:cs="Arial"/>
+                <w:sz w:val="20"/>
+                <w:szCs w:val="20"/>
+              </w:rPr>
+              <w:t>textareas</w:t>
+            </w:r>
+            <w:proofErr w:type="spellEnd"/>
+            <w:r>
+              <w:rPr>
+                <w:rFonts w:ascii="Arial" w:hAnsi="Arial" w:cs="Arial"/>
+                <w:sz w:val="20"/>
+                <w:szCs w:val="20"/>
+              </w:rPr>
+              <w:t>, and a submit button</w:t>
+            </w:r>
+          </w:p>
+          <w:p>
+            <w:pPr>
+              <w:numPr>
+                <w:ilvl w:val="0"/>
+                <w:numId w:val="1"/>
+              </w:numPr>
+              <w:pBdr>
+                <w:top w:val="nil"/>
+                <w:left w:val="nil"/>
+                <w:bottom w:val="nil"/>
+                <w:right w:val="nil"/>
+                <w:between w:val="nil"/>
+              </w:pBdr>
+              <w:spacing w:after="60" w:line="240" w:lineRule="auto"/>
               <w:ind w:left="231" w:hanging="274"/>
               <w:rPr>
                 <w:rFonts w:ascii="Arial" w:hAnsi="Arial" w:cs="Arial"/>
@@ -7249,7 +6722,7 @@
                 <w:right w:val="nil"/>
                 <w:between w:val="nil"/>
               </w:pBdr>
-              <w:spacing w:after="120"/>
+              <w:spacing w:after="60" w:line="240" w:lineRule="auto"/>
               <w:ind w:left="231" w:hanging="274"/>
               <w:rPr>
                 <w:rFonts w:ascii="Arial" w:hAnsi="Arial" w:cs="Arial"/>
@@ -7300,49 +6773,49 @@
                 <w:right w:val="nil"/>
                 <w:between w:val="nil"/>
               </w:pBdr>
-              <w:spacing w:after="0"/>
+              <w:spacing w:after="0" w:line="240" w:lineRule="auto"/>
               <w:ind w:left="229" w:hanging="270"/>
               <w:rPr>
                 <w:rFonts w:ascii="Arial" w:hAnsi="Arial" w:cs="Arial"/>
-                <w:sz w:val="20"/>
-                <w:szCs w:val="20"/>
-              </w:rPr>
-            </w:pPr>
-            <w:r>
-              <w:rPr>
-                <w:rFonts w:ascii="Arial" w:hAnsi="Arial" w:cs="Arial"/>
-                <w:sz w:val="20"/>
-                <w:szCs w:val="20"/>
-              </w:rPr>
-              <w:t>Read Sections: 11.1 - 11.7</w:t>
-            </w:r>
-          </w:p>
-          <w:p>
-            <w:pPr>
-              <w:numPr>
-                <w:ilvl w:val="0"/>
-                <w:numId w:val="1"/>
-              </w:numPr>
-              <w:pBdr>
-                <w:top w:val="nil"/>
-                <w:left w:val="nil"/>
-                <w:bottom w:val="nil"/>
-                <w:right w:val="nil"/>
-                <w:between w:val="nil"/>
-              </w:pBdr>
-              <w:spacing w:after="0"/>
+                <w:sz w:val="18"/>
+                <w:szCs w:val="18"/>
+              </w:rPr>
+            </w:pPr>
+            <w:r>
+              <w:rPr>
+                <w:rFonts w:ascii="Arial" w:hAnsi="Arial" w:cs="Arial"/>
+                <w:sz w:val="18"/>
+                <w:szCs w:val="18"/>
+              </w:rPr>
+              <w:t>Read Sections: 11.1 - 11.5</w:t>
+            </w:r>
+          </w:p>
+          <w:p>
+            <w:pPr>
+              <w:numPr>
+                <w:ilvl w:val="0"/>
+                <w:numId w:val="1"/>
+              </w:numPr>
+              <w:pBdr>
+                <w:top w:val="nil"/>
+                <w:left w:val="nil"/>
+                <w:bottom w:val="nil"/>
+                <w:right w:val="nil"/>
+                <w:between w:val="nil"/>
+              </w:pBdr>
+              <w:spacing w:after="0" w:line="240" w:lineRule="auto"/>
               <w:ind w:left="229" w:hanging="270"/>
               <w:rPr>
                 <w:rFonts w:ascii="Arial" w:hAnsi="Arial" w:cs="Arial"/>
-                <w:sz w:val="20"/>
-                <w:szCs w:val="20"/>
-              </w:rPr>
-            </w:pPr>
-            <w:r>
-              <w:rPr>
-                <w:rFonts w:ascii="Arial" w:hAnsi="Arial" w:cs="Arial"/>
-                <w:sz w:val="20"/>
-                <w:szCs w:val="20"/>
+                <w:sz w:val="18"/>
+                <w:szCs w:val="18"/>
+              </w:rPr>
+            </w:pPr>
+            <w:r>
+              <w:rPr>
+                <w:rFonts w:ascii="Arial" w:hAnsi="Arial" w:cs="Arial"/>
+                <w:sz w:val="18"/>
+                <w:szCs w:val="18"/>
               </w:rPr>
               <w:t>Practice: Try It Yourself</w:t>
             </w:r>
@@ -7360,27 +6833,27 @@
                 <w:right w:val="nil"/>
                 <w:between w:val="nil"/>
               </w:pBdr>
-              <w:spacing w:after="0"/>
+              <w:spacing w:after="0" w:line="240" w:lineRule="auto"/>
               <w:ind w:left="229" w:hanging="270"/>
               <w:rPr>
                 <w:rFonts w:ascii="Arial" w:hAnsi="Arial" w:cs="Arial"/>
-                <w:sz w:val="20"/>
-                <w:szCs w:val="20"/>
-              </w:rPr>
-            </w:pPr>
-            <w:r>
-              <w:rPr>
-                <w:rFonts w:ascii="Arial" w:hAnsi="Arial" w:cs="Arial"/>
-                <w:sz w:val="20"/>
-                <w:szCs w:val="20"/>
+                <w:sz w:val="18"/>
+                <w:szCs w:val="18"/>
+              </w:rPr>
+            </w:pPr>
+            <w:r>
+              <w:rPr>
+                <w:rFonts w:ascii="Arial" w:hAnsi="Arial" w:cs="Arial"/>
+                <w:sz w:val="18"/>
+                <w:szCs w:val="18"/>
               </w:rPr>
               <w:t xml:space="preserve">Debug: Fix It </w:t>
             </w:r>
             <w:r>
               <w:rPr>
                 <w:rFonts w:ascii="Apple Color Emoji" w:hAnsi="Apple Color Emoji" w:cs="Apple Color Emoji"/>
-                <w:sz w:val="20"/>
-                <w:szCs w:val="20"/>
+                <w:sz w:val="18"/>
+                <w:szCs w:val="18"/>
               </w:rPr>
               <w:t>🔧</w:t>
             </w:r>
@@ -7398,19 +6871,19 @@
                 <w:right w:val="nil"/>
                 <w:between w:val="nil"/>
               </w:pBdr>
-              <w:spacing w:after="0"/>
+              <w:spacing w:after="0" w:line="240" w:lineRule="auto"/>
               <w:ind w:left="229" w:hanging="270"/>
               <w:rPr>
                 <w:rFonts w:ascii="Arial" w:hAnsi="Arial" w:cs="Arial"/>
-                <w:sz w:val="20"/>
-                <w:szCs w:val="20"/>
-              </w:rPr>
-            </w:pPr>
-            <w:r>
-              <w:rPr>
-                <w:rFonts w:ascii="Arial" w:hAnsi="Arial" w:cs="Arial"/>
-                <w:sz w:val="20"/>
-                <w:szCs w:val="20"/>
+                <w:sz w:val="18"/>
+                <w:szCs w:val="18"/>
+              </w:rPr>
+            </w:pPr>
+            <w:r>
+              <w:rPr>
+                <w:rFonts w:ascii="Arial" w:hAnsi="Arial" w:cs="Arial"/>
+                <w:sz w:val="18"/>
+                <w:szCs w:val="18"/>
               </w:rPr>
               <w:t>Answer: Quick Checks</w:t>
             </w:r>
@@ -7428,19 +6901,19 @@
                 <w:right w:val="nil"/>
                 <w:between w:val="nil"/>
               </w:pBdr>
-              <w:spacing w:after="0"/>
+              <w:spacing w:after="0" w:line="240" w:lineRule="auto"/>
               <w:ind w:left="229" w:hanging="270"/>
               <w:rPr>
                 <w:rFonts w:ascii="Arial" w:hAnsi="Arial" w:cs="Arial"/>
-                <w:sz w:val="20"/>
-                <w:szCs w:val="20"/>
-              </w:rPr>
-            </w:pPr>
-            <w:r>
-              <w:rPr>
-                <w:rFonts w:ascii="Arial" w:hAnsi="Arial" w:cs="Arial"/>
-                <w:sz w:val="20"/>
-                <w:szCs w:val="20"/>
+                <w:sz w:val="18"/>
+                <w:szCs w:val="18"/>
+              </w:rPr>
+            </w:pPr>
+            <w:r>
+              <w:rPr>
+                <w:rFonts w:ascii="Arial" w:hAnsi="Arial" w:cs="Arial"/>
+                <w:sz w:val="18"/>
+                <w:szCs w:val="18"/>
               </w:rPr>
               <w:t>Recall: Retrieval Practice</w:t>
             </w:r>
@@ -7458,95 +6931,27 @@
                 <w:right w:val="nil"/>
                 <w:between w:val="nil"/>
               </w:pBdr>
-              <w:spacing w:after="0"/>
+              <w:spacing w:after="0" w:line="240" w:lineRule="auto"/>
               <w:ind w:left="229" w:hanging="270"/>
               <w:rPr>
                 <w:rFonts w:ascii="Arial" w:hAnsi="Arial" w:cs="Arial"/>
-                <w:sz w:val="20"/>
-                <w:szCs w:val="20"/>
-              </w:rPr>
-            </w:pPr>
-            <w:r>
-              <w:rPr>
-                <w:rFonts w:ascii="Arial" w:hAnsi="Arial" w:cs="Arial"/>
-                <w:sz w:val="20"/>
-                <w:szCs w:val="20"/>
-              </w:rPr>
-              <w:t>Review Questions</w:t>
-            </w:r>
-          </w:p>
-          <w:p>
-            <w:pPr>
-              <w:numPr>
-                <w:ilvl w:val="0"/>
-                <w:numId w:val="1"/>
-              </w:numPr>
-              <w:pBdr>
-                <w:top w:val="nil"/>
-                <w:left w:val="nil"/>
-                <w:bottom w:val="nil"/>
-                <w:right w:val="nil"/>
-                <w:between w:val="nil"/>
-              </w:pBdr>
-              <w:spacing w:after="0"/>
-              <w:ind w:left="229" w:hanging="270"/>
-              <w:rPr>
-                <w:rFonts w:ascii="Arial" w:hAnsi="Arial" w:cs="Arial"/>
-                <w:sz w:val="20"/>
-                <w:szCs w:val="20"/>
-              </w:rPr>
-            </w:pPr>
-            <w:r>
-              <w:rPr>
-                <w:rFonts w:ascii="Arial" w:hAnsi="Arial" w:cs="Arial"/>
-                <w:sz w:val="20"/>
-                <w:szCs w:val="20"/>
-              </w:rPr>
-              <w:t xml:space="preserve">Further Reading </w:t>
-            </w:r>
-            <w:r>
-              <w:rPr>
-                <w:rFonts w:ascii="Apple Color Emoji" w:hAnsi="Apple Color Emoji" w:cs="Apple Color Emoji"/>
-                <w:sz w:val="20"/>
-                <w:szCs w:val="20"/>
-              </w:rPr>
-              <w:t>📖</w:t>
-            </w:r>
-          </w:p>
-          <w:p>
-            <w:pPr>
-              <w:numPr>
-                <w:ilvl w:val="0"/>
-                <w:numId w:val="1"/>
-              </w:numPr>
-              <w:pBdr>
-                <w:top w:val="nil"/>
-                <w:left w:val="nil"/>
-                <w:bottom w:val="nil"/>
-                <w:right w:val="nil"/>
-                <w:between w:val="nil"/>
-              </w:pBdr>
-              <w:spacing w:after="0"/>
-              <w:ind w:left="229" w:hanging="270"/>
-              <w:rPr>
-                <w:rFonts w:ascii="Arial" w:hAnsi="Arial" w:cs="Arial"/>
-                <w:sz w:val="20"/>
-                <w:szCs w:val="20"/>
-              </w:rPr>
-            </w:pPr>
-            <w:r>
-              <w:rPr>
-                <w:rFonts w:ascii="Arial" w:hAnsi="Arial" w:cs="Arial"/>
-                <w:sz w:val="20"/>
-                <w:szCs w:val="20"/>
-              </w:rPr>
-              <w:t>Looking Ahead</w:t>
+                <w:sz w:val="18"/>
+                <w:szCs w:val="18"/>
+              </w:rPr>
+            </w:pPr>
+            <w:r>
+              <w:rPr>
+                <w:rFonts w:ascii="Arial" w:hAnsi="Arial" w:cs="Arial"/>
+                <w:sz w:val="18"/>
+                <w:szCs w:val="18"/>
+              </w:rPr>
+              <w:t>Review, Further Reading, and Looking Ahead</w:t>
             </w:r>
           </w:p>
         </w:tc>
         <w:tc>
           <w:tcPr>
-            <w:tcW w:w="2759" w:type="dxa"/>
+            <w:tcW w:w="2880" w:type="dxa"/>
             <w:tcMar>
               <w:top w:w="86" w:type="dxa"/>
               <w:left w:w="86" w:type="dxa"/>
@@ -7567,21 +6972,21 @@
                 <w:right w:val="nil"/>
                 <w:between w:val="nil"/>
               </w:pBdr>
-              <w:spacing w:after="120"/>
-              <w:ind w:left="231" w:hanging="274"/>
-              <w:rPr>
-                <w:rFonts w:ascii="Arial" w:hAnsi="Arial" w:cs="Arial"/>
-                <w:sz w:val="20"/>
-                <w:szCs w:val="20"/>
-              </w:rPr>
-            </w:pPr>
-            <w:r>
-              <w:rPr>
-                <w:rFonts w:ascii="Arial" w:hAnsi="Arial" w:cs="Arial"/>
-                <w:sz w:val="20"/>
-                <w:szCs w:val="20"/>
-              </w:rPr>
-              <w:t xml:space="preserve">11.6 Skills Lab 11A: </w:t>
+              <w:spacing w:after="60" w:line="240" w:lineRule="auto"/>
+              <w:ind w:left="231" w:hanging="274"/>
+              <w:rPr>
+                <w:rFonts w:ascii="Arial" w:hAnsi="Arial" w:cs="Arial"/>
+                <w:sz w:val="20"/>
+                <w:szCs w:val="20"/>
+              </w:rPr>
+            </w:pPr>
+            <w:r>
+              <w:rPr>
+                <w:rFonts w:ascii="Arial" w:hAnsi="Arial" w:cs="Arial"/>
+                <w:sz w:val="20"/>
+                <w:szCs w:val="20"/>
+              </w:rPr>
+              <w:t xml:space="preserve">11.6 Skills Lab - </w:t>
             </w:r>
             <w:r>
               <w:rPr>
@@ -7624,6 +7029,124 @@
                 <w:szCs w:val="20"/>
               </w:rPr>
               <w:t>(Parts 1-3 and Questions &amp; Analysis)</w:t>
+            </w:r>
+          </w:p>
+          <w:p>
+            <w:pPr>
+              <w:numPr>
+                <w:ilvl w:val="0"/>
+                <w:numId w:val="1"/>
+              </w:numPr>
+              <w:pBdr>
+                <w:top w:val="nil"/>
+                <w:left w:val="nil"/>
+                <w:bottom w:val="nil"/>
+                <w:right w:val="nil"/>
+                <w:between w:val="nil"/>
+              </w:pBdr>
+              <w:spacing w:after="60" w:line="240" w:lineRule="auto"/>
+              <w:ind w:left="231" w:hanging="274"/>
+              <w:rPr>
+                <w:rFonts w:ascii="Arial" w:hAnsi="Arial" w:cs="Arial"/>
+                <w:sz w:val="20"/>
+                <w:szCs w:val="20"/>
+              </w:rPr>
+            </w:pPr>
+            <w:r>
+              <w:rPr>
+                <w:rFonts w:ascii="Arial" w:hAnsi="Arial" w:cs="Arial"/>
+                <w:b/>
+                <w:bCs/>
+                <w:color w:val="012F76"/>
+                <w:sz w:val="20"/>
+                <w:szCs w:val="20"/>
+              </w:rPr>
+              <w:t xml:space="preserve">11.7 </w:t>
+            </w:r>
+            <w:r>
+              <w:rPr>
+                <w:rFonts w:ascii="Arial" w:hAnsi="Arial" w:cs="Arial"/>
+                <w:color w:val="012F76"/>
+                <w:sz w:val="20"/>
+                <w:szCs w:val="20"/>
+              </w:rPr>
+              <w:t>Question &amp; Discuss</w:t>
+            </w:r>
+            <w:r>
+              <w:rPr>
+                <w:rFonts w:ascii="Arial" w:hAnsi="Arial" w:cs="Arial"/>
+                <w:color w:val="012F76"/>
+                <w:sz w:val="20"/>
+                <w:szCs w:val="20"/>
+              </w:rPr>
+              <w:t xml:space="preserve"> </w:t>
+            </w:r>
+            <w:r>
+              <w:rPr>
+                <w:rFonts w:ascii="Apple Color Emoji" w:hAnsi="Apple Color Emoji" w:cs="Apple Color Emoji"/>
+                <w:color w:val="012F76"/>
+                <w:sz w:val="20"/>
+                <w:szCs w:val="20"/>
+              </w:rPr>
+              <w:t>🤔</w:t>
+            </w:r>
+            <w:r>
+              <w:rPr>
+                <w:rFonts w:ascii="Apple Color Emoji" w:hAnsi="Apple Color Emoji" w:cs="Apple Color Emoji"/>
+                <w:color w:val="012F76"/>
+                <w:sz w:val="20"/>
+                <w:szCs w:val="20"/>
+              </w:rPr>
+              <w:t xml:space="preserve"> </w:t>
+            </w:r>
+            <w:r>
+              <w:rPr>
+                <w:rFonts w:ascii="Arial" w:hAnsi="Arial" w:cs="Arial"/>
+                <w:b/>
+                <w:bCs/>
+                <w:color w:val="012F76"/>
+                <w:sz w:val="20"/>
+                <w:szCs w:val="20"/>
+              </w:rPr>
+              <w:t>The Future of Web Design</w:t>
+            </w:r>
+            <w:r>
+              <w:rPr>
+                <w:rFonts w:ascii="Arial" w:hAnsi="Arial" w:cs="Arial"/>
+                <w:b/>
+                <w:bCs/>
+                <w:color w:val="012F76"/>
+                <w:sz w:val="20"/>
+                <w:szCs w:val="20"/>
+              </w:rPr>
+              <w:br/>
+            </w:r>
+            <w:r>
+              <w:rPr>
+                <w:rFonts w:ascii="Arial" w:hAnsi="Arial" w:cs="Arial"/>
+                <w:color w:val="012F76"/>
+                <w:sz w:val="20"/>
+                <w:szCs w:val="20"/>
+              </w:rPr>
+              <w:t>(</w:t>
+            </w:r>
+            <w:r>
+              <w:rPr>
+                <w:rFonts w:ascii="Arial" w:hAnsi="Arial" w:cs="Arial"/>
+                <w:color w:val="012F76"/>
+                <w:sz w:val="20"/>
+                <w:szCs w:val="20"/>
+              </w:rPr>
+              <w:t>Overall Course Concepts</w:t>
+            </w:r>
+            <w:r>
+              <w:rPr>
+                <w:rFonts w:ascii="Arial" w:hAnsi="Arial" w:cs="Arial"/>
+                <w:color w:val="012F76"/>
+                <w:sz w:val="20"/>
+                <w:szCs w:val="20"/>
+              </w:rPr>
+              <w:t>)</w:t>
             </w:r>
           </w:p>
         </w:tc>
@@ -7644,58 +7167,58 @@
           </w:tcPr>
           <w:p>
             <w:pPr>
-              <w:spacing w:after="80"/>
+              <w:spacing w:after="60" w:line="240" w:lineRule="auto"/>
               <w:rPr>
                 <w:rFonts w:ascii="Consolas" w:hAnsi="Consolas" w:cs="Consolas"/>
-                <w:sz w:val="21"/>
-                <w:szCs w:val="21"/>
+                <w:sz w:val="20"/>
+                <w:szCs w:val="20"/>
               </w:rPr>
             </w:pPr>
             <w:r>
               <w:rPr>
                 <w:rFonts w:ascii="Consolas" w:hAnsi="Consolas" w:cs="Consolas"/>
-                <w:sz w:val="21"/>
-                <w:szCs w:val="21"/>
+                <w:sz w:val="20"/>
+                <w:szCs w:val="20"/>
               </w:rPr>
               <w:t>Module 12</w:t>
             </w:r>
           </w:p>
           <w:p>
             <w:pPr>
-              <w:spacing w:after="80"/>
-              <w:rPr>
-                <w:rFonts w:ascii="Arial" w:hAnsi="Arial" w:cs="Arial"/>
-                <w:b/>
-                <w:bCs/>
-                <w:sz w:val="21"/>
-                <w:szCs w:val="21"/>
-              </w:rPr>
-            </w:pPr>
-            <w:r>
-              <w:rPr>
-                <w:rFonts w:ascii="Arial" w:hAnsi="Arial" w:cs="Arial"/>
-                <w:b/>
-                <w:bCs/>
-                <w:sz w:val="21"/>
-                <w:szCs w:val="21"/>
+              <w:spacing w:after="60" w:line="240" w:lineRule="auto"/>
+              <w:rPr>
+                <w:rFonts w:ascii="Arial" w:hAnsi="Arial" w:cs="Arial"/>
+                <w:b/>
+                <w:bCs/>
+                <w:sz w:val="20"/>
+                <w:szCs w:val="20"/>
+              </w:rPr>
+            </w:pPr>
+            <w:r>
+              <w:rPr>
+                <w:rFonts w:ascii="Arial" w:hAnsi="Arial" w:cs="Arial"/>
+                <w:b/>
+                <w:bCs/>
+                <w:sz w:val="20"/>
+                <w:szCs w:val="20"/>
               </w:rPr>
               <w:t>Scripting Concepts and Publishing</w:t>
             </w:r>
           </w:p>
           <w:p>
             <w:pPr>
-              <w:spacing w:after="80"/>
-              <w:rPr>
-                <w:rFonts w:ascii="Arial" w:hAnsi="Arial" w:cs="Arial"/>
-                <w:sz w:val="21"/>
-                <w:szCs w:val="21"/>
-              </w:rPr>
-            </w:pPr>
-            <w:r>
-              <w:rPr>
-                <w:rFonts w:ascii="Arial" w:hAnsi="Arial" w:cs="Arial"/>
-                <w:sz w:val="21"/>
-                <w:szCs w:val="21"/>
+              <w:spacing w:after="60" w:line="240" w:lineRule="auto"/>
+              <w:rPr>
+                <w:rFonts w:ascii="Arial" w:hAnsi="Arial" w:cs="Arial"/>
+                <w:sz w:val="20"/>
+                <w:szCs w:val="20"/>
+              </w:rPr>
+            </w:pPr>
+            <w:r>
+              <w:rPr>
+                <w:rFonts w:ascii="Arial" w:hAnsi="Arial" w:cs="Arial"/>
+                <w:sz w:val="20"/>
+                <w:szCs w:val="20"/>
               </w:rPr>
               <w:t>Primary CLOs:</w:t>
             </w:r>
@@ -7713,19 +7236,19 @@
                 <w:right w:val="nil"/>
                 <w:between w:val="nil"/>
               </w:pBdr>
-              <w:spacing w:after="80"/>
+              <w:spacing w:after="60" w:line="240" w:lineRule="auto"/>
               <w:ind w:left="360"/>
               <w:rPr>
                 <w:rFonts w:ascii="Consolas" w:hAnsi="Consolas" w:cs="Consolas"/>
-                <w:sz w:val="21"/>
-                <w:szCs w:val="21"/>
+                <w:sz w:val="20"/>
+                <w:szCs w:val="20"/>
               </w:rPr>
             </w:pPr>
             <w:r>
               <w:rPr>
                 <w:rFonts w:ascii="Consolas" w:eastAsia="Courier New" w:hAnsi="Consolas" w:cs="Consolas"/>
-                <w:sz w:val="21"/>
-                <w:szCs w:val="21"/>
+                <w:sz w:val="20"/>
+                <w:szCs w:val="20"/>
               </w:rPr>
               <w:t>VI, XI, XII</w:t>
             </w:r>
@@ -7733,7 +7256,7 @@
         </w:tc>
         <w:tc>
           <w:tcPr>
-            <w:tcW w:w="7453" w:type="dxa"/>
+            <w:tcW w:w="0" w:type="auto"/>
             <w:tcMar>
               <w:top w:w="86" w:type="dxa"/>
               <w:left w:w="86" w:type="dxa"/>
@@ -7754,7 +7277,7 @@
                 <w:right w:val="nil"/>
                 <w:between w:val="nil"/>
               </w:pBdr>
-              <w:spacing w:after="120"/>
+              <w:spacing w:after="60" w:line="240" w:lineRule="auto"/>
               <w:ind w:left="231" w:hanging="274"/>
               <w:rPr>
                 <w:rFonts w:ascii="Arial" w:hAnsi="Arial" w:cs="Arial"/>
@@ -7794,7 +7317,7 @@
                 <w:right w:val="nil"/>
                 <w:between w:val="nil"/>
               </w:pBdr>
-              <w:spacing w:after="120"/>
+              <w:spacing w:after="60" w:line="240" w:lineRule="auto"/>
               <w:ind w:left="231" w:hanging="274"/>
               <w:rPr>
                 <w:rFonts w:ascii="Arial" w:hAnsi="Arial" w:cs="Arial"/>
@@ -7834,7 +7357,7 @@
                 <w:right w:val="nil"/>
                 <w:between w:val="nil"/>
               </w:pBdr>
-              <w:spacing w:after="120"/>
+              <w:spacing w:after="60" w:line="240" w:lineRule="auto"/>
               <w:ind w:left="231" w:hanging="274"/>
               <w:rPr>
                 <w:rFonts w:ascii="Arial" w:hAnsi="Arial" w:cs="Arial"/>
@@ -7858,7 +7381,25 @@
                 <w:sz w:val="20"/>
                 <w:szCs w:val="20"/>
               </w:rPr>
-              <w:t xml:space="preserve"> Produce the complete multi-page Copperwind site: the home page, six-page navigation, and every standard the course taught</w:t>
+              <w:t xml:space="preserve"> Produce the complete multi-page </w:t>
+            </w:r>
+            <w:proofErr w:type="spellStart"/>
+            <w:r>
+              <w:rPr>
+                <w:rFonts w:ascii="Arial" w:hAnsi="Arial" w:cs="Arial"/>
+                <w:sz w:val="20"/>
+                <w:szCs w:val="20"/>
+              </w:rPr>
+              <w:t>Copperwind</w:t>
+            </w:r>
+            <w:proofErr w:type="spellEnd"/>
+            <w:r>
+              <w:rPr>
+                <w:rFonts w:ascii="Arial" w:hAnsi="Arial" w:cs="Arial"/>
+                <w:sz w:val="20"/>
+                <w:szCs w:val="20"/>
+              </w:rPr>
+              <w:t xml:space="preserve"> site: the home page, six-page navigation, and every standard the course taught</w:t>
             </w:r>
           </w:p>
         </w:tc>
@@ -7885,49 +7426,49 @@
                 <w:right w:val="nil"/>
                 <w:between w:val="nil"/>
               </w:pBdr>
-              <w:spacing w:after="0"/>
+              <w:spacing w:after="0" w:line="240" w:lineRule="auto"/>
               <w:ind w:left="229" w:hanging="270"/>
               <w:rPr>
                 <w:rFonts w:ascii="Arial" w:hAnsi="Arial" w:cs="Arial"/>
-                <w:sz w:val="20"/>
-                <w:szCs w:val="20"/>
-              </w:rPr>
-            </w:pPr>
-            <w:r>
-              <w:rPr>
-                <w:rFonts w:ascii="Arial" w:hAnsi="Arial" w:cs="Arial"/>
-                <w:sz w:val="20"/>
-                <w:szCs w:val="20"/>
-              </w:rPr>
-              <w:t>Read Sections: 12.1 - 12.7</w:t>
-            </w:r>
-          </w:p>
-          <w:p>
-            <w:pPr>
-              <w:numPr>
-                <w:ilvl w:val="0"/>
-                <w:numId w:val="1"/>
-              </w:numPr>
-              <w:pBdr>
-                <w:top w:val="nil"/>
-                <w:left w:val="nil"/>
-                <w:bottom w:val="nil"/>
-                <w:right w:val="nil"/>
-                <w:between w:val="nil"/>
-              </w:pBdr>
-              <w:spacing w:after="0"/>
+                <w:sz w:val="18"/>
+                <w:szCs w:val="18"/>
+              </w:rPr>
+            </w:pPr>
+            <w:r>
+              <w:rPr>
+                <w:rFonts w:ascii="Arial" w:hAnsi="Arial" w:cs="Arial"/>
+                <w:sz w:val="18"/>
+                <w:szCs w:val="18"/>
+              </w:rPr>
+              <w:t>Read Sections: 12.1 - 12.5</w:t>
+            </w:r>
+          </w:p>
+          <w:p>
+            <w:pPr>
+              <w:numPr>
+                <w:ilvl w:val="0"/>
+                <w:numId w:val="1"/>
+              </w:numPr>
+              <w:pBdr>
+                <w:top w:val="nil"/>
+                <w:left w:val="nil"/>
+                <w:bottom w:val="nil"/>
+                <w:right w:val="nil"/>
+                <w:between w:val="nil"/>
+              </w:pBdr>
+              <w:spacing w:after="0" w:line="240" w:lineRule="auto"/>
               <w:ind w:left="229" w:hanging="270"/>
               <w:rPr>
                 <w:rFonts w:ascii="Arial" w:hAnsi="Arial" w:cs="Arial"/>
-                <w:sz w:val="20"/>
-                <w:szCs w:val="20"/>
-              </w:rPr>
-            </w:pPr>
-            <w:r>
-              <w:rPr>
-                <w:rFonts w:ascii="Arial" w:hAnsi="Arial" w:cs="Arial"/>
-                <w:sz w:val="20"/>
-                <w:szCs w:val="20"/>
+                <w:sz w:val="18"/>
+                <w:szCs w:val="18"/>
+              </w:rPr>
+            </w:pPr>
+            <w:r>
+              <w:rPr>
+                <w:rFonts w:ascii="Arial" w:hAnsi="Arial" w:cs="Arial"/>
+                <w:sz w:val="18"/>
+                <w:szCs w:val="18"/>
               </w:rPr>
               <w:t>Practice: Try It Yourself</w:t>
             </w:r>
@@ -7945,27 +7486,27 @@
                 <w:right w:val="nil"/>
                 <w:between w:val="nil"/>
               </w:pBdr>
-              <w:spacing w:after="0"/>
+              <w:spacing w:after="0" w:line="240" w:lineRule="auto"/>
               <w:ind w:left="229" w:hanging="270"/>
               <w:rPr>
                 <w:rFonts w:ascii="Arial" w:hAnsi="Arial" w:cs="Arial"/>
-                <w:sz w:val="20"/>
-                <w:szCs w:val="20"/>
-              </w:rPr>
-            </w:pPr>
-            <w:r>
-              <w:rPr>
-                <w:rFonts w:ascii="Arial" w:hAnsi="Arial" w:cs="Arial"/>
-                <w:sz w:val="20"/>
-                <w:szCs w:val="20"/>
+                <w:sz w:val="18"/>
+                <w:szCs w:val="18"/>
+              </w:rPr>
+            </w:pPr>
+            <w:r>
+              <w:rPr>
+                <w:rFonts w:ascii="Arial" w:hAnsi="Arial" w:cs="Arial"/>
+                <w:sz w:val="18"/>
+                <w:szCs w:val="18"/>
               </w:rPr>
               <w:t xml:space="preserve">Debug: Fix It </w:t>
             </w:r>
             <w:r>
               <w:rPr>
                 <w:rFonts w:ascii="Apple Color Emoji" w:hAnsi="Apple Color Emoji" w:cs="Apple Color Emoji"/>
-                <w:sz w:val="20"/>
-                <w:szCs w:val="20"/>
+                <w:sz w:val="18"/>
+                <w:szCs w:val="18"/>
               </w:rPr>
               <w:t>🔧</w:t>
             </w:r>
@@ -7983,19 +7524,19 @@
                 <w:right w:val="nil"/>
                 <w:between w:val="nil"/>
               </w:pBdr>
-              <w:spacing w:after="0"/>
+              <w:spacing w:after="0" w:line="240" w:lineRule="auto"/>
               <w:ind w:left="229" w:hanging="270"/>
               <w:rPr>
                 <w:rFonts w:ascii="Arial" w:hAnsi="Arial" w:cs="Arial"/>
-                <w:sz w:val="20"/>
-                <w:szCs w:val="20"/>
-              </w:rPr>
-            </w:pPr>
-            <w:r>
-              <w:rPr>
-                <w:rFonts w:ascii="Arial" w:hAnsi="Arial" w:cs="Arial"/>
-                <w:sz w:val="20"/>
-                <w:szCs w:val="20"/>
+                <w:sz w:val="18"/>
+                <w:szCs w:val="18"/>
+              </w:rPr>
+            </w:pPr>
+            <w:r>
+              <w:rPr>
+                <w:rFonts w:ascii="Arial" w:hAnsi="Arial" w:cs="Arial"/>
+                <w:sz w:val="18"/>
+                <w:szCs w:val="18"/>
               </w:rPr>
               <w:t>Answer: Quick Checks</w:t>
             </w:r>
@@ -8013,19 +7554,19 @@
                 <w:right w:val="nil"/>
                 <w:between w:val="nil"/>
               </w:pBdr>
-              <w:spacing w:after="0"/>
+              <w:spacing w:after="0" w:line="240" w:lineRule="auto"/>
               <w:ind w:left="229" w:hanging="270"/>
               <w:rPr>
                 <w:rFonts w:ascii="Arial" w:hAnsi="Arial" w:cs="Arial"/>
-                <w:sz w:val="20"/>
-                <w:szCs w:val="20"/>
-              </w:rPr>
-            </w:pPr>
-            <w:r>
-              <w:rPr>
-                <w:rFonts w:ascii="Arial" w:hAnsi="Arial" w:cs="Arial"/>
-                <w:sz w:val="20"/>
-                <w:szCs w:val="20"/>
+                <w:sz w:val="18"/>
+                <w:szCs w:val="18"/>
+              </w:rPr>
+            </w:pPr>
+            <w:r>
+              <w:rPr>
+                <w:rFonts w:ascii="Arial" w:hAnsi="Arial" w:cs="Arial"/>
+                <w:sz w:val="18"/>
+                <w:szCs w:val="18"/>
               </w:rPr>
               <w:t>Recall: Retrieval Practice</w:t>
             </w:r>
@@ -8043,87 +7584,27 @@
                 <w:right w:val="nil"/>
                 <w:between w:val="nil"/>
               </w:pBdr>
-              <w:spacing w:after="0"/>
+              <w:spacing w:after="0" w:line="240" w:lineRule="auto"/>
               <w:ind w:left="229" w:hanging="270"/>
               <w:rPr>
                 <w:rFonts w:ascii="Arial" w:hAnsi="Arial" w:cs="Arial"/>
-                <w:sz w:val="20"/>
-                <w:szCs w:val="20"/>
-              </w:rPr>
-            </w:pPr>
-            <w:r>
-              <w:rPr>
-                <w:rFonts w:ascii="Arial" w:hAnsi="Arial" w:cs="Arial"/>
-                <w:sz w:val="20"/>
-                <w:szCs w:val="20"/>
-              </w:rPr>
-              <w:t>Review Questions</w:t>
-            </w:r>
-          </w:p>
-          <w:p>
-            <w:pPr>
-              <w:numPr>
-                <w:ilvl w:val="0"/>
-                <w:numId w:val="1"/>
-              </w:numPr>
-              <w:pBdr>
-                <w:top w:val="nil"/>
-                <w:left w:val="nil"/>
-                <w:bottom w:val="nil"/>
-                <w:right w:val="nil"/>
-                <w:between w:val="nil"/>
-              </w:pBdr>
-              <w:spacing w:after="0"/>
-              <w:ind w:left="229" w:hanging="270"/>
-              <w:rPr>
-                <w:rFonts w:ascii="Arial" w:hAnsi="Arial" w:cs="Arial"/>
-                <w:sz w:val="20"/>
-                <w:szCs w:val="20"/>
-              </w:rPr>
-            </w:pPr>
-            <w:r>
-              <w:rPr>
-                <w:rFonts w:ascii="Arial" w:hAnsi="Arial" w:cs="Arial"/>
-                <w:sz w:val="20"/>
-                <w:szCs w:val="20"/>
-              </w:rPr>
-              <w:t xml:space="preserve">Further Reading </w:t>
-            </w:r>
-            <w:r>
-              <w:rPr>
-                <w:rFonts w:ascii="Apple Color Emoji" w:hAnsi="Apple Color Emoji" w:cs="Apple Color Emoji"/>
-                <w:sz w:val="20"/>
-                <w:szCs w:val="20"/>
-              </w:rPr>
-              <w:t>📖</w:t>
-            </w:r>
-          </w:p>
-          <w:p>
-            <w:pPr>
-              <w:numPr>
-                <w:ilvl w:val="0"/>
-                <w:numId w:val="1"/>
-              </w:numPr>
-              <w:pBdr>
-                <w:top w:val="nil"/>
-                <w:left w:val="nil"/>
-                <w:bottom w:val="nil"/>
-                <w:right w:val="nil"/>
-                <w:between w:val="nil"/>
-              </w:pBdr>
-              <w:spacing w:after="0"/>
-              <w:ind w:left="229" w:hanging="270"/>
-              <w:rPr>
-                <w:rFonts w:ascii="Arial" w:hAnsi="Arial" w:cs="Arial"/>
-                <w:sz w:val="20"/>
-                <w:szCs w:val="20"/>
-              </w:rPr>
-            </w:pPr>
-            <w:r>
-              <w:rPr>
-                <w:rFonts w:ascii="Arial" w:hAnsi="Arial" w:cs="Arial"/>
-                <w:sz w:val="20"/>
-                <w:szCs w:val="20"/>
+                <w:sz w:val="18"/>
+                <w:szCs w:val="18"/>
+              </w:rPr>
+            </w:pPr>
+            <w:r>
+              <w:rPr>
+                <w:rFonts w:ascii="Arial" w:hAnsi="Arial" w:cs="Arial"/>
+                <w:sz w:val="18"/>
+                <w:szCs w:val="18"/>
+              </w:rPr>
+              <w:t xml:space="preserve">Review, Further Reading, and </w:t>
+            </w:r>
+            <w:r>
+              <w:rPr>
+                <w:rFonts w:ascii="Arial" w:hAnsi="Arial" w:cs="Arial"/>
+                <w:sz w:val="18"/>
+                <w:szCs w:val="18"/>
               </w:rPr>
               <w:t>Course Conclusion</w:t>
             </w:r>
@@ -8131,7 +7612,7 @@
         </w:tc>
         <w:tc>
           <w:tcPr>
-            <w:tcW w:w="2759" w:type="dxa"/>
+            <w:tcW w:w="2880" w:type="dxa"/>
             <w:tcMar>
               <w:top w:w="86" w:type="dxa"/>
               <w:left w:w="86" w:type="dxa"/>
@@ -8152,21 +7633,21 @@
                 <w:right w:val="nil"/>
                 <w:between w:val="nil"/>
               </w:pBdr>
-              <w:spacing w:after="120"/>
-              <w:ind w:left="231" w:hanging="274"/>
-              <w:rPr>
-                <w:rFonts w:ascii="Arial" w:hAnsi="Arial" w:cs="Arial"/>
-                <w:sz w:val="20"/>
-                <w:szCs w:val="20"/>
-              </w:rPr>
-            </w:pPr>
-            <w:r>
-              <w:rPr>
-                <w:rFonts w:ascii="Arial" w:hAnsi="Arial" w:cs="Arial"/>
-                <w:sz w:val="20"/>
-                <w:szCs w:val="20"/>
-              </w:rPr>
-              <w:t xml:space="preserve">12.6 Skills Lab 12A: </w:t>
+              <w:spacing w:after="60" w:line="240" w:lineRule="auto"/>
+              <w:ind w:left="231" w:hanging="274"/>
+              <w:rPr>
+                <w:rFonts w:ascii="Arial" w:hAnsi="Arial" w:cs="Arial"/>
+                <w:sz w:val="20"/>
+                <w:szCs w:val="20"/>
+              </w:rPr>
+            </w:pPr>
+            <w:r>
+              <w:rPr>
+                <w:rFonts w:ascii="Arial" w:hAnsi="Arial" w:cs="Arial"/>
+                <w:sz w:val="20"/>
+                <w:szCs w:val="20"/>
+              </w:rPr>
+              <w:t xml:space="preserve">12.6 Skills Lab - </w:t>
             </w:r>
             <w:r>
               <w:rPr>
@@ -8217,8 +7698,11 @@
     <w:p>
       <w:pPr>
         <w:pStyle w:val="NoSpacing"/>
+        <w:spacing w:after="60"/>
         <w:rPr>
           <w:rFonts w:ascii="Arial" w:hAnsi="Arial" w:cs="Arial"/>
+          <w:sz w:val="20"/>
+          <w:szCs w:val="20"/>
         </w:rPr>
       </w:pPr>
     </w:p>

--- a/docs/cis133-course-alignment-map.docx
+++ b/docs/cis133-course-alignment-map.docx
@@ -57,9 +57,9 @@
       </w:tblPr>
       <w:tblGrid>
         <w:gridCol w:w="2155"/>
-        <w:gridCol w:w="7332"/>
-        <w:gridCol w:w="2897"/>
-        <w:gridCol w:w="2880"/>
+        <w:gridCol w:w="7061"/>
+        <w:gridCol w:w="3024"/>
+        <w:gridCol w:w="3024"/>
       </w:tblGrid>
       <w:tr>
         <w:trPr>
@@ -140,7 +140,7 @@
         </w:tc>
         <w:tc>
           <w:tcPr>
-            <w:tcW w:w="2897" w:type="dxa"/>
+            <w:tcW w:w="3024" w:type="dxa"/>
             <w:shd w:val="clear" w:color="auto" w:fill="EFEFEF"/>
             <w:tcMar>
               <w:top w:w="86" w:type="dxa"/>
@@ -176,7 +176,7 @@
         </w:tc>
         <w:tc>
           <w:tcPr>
-            <w:tcW w:w="2880" w:type="dxa"/>
+            <w:tcW w:w="3024" w:type="dxa"/>
             <w:shd w:val="clear" w:color="auto" w:fill="EFEFEF"/>
             <w:tcMar>
               <w:top w:w="86" w:type="dxa"/>
@@ -399,7 +399,7 @@
         </w:tc>
         <w:tc>
           <w:tcPr>
-            <w:tcW w:w="2897" w:type="dxa"/>
+            <w:tcW w:w="3024" w:type="dxa"/>
             <w:tcMar>
               <w:top w:w="86" w:type="dxa"/>
               <w:left w:w="86" w:type="dxa"/>
@@ -590,7 +590,7 @@
         </w:tc>
         <w:tc>
           <w:tcPr>
-            <w:tcW w:w="2880" w:type="dxa"/>
+            <w:tcW w:w="3024" w:type="dxa"/>
             <w:tcMar>
               <w:top w:w="86" w:type="dxa"/>
               <w:left w:w="86" w:type="dxa"/>
@@ -994,7 +994,7 @@
         </w:tc>
         <w:tc>
           <w:tcPr>
-            <w:tcW w:w="2897" w:type="dxa"/>
+            <w:tcW w:w="3024" w:type="dxa"/>
             <w:tcMar>
               <w:top w:w="86" w:type="dxa"/>
               <w:left w:w="86" w:type="dxa"/>
@@ -1193,7 +1193,7 @@
         </w:tc>
         <w:tc>
           <w:tcPr>
-            <w:tcW w:w="2880" w:type="dxa"/>
+            <w:tcW w:w="3024" w:type="dxa"/>
             <w:tcMar>
               <w:top w:w="86" w:type="dxa"/>
               <w:left w:w="86" w:type="dxa"/>
@@ -1511,7 +1511,7 @@
         </w:tc>
         <w:tc>
           <w:tcPr>
-            <w:tcW w:w="2897" w:type="dxa"/>
+            <w:tcW w:w="3024" w:type="dxa"/>
             <w:tcMar>
               <w:top w:w="86" w:type="dxa"/>
               <w:left w:w="86" w:type="dxa"/>
@@ -1710,7 +1710,7 @@
         </w:tc>
         <w:tc>
           <w:tcPr>
-            <w:tcW w:w="2880" w:type="dxa"/>
+            <w:tcW w:w="3024" w:type="dxa"/>
             <w:tcMar>
               <w:top w:w="86" w:type="dxa"/>
               <w:left w:w="86" w:type="dxa"/>
@@ -2068,7 +2068,7 @@
         </w:tc>
         <w:tc>
           <w:tcPr>
-            <w:tcW w:w="2897" w:type="dxa"/>
+            <w:tcW w:w="3024" w:type="dxa"/>
             <w:tcMar>
               <w:top w:w="86" w:type="dxa"/>
               <w:left w:w="86" w:type="dxa"/>
@@ -2267,7 +2267,7 @@
         </w:tc>
         <w:tc>
           <w:tcPr>
-            <w:tcW w:w="2880" w:type="dxa"/>
+            <w:tcW w:w="3024" w:type="dxa"/>
             <w:tcMar>
               <w:top w:w="86" w:type="dxa"/>
               <w:left w:w="86" w:type="dxa"/>
@@ -2687,7 +2687,7 @@
         </w:tc>
         <w:tc>
           <w:tcPr>
-            <w:tcW w:w="2897" w:type="dxa"/>
+            <w:tcW w:w="3024" w:type="dxa"/>
             <w:tcMar>
               <w:top w:w="86" w:type="dxa"/>
               <w:left w:w="86" w:type="dxa"/>
@@ -2886,7 +2886,7 @@
         </w:tc>
         <w:tc>
           <w:tcPr>
-            <w:tcW w:w="2880" w:type="dxa"/>
+            <w:tcW w:w="3024" w:type="dxa"/>
             <w:tcMar>
               <w:top w:w="86" w:type="dxa"/>
               <w:left w:w="86" w:type="dxa"/>
@@ -3245,7 +3245,7 @@
         </w:tc>
         <w:tc>
           <w:tcPr>
-            <w:tcW w:w="2897" w:type="dxa"/>
+            <w:tcW w:w="3024" w:type="dxa"/>
             <w:tcMar>
               <w:top w:w="86" w:type="dxa"/>
               <w:left w:w="86" w:type="dxa"/>
@@ -3444,7 +3444,7 @@
         </w:tc>
         <w:tc>
           <w:tcPr>
-            <w:tcW w:w="2880" w:type="dxa"/>
+            <w:tcW w:w="3024" w:type="dxa"/>
             <w:tcMar>
               <w:top w:w="86" w:type="dxa"/>
               <w:left w:w="86" w:type="dxa"/>
@@ -3864,7 +3864,7 @@
         </w:tc>
         <w:tc>
           <w:tcPr>
-            <w:tcW w:w="2897" w:type="dxa"/>
+            <w:tcW w:w="3024" w:type="dxa"/>
             <w:tcMar>
               <w:top w:w="86" w:type="dxa"/>
               <w:left w:w="86" w:type="dxa"/>
@@ -4063,7 +4063,7 @@
         </w:tc>
         <w:tc>
           <w:tcPr>
-            <w:tcW w:w="2880" w:type="dxa"/>
+            <w:tcW w:w="3024" w:type="dxa"/>
             <w:tcMar>
               <w:top w:w="86" w:type="dxa"/>
               <w:left w:w="86" w:type="dxa"/>
@@ -4403,7 +4403,7 @@
         </w:tc>
         <w:tc>
           <w:tcPr>
-            <w:tcW w:w="2897" w:type="dxa"/>
+            <w:tcW w:w="3024" w:type="dxa"/>
             <w:tcMar>
               <w:top w:w="86" w:type="dxa"/>
               <w:left w:w="86" w:type="dxa"/>
@@ -4602,7 +4602,7 @@
         </w:tc>
         <w:tc>
           <w:tcPr>
-            <w:tcW w:w="2880" w:type="dxa"/>
+            <w:tcW w:w="3024" w:type="dxa"/>
             <w:tcMar>
               <w:top w:w="86" w:type="dxa"/>
               <w:left w:w="86" w:type="dxa"/>
@@ -5040,7 +5040,7 @@
         </w:tc>
         <w:tc>
           <w:tcPr>
-            <w:tcW w:w="2897" w:type="dxa"/>
+            <w:tcW w:w="3024" w:type="dxa"/>
             <w:tcMar>
               <w:top w:w="86" w:type="dxa"/>
               <w:left w:w="86" w:type="dxa"/>
@@ -5239,7 +5239,7 @@
         </w:tc>
         <w:tc>
           <w:tcPr>
-            <w:tcW w:w="2880" w:type="dxa"/>
+            <w:tcW w:w="3024" w:type="dxa"/>
             <w:tcMar>
               <w:top w:w="86" w:type="dxa"/>
               <w:left w:w="86" w:type="dxa"/>
@@ -5579,7 +5579,7 @@
         </w:tc>
         <w:tc>
           <w:tcPr>
-            <w:tcW w:w="2897" w:type="dxa"/>
+            <w:tcW w:w="3024" w:type="dxa"/>
             <w:tcMar>
               <w:top w:w="86" w:type="dxa"/>
               <w:left w:w="86" w:type="dxa"/>
@@ -5778,7 +5778,7 @@
         </w:tc>
         <w:tc>
           <w:tcPr>
-            <w:tcW w:w="2880" w:type="dxa"/>
+            <w:tcW w:w="3024" w:type="dxa"/>
             <w:tcMar>
               <w:top w:w="86" w:type="dxa"/>
               <w:left w:w="86" w:type="dxa"/>
@@ -6217,7 +6217,7 @@
         </w:tc>
         <w:tc>
           <w:tcPr>
-            <w:tcW w:w="2897" w:type="dxa"/>
+            <w:tcW w:w="3024" w:type="dxa"/>
             <w:tcMar>
               <w:top w:w="86" w:type="dxa"/>
               <w:left w:w="86" w:type="dxa"/>
@@ -6416,7 +6416,7 @@
         </w:tc>
         <w:tc>
           <w:tcPr>
-            <w:tcW w:w="2880" w:type="dxa"/>
+            <w:tcW w:w="3024" w:type="dxa"/>
             <w:tcMar>
               <w:top w:w="86" w:type="dxa"/>
               <w:left w:w="86" w:type="dxa"/>
@@ -6752,7 +6752,7 @@
         </w:tc>
         <w:tc>
           <w:tcPr>
-            <w:tcW w:w="2897" w:type="dxa"/>
+            <w:tcW w:w="3024" w:type="dxa"/>
             <w:tcMar>
               <w:top w:w="86" w:type="dxa"/>
               <w:left w:w="86" w:type="dxa"/>
@@ -6951,7 +6951,7 @@
         </w:tc>
         <w:tc>
           <w:tcPr>
-            <w:tcW w:w="2880" w:type="dxa"/>
+            <w:tcW w:w="3024" w:type="dxa"/>
             <w:tcMar>
               <w:top w:w="86" w:type="dxa"/>
               <w:left w:w="86" w:type="dxa"/>
@@ -7405,7 +7405,7 @@
         </w:tc>
         <w:tc>
           <w:tcPr>
-            <w:tcW w:w="2897" w:type="dxa"/>
+            <w:tcW w:w="3024" w:type="dxa"/>
             <w:tcMar>
               <w:top w:w="86" w:type="dxa"/>
               <w:left w:w="86" w:type="dxa"/>
@@ -7612,7 +7612,7 @@
         </w:tc>
         <w:tc>
           <w:tcPr>
-            <w:tcW w:w="2880" w:type="dxa"/>
+            <w:tcW w:w="3024" w:type="dxa"/>
             <w:tcMar>
               <w:top w:w="86" w:type="dxa"/>
               <w:left w:w="86" w:type="dxa"/>

--- a/docs/cis133-course-alignment-map.docx
+++ b/docs/cis133-course-alignment-map.docx
@@ -5,7 +5,7 @@
     <w:p>
       <w:pPr>
         <w:pStyle w:val="NoSpacing"/>
-        <w:spacing w:after="60"/>
+        <w:spacing w:after="240"/>
         <w:rPr>
           <w:rFonts w:ascii="Arial" w:hAnsi="Arial" w:cs="Arial"/>
           <w:color w:val="012F76"/>
@@ -227,40 +227,40 @@
           </w:tcPr>
           <w:p>
             <w:pPr>
-              <w:spacing w:after="60" w:line="240" w:lineRule="auto"/>
+              <w:spacing w:after="120" w:line="240" w:lineRule="auto"/>
               <w:rPr>
                 <w:rFonts w:ascii="Consolas" w:hAnsi="Consolas" w:cs="Consolas"/>
-                <w:sz w:val="20"/>
-                <w:szCs w:val="20"/>
+                <w:sz w:val="21"/>
+                <w:szCs w:val="21"/>
               </w:rPr>
             </w:pPr>
             <w:r>
               <w:rPr>
                 <w:rFonts w:ascii="Consolas" w:hAnsi="Consolas" w:cs="Consolas"/>
-                <w:sz w:val="20"/>
-                <w:szCs w:val="20"/>
+                <w:sz w:val="21"/>
+                <w:szCs w:val="21"/>
               </w:rPr>
               <w:t>Module 0</w:t>
             </w:r>
           </w:p>
           <w:p>
             <w:pPr>
-              <w:spacing w:after="60" w:line="240" w:lineRule="auto"/>
-              <w:rPr>
-                <w:rFonts w:ascii="Arial" w:hAnsi="Arial" w:cs="Arial"/>
-                <w:b/>
-                <w:bCs/>
-                <w:sz w:val="20"/>
-                <w:szCs w:val="20"/>
-              </w:rPr>
-            </w:pPr>
-            <w:r>
-              <w:rPr>
-                <w:rFonts w:ascii="Arial" w:hAnsi="Arial" w:cs="Arial"/>
-                <w:b/>
-                <w:bCs/>
-                <w:sz w:val="20"/>
-                <w:szCs w:val="20"/>
+              <w:spacing w:after="120" w:line="240" w:lineRule="auto"/>
+              <w:rPr>
+                <w:rFonts w:ascii="Arial" w:hAnsi="Arial" w:cs="Arial"/>
+                <w:b/>
+                <w:bCs/>
+                <w:sz w:val="21"/>
+                <w:szCs w:val="21"/>
+              </w:rPr>
+            </w:pPr>
+            <w:r>
+              <w:rPr>
+                <w:rFonts w:ascii="Arial" w:hAnsi="Arial" w:cs="Arial"/>
+                <w:b/>
+                <w:bCs/>
+                <w:sz w:val="21"/>
+                <w:szCs w:val="21"/>
               </w:rPr>
               <w:t>START HERE: Course Orientation</w:t>
             </w:r>
@@ -289,7 +289,7 @@
                 <w:right w:val="nil"/>
                 <w:between w:val="nil"/>
               </w:pBdr>
-              <w:spacing w:after="60" w:line="240" w:lineRule="auto"/>
+              <w:spacing w:after="120" w:line="240" w:lineRule="auto"/>
               <w:ind w:left="231" w:hanging="274"/>
               <w:rPr>
                 <w:rFonts w:ascii="Arial" w:hAnsi="Arial" w:cs="Arial"/>
@@ -329,7 +329,7 @@
                 <w:right w:val="nil"/>
                 <w:between w:val="nil"/>
               </w:pBdr>
-              <w:spacing w:after="60" w:line="240" w:lineRule="auto"/>
+              <w:spacing w:after="120" w:line="240" w:lineRule="auto"/>
               <w:ind w:left="231" w:hanging="274"/>
               <w:rPr>
                 <w:rFonts w:ascii="Arial" w:hAnsi="Arial" w:cs="Arial"/>
@@ -369,7 +369,7 @@
                 <w:right w:val="nil"/>
                 <w:between w:val="nil"/>
               </w:pBdr>
-              <w:spacing w:after="60" w:line="240" w:lineRule="auto"/>
+              <w:spacing w:after="120" w:line="240" w:lineRule="auto"/>
               <w:ind w:left="231" w:hanging="274"/>
               <w:rPr>
                 <w:rFonts w:ascii="Arial" w:hAnsi="Arial" w:cs="Arial"/>
@@ -611,13 +611,13 @@
                 <w:right w:val="nil"/>
                 <w:between w:val="nil"/>
               </w:pBdr>
-              <w:spacing w:after="60" w:line="240" w:lineRule="auto"/>
+              <w:spacing w:after="120" w:line="240" w:lineRule="auto"/>
               <w:ind w:left="229" w:hanging="270"/>
               <w:rPr>
                 <w:rFonts w:ascii="Arial" w:hAnsi="Arial" w:cs="Arial"/>
                 <w:color w:val="012F76"/>
-                <w:sz w:val="20"/>
-                <w:szCs w:val="20"/>
+                <w:sz w:val="21"/>
+                <w:szCs w:val="21"/>
               </w:rPr>
             </w:pPr>
             <w:r>
@@ -626,8 +626,8 @@
                 <w:b/>
                 <w:bCs/>
                 <w:color w:val="012F76"/>
-                <w:sz w:val="20"/>
-                <w:szCs w:val="20"/>
+                <w:sz w:val="21"/>
+                <w:szCs w:val="21"/>
               </w:rPr>
               <w:t xml:space="preserve">0.5 </w:t>
             </w:r>
@@ -635,113 +635,77 @@
               <w:rPr>
                 <w:rFonts w:ascii="Arial" w:hAnsi="Arial" w:cs="Arial"/>
                 <w:color w:val="012F76"/>
-                <w:sz w:val="20"/>
-                <w:szCs w:val="20"/>
-              </w:rPr>
-              <w:t>Question &amp; Discuss</w:t>
-            </w:r>
-            <w:r>
-              <w:rPr>
-                <w:rFonts w:ascii="Arial" w:hAnsi="Arial" w:cs="Arial"/>
-                <w:color w:val="012F76"/>
-                <w:sz w:val="20"/>
-                <w:szCs w:val="20"/>
-              </w:rPr>
-              <w:t xml:space="preserve"> </w:t>
+                <w:sz w:val="21"/>
+                <w:szCs w:val="21"/>
+              </w:rPr>
+              <w:t xml:space="preserve">Question &amp; Discuss </w:t>
             </w:r>
             <w:r>
               <w:rPr>
                 <w:rFonts w:ascii="Apple Color Emoji" w:hAnsi="Apple Color Emoji" w:cs="Apple Color Emoji"/>
                 <w:color w:val="012F76"/>
-                <w:sz w:val="20"/>
-                <w:szCs w:val="20"/>
-              </w:rPr>
-              <w:t>🤔</w:t>
-            </w:r>
-            <w:r>
-              <w:rPr>
-                <w:rFonts w:ascii="Apple Color Emoji" w:hAnsi="Apple Color Emoji" w:cs="Apple Color Emoji"/>
+                <w:sz w:val="21"/>
+                <w:szCs w:val="21"/>
+              </w:rPr>
+              <w:t xml:space="preserve">🤔 </w:t>
+            </w:r>
+            <w:r>
+              <w:rPr>
+                <w:rFonts w:ascii="Arial" w:hAnsi="Arial" w:cs="Arial"/>
+                <w:b/>
+                <w:bCs/>
                 <w:color w:val="012F76"/>
-                <w:sz w:val="20"/>
-                <w:szCs w:val="20"/>
-              </w:rPr>
-              <w:t xml:space="preserve"> </w:t>
-            </w:r>
-            <w:r>
-              <w:rPr>
-                <w:rFonts w:ascii="Arial" w:hAnsi="Arial" w:cs="Arial"/>
-                <w:b/>
-                <w:bCs/>
+                <w:sz w:val="21"/>
+                <w:szCs w:val="21"/>
+              </w:rPr>
+              <w:t xml:space="preserve">Let’s Get to Know Each Other </w:t>
+            </w:r>
+            <w:r>
+              <w:rPr>
+                <w:rFonts w:ascii="Arial" w:hAnsi="Arial" w:cs="Arial"/>
                 <w:color w:val="012F76"/>
-                <w:sz w:val="20"/>
-                <w:szCs w:val="20"/>
-              </w:rPr>
-              <w:t xml:space="preserve">Let’s Get to Know Each Other </w:t>
-            </w:r>
-            <w:r>
-              <w:rPr>
-                <w:rFonts w:ascii="Arial" w:hAnsi="Arial" w:cs="Arial"/>
-                <w:color w:val="012F76"/>
-                <w:sz w:val="20"/>
-                <w:szCs w:val="20"/>
-              </w:rPr>
-              <w:t>(intro</w:t>
-            </w:r>
-            <w:r>
-              <w:rPr>
-                <w:rFonts w:ascii="Arial" w:hAnsi="Arial" w:cs="Arial"/>
-                <w:color w:val="012F76"/>
-                <w:sz w:val="20"/>
-                <w:szCs w:val="20"/>
-              </w:rPr>
-              <w:t>.</w:t>
-            </w:r>
-            <w:r>
-              <w:rPr>
-                <w:rFonts w:ascii="Arial" w:hAnsi="Arial" w:cs="Arial"/>
-                <w:color w:val="012F76"/>
-                <w:sz w:val="20"/>
-                <w:szCs w:val="20"/>
-              </w:rPr>
-              <w:t xml:space="preserve"> discussion)</w:t>
-            </w:r>
-          </w:p>
-          <w:p>
-            <w:pPr>
-              <w:numPr>
-                <w:ilvl w:val="0"/>
-                <w:numId w:val="1"/>
-              </w:numPr>
-              <w:pBdr>
-                <w:top w:val="nil"/>
-                <w:left w:val="nil"/>
-                <w:bottom w:val="nil"/>
-                <w:right w:val="nil"/>
-                <w:between w:val="nil"/>
-              </w:pBdr>
-              <w:spacing w:after="60" w:line="240" w:lineRule="auto"/>
-              <w:ind w:left="231" w:hanging="274"/>
-              <w:rPr>
-                <w:rFonts w:ascii="Arial" w:hAnsi="Arial" w:cs="Arial"/>
-                <w:sz w:val="20"/>
-                <w:szCs w:val="20"/>
-              </w:rPr>
-            </w:pPr>
-            <w:r>
-              <w:rPr>
-                <w:rFonts w:ascii="Arial" w:hAnsi="Arial" w:cs="Arial"/>
-                <w:b/>
-                <w:bCs/>
-                <w:sz w:val="20"/>
-                <w:szCs w:val="20"/>
+                <w:sz w:val="21"/>
+                <w:szCs w:val="21"/>
+              </w:rPr>
+              <w:t>(intro. discussion)</w:t>
+            </w:r>
+          </w:p>
+          <w:p>
+            <w:pPr>
+              <w:numPr>
+                <w:ilvl w:val="0"/>
+                <w:numId w:val="1"/>
+              </w:numPr>
+              <w:pBdr>
+                <w:top w:val="nil"/>
+                <w:left w:val="nil"/>
+                <w:bottom w:val="nil"/>
+                <w:right w:val="nil"/>
+                <w:between w:val="nil"/>
+              </w:pBdr>
+              <w:spacing w:after="120" w:line="240" w:lineRule="auto"/>
+              <w:ind w:left="231" w:hanging="274"/>
+              <w:rPr>
+                <w:rFonts w:ascii="Arial" w:hAnsi="Arial" w:cs="Arial"/>
+                <w:sz w:val="20"/>
+                <w:szCs w:val="20"/>
+              </w:rPr>
+            </w:pPr>
+            <w:r>
+              <w:rPr>
+                <w:rFonts w:ascii="Arial" w:hAnsi="Arial" w:cs="Arial"/>
+                <w:b/>
+                <w:bCs/>
+                <w:sz w:val="21"/>
+                <w:szCs w:val="21"/>
               </w:rPr>
               <w:t>0.6</w:t>
             </w:r>
             <w:r>
               <w:rPr>
                 <w:rFonts w:ascii="Arial" w:hAnsi="Arial" w:cs="Arial"/>
-                <w:sz w:val="20"/>
-                <w:szCs w:val="20"/>
+                <w:sz w:val="21"/>
+                <w:szCs w:val="21"/>
               </w:rPr>
               <w:t xml:space="preserve"> Confirm Your </w:t>
             </w:r>
@@ -750,8 +714,8 @@
                 <w:rFonts w:ascii="Arial" w:hAnsi="Arial" w:cs="Arial"/>
                 <w:b/>
                 <w:bCs/>
-                <w:sz w:val="20"/>
-                <w:szCs w:val="20"/>
+                <w:sz w:val="21"/>
+                <w:szCs w:val="21"/>
               </w:rPr>
               <w:t>Course Readiness &amp; Syllabus Review</w:t>
             </w:r>
@@ -774,25 +738,25 @@
           </w:tcPr>
           <w:p>
             <w:pPr>
-              <w:spacing w:after="60" w:line="240" w:lineRule="auto"/>
+              <w:spacing w:after="120" w:line="240" w:lineRule="auto"/>
               <w:rPr>
                 <w:rFonts w:ascii="Consolas" w:hAnsi="Consolas" w:cs="Consolas"/>
-                <w:sz w:val="20"/>
-                <w:szCs w:val="20"/>
+                <w:sz w:val="21"/>
+                <w:szCs w:val="21"/>
               </w:rPr>
             </w:pPr>
             <w:r>
               <w:rPr>
                 <w:rFonts w:ascii="Consolas" w:hAnsi="Consolas" w:cs="Consolas"/>
-                <w:sz w:val="20"/>
-                <w:szCs w:val="20"/>
+                <w:sz w:val="21"/>
+                <w:szCs w:val="21"/>
               </w:rPr>
               <w:t>Module 1</w:t>
             </w:r>
           </w:p>
           <w:p>
             <w:pPr>
-              <w:spacing w:after="60" w:line="240" w:lineRule="auto"/>
+              <w:spacing w:after="120" w:line="240" w:lineRule="auto"/>
               <w:rPr>
                 <w:rFonts w:ascii="Arial" w:hAnsi="Arial" w:cs="Arial"/>
                 <w:b/>
@@ -814,18 +778,18 @@
           </w:p>
           <w:p>
             <w:pPr>
-              <w:spacing w:after="60" w:line="240" w:lineRule="auto"/>
-              <w:rPr>
-                <w:rFonts w:ascii="Arial" w:hAnsi="Arial" w:cs="Arial"/>
-                <w:sz w:val="20"/>
-                <w:szCs w:val="20"/>
-              </w:rPr>
-            </w:pPr>
-            <w:r>
-              <w:rPr>
-                <w:rFonts w:ascii="Arial" w:hAnsi="Arial" w:cs="Arial"/>
-                <w:sz w:val="20"/>
-                <w:szCs w:val="20"/>
+              <w:spacing w:after="120" w:line="240" w:lineRule="auto"/>
+              <w:rPr>
+                <w:rFonts w:ascii="Arial" w:hAnsi="Arial" w:cs="Arial"/>
+                <w:sz w:val="21"/>
+                <w:szCs w:val="21"/>
+              </w:rPr>
+            </w:pPr>
+            <w:r>
+              <w:rPr>
+                <w:rFonts w:ascii="Arial" w:hAnsi="Arial" w:cs="Arial"/>
+                <w:sz w:val="21"/>
+                <w:szCs w:val="21"/>
               </w:rPr>
               <w:t>Primary CLOs:</w:t>
             </w:r>
@@ -843,19 +807,19 @@
                 <w:right w:val="nil"/>
                 <w:between w:val="nil"/>
               </w:pBdr>
-              <w:spacing w:after="60" w:line="240" w:lineRule="auto"/>
+              <w:spacing w:after="120" w:line="240" w:lineRule="auto"/>
               <w:ind w:left="360"/>
               <w:rPr>
                 <w:rFonts w:ascii="Consolas" w:hAnsi="Consolas" w:cs="Consolas"/>
-                <w:sz w:val="20"/>
-                <w:szCs w:val="20"/>
+                <w:sz w:val="21"/>
+                <w:szCs w:val="21"/>
               </w:rPr>
             </w:pPr>
             <w:r>
               <w:rPr>
                 <w:rFonts w:ascii="Consolas" w:eastAsia="Courier New" w:hAnsi="Consolas" w:cs="Consolas"/>
-                <w:sz w:val="20"/>
-                <w:szCs w:val="20"/>
+                <w:sz w:val="21"/>
+                <w:szCs w:val="21"/>
               </w:rPr>
               <w:t>I, II, III</w:t>
             </w:r>
@@ -884,7 +848,7 @@
                 <w:right w:val="nil"/>
                 <w:between w:val="nil"/>
               </w:pBdr>
-              <w:spacing w:after="60" w:line="240" w:lineRule="auto"/>
+              <w:spacing w:after="120" w:line="240" w:lineRule="auto"/>
               <w:ind w:left="231" w:hanging="274"/>
               <w:rPr>
                 <w:rFonts w:ascii="Arial" w:hAnsi="Arial" w:cs="Arial"/>
@@ -924,7 +888,7 @@
                 <w:right w:val="nil"/>
                 <w:between w:val="nil"/>
               </w:pBdr>
-              <w:spacing w:after="60" w:line="240" w:lineRule="auto"/>
+              <w:spacing w:after="120" w:line="240" w:lineRule="auto"/>
               <w:ind w:left="231" w:hanging="274"/>
               <w:rPr>
                 <w:rFonts w:ascii="Arial" w:hAnsi="Arial" w:cs="Arial"/>
@@ -964,7 +928,7 @@
                 <w:right w:val="nil"/>
                 <w:between w:val="nil"/>
               </w:pBdr>
-              <w:spacing w:after="60" w:line="240" w:lineRule="auto"/>
+              <w:spacing w:after="120" w:line="240" w:lineRule="auto"/>
               <w:ind w:left="231" w:hanging="274"/>
               <w:rPr>
                 <w:rFonts w:ascii="Arial" w:hAnsi="Arial" w:cs="Arial"/>
@@ -1214,27 +1178,27 @@
                 <w:right w:val="nil"/>
                 <w:between w:val="nil"/>
               </w:pBdr>
-              <w:spacing w:after="60" w:line="240" w:lineRule="auto"/>
-              <w:ind w:left="231" w:hanging="274"/>
-              <w:rPr>
-                <w:rFonts w:ascii="Arial" w:hAnsi="Arial" w:cs="Arial"/>
-                <w:sz w:val="20"/>
-                <w:szCs w:val="20"/>
-              </w:rPr>
-            </w:pPr>
-            <w:r>
-              <w:rPr>
-                <w:rFonts w:ascii="Arial" w:hAnsi="Arial" w:cs="Arial"/>
-                <w:sz w:val="20"/>
-                <w:szCs w:val="20"/>
+              <w:spacing w:after="120" w:line="240" w:lineRule="auto"/>
+              <w:ind w:left="231" w:hanging="274"/>
+              <w:rPr>
+                <w:rFonts w:ascii="Arial" w:hAnsi="Arial" w:cs="Arial"/>
+                <w:sz w:val="20"/>
+                <w:szCs w:val="20"/>
+              </w:rPr>
+            </w:pPr>
+            <w:r>
+              <w:rPr>
+                <w:rFonts w:ascii="Arial" w:hAnsi="Arial" w:cs="Arial"/>
+                <w:sz w:val="21"/>
+                <w:szCs w:val="21"/>
               </w:rPr>
               <w:t xml:space="preserve">1.6 Skills Lab - </w:t>
             </w:r>
             <w:r>
               <w:rPr>
                 <w:rFonts w:ascii="Arial" w:hAnsi="Arial" w:cs="Arial"/>
-                <w:sz w:val="20"/>
-                <w:szCs w:val="20"/>
+                <w:sz w:val="21"/>
+                <w:szCs w:val="21"/>
               </w:rPr>
               <w:br/>
             </w:r>
@@ -1243,32 +1207,32 @@
                 <w:rFonts w:ascii="Arial" w:hAnsi="Arial" w:cs="Arial"/>
                 <w:b/>
                 <w:bCs/>
-                <w:sz w:val="20"/>
-                <w:szCs w:val="20"/>
+                <w:sz w:val="21"/>
+                <w:szCs w:val="21"/>
               </w:rPr>
               <w:t>Trace the Web, Then Judge It</w:t>
             </w:r>
             <w:r>
               <w:rPr>
                 <w:rFonts w:ascii="Arial" w:hAnsi="Arial" w:cs="Arial"/>
-                <w:sz w:val="20"/>
-                <w:szCs w:val="20"/>
+                <w:sz w:val="21"/>
+                <w:szCs w:val="21"/>
               </w:rPr>
               <w:t xml:space="preserve"> </w:t>
             </w:r>
             <w:r>
               <w:rPr>
                 <w:rFonts w:ascii="Arial" w:hAnsi="Arial" w:cs="Arial"/>
-                <w:sz w:val="20"/>
-                <w:szCs w:val="20"/>
+                <w:sz w:val="21"/>
+                <w:szCs w:val="21"/>
               </w:rPr>
               <w:br/>
             </w:r>
             <w:r>
               <w:rPr>
                 <w:rFonts w:ascii="Consolas" w:hAnsi="Consolas" w:cs="Consolas"/>
-                <w:sz w:val="20"/>
-                <w:szCs w:val="20"/>
+                <w:sz w:val="21"/>
+                <w:szCs w:val="21"/>
               </w:rPr>
               <w:t>(Parts 1-3 and Questions &amp; Analysis)</w:t>
             </w:r>
@@ -1291,58 +1255,58 @@
           </w:tcPr>
           <w:p>
             <w:pPr>
-              <w:spacing w:after="60" w:line="240" w:lineRule="auto"/>
+              <w:spacing w:after="120" w:line="240" w:lineRule="auto"/>
               <w:rPr>
                 <w:rFonts w:ascii="Consolas" w:hAnsi="Consolas" w:cs="Consolas"/>
-                <w:sz w:val="20"/>
-                <w:szCs w:val="20"/>
+                <w:sz w:val="21"/>
+                <w:szCs w:val="21"/>
               </w:rPr>
             </w:pPr>
             <w:r>
               <w:rPr>
                 <w:rFonts w:ascii="Consolas" w:hAnsi="Consolas" w:cs="Consolas"/>
-                <w:sz w:val="20"/>
-                <w:szCs w:val="20"/>
+                <w:sz w:val="21"/>
+                <w:szCs w:val="21"/>
               </w:rPr>
               <w:t>Module 2</w:t>
             </w:r>
           </w:p>
           <w:p>
             <w:pPr>
-              <w:spacing w:after="60" w:line="240" w:lineRule="auto"/>
-              <w:rPr>
-                <w:rFonts w:ascii="Arial" w:hAnsi="Arial" w:cs="Arial"/>
-                <w:b/>
-                <w:bCs/>
-                <w:sz w:val="20"/>
-                <w:szCs w:val="20"/>
-              </w:rPr>
-            </w:pPr>
-            <w:r>
-              <w:rPr>
-                <w:rFonts w:ascii="Arial" w:hAnsi="Arial" w:cs="Arial"/>
-                <w:b/>
-                <w:bCs/>
-                <w:sz w:val="20"/>
-                <w:szCs w:val="20"/>
+              <w:spacing w:after="120" w:line="240" w:lineRule="auto"/>
+              <w:rPr>
+                <w:rFonts w:ascii="Arial" w:hAnsi="Arial" w:cs="Arial"/>
+                <w:b/>
+                <w:bCs/>
+                <w:sz w:val="21"/>
+                <w:szCs w:val="21"/>
+              </w:rPr>
+            </w:pPr>
+            <w:r>
+              <w:rPr>
+                <w:rFonts w:ascii="Arial" w:hAnsi="Arial" w:cs="Arial"/>
+                <w:b/>
+                <w:bCs/>
+                <w:sz w:val="21"/>
+                <w:szCs w:val="21"/>
               </w:rPr>
               <w:t>Basic HTML Elements</w:t>
             </w:r>
           </w:p>
           <w:p>
             <w:pPr>
-              <w:spacing w:after="60" w:line="240" w:lineRule="auto"/>
-              <w:rPr>
-                <w:rFonts w:ascii="Arial" w:hAnsi="Arial" w:cs="Arial"/>
-                <w:sz w:val="20"/>
-                <w:szCs w:val="20"/>
-              </w:rPr>
-            </w:pPr>
-            <w:r>
-              <w:rPr>
-                <w:rFonts w:ascii="Arial" w:hAnsi="Arial" w:cs="Arial"/>
-                <w:sz w:val="20"/>
-                <w:szCs w:val="20"/>
+              <w:spacing w:after="120" w:line="240" w:lineRule="auto"/>
+              <w:rPr>
+                <w:rFonts w:ascii="Arial" w:hAnsi="Arial" w:cs="Arial"/>
+                <w:sz w:val="21"/>
+                <w:szCs w:val="21"/>
+              </w:rPr>
+            </w:pPr>
+            <w:r>
+              <w:rPr>
+                <w:rFonts w:ascii="Arial" w:hAnsi="Arial" w:cs="Arial"/>
+                <w:sz w:val="21"/>
+                <w:szCs w:val="21"/>
               </w:rPr>
               <w:t>Primary CLOs:</w:t>
             </w:r>
@@ -1360,19 +1324,19 @@
                 <w:right w:val="nil"/>
                 <w:between w:val="nil"/>
               </w:pBdr>
-              <w:spacing w:after="60" w:line="240" w:lineRule="auto"/>
+              <w:spacing w:after="120" w:line="240" w:lineRule="auto"/>
               <w:ind w:left="360"/>
               <w:rPr>
                 <w:rFonts w:ascii="Consolas" w:hAnsi="Consolas" w:cs="Consolas"/>
-                <w:sz w:val="20"/>
-                <w:szCs w:val="20"/>
+                <w:sz w:val="21"/>
+                <w:szCs w:val="21"/>
               </w:rPr>
             </w:pPr>
             <w:r>
               <w:rPr>
                 <w:rFonts w:ascii="Consolas" w:eastAsia="Courier New" w:hAnsi="Consolas" w:cs="Consolas"/>
-                <w:sz w:val="20"/>
-                <w:szCs w:val="20"/>
+                <w:sz w:val="21"/>
+                <w:szCs w:val="21"/>
               </w:rPr>
               <w:t>IV, V</w:t>
             </w:r>
@@ -1401,7 +1365,7 @@
                 <w:right w:val="nil"/>
                 <w:between w:val="nil"/>
               </w:pBdr>
-              <w:spacing w:after="60" w:line="240" w:lineRule="auto"/>
+              <w:spacing w:after="120" w:line="240" w:lineRule="auto"/>
               <w:ind w:left="231" w:hanging="274"/>
               <w:rPr>
                 <w:rFonts w:ascii="Arial" w:hAnsi="Arial" w:cs="Arial"/>
@@ -1441,7 +1405,7 @@
                 <w:right w:val="nil"/>
                 <w:between w:val="nil"/>
               </w:pBdr>
-              <w:spacing w:after="60" w:line="240" w:lineRule="auto"/>
+              <w:spacing w:after="120" w:line="240" w:lineRule="auto"/>
               <w:ind w:left="231" w:hanging="274"/>
               <w:rPr>
                 <w:rFonts w:ascii="Arial" w:hAnsi="Arial" w:cs="Arial"/>
@@ -1481,7 +1445,7 @@
                 <w:right w:val="nil"/>
                 <w:between w:val="nil"/>
               </w:pBdr>
-              <w:spacing w:after="60" w:line="240" w:lineRule="auto"/>
+              <w:spacing w:after="120" w:line="240" w:lineRule="auto"/>
               <w:ind w:left="231" w:hanging="274"/>
               <w:rPr>
                 <w:rFonts w:ascii="Arial" w:hAnsi="Arial" w:cs="Arial"/>
@@ -1731,27 +1695,27 @@
                 <w:right w:val="nil"/>
                 <w:between w:val="nil"/>
               </w:pBdr>
-              <w:spacing w:after="60" w:line="240" w:lineRule="auto"/>
-              <w:ind w:left="231" w:hanging="274"/>
-              <w:rPr>
-                <w:rFonts w:ascii="Arial" w:hAnsi="Arial" w:cs="Arial"/>
-                <w:sz w:val="20"/>
-                <w:szCs w:val="20"/>
-              </w:rPr>
-            </w:pPr>
-            <w:r>
-              <w:rPr>
-                <w:rFonts w:ascii="Arial" w:hAnsi="Arial" w:cs="Arial"/>
-                <w:sz w:val="20"/>
-                <w:szCs w:val="20"/>
+              <w:spacing w:after="120" w:line="240" w:lineRule="auto"/>
+              <w:ind w:left="231" w:hanging="274"/>
+              <w:rPr>
+                <w:rFonts w:ascii="Arial" w:hAnsi="Arial" w:cs="Arial"/>
+                <w:sz w:val="20"/>
+                <w:szCs w:val="20"/>
+              </w:rPr>
+            </w:pPr>
+            <w:r>
+              <w:rPr>
+                <w:rFonts w:ascii="Arial" w:hAnsi="Arial" w:cs="Arial"/>
+                <w:sz w:val="21"/>
+                <w:szCs w:val="21"/>
               </w:rPr>
               <w:t xml:space="preserve">2.6 Skills Lab - </w:t>
             </w:r>
             <w:r>
               <w:rPr>
                 <w:rFonts w:ascii="Arial" w:hAnsi="Arial" w:cs="Arial"/>
-                <w:sz w:val="20"/>
-                <w:szCs w:val="20"/>
+                <w:sz w:val="21"/>
+                <w:szCs w:val="21"/>
               </w:rPr>
               <w:br/>
             </w:r>
@@ -1760,8 +1724,8 @@
                 <w:rFonts w:ascii="Arial" w:hAnsi="Arial" w:cs="Arial"/>
                 <w:b/>
                 <w:bCs/>
-                <w:sz w:val="20"/>
-                <w:szCs w:val="20"/>
+                <w:sz w:val="21"/>
+                <w:szCs w:val="21"/>
               </w:rPr>
               <w:t xml:space="preserve">Build </w:t>
             </w:r>
@@ -1771,8 +1735,8 @@
                 <w:rFonts w:ascii="Arial" w:hAnsi="Arial" w:cs="Arial"/>
                 <w:b/>
                 <w:bCs/>
-                <w:sz w:val="20"/>
-                <w:szCs w:val="20"/>
+                <w:sz w:val="21"/>
+                <w:szCs w:val="21"/>
               </w:rPr>
               <w:t>Copperwind’s</w:t>
             </w:r>
@@ -1782,32 +1746,32 @@
                 <w:rFonts w:ascii="Arial" w:hAnsi="Arial" w:cs="Arial"/>
                 <w:b/>
                 <w:bCs/>
-                <w:sz w:val="20"/>
-                <w:szCs w:val="20"/>
+                <w:sz w:val="21"/>
+                <w:szCs w:val="21"/>
               </w:rPr>
               <w:t xml:space="preserve"> Recycling Guide</w:t>
             </w:r>
             <w:r>
               <w:rPr>
                 <w:rFonts w:ascii="Arial" w:hAnsi="Arial" w:cs="Arial"/>
-                <w:sz w:val="20"/>
-                <w:szCs w:val="20"/>
+                <w:sz w:val="21"/>
+                <w:szCs w:val="21"/>
               </w:rPr>
               <w:t xml:space="preserve"> </w:t>
             </w:r>
             <w:r>
               <w:rPr>
                 <w:rFonts w:ascii="Arial" w:hAnsi="Arial" w:cs="Arial"/>
-                <w:sz w:val="20"/>
-                <w:szCs w:val="20"/>
+                <w:sz w:val="21"/>
+                <w:szCs w:val="21"/>
               </w:rPr>
               <w:br/>
             </w:r>
             <w:r>
               <w:rPr>
                 <w:rFonts w:ascii="Consolas" w:hAnsi="Consolas" w:cs="Consolas"/>
-                <w:sz w:val="20"/>
-                <w:szCs w:val="20"/>
+                <w:sz w:val="21"/>
+                <w:szCs w:val="21"/>
               </w:rPr>
               <w:t>(Parts 1-3 and Questions &amp; Analysis)</w:t>
             </w:r>
@@ -1830,58 +1794,58 @@
           </w:tcPr>
           <w:p>
             <w:pPr>
-              <w:spacing w:after="60" w:line="240" w:lineRule="auto"/>
+              <w:spacing w:after="120" w:line="240" w:lineRule="auto"/>
               <w:rPr>
                 <w:rFonts w:ascii="Consolas" w:hAnsi="Consolas" w:cs="Consolas"/>
-                <w:sz w:val="20"/>
-                <w:szCs w:val="20"/>
+                <w:sz w:val="21"/>
+                <w:szCs w:val="21"/>
               </w:rPr>
             </w:pPr>
             <w:r>
               <w:rPr>
                 <w:rFonts w:ascii="Consolas" w:hAnsi="Consolas" w:cs="Consolas"/>
-                <w:sz w:val="20"/>
-                <w:szCs w:val="20"/>
+                <w:sz w:val="21"/>
+                <w:szCs w:val="21"/>
               </w:rPr>
               <w:t>Module 3</w:t>
             </w:r>
           </w:p>
           <w:p>
             <w:pPr>
-              <w:spacing w:after="60" w:line="240" w:lineRule="auto"/>
-              <w:rPr>
-                <w:rFonts w:ascii="Arial" w:hAnsi="Arial" w:cs="Arial"/>
-                <w:b/>
-                <w:bCs/>
-                <w:sz w:val="20"/>
-                <w:szCs w:val="20"/>
-              </w:rPr>
-            </w:pPr>
-            <w:r>
-              <w:rPr>
-                <w:rFonts w:ascii="Arial" w:hAnsi="Arial" w:cs="Arial"/>
-                <w:b/>
-                <w:bCs/>
-                <w:sz w:val="20"/>
-                <w:szCs w:val="20"/>
+              <w:spacing w:after="120" w:line="240" w:lineRule="auto"/>
+              <w:rPr>
+                <w:rFonts w:ascii="Arial" w:hAnsi="Arial" w:cs="Arial"/>
+                <w:b/>
+                <w:bCs/>
+                <w:sz w:val="21"/>
+                <w:szCs w:val="21"/>
+              </w:rPr>
+            </w:pPr>
+            <w:r>
+              <w:rPr>
+                <w:rFonts w:ascii="Arial" w:hAnsi="Arial" w:cs="Arial"/>
+                <w:b/>
+                <w:bCs/>
+                <w:sz w:val="21"/>
+                <w:szCs w:val="21"/>
               </w:rPr>
               <w:t>Semantic HTML and Images</w:t>
             </w:r>
           </w:p>
           <w:p>
             <w:pPr>
-              <w:spacing w:after="60" w:line="240" w:lineRule="auto"/>
-              <w:rPr>
-                <w:rFonts w:ascii="Arial" w:hAnsi="Arial" w:cs="Arial"/>
-                <w:sz w:val="20"/>
-                <w:szCs w:val="20"/>
-              </w:rPr>
-            </w:pPr>
-            <w:r>
-              <w:rPr>
-                <w:rFonts w:ascii="Arial" w:hAnsi="Arial" w:cs="Arial"/>
-                <w:sz w:val="20"/>
-                <w:szCs w:val="20"/>
+              <w:spacing w:after="120" w:line="240" w:lineRule="auto"/>
+              <w:rPr>
+                <w:rFonts w:ascii="Arial" w:hAnsi="Arial" w:cs="Arial"/>
+                <w:sz w:val="21"/>
+                <w:szCs w:val="21"/>
+              </w:rPr>
+            </w:pPr>
+            <w:r>
+              <w:rPr>
+                <w:rFonts w:ascii="Arial" w:hAnsi="Arial" w:cs="Arial"/>
+                <w:sz w:val="21"/>
+                <w:szCs w:val="21"/>
               </w:rPr>
               <w:t>Primary CLOs:</w:t>
             </w:r>
@@ -1899,19 +1863,19 @@
                 <w:right w:val="nil"/>
                 <w:between w:val="nil"/>
               </w:pBdr>
-              <w:spacing w:after="60" w:line="240" w:lineRule="auto"/>
+              <w:spacing w:after="120" w:line="240" w:lineRule="auto"/>
               <w:ind w:left="360"/>
               <w:rPr>
                 <w:rFonts w:ascii="Consolas" w:hAnsi="Consolas" w:cs="Consolas"/>
-                <w:sz w:val="20"/>
-                <w:szCs w:val="20"/>
+                <w:sz w:val="21"/>
+                <w:szCs w:val="21"/>
               </w:rPr>
             </w:pPr>
             <w:r>
               <w:rPr>
                 <w:rFonts w:ascii="Consolas" w:eastAsia="Courier New" w:hAnsi="Consolas" w:cs="Consolas"/>
-                <w:sz w:val="20"/>
-                <w:szCs w:val="20"/>
+                <w:sz w:val="21"/>
+                <w:szCs w:val="21"/>
               </w:rPr>
               <w:t>V</w:t>
             </w:r>
@@ -1940,7 +1904,7 @@
                 <w:right w:val="nil"/>
                 <w:between w:val="nil"/>
               </w:pBdr>
-              <w:spacing w:after="60" w:line="240" w:lineRule="auto"/>
+              <w:spacing w:after="120" w:line="240" w:lineRule="auto"/>
               <w:ind w:left="231" w:hanging="274"/>
               <w:rPr>
                 <w:rFonts w:ascii="Arial" w:hAnsi="Arial" w:cs="Arial"/>
@@ -1980,7 +1944,7 @@
                 <w:right w:val="nil"/>
                 <w:between w:val="nil"/>
               </w:pBdr>
-              <w:spacing w:after="60" w:line="240" w:lineRule="auto"/>
+              <w:spacing w:after="120" w:line="240" w:lineRule="auto"/>
               <w:ind w:left="231" w:hanging="274"/>
               <w:rPr>
                 <w:rFonts w:ascii="Arial" w:hAnsi="Arial" w:cs="Arial"/>
@@ -2038,7 +2002,7 @@
                 <w:right w:val="nil"/>
                 <w:between w:val="nil"/>
               </w:pBdr>
-              <w:spacing w:after="60" w:line="240" w:lineRule="auto"/>
+              <w:spacing w:after="120" w:line="240" w:lineRule="auto"/>
               <w:ind w:left="231" w:hanging="274"/>
               <w:rPr>
                 <w:rFonts w:ascii="Arial" w:hAnsi="Arial" w:cs="Arial"/>
@@ -2288,27 +2252,27 @@
                 <w:right w:val="nil"/>
                 <w:between w:val="nil"/>
               </w:pBdr>
-              <w:spacing w:after="60" w:line="240" w:lineRule="auto"/>
-              <w:ind w:left="231" w:hanging="274"/>
-              <w:rPr>
-                <w:rFonts w:ascii="Arial" w:hAnsi="Arial" w:cs="Arial"/>
-                <w:sz w:val="20"/>
-                <w:szCs w:val="20"/>
-              </w:rPr>
-            </w:pPr>
-            <w:r>
-              <w:rPr>
-                <w:rFonts w:ascii="Arial" w:hAnsi="Arial" w:cs="Arial"/>
-                <w:sz w:val="20"/>
-                <w:szCs w:val="20"/>
+              <w:spacing w:after="120" w:line="240" w:lineRule="auto"/>
+              <w:ind w:left="231" w:hanging="274"/>
+              <w:rPr>
+                <w:rFonts w:ascii="Arial" w:hAnsi="Arial" w:cs="Arial"/>
+                <w:sz w:val="21"/>
+                <w:szCs w:val="21"/>
+              </w:rPr>
+            </w:pPr>
+            <w:r>
+              <w:rPr>
+                <w:rFonts w:ascii="Arial" w:hAnsi="Arial" w:cs="Arial"/>
+                <w:sz w:val="21"/>
+                <w:szCs w:val="21"/>
               </w:rPr>
               <w:t xml:space="preserve">3.6 Skills Lab - </w:t>
             </w:r>
             <w:r>
               <w:rPr>
                 <w:rFonts w:ascii="Arial" w:hAnsi="Arial" w:cs="Arial"/>
-                <w:sz w:val="20"/>
-                <w:szCs w:val="20"/>
+                <w:sz w:val="21"/>
+                <w:szCs w:val="21"/>
               </w:rPr>
               <w:br/>
             </w:r>
@@ -2317,8 +2281,8 @@
                 <w:rFonts w:ascii="Arial" w:hAnsi="Arial" w:cs="Arial"/>
                 <w:b/>
                 <w:bCs/>
-                <w:sz w:val="20"/>
-                <w:szCs w:val="20"/>
+                <w:sz w:val="21"/>
+                <w:szCs w:val="21"/>
               </w:rPr>
               <w:t xml:space="preserve">Give </w:t>
             </w:r>
@@ -2328,8 +2292,8 @@
                 <w:rFonts w:ascii="Arial" w:hAnsi="Arial" w:cs="Arial"/>
                 <w:b/>
                 <w:bCs/>
-                <w:sz w:val="20"/>
-                <w:szCs w:val="20"/>
+                <w:sz w:val="21"/>
+                <w:szCs w:val="21"/>
               </w:rPr>
               <w:t>Copperwind’s</w:t>
             </w:r>
@@ -2339,32 +2303,32 @@
                 <w:rFonts w:ascii="Arial" w:hAnsi="Arial" w:cs="Arial"/>
                 <w:b/>
                 <w:bCs/>
-                <w:sz w:val="20"/>
-                <w:szCs w:val="20"/>
+                <w:sz w:val="21"/>
+                <w:szCs w:val="21"/>
               </w:rPr>
               <w:t xml:space="preserve"> Site Structure and Pictures</w:t>
             </w:r>
             <w:r>
               <w:rPr>
                 <w:rFonts w:ascii="Arial" w:hAnsi="Arial" w:cs="Arial"/>
-                <w:sz w:val="20"/>
-                <w:szCs w:val="20"/>
+                <w:sz w:val="21"/>
+                <w:szCs w:val="21"/>
               </w:rPr>
               <w:t xml:space="preserve"> </w:t>
             </w:r>
             <w:r>
               <w:rPr>
                 <w:rFonts w:ascii="Arial" w:hAnsi="Arial" w:cs="Arial"/>
-                <w:sz w:val="20"/>
-                <w:szCs w:val="20"/>
+                <w:sz w:val="21"/>
+                <w:szCs w:val="21"/>
               </w:rPr>
               <w:br/>
             </w:r>
             <w:r>
               <w:rPr>
                 <w:rFonts w:ascii="Consolas" w:hAnsi="Consolas" w:cs="Consolas"/>
-                <w:sz w:val="20"/>
-                <w:szCs w:val="20"/>
+                <w:sz w:val="21"/>
+                <w:szCs w:val="21"/>
               </w:rPr>
               <w:t>(Parts 1-3 and Questions &amp; Analysis)</w:t>
             </w:r>
@@ -2382,7 +2346,7 @@
                 <w:right w:val="nil"/>
                 <w:between w:val="nil"/>
               </w:pBdr>
-              <w:spacing w:after="60" w:line="240" w:lineRule="auto"/>
+              <w:spacing w:after="120" w:line="240" w:lineRule="auto"/>
               <w:ind w:left="231" w:hanging="274"/>
               <w:rPr>
                 <w:rFonts w:ascii="Arial" w:hAnsi="Arial" w:cs="Arial"/>
@@ -2396,8 +2360,8 @@
                 <w:b/>
                 <w:bCs/>
                 <w:color w:val="012F76"/>
-                <w:sz w:val="20"/>
-                <w:szCs w:val="20"/>
+                <w:sz w:val="21"/>
+                <w:szCs w:val="21"/>
               </w:rPr>
               <w:t xml:space="preserve">3.7 </w:t>
             </w:r>
@@ -2405,8 +2369,8 @@
               <w:rPr>
                 <w:rFonts w:ascii="Arial" w:hAnsi="Arial" w:cs="Arial"/>
                 <w:color w:val="012F76"/>
-                <w:sz w:val="20"/>
-                <w:szCs w:val="20"/>
+                <w:sz w:val="21"/>
+                <w:szCs w:val="21"/>
               </w:rPr>
               <w:t>Question &amp; Discuss</w:t>
             </w:r>
@@ -2414,8 +2378,8 @@
               <w:rPr>
                 <w:rFonts w:ascii="Arial" w:hAnsi="Arial" w:cs="Arial"/>
                 <w:color w:val="012F76"/>
-                <w:sz w:val="20"/>
-                <w:szCs w:val="20"/>
+                <w:sz w:val="21"/>
+                <w:szCs w:val="21"/>
               </w:rPr>
               <w:t xml:space="preserve"> </w:t>
             </w:r>
@@ -2423,30 +2387,21 @@
               <w:rPr>
                 <w:rFonts w:ascii="Apple Color Emoji" w:hAnsi="Apple Color Emoji" w:cs="Apple Color Emoji"/>
                 <w:color w:val="012F76"/>
-                <w:sz w:val="20"/>
-                <w:szCs w:val="20"/>
-              </w:rPr>
-              <w:t>🤔</w:t>
-            </w:r>
-            <w:r>
-              <w:rPr>
-                <w:rFonts w:ascii="Apple Color Emoji" w:hAnsi="Apple Color Emoji" w:cs="Apple Color Emoji"/>
+                <w:sz w:val="21"/>
+                <w:szCs w:val="21"/>
+              </w:rPr>
+              <w:t xml:space="preserve">🤔 </w:t>
+            </w:r>
+            <w:r>
+              <w:rPr>
+                <w:rFonts w:ascii="Arial" w:hAnsi="Arial" w:cs="Arial"/>
+                <w:b/>
+                <w:bCs/>
                 <w:color w:val="012F76"/>
-                <w:sz w:val="20"/>
-                <w:szCs w:val="20"/>
-              </w:rPr>
-              <w:t xml:space="preserve"> </w:t>
-            </w:r>
-            <w:r>
-              <w:rPr>
-                <w:rFonts w:ascii="Arial" w:hAnsi="Arial" w:cs="Arial"/>
-                <w:b/>
-                <w:bCs/>
-                <w:color w:val="012F76"/>
-                <w:sz w:val="20"/>
-                <w:szCs w:val="20"/>
-              </w:rPr>
-              <w:t>Semantic HTML</w:t>
+                <w:sz w:val="21"/>
+                <w:szCs w:val="21"/>
+              </w:rPr>
+              <w:t>Writing for Robots?</w:t>
             </w:r>
           </w:p>
         </w:tc>
@@ -2467,58 +2422,58 @@
           </w:tcPr>
           <w:p>
             <w:pPr>
-              <w:spacing w:after="60" w:line="240" w:lineRule="auto"/>
+              <w:spacing w:after="120" w:line="240" w:lineRule="auto"/>
               <w:rPr>
                 <w:rFonts w:ascii="Consolas" w:hAnsi="Consolas" w:cs="Consolas"/>
-                <w:sz w:val="20"/>
-                <w:szCs w:val="20"/>
+                <w:sz w:val="21"/>
+                <w:szCs w:val="21"/>
               </w:rPr>
             </w:pPr>
             <w:r>
               <w:rPr>
                 <w:rFonts w:ascii="Consolas" w:hAnsi="Consolas" w:cs="Consolas"/>
-                <w:sz w:val="20"/>
-                <w:szCs w:val="20"/>
+                <w:sz w:val="21"/>
+                <w:szCs w:val="21"/>
               </w:rPr>
               <w:t>Module 4</w:t>
             </w:r>
           </w:p>
           <w:p>
             <w:pPr>
-              <w:spacing w:after="60" w:line="240" w:lineRule="auto"/>
-              <w:rPr>
-                <w:rFonts w:ascii="Arial" w:hAnsi="Arial" w:cs="Arial"/>
-                <w:b/>
-                <w:bCs/>
-                <w:sz w:val="20"/>
-                <w:szCs w:val="20"/>
-              </w:rPr>
-            </w:pPr>
-            <w:r>
-              <w:rPr>
-                <w:rFonts w:ascii="Arial" w:hAnsi="Arial" w:cs="Arial"/>
-                <w:b/>
-                <w:bCs/>
-                <w:sz w:val="20"/>
-                <w:szCs w:val="20"/>
+              <w:spacing w:after="120" w:line="240" w:lineRule="auto"/>
+              <w:rPr>
+                <w:rFonts w:ascii="Arial" w:hAnsi="Arial" w:cs="Arial"/>
+                <w:b/>
+                <w:bCs/>
+                <w:sz w:val="21"/>
+                <w:szCs w:val="21"/>
+              </w:rPr>
+            </w:pPr>
+            <w:r>
+              <w:rPr>
+                <w:rFonts w:ascii="Arial" w:hAnsi="Arial" w:cs="Arial"/>
+                <w:b/>
+                <w:bCs/>
+                <w:sz w:val="21"/>
+                <w:szCs w:val="21"/>
               </w:rPr>
               <w:t>CSS Foundations</w:t>
             </w:r>
           </w:p>
           <w:p>
             <w:pPr>
-              <w:spacing w:after="60" w:line="240" w:lineRule="auto"/>
-              <w:rPr>
-                <w:rFonts w:ascii="Arial" w:hAnsi="Arial" w:cs="Arial"/>
-                <w:sz w:val="20"/>
-                <w:szCs w:val="20"/>
-              </w:rPr>
-            </w:pPr>
-            <w:r>
-              <w:rPr>
-                <w:rFonts w:ascii="Arial" w:hAnsi="Arial" w:cs="Arial"/>
-                <w:sz w:val="20"/>
-                <w:szCs w:val="20"/>
+              <w:spacing w:after="120" w:line="240" w:lineRule="auto"/>
+              <w:rPr>
+                <w:rFonts w:ascii="Arial" w:hAnsi="Arial" w:cs="Arial"/>
+                <w:sz w:val="21"/>
+                <w:szCs w:val="21"/>
+              </w:rPr>
+            </w:pPr>
+            <w:r>
+              <w:rPr>
+                <w:rFonts w:ascii="Arial" w:hAnsi="Arial" w:cs="Arial"/>
+                <w:sz w:val="21"/>
+                <w:szCs w:val="21"/>
               </w:rPr>
               <w:t>Primary CLOs:</w:t>
             </w:r>
@@ -2536,19 +2491,19 @@
                 <w:right w:val="nil"/>
                 <w:between w:val="nil"/>
               </w:pBdr>
-              <w:spacing w:after="60" w:line="240" w:lineRule="auto"/>
+              <w:spacing w:after="120" w:line="240" w:lineRule="auto"/>
               <w:ind w:left="360"/>
               <w:rPr>
                 <w:rFonts w:ascii="Consolas" w:hAnsi="Consolas" w:cs="Consolas"/>
-                <w:sz w:val="20"/>
-                <w:szCs w:val="20"/>
+                <w:sz w:val="21"/>
+                <w:szCs w:val="21"/>
               </w:rPr>
             </w:pPr>
             <w:r>
               <w:rPr>
                 <w:rFonts w:ascii="Consolas" w:eastAsia="Courier New" w:hAnsi="Consolas" w:cs="Consolas"/>
-                <w:sz w:val="20"/>
-                <w:szCs w:val="20"/>
+                <w:sz w:val="21"/>
+                <w:szCs w:val="21"/>
               </w:rPr>
               <w:t>IV, V, IX</w:t>
             </w:r>
@@ -2577,7 +2532,7 @@
                 <w:right w:val="nil"/>
                 <w:between w:val="nil"/>
               </w:pBdr>
-              <w:spacing w:after="60" w:line="240" w:lineRule="auto"/>
+              <w:spacing w:after="120" w:line="240" w:lineRule="auto"/>
               <w:ind w:left="231" w:hanging="274"/>
               <w:rPr>
                 <w:rFonts w:ascii="Arial" w:hAnsi="Arial" w:cs="Arial"/>
@@ -2617,7 +2572,7 @@
                 <w:right w:val="nil"/>
                 <w:between w:val="nil"/>
               </w:pBdr>
-              <w:spacing w:after="60" w:line="240" w:lineRule="auto"/>
+              <w:spacing w:after="120" w:line="240" w:lineRule="auto"/>
               <w:ind w:left="231" w:hanging="274"/>
               <w:rPr>
                 <w:rFonts w:ascii="Arial" w:hAnsi="Arial" w:cs="Arial"/>
@@ -2657,7 +2612,7 @@
                 <w:right w:val="nil"/>
                 <w:between w:val="nil"/>
               </w:pBdr>
-              <w:spacing w:after="60" w:line="240" w:lineRule="auto"/>
+              <w:spacing w:after="120" w:line="240" w:lineRule="auto"/>
               <w:ind w:left="231" w:hanging="274"/>
               <w:rPr>
                 <w:rFonts w:ascii="Arial" w:hAnsi="Arial" w:cs="Arial"/>
@@ -2907,27 +2862,27 @@
                 <w:right w:val="nil"/>
                 <w:between w:val="nil"/>
               </w:pBdr>
-              <w:spacing w:after="60" w:line="240" w:lineRule="auto"/>
-              <w:ind w:left="231" w:hanging="274"/>
-              <w:rPr>
-                <w:rFonts w:ascii="Arial" w:hAnsi="Arial" w:cs="Arial"/>
-                <w:sz w:val="20"/>
-                <w:szCs w:val="20"/>
-              </w:rPr>
-            </w:pPr>
-            <w:r>
-              <w:rPr>
-                <w:rFonts w:ascii="Arial" w:hAnsi="Arial" w:cs="Arial"/>
-                <w:sz w:val="20"/>
-                <w:szCs w:val="20"/>
+              <w:spacing w:after="120" w:line="240" w:lineRule="auto"/>
+              <w:ind w:left="231" w:hanging="274"/>
+              <w:rPr>
+                <w:rFonts w:ascii="Arial" w:hAnsi="Arial" w:cs="Arial"/>
+                <w:sz w:val="20"/>
+                <w:szCs w:val="20"/>
+              </w:rPr>
+            </w:pPr>
+            <w:r>
+              <w:rPr>
+                <w:rFonts w:ascii="Arial" w:hAnsi="Arial" w:cs="Arial"/>
+                <w:sz w:val="21"/>
+                <w:szCs w:val="21"/>
               </w:rPr>
               <w:t xml:space="preserve">4.6 Skills Lab - </w:t>
             </w:r>
             <w:r>
               <w:rPr>
                 <w:rFonts w:ascii="Arial" w:hAnsi="Arial" w:cs="Arial"/>
-                <w:sz w:val="20"/>
-                <w:szCs w:val="20"/>
+                <w:sz w:val="21"/>
+                <w:szCs w:val="21"/>
               </w:rPr>
               <w:br/>
             </w:r>
@@ -2936,8 +2891,8 @@
                 <w:rFonts w:ascii="Arial" w:hAnsi="Arial" w:cs="Arial"/>
                 <w:b/>
                 <w:bCs/>
-                <w:sz w:val="20"/>
-                <w:szCs w:val="20"/>
+                <w:sz w:val="21"/>
+                <w:szCs w:val="21"/>
               </w:rPr>
               <w:t xml:space="preserve">Dress </w:t>
             </w:r>
@@ -2947,8 +2902,8 @@
                 <w:rFonts w:ascii="Arial" w:hAnsi="Arial" w:cs="Arial"/>
                 <w:b/>
                 <w:bCs/>
-                <w:sz w:val="20"/>
-                <w:szCs w:val="20"/>
+                <w:sz w:val="21"/>
+                <w:szCs w:val="21"/>
               </w:rPr>
               <w:t>Copperwind’s</w:t>
             </w:r>
@@ -2958,32 +2913,32 @@
                 <w:rFonts w:ascii="Arial" w:hAnsi="Arial" w:cs="Arial"/>
                 <w:b/>
                 <w:bCs/>
-                <w:sz w:val="20"/>
-                <w:szCs w:val="20"/>
+                <w:sz w:val="21"/>
+                <w:szCs w:val="21"/>
               </w:rPr>
               <w:t xml:space="preserve"> Site in Its Own Colors</w:t>
             </w:r>
             <w:r>
               <w:rPr>
                 <w:rFonts w:ascii="Arial" w:hAnsi="Arial" w:cs="Arial"/>
-                <w:sz w:val="20"/>
-                <w:szCs w:val="20"/>
+                <w:sz w:val="21"/>
+                <w:szCs w:val="21"/>
               </w:rPr>
               <w:t xml:space="preserve"> </w:t>
             </w:r>
             <w:r>
               <w:rPr>
                 <w:rFonts w:ascii="Arial" w:hAnsi="Arial" w:cs="Arial"/>
-                <w:sz w:val="20"/>
-                <w:szCs w:val="20"/>
+                <w:sz w:val="21"/>
+                <w:szCs w:val="21"/>
               </w:rPr>
               <w:br/>
             </w:r>
             <w:r>
               <w:rPr>
                 <w:rFonts w:ascii="Consolas" w:hAnsi="Consolas" w:cs="Consolas"/>
-                <w:sz w:val="20"/>
-                <w:szCs w:val="20"/>
+                <w:sz w:val="21"/>
+                <w:szCs w:val="21"/>
               </w:rPr>
               <w:t>(Parts 1-3 and Questions &amp; Analysis)</w:t>
             </w:r>
@@ -3006,18 +2961,18 @@
           </w:tcPr>
           <w:p>
             <w:pPr>
-              <w:spacing w:after="60" w:line="240" w:lineRule="auto"/>
+              <w:spacing w:after="120" w:line="240" w:lineRule="auto"/>
               <w:rPr>
                 <w:rFonts w:ascii="Consolas" w:hAnsi="Consolas" w:cs="Consolas"/>
-                <w:sz w:val="20"/>
-                <w:szCs w:val="20"/>
+                <w:sz w:val="21"/>
+                <w:szCs w:val="21"/>
               </w:rPr>
             </w:pPr>
             <w:r>
               <w:rPr>
                 <w:rFonts w:ascii="Consolas" w:hAnsi="Consolas" w:cs="Consolas"/>
-                <w:sz w:val="20"/>
-                <w:szCs w:val="20"/>
+                <w:sz w:val="21"/>
+                <w:szCs w:val="21"/>
               </w:rPr>
               <w:lastRenderedPageBreak/>
               <w:t>Module 5</w:t>
@@ -3025,40 +2980,40 @@
           </w:p>
           <w:p>
             <w:pPr>
-              <w:spacing w:after="60" w:line="240" w:lineRule="auto"/>
-              <w:rPr>
-                <w:rFonts w:ascii="Arial" w:hAnsi="Arial" w:cs="Arial"/>
-                <w:b/>
-                <w:bCs/>
-                <w:sz w:val="20"/>
-                <w:szCs w:val="20"/>
-              </w:rPr>
-            </w:pPr>
-            <w:r>
-              <w:rPr>
-                <w:rFonts w:ascii="Arial" w:hAnsi="Arial" w:cs="Arial"/>
-                <w:b/>
-                <w:bCs/>
-                <w:sz w:val="20"/>
-                <w:szCs w:val="20"/>
+              <w:spacing w:after="120" w:line="240" w:lineRule="auto"/>
+              <w:rPr>
+                <w:rFonts w:ascii="Arial" w:hAnsi="Arial" w:cs="Arial"/>
+                <w:b/>
+                <w:bCs/>
+                <w:sz w:val="21"/>
+                <w:szCs w:val="21"/>
+              </w:rPr>
+            </w:pPr>
+            <w:r>
+              <w:rPr>
+                <w:rFonts w:ascii="Arial" w:hAnsi="Arial" w:cs="Arial"/>
+                <w:b/>
+                <w:bCs/>
+                <w:sz w:val="21"/>
+                <w:szCs w:val="21"/>
               </w:rPr>
               <w:t>The Box Model and Typography</w:t>
             </w:r>
           </w:p>
           <w:p>
             <w:pPr>
-              <w:spacing w:after="60" w:line="240" w:lineRule="auto"/>
-              <w:rPr>
-                <w:rFonts w:ascii="Arial" w:hAnsi="Arial" w:cs="Arial"/>
-                <w:sz w:val="20"/>
-                <w:szCs w:val="20"/>
-              </w:rPr>
-            </w:pPr>
-            <w:r>
-              <w:rPr>
-                <w:rFonts w:ascii="Arial" w:hAnsi="Arial" w:cs="Arial"/>
-                <w:sz w:val="20"/>
-                <w:szCs w:val="20"/>
+              <w:spacing w:after="120" w:line="240" w:lineRule="auto"/>
+              <w:rPr>
+                <w:rFonts w:ascii="Arial" w:hAnsi="Arial" w:cs="Arial"/>
+                <w:sz w:val="21"/>
+                <w:szCs w:val="21"/>
+              </w:rPr>
+            </w:pPr>
+            <w:r>
+              <w:rPr>
+                <w:rFonts w:ascii="Arial" w:hAnsi="Arial" w:cs="Arial"/>
+                <w:sz w:val="21"/>
+                <w:szCs w:val="21"/>
               </w:rPr>
               <w:t>Primary CLOs:</w:t>
             </w:r>
@@ -3076,19 +3031,19 @@
                 <w:right w:val="nil"/>
                 <w:between w:val="nil"/>
               </w:pBdr>
-              <w:spacing w:after="60" w:line="240" w:lineRule="auto"/>
+              <w:spacing w:after="120" w:line="240" w:lineRule="auto"/>
               <w:ind w:left="360"/>
               <w:rPr>
                 <w:rFonts w:ascii="Consolas" w:hAnsi="Consolas" w:cs="Consolas"/>
-                <w:sz w:val="20"/>
-                <w:szCs w:val="20"/>
+                <w:sz w:val="21"/>
+                <w:szCs w:val="21"/>
               </w:rPr>
             </w:pPr>
             <w:r>
               <w:rPr>
                 <w:rFonts w:ascii="Consolas" w:eastAsia="Courier New" w:hAnsi="Consolas" w:cs="Consolas"/>
-                <w:sz w:val="20"/>
-                <w:szCs w:val="20"/>
+                <w:sz w:val="21"/>
+                <w:szCs w:val="21"/>
               </w:rPr>
               <w:t>V, IX</w:t>
             </w:r>
@@ -3117,7 +3072,7 @@
                 <w:right w:val="nil"/>
                 <w:between w:val="nil"/>
               </w:pBdr>
-              <w:spacing w:after="60" w:line="240" w:lineRule="auto"/>
+              <w:spacing w:after="120" w:line="240" w:lineRule="auto"/>
               <w:ind w:left="231" w:hanging="274"/>
               <w:rPr>
                 <w:rFonts w:ascii="Arial" w:hAnsi="Arial" w:cs="Arial"/>
@@ -3157,7 +3112,7 @@
                 <w:right w:val="nil"/>
                 <w:between w:val="nil"/>
               </w:pBdr>
-              <w:spacing w:after="60" w:line="240" w:lineRule="auto"/>
+              <w:spacing w:after="120" w:line="240" w:lineRule="auto"/>
               <w:ind w:left="231" w:hanging="274"/>
               <w:rPr>
                 <w:rFonts w:ascii="Arial" w:hAnsi="Arial" w:cs="Arial"/>
@@ -3197,7 +3152,7 @@
                 <w:right w:val="nil"/>
                 <w:between w:val="nil"/>
               </w:pBdr>
-              <w:spacing w:after="60" w:line="240" w:lineRule="auto"/>
+              <w:spacing w:after="120" w:line="240" w:lineRule="auto"/>
               <w:ind w:left="231" w:hanging="274"/>
               <w:rPr>
                 <w:rFonts w:ascii="Arial" w:hAnsi="Arial" w:cs="Arial"/>
@@ -3469,23 +3424,23 @@
               <w:ind w:left="231" w:hanging="274"/>
               <w:rPr>
                 <w:rFonts w:ascii="Arial" w:hAnsi="Arial" w:cs="Arial"/>
-                <w:sz w:val="20"/>
-                <w:szCs w:val="20"/>
-              </w:rPr>
-            </w:pPr>
-            <w:r>
-              <w:rPr>
-                <w:rFonts w:ascii="Arial" w:hAnsi="Arial" w:cs="Arial"/>
-                <w:sz w:val="20"/>
-                <w:szCs w:val="20"/>
+                <w:sz w:val="21"/>
+                <w:szCs w:val="21"/>
+              </w:rPr>
+            </w:pPr>
+            <w:r>
+              <w:rPr>
+                <w:rFonts w:ascii="Arial" w:hAnsi="Arial" w:cs="Arial"/>
+                <w:sz w:val="21"/>
+                <w:szCs w:val="21"/>
               </w:rPr>
               <w:t xml:space="preserve">5.6 Skills Lab - </w:t>
             </w:r>
             <w:r>
               <w:rPr>
                 <w:rFonts w:ascii="Arial" w:hAnsi="Arial" w:cs="Arial"/>
-                <w:sz w:val="20"/>
-                <w:szCs w:val="20"/>
+                <w:sz w:val="21"/>
+                <w:szCs w:val="21"/>
               </w:rPr>
               <w:br/>
             </w:r>
@@ -3494,8 +3449,8 @@
                 <w:rFonts w:ascii="Arial" w:hAnsi="Arial" w:cs="Arial"/>
                 <w:b/>
                 <w:bCs/>
-                <w:sz w:val="20"/>
-                <w:szCs w:val="20"/>
+                <w:sz w:val="21"/>
+                <w:szCs w:val="21"/>
               </w:rPr>
               <w:t xml:space="preserve">Give </w:t>
             </w:r>
@@ -3505,8 +3460,8 @@
                 <w:rFonts w:ascii="Arial" w:hAnsi="Arial" w:cs="Arial"/>
                 <w:b/>
                 <w:bCs/>
-                <w:sz w:val="20"/>
-                <w:szCs w:val="20"/>
+                <w:sz w:val="21"/>
+                <w:szCs w:val="21"/>
               </w:rPr>
               <w:t>Copperwind’s</w:t>
             </w:r>
@@ -3516,32 +3471,32 @@
                 <w:rFonts w:ascii="Arial" w:hAnsi="Arial" w:cs="Arial"/>
                 <w:b/>
                 <w:bCs/>
-                <w:sz w:val="20"/>
-                <w:szCs w:val="20"/>
+                <w:sz w:val="21"/>
+                <w:szCs w:val="21"/>
               </w:rPr>
               <w:t xml:space="preserve"> Site Breathing Room</w:t>
             </w:r>
             <w:r>
               <w:rPr>
                 <w:rFonts w:ascii="Arial" w:hAnsi="Arial" w:cs="Arial"/>
-                <w:sz w:val="20"/>
-                <w:szCs w:val="20"/>
+                <w:sz w:val="21"/>
+                <w:szCs w:val="21"/>
               </w:rPr>
               <w:t xml:space="preserve"> </w:t>
             </w:r>
             <w:r>
               <w:rPr>
                 <w:rFonts w:ascii="Arial" w:hAnsi="Arial" w:cs="Arial"/>
-                <w:sz w:val="20"/>
-                <w:szCs w:val="20"/>
+                <w:sz w:val="21"/>
+                <w:szCs w:val="21"/>
               </w:rPr>
               <w:br/>
             </w:r>
             <w:r>
               <w:rPr>
                 <w:rFonts w:ascii="Consolas" w:hAnsi="Consolas" w:cs="Consolas"/>
-                <w:sz w:val="20"/>
-                <w:szCs w:val="20"/>
+                <w:sz w:val="21"/>
+                <w:szCs w:val="21"/>
               </w:rPr>
               <w:t>(Parts 1-3 and Questions &amp; Analysis)</w:t>
             </w:r>
@@ -3573,8 +3528,8 @@
                 <w:b/>
                 <w:bCs/>
                 <w:color w:val="012F76"/>
-                <w:sz w:val="20"/>
-                <w:szCs w:val="20"/>
+                <w:sz w:val="21"/>
+                <w:szCs w:val="21"/>
               </w:rPr>
               <w:t xml:space="preserve">5.7 </w:t>
             </w:r>
@@ -3582,8 +3537,8 @@
               <w:rPr>
                 <w:rFonts w:ascii="Arial" w:hAnsi="Arial" w:cs="Arial"/>
                 <w:color w:val="012F76"/>
-                <w:sz w:val="20"/>
-                <w:szCs w:val="20"/>
+                <w:sz w:val="21"/>
+                <w:szCs w:val="21"/>
               </w:rPr>
               <w:t>Question &amp; Discuss</w:t>
             </w:r>
@@ -3591,8 +3546,8 @@
               <w:rPr>
                 <w:rFonts w:ascii="Arial" w:hAnsi="Arial" w:cs="Arial"/>
                 <w:color w:val="012F76"/>
-                <w:sz w:val="20"/>
-                <w:szCs w:val="20"/>
+                <w:sz w:val="21"/>
+                <w:szCs w:val="21"/>
               </w:rPr>
               <w:t xml:space="preserve"> </w:t>
             </w:r>
@@ -3600,30 +3555,21 @@
               <w:rPr>
                 <w:rFonts w:ascii="Apple Color Emoji" w:hAnsi="Apple Color Emoji" w:cs="Apple Color Emoji"/>
                 <w:color w:val="012F76"/>
-                <w:sz w:val="20"/>
-                <w:szCs w:val="20"/>
-              </w:rPr>
-              <w:t>🤔</w:t>
-            </w:r>
-            <w:r>
-              <w:rPr>
-                <w:rFonts w:ascii="Apple Color Emoji" w:hAnsi="Apple Color Emoji" w:cs="Apple Color Emoji"/>
+                <w:sz w:val="21"/>
+                <w:szCs w:val="21"/>
+              </w:rPr>
+              <w:t xml:space="preserve">🤔 </w:t>
+            </w:r>
+            <w:r>
+              <w:rPr>
+                <w:rFonts w:ascii="Arial" w:hAnsi="Arial" w:cs="Arial"/>
+                <w:b/>
+                <w:bCs/>
                 <w:color w:val="012F76"/>
-                <w:sz w:val="20"/>
-                <w:szCs w:val="20"/>
-              </w:rPr>
-              <w:t xml:space="preserve"> </w:t>
-            </w:r>
-            <w:r>
-              <w:rPr>
-                <w:rFonts w:ascii="Arial" w:hAnsi="Arial" w:cs="Arial"/>
-                <w:b/>
-                <w:bCs/>
-                <w:color w:val="012F76"/>
-                <w:sz w:val="20"/>
-                <w:szCs w:val="20"/>
-              </w:rPr>
-              <w:t>CSS, Box Model, &amp; Typography</w:t>
+                <w:sz w:val="21"/>
+                <w:szCs w:val="21"/>
+              </w:rPr>
+              <w:t>The Beige Internet</w:t>
             </w:r>
           </w:p>
         </w:tc>
@@ -3644,58 +3590,58 @@
           </w:tcPr>
           <w:p>
             <w:pPr>
-              <w:spacing w:after="60" w:line="240" w:lineRule="auto"/>
+              <w:spacing w:after="120" w:line="240" w:lineRule="auto"/>
               <w:rPr>
                 <w:rFonts w:ascii="Consolas" w:hAnsi="Consolas" w:cs="Consolas"/>
-                <w:sz w:val="20"/>
-                <w:szCs w:val="20"/>
+                <w:sz w:val="21"/>
+                <w:szCs w:val="21"/>
               </w:rPr>
             </w:pPr>
             <w:r>
               <w:rPr>
                 <w:rFonts w:ascii="Consolas" w:hAnsi="Consolas" w:cs="Consolas"/>
-                <w:sz w:val="20"/>
-                <w:szCs w:val="20"/>
+                <w:sz w:val="21"/>
+                <w:szCs w:val="21"/>
               </w:rPr>
               <w:t>Module 6</w:t>
             </w:r>
           </w:p>
           <w:p>
             <w:pPr>
-              <w:spacing w:after="60" w:line="240" w:lineRule="auto"/>
-              <w:rPr>
-                <w:rFonts w:ascii="Arial" w:hAnsi="Arial" w:cs="Arial"/>
-                <w:b/>
-                <w:bCs/>
-                <w:sz w:val="20"/>
-                <w:szCs w:val="20"/>
-              </w:rPr>
-            </w:pPr>
-            <w:r>
-              <w:rPr>
-                <w:rFonts w:ascii="Arial" w:hAnsi="Arial" w:cs="Arial"/>
-                <w:b/>
-                <w:bCs/>
-                <w:sz w:val="20"/>
-                <w:szCs w:val="20"/>
+              <w:spacing w:after="120" w:line="240" w:lineRule="auto"/>
+              <w:rPr>
+                <w:rFonts w:ascii="Arial" w:hAnsi="Arial" w:cs="Arial"/>
+                <w:b/>
+                <w:bCs/>
+                <w:sz w:val="21"/>
+                <w:szCs w:val="21"/>
+              </w:rPr>
+            </w:pPr>
+            <w:r>
+              <w:rPr>
+                <w:rFonts w:ascii="Arial" w:hAnsi="Arial" w:cs="Arial"/>
+                <w:b/>
+                <w:bCs/>
+                <w:sz w:val="21"/>
+                <w:szCs w:val="21"/>
               </w:rPr>
               <w:t>Layout with Flexbox</w:t>
             </w:r>
           </w:p>
           <w:p>
             <w:pPr>
-              <w:spacing w:after="60" w:line="240" w:lineRule="auto"/>
-              <w:rPr>
-                <w:rFonts w:ascii="Arial" w:hAnsi="Arial" w:cs="Arial"/>
-                <w:sz w:val="20"/>
-                <w:szCs w:val="20"/>
-              </w:rPr>
-            </w:pPr>
-            <w:r>
-              <w:rPr>
-                <w:rFonts w:ascii="Arial" w:hAnsi="Arial" w:cs="Arial"/>
-                <w:sz w:val="20"/>
-                <w:szCs w:val="20"/>
+              <w:spacing w:after="120" w:line="240" w:lineRule="auto"/>
+              <w:rPr>
+                <w:rFonts w:ascii="Arial" w:hAnsi="Arial" w:cs="Arial"/>
+                <w:sz w:val="21"/>
+                <w:szCs w:val="21"/>
+              </w:rPr>
+            </w:pPr>
+            <w:r>
+              <w:rPr>
+                <w:rFonts w:ascii="Arial" w:hAnsi="Arial" w:cs="Arial"/>
+                <w:sz w:val="21"/>
+                <w:szCs w:val="21"/>
               </w:rPr>
               <w:t>Primary CLOs:</w:t>
             </w:r>
@@ -3713,19 +3659,19 @@
                 <w:right w:val="nil"/>
                 <w:between w:val="nil"/>
               </w:pBdr>
-              <w:spacing w:after="60" w:line="240" w:lineRule="auto"/>
+              <w:spacing w:after="120" w:line="240" w:lineRule="auto"/>
               <w:ind w:left="360"/>
               <w:rPr>
                 <w:rFonts w:ascii="Consolas" w:hAnsi="Consolas" w:cs="Consolas"/>
-                <w:sz w:val="20"/>
-                <w:szCs w:val="20"/>
+                <w:sz w:val="21"/>
+                <w:szCs w:val="21"/>
               </w:rPr>
             </w:pPr>
             <w:r>
               <w:rPr>
                 <w:rFonts w:ascii="Consolas" w:eastAsia="Courier New" w:hAnsi="Consolas" w:cs="Consolas"/>
-                <w:sz w:val="20"/>
-                <w:szCs w:val="20"/>
+                <w:sz w:val="21"/>
+                <w:szCs w:val="21"/>
               </w:rPr>
               <w:t>V, IX</w:t>
             </w:r>
@@ -3754,7 +3700,7 @@
                 <w:right w:val="nil"/>
                 <w:between w:val="nil"/>
               </w:pBdr>
-              <w:spacing w:after="60" w:line="240" w:lineRule="auto"/>
+              <w:spacing w:after="120" w:line="240" w:lineRule="auto"/>
               <w:ind w:left="231" w:hanging="274"/>
               <w:rPr>
                 <w:rFonts w:ascii="Arial" w:hAnsi="Arial" w:cs="Arial"/>
@@ -3794,7 +3740,7 @@
                 <w:right w:val="nil"/>
                 <w:between w:val="nil"/>
               </w:pBdr>
-              <w:spacing w:after="60" w:line="240" w:lineRule="auto"/>
+              <w:spacing w:after="120" w:line="240" w:lineRule="auto"/>
               <w:ind w:left="231" w:hanging="274"/>
               <w:rPr>
                 <w:rFonts w:ascii="Arial" w:hAnsi="Arial" w:cs="Arial"/>
@@ -3834,7 +3780,7 @@
                 <w:right w:val="nil"/>
                 <w:between w:val="nil"/>
               </w:pBdr>
-              <w:spacing w:after="60" w:line="240" w:lineRule="auto"/>
+              <w:spacing w:after="120" w:line="240" w:lineRule="auto"/>
               <w:ind w:left="231" w:hanging="274"/>
               <w:rPr>
                 <w:rFonts w:ascii="Arial" w:hAnsi="Arial" w:cs="Arial"/>
@@ -4095,16 +4041,16 @@
             <w:r>
               <w:rPr>
                 <w:rFonts w:ascii="Arial" w:hAnsi="Arial" w:cs="Arial"/>
-                <w:sz w:val="20"/>
-                <w:szCs w:val="20"/>
+                <w:sz w:val="21"/>
+                <w:szCs w:val="21"/>
               </w:rPr>
               <w:t xml:space="preserve">6.6 Skills Lab - </w:t>
             </w:r>
             <w:r>
               <w:rPr>
                 <w:rFonts w:ascii="Arial" w:hAnsi="Arial" w:cs="Arial"/>
-                <w:sz w:val="20"/>
-                <w:szCs w:val="20"/>
+                <w:sz w:val="21"/>
+                <w:szCs w:val="21"/>
               </w:rPr>
               <w:br/>
             </w:r>
@@ -4113,8 +4059,8 @@
                 <w:rFonts w:ascii="Arial" w:hAnsi="Arial" w:cs="Arial"/>
                 <w:b/>
                 <w:bCs/>
-                <w:sz w:val="20"/>
-                <w:szCs w:val="20"/>
+                <w:sz w:val="21"/>
+                <w:szCs w:val="21"/>
               </w:rPr>
               <w:t xml:space="preserve">The </w:t>
             </w:r>
@@ -4124,8 +4070,8 @@
                 <w:rFonts w:ascii="Arial" w:hAnsi="Arial" w:cs="Arial"/>
                 <w:b/>
                 <w:bCs/>
-                <w:sz w:val="20"/>
-                <w:szCs w:val="20"/>
+                <w:sz w:val="21"/>
+                <w:szCs w:val="21"/>
               </w:rPr>
               <w:t>Copperwind</w:t>
             </w:r>
@@ -4135,32 +4081,32 @@
                 <w:rFonts w:ascii="Arial" w:hAnsi="Arial" w:cs="Arial"/>
                 <w:b/>
                 <w:bCs/>
-                <w:sz w:val="20"/>
-                <w:szCs w:val="20"/>
+                <w:sz w:val="21"/>
+                <w:szCs w:val="21"/>
               </w:rPr>
               <w:t xml:space="preserve"> Site Gets Its Layout</w:t>
             </w:r>
             <w:r>
               <w:rPr>
                 <w:rFonts w:ascii="Arial" w:hAnsi="Arial" w:cs="Arial"/>
-                <w:sz w:val="20"/>
-                <w:szCs w:val="20"/>
+                <w:sz w:val="21"/>
+                <w:szCs w:val="21"/>
               </w:rPr>
               <w:t xml:space="preserve"> </w:t>
             </w:r>
             <w:r>
               <w:rPr>
                 <w:rFonts w:ascii="Arial" w:hAnsi="Arial" w:cs="Arial"/>
-                <w:sz w:val="20"/>
-                <w:szCs w:val="20"/>
+                <w:sz w:val="21"/>
+                <w:szCs w:val="21"/>
               </w:rPr>
               <w:br/>
             </w:r>
             <w:r>
               <w:rPr>
                 <w:rFonts w:ascii="Consolas" w:hAnsi="Consolas" w:cs="Consolas"/>
-                <w:sz w:val="20"/>
-                <w:szCs w:val="20"/>
+                <w:sz w:val="21"/>
+                <w:szCs w:val="21"/>
               </w:rPr>
               <w:t>(Parts 1-3 and Questions &amp; Analysis)</w:t>
             </w:r>
@@ -4183,58 +4129,58 @@
           </w:tcPr>
           <w:p>
             <w:pPr>
-              <w:spacing w:after="60" w:line="240" w:lineRule="auto"/>
+              <w:spacing w:after="120" w:line="240" w:lineRule="auto"/>
               <w:rPr>
                 <w:rFonts w:ascii="Consolas" w:hAnsi="Consolas" w:cs="Consolas"/>
-                <w:sz w:val="20"/>
-                <w:szCs w:val="20"/>
+                <w:sz w:val="21"/>
+                <w:szCs w:val="21"/>
               </w:rPr>
             </w:pPr>
             <w:r>
               <w:rPr>
                 <w:rFonts w:ascii="Consolas" w:hAnsi="Consolas" w:cs="Consolas"/>
-                <w:sz w:val="20"/>
-                <w:szCs w:val="20"/>
+                <w:sz w:val="21"/>
+                <w:szCs w:val="21"/>
               </w:rPr>
               <w:t>Module 7</w:t>
             </w:r>
           </w:p>
           <w:p>
             <w:pPr>
-              <w:spacing w:after="60" w:line="240" w:lineRule="auto"/>
-              <w:rPr>
-                <w:rFonts w:ascii="Arial" w:hAnsi="Arial" w:cs="Arial"/>
-                <w:b/>
-                <w:bCs/>
-                <w:sz w:val="20"/>
-                <w:szCs w:val="20"/>
-              </w:rPr>
-            </w:pPr>
-            <w:r>
-              <w:rPr>
-                <w:rFonts w:ascii="Arial" w:hAnsi="Arial" w:cs="Arial"/>
-                <w:b/>
-                <w:bCs/>
-                <w:sz w:val="20"/>
-                <w:szCs w:val="20"/>
+              <w:spacing w:after="120" w:line="240" w:lineRule="auto"/>
+              <w:rPr>
+                <w:rFonts w:ascii="Arial" w:hAnsi="Arial" w:cs="Arial"/>
+                <w:b/>
+                <w:bCs/>
+                <w:sz w:val="21"/>
+                <w:szCs w:val="21"/>
+              </w:rPr>
+            </w:pPr>
+            <w:r>
+              <w:rPr>
+                <w:rFonts w:ascii="Arial" w:hAnsi="Arial" w:cs="Arial"/>
+                <w:b/>
+                <w:bCs/>
+                <w:sz w:val="21"/>
+                <w:szCs w:val="21"/>
               </w:rPr>
               <w:t>UX and Web Design</w:t>
             </w:r>
           </w:p>
           <w:p>
             <w:pPr>
-              <w:spacing w:after="60" w:line="240" w:lineRule="auto"/>
-              <w:rPr>
-                <w:rFonts w:ascii="Arial" w:hAnsi="Arial" w:cs="Arial"/>
-                <w:sz w:val="20"/>
-                <w:szCs w:val="20"/>
-              </w:rPr>
-            </w:pPr>
-            <w:r>
-              <w:rPr>
-                <w:rFonts w:ascii="Arial" w:hAnsi="Arial" w:cs="Arial"/>
-                <w:sz w:val="20"/>
-                <w:szCs w:val="20"/>
+              <w:spacing w:after="120" w:line="240" w:lineRule="auto"/>
+              <w:rPr>
+                <w:rFonts w:ascii="Arial" w:hAnsi="Arial" w:cs="Arial"/>
+                <w:sz w:val="21"/>
+                <w:szCs w:val="21"/>
+              </w:rPr>
+            </w:pPr>
+            <w:r>
+              <w:rPr>
+                <w:rFonts w:ascii="Arial" w:hAnsi="Arial" w:cs="Arial"/>
+                <w:sz w:val="21"/>
+                <w:szCs w:val="21"/>
               </w:rPr>
               <w:t>Primary CLOs:</w:t>
             </w:r>
@@ -4252,19 +4198,19 @@
                 <w:right w:val="nil"/>
                 <w:between w:val="nil"/>
               </w:pBdr>
-              <w:spacing w:after="60" w:line="240" w:lineRule="auto"/>
+              <w:spacing w:after="120" w:line="240" w:lineRule="auto"/>
               <w:ind w:left="360"/>
               <w:rPr>
                 <w:rFonts w:ascii="Consolas" w:hAnsi="Consolas" w:cs="Consolas"/>
-                <w:sz w:val="20"/>
-                <w:szCs w:val="20"/>
+                <w:sz w:val="21"/>
+                <w:szCs w:val="21"/>
               </w:rPr>
             </w:pPr>
             <w:r>
               <w:rPr>
                 <w:rFonts w:ascii="Consolas" w:eastAsia="Courier New" w:hAnsi="Consolas" w:cs="Consolas"/>
-                <w:sz w:val="20"/>
-                <w:szCs w:val="20"/>
+                <w:sz w:val="21"/>
+                <w:szCs w:val="21"/>
               </w:rPr>
               <w:t>III, XII</w:t>
             </w:r>
@@ -4293,7 +4239,7 @@
                 <w:right w:val="nil"/>
                 <w:between w:val="nil"/>
               </w:pBdr>
-              <w:spacing w:after="60" w:line="240" w:lineRule="auto"/>
+              <w:spacing w:after="120" w:line="240" w:lineRule="auto"/>
               <w:ind w:left="231" w:hanging="274"/>
               <w:rPr>
                 <w:rFonts w:ascii="Arial" w:hAnsi="Arial" w:cs="Arial"/>
@@ -4333,7 +4279,7 @@
                 <w:right w:val="nil"/>
                 <w:between w:val="nil"/>
               </w:pBdr>
-              <w:spacing w:after="60" w:line="240" w:lineRule="auto"/>
+              <w:spacing w:after="120" w:line="240" w:lineRule="auto"/>
               <w:ind w:left="231" w:hanging="274"/>
               <w:rPr>
                 <w:rFonts w:ascii="Arial" w:hAnsi="Arial" w:cs="Arial"/>
@@ -4373,7 +4319,7 @@
                 <w:right w:val="nil"/>
                 <w:between w:val="nil"/>
               </w:pBdr>
-              <w:spacing w:after="60" w:line="240" w:lineRule="auto"/>
+              <w:spacing w:after="120" w:line="240" w:lineRule="auto"/>
               <w:ind w:left="231" w:hanging="274"/>
               <w:rPr>
                 <w:rFonts w:ascii="Arial" w:hAnsi="Arial" w:cs="Arial"/>
@@ -4627,23 +4573,23 @@
               <w:ind w:left="231" w:hanging="274"/>
               <w:rPr>
                 <w:rFonts w:ascii="Arial" w:hAnsi="Arial" w:cs="Arial"/>
-                <w:sz w:val="20"/>
-                <w:szCs w:val="20"/>
-              </w:rPr>
-            </w:pPr>
-            <w:r>
-              <w:rPr>
-                <w:rFonts w:ascii="Arial" w:hAnsi="Arial" w:cs="Arial"/>
-                <w:sz w:val="20"/>
-                <w:szCs w:val="20"/>
+                <w:sz w:val="21"/>
+                <w:szCs w:val="21"/>
+              </w:rPr>
+            </w:pPr>
+            <w:r>
+              <w:rPr>
+                <w:rFonts w:ascii="Arial" w:hAnsi="Arial" w:cs="Arial"/>
+                <w:sz w:val="21"/>
+                <w:szCs w:val="21"/>
               </w:rPr>
               <w:t xml:space="preserve">7.6 Skills Lab - </w:t>
             </w:r>
             <w:r>
               <w:rPr>
                 <w:rFonts w:ascii="Arial" w:hAnsi="Arial" w:cs="Arial"/>
-                <w:sz w:val="20"/>
-                <w:szCs w:val="20"/>
+                <w:sz w:val="21"/>
+                <w:szCs w:val="21"/>
               </w:rPr>
               <w:br/>
             </w:r>
@@ -4652,8 +4598,8 @@
                 <w:rFonts w:ascii="Arial" w:hAnsi="Arial" w:cs="Arial"/>
                 <w:b/>
                 <w:bCs/>
-                <w:sz w:val="20"/>
-                <w:szCs w:val="20"/>
+                <w:sz w:val="21"/>
+                <w:szCs w:val="21"/>
               </w:rPr>
               <w:t xml:space="preserve">The </w:t>
             </w:r>
@@ -4663,8 +4609,8 @@
                 <w:rFonts w:ascii="Arial" w:hAnsi="Arial" w:cs="Arial"/>
                 <w:b/>
                 <w:bCs/>
-                <w:sz w:val="20"/>
-                <w:szCs w:val="20"/>
+                <w:sz w:val="21"/>
+                <w:szCs w:val="21"/>
               </w:rPr>
               <w:t>Copperwind</w:t>
             </w:r>
@@ -4674,32 +4620,32 @@
                 <w:rFonts w:ascii="Arial" w:hAnsi="Arial" w:cs="Arial"/>
                 <w:b/>
                 <w:bCs/>
-                <w:sz w:val="20"/>
-                <w:szCs w:val="20"/>
+                <w:sz w:val="21"/>
+                <w:szCs w:val="21"/>
               </w:rPr>
               <w:t xml:space="preserve"> Site Grows Up</w:t>
             </w:r>
             <w:r>
               <w:rPr>
                 <w:rFonts w:ascii="Arial" w:hAnsi="Arial" w:cs="Arial"/>
-                <w:sz w:val="20"/>
-                <w:szCs w:val="20"/>
+                <w:sz w:val="21"/>
+                <w:szCs w:val="21"/>
               </w:rPr>
               <w:t xml:space="preserve"> </w:t>
             </w:r>
             <w:r>
               <w:rPr>
                 <w:rFonts w:ascii="Arial" w:hAnsi="Arial" w:cs="Arial"/>
-                <w:sz w:val="20"/>
-                <w:szCs w:val="20"/>
+                <w:sz w:val="21"/>
+                <w:szCs w:val="21"/>
               </w:rPr>
               <w:br/>
             </w:r>
             <w:r>
               <w:rPr>
                 <w:rFonts w:ascii="Consolas" w:hAnsi="Consolas" w:cs="Consolas"/>
-                <w:sz w:val="20"/>
-                <w:szCs w:val="20"/>
+                <w:sz w:val="21"/>
+                <w:szCs w:val="21"/>
               </w:rPr>
               <w:t>(Parts 1-3 and Questions &amp; Analysis)</w:t>
             </w:r>
@@ -4731,8 +4677,8 @@
                 <w:b/>
                 <w:bCs/>
                 <w:color w:val="012F76"/>
-                <w:sz w:val="20"/>
-                <w:szCs w:val="20"/>
+                <w:sz w:val="21"/>
+                <w:szCs w:val="21"/>
               </w:rPr>
               <w:t xml:space="preserve">7.7 </w:t>
             </w:r>
@@ -4740,8 +4686,8 @@
               <w:rPr>
                 <w:rFonts w:ascii="Arial" w:hAnsi="Arial" w:cs="Arial"/>
                 <w:color w:val="012F76"/>
-                <w:sz w:val="20"/>
-                <w:szCs w:val="20"/>
+                <w:sz w:val="21"/>
+                <w:szCs w:val="21"/>
               </w:rPr>
               <w:t>Question &amp; Discuss</w:t>
             </w:r>
@@ -4749,8 +4695,8 @@
               <w:rPr>
                 <w:rFonts w:ascii="Arial" w:hAnsi="Arial" w:cs="Arial"/>
                 <w:color w:val="012F76"/>
-                <w:sz w:val="20"/>
-                <w:szCs w:val="20"/>
+                <w:sz w:val="21"/>
+                <w:szCs w:val="21"/>
               </w:rPr>
               <w:t xml:space="preserve"> </w:t>
             </w:r>
@@ -4758,30 +4704,21 @@
               <w:rPr>
                 <w:rFonts w:ascii="Apple Color Emoji" w:hAnsi="Apple Color Emoji" w:cs="Apple Color Emoji"/>
                 <w:color w:val="012F76"/>
-                <w:sz w:val="20"/>
-                <w:szCs w:val="20"/>
-              </w:rPr>
-              <w:t>🤔</w:t>
-            </w:r>
-            <w:r>
-              <w:rPr>
-                <w:rFonts w:ascii="Apple Color Emoji" w:hAnsi="Apple Color Emoji" w:cs="Apple Color Emoji"/>
+                <w:sz w:val="21"/>
+                <w:szCs w:val="21"/>
+              </w:rPr>
+              <w:t xml:space="preserve">🤔 </w:t>
+            </w:r>
+            <w:r>
+              <w:rPr>
+                <w:rFonts w:ascii="Arial" w:hAnsi="Arial" w:cs="Arial"/>
+                <w:b/>
+                <w:bCs/>
                 <w:color w:val="012F76"/>
-                <w:sz w:val="20"/>
-                <w:szCs w:val="20"/>
-              </w:rPr>
-              <w:t xml:space="preserve"> </w:t>
-            </w:r>
-            <w:r>
-              <w:rPr>
-                <w:rFonts w:ascii="Arial" w:hAnsi="Arial" w:cs="Arial"/>
-                <w:b/>
-                <w:bCs/>
-                <w:color w:val="012F76"/>
-                <w:sz w:val="20"/>
-                <w:szCs w:val="20"/>
-              </w:rPr>
-              <w:t>Flexbox, UX and UI in Web Design</w:t>
+                <w:sz w:val="21"/>
+                <w:szCs w:val="21"/>
+              </w:rPr>
+              <w:t>Skip the Sketch?</w:t>
             </w:r>
           </w:p>
         </w:tc>
@@ -4802,58 +4739,58 @@
           </w:tcPr>
           <w:p>
             <w:pPr>
-              <w:spacing w:after="60" w:line="240" w:lineRule="auto"/>
+              <w:spacing w:after="120" w:line="240" w:lineRule="auto"/>
               <w:rPr>
                 <w:rFonts w:ascii="Consolas" w:hAnsi="Consolas" w:cs="Consolas"/>
-                <w:sz w:val="20"/>
-                <w:szCs w:val="20"/>
+                <w:sz w:val="21"/>
+                <w:szCs w:val="21"/>
               </w:rPr>
             </w:pPr>
             <w:r>
               <w:rPr>
                 <w:rFonts w:ascii="Consolas" w:hAnsi="Consolas" w:cs="Consolas"/>
-                <w:sz w:val="20"/>
-                <w:szCs w:val="20"/>
+                <w:sz w:val="21"/>
+                <w:szCs w:val="21"/>
               </w:rPr>
               <w:t>Module 8</w:t>
             </w:r>
           </w:p>
           <w:p>
             <w:pPr>
-              <w:spacing w:after="60" w:line="240" w:lineRule="auto"/>
-              <w:rPr>
-                <w:rFonts w:ascii="Arial" w:hAnsi="Arial" w:cs="Arial"/>
-                <w:b/>
-                <w:bCs/>
-                <w:sz w:val="20"/>
-                <w:szCs w:val="20"/>
-              </w:rPr>
-            </w:pPr>
-            <w:r>
-              <w:rPr>
-                <w:rFonts w:ascii="Arial" w:hAnsi="Arial" w:cs="Arial"/>
-                <w:b/>
-                <w:bCs/>
-                <w:sz w:val="20"/>
-                <w:szCs w:val="20"/>
+              <w:spacing w:after="120" w:line="240" w:lineRule="auto"/>
+              <w:rPr>
+                <w:rFonts w:ascii="Arial" w:hAnsi="Arial" w:cs="Arial"/>
+                <w:b/>
+                <w:bCs/>
+                <w:sz w:val="21"/>
+                <w:szCs w:val="21"/>
+              </w:rPr>
+            </w:pPr>
+            <w:r>
+              <w:rPr>
+                <w:rFonts w:ascii="Arial" w:hAnsi="Arial" w:cs="Arial"/>
+                <w:b/>
+                <w:bCs/>
+                <w:sz w:val="21"/>
+                <w:szCs w:val="21"/>
               </w:rPr>
               <w:t>Responsive Design and Media Queries</w:t>
             </w:r>
           </w:p>
           <w:p>
             <w:pPr>
-              <w:spacing w:after="60" w:line="240" w:lineRule="auto"/>
-              <w:rPr>
-                <w:rFonts w:ascii="Arial" w:hAnsi="Arial" w:cs="Arial"/>
-                <w:sz w:val="20"/>
-                <w:szCs w:val="20"/>
-              </w:rPr>
-            </w:pPr>
-            <w:r>
-              <w:rPr>
-                <w:rFonts w:ascii="Arial" w:hAnsi="Arial" w:cs="Arial"/>
-                <w:sz w:val="20"/>
-                <w:szCs w:val="20"/>
+              <w:spacing w:after="120" w:line="240" w:lineRule="auto"/>
+              <w:rPr>
+                <w:rFonts w:ascii="Arial" w:hAnsi="Arial" w:cs="Arial"/>
+                <w:sz w:val="21"/>
+                <w:szCs w:val="21"/>
+              </w:rPr>
+            </w:pPr>
+            <w:r>
+              <w:rPr>
+                <w:rFonts w:ascii="Arial" w:hAnsi="Arial" w:cs="Arial"/>
+                <w:sz w:val="21"/>
+                <w:szCs w:val="21"/>
               </w:rPr>
               <w:t>Primary CLOs:</w:t>
             </w:r>
@@ -4871,19 +4808,19 @@
                 <w:right w:val="nil"/>
                 <w:between w:val="nil"/>
               </w:pBdr>
-              <w:spacing w:after="60" w:line="240" w:lineRule="auto"/>
+              <w:spacing w:after="120" w:line="240" w:lineRule="auto"/>
               <w:ind w:left="360"/>
               <w:rPr>
                 <w:rFonts w:ascii="Consolas" w:hAnsi="Consolas" w:cs="Consolas"/>
-                <w:sz w:val="20"/>
-                <w:szCs w:val="20"/>
+                <w:sz w:val="21"/>
+                <w:szCs w:val="21"/>
               </w:rPr>
             </w:pPr>
             <w:r>
               <w:rPr>
                 <w:rFonts w:ascii="Consolas" w:eastAsia="Courier New" w:hAnsi="Consolas" w:cs="Consolas"/>
-                <w:sz w:val="20"/>
-                <w:szCs w:val="20"/>
+                <w:sz w:val="21"/>
+                <w:szCs w:val="21"/>
               </w:rPr>
               <w:t>X</w:t>
             </w:r>
@@ -4912,7 +4849,7 @@
                 <w:right w:val="nil"/>
                 <w:between w:val="nil"/>
               </w:pBdr>
-              <w:spacing w:after="60" w:line="240" w:lineRule="auto"/>
+              <w:spacing w:after="120" w:line="240" w:lineRule="auto"/>
               <w:ind w:left="231" w:hanging="274"/>
               <w:rPr>
                 <w:rFonts w:ascii="Arial" w:hAnsi="Arial" w:cs="Arial"/>
@@ -4970,7 +4907,7 @@
                 <w:right w:val="nil"/>
                 <w:between w:val="nil"/>
               </w:pBdr>
-              <w:spacing w:after="60" w:line="240" w:lineRule="auto"/>
+              <w:spacing w:after="120" w:line="240" w:lineRule="auto"/>
               <w:ind w:left="231" w:hanging="274"/>
               <w:rPr>
                 <w:rFonts w:ascii="Arial" w:hAnsi="Arial" w:cs="Arial"/>
@@ -5010,7 +4947,7 @@
                 <w:right w:val="nil"/>
                 <w:between w:val="nil"/>
               </w:pBdr>
-              <w:spacing w:after="60" w:line="240" w:lineRule="auto"/>
+              <w:spacing w:after="120" w:line="240" w:lineRule="auto"/>
               <w:ind w:left="231" w:hanging="274"/>
               <w:rPr>
                 <w:rFonts w:ascii="Arial" w:hAnsi="Arial" w:cs="Arial"/>
@@ -5271,16 +5208,16 @@
             <w:r>
               <w:rPr>
                 <w:rFonts w:ascii="Arial" w:hAnsi="Arial" w:cs="Arial"/>
-                <w:sz w:val="20"/>
-                <w:szCs w:val="20"/>
+                <w:sz w:val="21"/>
+                <w:szCs w:val="21"/>
               </w:rPr>
               <w:t xml:space="preserve">8.6 Skills Lab - </w:t>
             </w:r>
             <w:r>
               <w:rPr>
                 <w:rFonts w:ascii="Arial" w:hAnsi="Arial" w:cs="Arial"/>
-                <w:sz w:val="20"/>
-                <w:szCs w:val="20"/>
+                <w:sz w:val="21"/>
+                <w:szCs w:val="21"/>
               </w:rPr>
               <w:br/>
             </w:r>
@@ -5289,8 +5226,8 @@
                 <w:rFonts w:ascii="Arial" w:hAnsi="Arial" w:cs="Arial"/>
                 <w:b/>
                 <w:bCs/>
-                <w:sz w:val="20"/>
-                <w:szCs w:val="20"/>
+                <w:sz w:val="21"/>
+                <w:szCs w:val="21"/>
               </w:rPr>
               <w:t xml:space="preserve">The </w:t>
             </w:r>
@@ -5300,8 +5237,8 @@
                 <w:rFonts w:ascii="Arial" w:hAnsi="Arial" w:cs="Arial"/>
                 <w:b/>
                 <w:bCs/>
-                <w:sz w:val="20"/>
-                <w:szCs w:val="20"/>
+                <w:sz w:val="21"/>
+                <w:szCs w:val="21"/>
               </w:rPr>
               <w:t>Copperwind</w:t>
             </w:r>
@@ -5311,32 +5248,32 @@
                 <w:rFonts w:ascii="Arial" w:hAnsi="Arial" w:cs="Arial"/>
                 <w:b/>
                 <w:bCs/>
-                <w:sz w:val="20"/>
-                <w:szCs w:val="20"/>
+                <w:sz w:val="21"/>
+                <w:szCs w:val="21"/>
               </w:rPr>
               <w:t xml:space="preserve"> Site Meets Every Screen</w:t>
             </w:r>
             <w:r>
               <w:rPr>
                 <w:rFonts w:ascii="Arial" w:hAnsi="Arial" w:cs="Arial"/>
-                <w:sz w:val="20"/>
-                <w:szCs w:val="20"/>
+                <w:sz w:val="21"/>
+                <w:szCs w:val="21"/>
               </w:rPr>
               <w:t xml:space="preserve"> </w:t>
             </w:r>
             <w:r>
               <w:rPr>
                 <w:rFonts w:ascii="Arial" w:hAnsi="Arial" w:cs="Arial"/>
-                <w:sz w:val="20"/>
-                <w:szCs w:val="20"/>
+                <w:sz w:val="21"/>
+                <w:szCs w:val="21"/>
               </w:rPr>
               <w:br/>
             </w:r>
             <w:r>
               <w:rPr>
                 <w:rFonts w:ascii="Consolas" w:hAnsi="Consolas" w:cs="Consolas"/>
-                <w:sz w:val="20"/>
-                <w:szCs w:val="20"/>
+                <w:sz w:val="21"/>
+                <w:szCs w:val="21"/>
               </w:rPr>
               <w:t>(Parts 1-3 and Questions &amp; Analysis)</w:t>
             </w:r>
@@ -5359,58 +5296,58 @@
           </w:tcPr>
           <w:p>
             <w:pPr>
-              <w:spacing w:after="60" w:line="240" w:lineRule="auto"/>
+              <w:spacing w:after="120" w:line="240" w:lineRule="auto"/>
               <w:rPr>
                 <w:rFonts w:ascii="Consolas" w:hAnsi="Consolas" w:cs="Consolas"/>
-                <w:sz w:val="20"/>
-                <w:szCs w:val="20"/>
+                <w:sz w:val="21"/>
+                <w:szCs w:val="21"/>
               </w:rPr>
             </w:pPr>
             <w:r>
               <w:rPr>
                 <w:rFonts w:ascii="Consolas" w:hAnsi="Consolas" w:cs="Consolas"/>
-                <w:sz w:val="20"/>
-                <w:szCs w:val="20"/>
+                <w:sz w:val="21"/>
+                <w:szCs w:val="21"/>
               </w:rPr>
               <w:t>Module 9</w:t>
             </w:r>
           </w:p>
           <w:p>
             <w:pPr>
-              <w:spacing w:after="60" w:line="240" w:lineRule="auto"/>
-              <w:rPr>
-                <w:rFonts w:ascii="Arial" w:hAnsi="Arial" w:cs="Arial"/>
-                <w:b/>
-                <w:bCs/>
-                <w:sz w:val="20"/>
-                <w:szCs w:val="20"/>
-              </w:rPr>
-            </w:pPr>
-            <w:r>
-              <w:rPr>
-                <w:rFonts w:ascii="Arial" w:hAnsi="Arial" w:cs="Arial"/>
-                <w:b/>
-                <w:bCs/>
-                <w:sz w:val="20"/>
-                <w:szCs w:val="20"/>
+              <w:spacing w:after="120" w:line="240" w:lineRule="auto"/>
+              <w:rPr>
+                <w:rFonts w:ascii="Arial" w:hAnsi="Arial" w:cs="Arial"/>
+                <w:b/>
+                <w:bCs/>
+                <w:sz w:val="21"/>
+                <w:szCs w:val="21"/>
+              </w:rPr>
+            </w:pPr>
+            <w:r>
+              <w:rPr>
+                <w:rFonts w:ascii="Arial" w:hAnsi="Arial" w:cs="Arial"/>
+                <w:b/>
+                <w:bCs/>
+                <w:sz w:val="21"/>
+                <w:szCs w:val="21"/>
               </w:rPr>
               <w:t>Web Accessibility</w:t>
             </w:r>
           </w:p>
           <w:p>
             <w:pPr>
-              <w:spacing w:after="60" w:line="240" w:lineRule="auto"/>
-              <w:rPr>
-                <w:rFonts w:ascii="Arial" w:hAnsi="Arial" w:cs="Arial"/>
-                <w:sz w:val="20"/>
-                <w:szCs w:val="20"/>
-              </w:rPr>
-            </w:pPr>
-            <w:r>
-              <w:rPr>
-                <w:rFonts w:ascii="Arial" w:hAnsi="Arial" w:cs="Arial"/>
-                <w:sz w:val="20"/>
-                <w:szCs w:val="20"/>
+              <w:spacing w:after="120" w:line="240" w:lineRule="auto"/>
+              <w:rPr>
+                <w:rFonts w:ascii="Arial" w:hAnsi="Arial" w:cs="Arial"/>
+                <w:sz w:val="21"/>
+                <w:szCs w:val="21"/>
+              </w:rPr>
+            </w:pPr>
+            <w:r>
+              <w:rPr>
+                <w:rFonts w:ascii="Arial" w:hAnsi="Arial" w:cs="Arial"/>
+                <w:sz w:val="21"/>
+                <w:szCs w:val="21"/>
               </w:rPr>
               <w:t>Primary CLOs:</w:t>
             </w:r>
@@ -5428,19 +5365,19 @@
                 <w:right w:val="nil"/>
                 <w:between w:val="nil"/>
               </w:pBdr>
-              <w:spacing w:after="60" w:line="240" w:lineRule="auto"/>
+              <w:spacing w:after="120" w:line="240" w:lineRule="auto"/>
               <w:ind w:left="360"/>
               <w:rPr>
                 <w:rFonts w:ascii="Consolas" w:hAnsi="Consolas" w:cs="Consolas"/>
-                <w:sz w:val="20"/>
-                <w:szCs w:val="20"/>
+                <w:sz w:val="21"/>
+                <w:szCs w:val="21"/>
               </w:rPr>
             </w:pPr>
             <w:r>
               <w:rPr>
                 <w:rFonts w:ascii="Consolas" w:eastAsia="Courier New" w:hAnsi="Consolas" w:cs="Consolas"/>
-                <w:sz w:val="20"/>
-                <w:szCs w:val="20"/>
+                <w:sz w:val="21"/>
+                <w:szCs w:val="21"/>
               </w:rPr>
               <w:t>VIII</w:t>
             </w:r>
@@ -5469,7 +5406,7 @@
                 <w:right w:val="nil"/>
                 <w:between w:val="nil"/>
               </w:pBdr>
-              <w:spacing w:after="60" w:line="240" w:lineRule="auto"/>
+              <w:spacing w:after="120" w:line="240" w:lineRule="auto"/>
               <w:ind w:left="231" w:hanging="274"/>
               <w:rPr>
                 <w:rFonts w:ascii="Arial" w:hAnsi="Arial" w:cs="Arial"/>
@@ -5509,7 +5446,7 @@
                 <w:right w:val="nil"/>
                 <w:between w:val="nil"/>
               </w:pBdr>
-              <w:spacing w:after="60" w:line="240" w:lineRule="auto"/>
+              <w:spacing w:after="120" w:line="240" w:lineRule="auto"/>
               <w:ind w:left="231" w:hanging="274"/>
               <w:rPr>
                 <w:rFonts w:ascii="Arial" w:hAnsi="Arial" w:cs="Arial"/>
@@ -5549,7 +5486,7 @@
                 <w:right w:val="nil"/>
                 <w:between w:val="nil"/>
               </w:pBdr>
-              <w:spacing w:after="60" w:line="240" w:lineRule="auto"/>
+              <w:spacing w:after="120" w:line="240" w:lineRule="auto"/>
               <w:ind w:left="231" w:hanging="274"/>
               <w:rPr>
                 <w:rFonts w:ascii="Arial" w:hAnsi="Arial" w:cs="Arial"/>
@@ -5803,23 +5740,23 @@
               <w:ind w:left="231" w:hanging="274"/>
               <w:rPr>
                 <w:rFonts w:ascii="Arial" w:hAnsi="Arial" w:cs="Arial"/>
-                <w:sz w:val="20"/>
-                <w:szCs w:val="20"/>
-              </w:rPr>
-            </w:pPr>
-            <w:r>
-              <w:rPr>
-                <w:rFonts w:ascii="Arial" w:hAnsi="Arial" w:cs="Arial"/>
-                <w:sz w:val="20"/>
-                <w:szCs w:val="20"/>
+                <w:sz w:val="21"/>
+                <w:szCs w:val="21"/>
+              </w:rPr>
+            </w:pPr>
+            <w:r>
+              <w:rPr>
+                <w:rFonts w:ascii="Arial" w:hAnsi="Arial" w:cs="Arial"/>
+                <w:sz w:val="21"/>
+                <w:szCs w:val="21"/>
               </w:rPr>
               <w:t xml:space="preserve">9.6 Skills Lab - </w:t>
             </w:r>
             <w:r>
               <w:rPr>
                 <w:rFonts w:ascii="Arial" w:hAnsi="Arial" w:cs="Arial"/>
-                <w:sz w:val="20"/>
-                <w:szCs w:val="20"/>
+                <w:sz w:val="21"/>
+                <w:szCs w:val="21"/>
               </w:rPr>
               <w:br/>
             </w:r>
@@ -5828,8 +5765,8 @@
                 <w:rFonts w:ascii="Arial" w:hAnsi="Arial" w:cs="Arial"/>
                 <w:b/>
                 <w:bCs/>
-                <w:sz w:val="20"/>
-                <w:szCs w:val="20"/>
+                <w:sz w:val="21"/>
+                <w:szCs w:val="21"/>
               </w:rPr>
               <w:t xml:space="preserve">The </w:t>
             </w:r>
@@ -5839,8 +5776,8 @@
                 <w:rFonts w:ascii="Arial" w:hAnsi="Arial" w:cs="Arial"/>
                 <w:b/>
                 <w:bCs/>
-                <w:sz w:val="20"/>
-                <w:szCs w:val="20"/>
+                <w:sz w:val="21"/>
+                <w:szCs w:val="21"/>
               </w:rPr>
               <w:t>Copperwind</w:t>
             </w:r>
@@ -5850,32 +5787,32 @@
                 <w:rFonts w:ascii="Arial" w:hAnsi="Arial" w:cs="Arial"/>
                 <w:b/>
                 <w:bCs/>
-                <w:sz w:val="20"/>
-                <w:szCs w:val="20"/>
+                <w:sz w:val="21"/>
+                <w:szCs w:val="21"/>
               </w:rPr>
               <w:t xml:space="preserve"> Site Passes the Audit</w:t>
             </w:r>
             <w:r>
               <w:rPr>
                 <w:rFonts w:ascii="Arial" w:hAnsi="Arial" w:cs="Arial"/>
-                <w:sz w:val="20"/>
-                <w:szCs w:val="20"/>
+                <w:sz w:val="21"/>
+                <w:szCs w:val="21"/>
               </w:rPr>
               <w:t xml:space="preserve"> </w:t>
             </w:r>
             <w:r>
               <w:rPr>
                 <w:rFonts w:ascii="Arial" w:hAnsi="Arial" w:cs="Arial"/>
-                <w:sz w:val="20"/>
-                <w:szCs w:val="20"/>
+                <w:sz w:val="21"/>
+                <w:szCs w:val="21"/>
               </w:rPr>
               <w:br/>
             </w:r>
             <w:r>
               <w:rPr>
                 <w:rFonts w:ascii="Consolas" w:hAnsi="Consolas" w:cs="Consolas"/>
-                <w:sz w:val="20"/>
-                <w:szCs w:val="20"/>
+                <w:sz w:val="21"/>
+                <w:szCs w:val="21"/>
               </w:rPr>
               <w:t>(Parts 1-3 and Questions &amp; Analysis)</w:t>
             </w:r>
@@ -5907,8 +5844,8 @@
                 <w:b/>
                 <w:bCs/>
                 <w:color w:val="012F76"/>
-                <w:sz w:val="20"/>
-                <w:szCs w:val="20"/>
+                <w:sz w:val="21"/>
+                <w:szCs w:val="21"/>
               </w:rPr>
               <w:t xml:space="preserve">9.7 </w:t>
             </w:r>
@@ -5916,8 +5853,8 @@
               <w:rPr>
                 <w:rFonts w:ascii="Arial" w:hAnsi="Arial" w:cs="Arial"/>
                 <w:color w:val="012F76"/>
-                <w:sz w:val="20"/>
-                <w:szCs w:val="20"/>
+                <w:sz w:val="21"/>
+                <w:szCs w:val="21"/>
               </w:rPr>
               <w:t>Question &amp; Discuss</w:t>
             </w:r>
@@ -5925,8 +5862,8 @@
               <w:rPr>
                 <w:rFonts w:ascii="Arial" w:hAnsi="Arial" w:cs="Arial"/>
                 <w:color w:val="012F76"/>
-                <w:sz w:val="20"/>
-                <w:szCs w:val="20"/>
+                <w:sz w:val="21"/>
+                <w:szCs w:val="21"/>
               </w:rPr>
               <w:t xml:space="preserve"> </w:t>
             </w:r>
@@ -5934,30 +5871,21 @@
               <w:rPr>
                 <w:rFonts w:ascii="Apple Color Emoji" w:hAnsi="Apple Color Emoji" w:cs="Apple Color Emoji"/>
                 <w:color w:val="012F76"/>
-                <w:sz w:val="20"/>
-                <w:szCs w:val="20"/>
-              </w:rPr>
-              <w:t>🤔</w:t>
-            </w:r>
-            <w:r>
-              <w:rPr>
-                <w:rFonts w:ascii="Apple Color Emoji" w:hAnsi="Apple Color Emoji" w:cs="Apple Color Emoji"/>
+                <w:sz w:val="21"/>
+                <w:szCs w:val="21"/>
+              </w:rPr>
+              <w:t xml:space="preserve">🤔 </w:t>
+            </w:r>
+            <w:r>
+              <w:rPr>
+                <w:rFonts w:ascii="Arial" w:hAnsi="Arial" w:cs="Arial"/>
+                <w:b/>
+                <w:bCs/>
                 <w:color w:val="012F76"/>
-                <w:sz w:val="20"/>
-                <w:szCs w:val="20"/>
-              </w:rPr>
-              <w:t xml:space="preserve"> </w:t>
-            </w:r>
-            <w:r>
-              <w:rPr>
-                <w:rFonts w:ascii="Arial" w:hAnsi="Arial" w:cs="Arial"/>
-                <w:b/>
-                <w:bCs/>
-                <w:color w:val="012F76"/>
-                <w:sz w:val="20"/>
-                <w:szCs w:val="20"/>
-              </w:rPr>
-              <w:t>Responsive Design &amp; Web Accessibility</w:t>
+                <w:sz w:val="21"/>
+                <w:szCs w:val="21"/>
+              </w:rPr>
+              <w:t>The Million-Dollar Widget</w:t>
             </w:r>
           </w:p>
         </w:tc>
@@ -5978,18 +5906,18 @@
           </w:tcPr>
           <w:p>
             <w:pPr>
-              <w:spacing w:after="60" w:line="240" w:lineRule="auto"/>
+              <w:spacing w:after="240"/>
               <w:rPr>
                 <w:rFonts w:ascii="Consolas" w:hAnsi="Consolas" w:cs="Consolas"/>
-                <w:sz w:val="20"/>
-                <w:szCs w:val="20"/>
+                <w:sz w:val="21"/>
+                <w:szCs w:val="21"/>
               </w:rPr>
             </w:pPr>
             <w:r>
               <w:rPr>
                 <w:rFonts w:ascii="Consolas" w:hAnsi="Consolas" w:cs="Consolas"/>
-                <w:sz w:val="20"/>
-                <w:szCs w:val="20"/>
+                <w:sz w:val="21"/>
+                <w:szCs w:val="21"/>
               </w:rPr>
               <w:lastRenderedPageBreak/>
               <w:t>Module 10</w:t>
@@ -5997,40 +5925,40 @@
           </w:p>
           <w:p>
             <w:pPr>
-              <w:spacing w:after="60" w:line="240" w:lineRule="auto"/>
-              <w:rPr>
-                <w:rFonts w:ascii="Arial" w:hAnsi="Arial" w:cs="Arial"/>
-                <w:b/>
-                <w:bCs/>
-                <w:sz w:val="20"/>
-                <w:szCs w:val="20"/>
-              </w:rPr>
-            </w:pPr>
-            <w:r>
-              <w:rPr>
-                <w:rFonts w:ascii="Arial" w:hAnsi="Arial" w:cs="Arial"/>
-                <w:b/>
-                <w:bCs/>
-                <w:sz w:val="20"/>
-                <w:szCs w:val="20"/>
+              <w:spacing w:after="240"/>
+              <w:rPr>
+                <w:rFonts w:ascii="Arial" w:hAnsi="Arial" w:cs="Arial"/>
+                <w:b/>
+                <w:bCs/>
+                <w:sz w:val="21"/>
+                <w:szCs w:val="21"/>
+              </w:rPr>
+            </w:pPr>
+            <w:r>
+              <w:rPr>
+                <w:rFonts w:ascii="Arial" w:hAnsi="Arial" w:cs="Arial"/>
+                <w:b/>
+                <w:bCs/>
+                <w:sz w:val="21"/>
+                <w:szCs w:val="21"/>
               </w:rPr>
               <w:t>HTML Tables</w:t>
             </w:r>
           </w:p>
           <w:p>
             <w:pPr>
-              <w:spacing w:after="60" w:line="240" w:lineRule="auto"/>
-              <w:rPr>
-                <w:rFonts w:ascii="Arial" w:hAnsi="Arial" w:cs="Arial"/>
-                <w:sz w:val="20"/>
-                <w:szCs w:val="20"/>
-              </w:rPr>
-            </w:pPr>
-            <w:r>
-              <w:rPr>
-                <w:rFonts w:ascii="Arial" w:hAnsi="Arial" w:cs="Arial"/>
-                <w:sz w:val="20"/>
-                <w:szCs w:val="20"/>
+              <w:spacing w:after="240"/>
+              <w:rPr>
+                <w:rFonts w:ascii="Arial" w:hAnsi="Arial" w:cs="Arial"/>
+                <w:sz w:val="21"/>
+                <w:szCs w:val="21"/>
+              </w:rPr>
+            </w:pPr>
+            <w:r>
+              <w:rPr>
+                <w:rFonts w:ascii="Arial" w:hAnsi="Arial" w:cs="Arial"/>
+                <w:sz w:val="21"/>
+                <w:szCs w:val="21"/>
               </w:rPr>
               <w:t>Primary CLOs:</w:t>
             </w:r>
@@ -6048,19 +5976,19 @@
                 <w:right w:val="nil"/>
                 <w:between w:val="nil"/>
               </w:pBdr>
-              <w:spacing w:after="60" w:line="240" w:lineRule="auto"/>
+              <w:spacing w:after="240"/>
               <w:ind w:left="360"/>
               <w:rPr>
                 <w:rFonts w:ascii="Consolas" w:hAnsi="Consolas" w:cs="Consolas"/>
-                <w:sz w:val="20"/>
-                <w:szCs w:val="20"/>
+                <w:sz w:val="21"/>
+                <w:szCs w:val="21"/>
               </w:rPr>
             </w:pPr>
             <w:r>
               <w:rPr>
                 <w:rFonts w:ascii="Consolas" w:eastAsia="Courier New" w:hAnsi="Consolas" w:cs="Consolas"/>
-                <w:sz w:val="20"/>
-                <w:szCs w:val="20"/>
+                <w:sz w:val="21"/>
+                <w:szCs w:val="21"/>
               </w:rPr>
               <w:t>V, VIII</w:t>
             </w:r>
@@ -6089,7 +6017,7 @@
                 <w:right w:val="nil"/>
                 <w:between w:val="nil"/>
               </w:pBdr>
-              <w:spacing w:after="60" w:line="240" w:lineRule="auto"/>
+              <w:spacing w:after="240"/>
               <w:ind w:left="231" w:hanging="274"/>
               <w:rPr>
                 <w:rFonts w:ascii="Arial" w:hAnsi="Arial" w:cs="Arial"/>
@@ -6129,7 +6057,7 @@
                 <w:right w:val="nil"/>
                 <w:between w:val="nil"/>
               </w:pBdr>
-              <w:spacing w:after="60" w:line="240" w:lineRule="auto"/>
+              <w:spacing w:after="240"/>
               <w:ind w:left="231" w:hanging="274"/>
               <w:rPr>
                 <w:rFonts w:ascii="Arial" w:hAnsi="Arial" w:cs="Arial"/>
@@ -6169,7 +6097,7 @@
                 <w:right w:val="nil"/>
                 <w:between w:val="nil"/>
               </w:pBdr>
-              <w:spacing w:after="60" w:line="240" w:lineRule="auto"/>
+              <w:spacing w:after="240"/>
               <w:ind w:left="231" w:hanging="274"/>
               <w:rPr>
                 <w:rFonts w:ascii="Arial" w:hAnsi="Arial" w:cs="Arial"/>
@@ -6437,27 +6365,27 @@
                 <w:right w:val="nil"/>
                 <w:between w:val="nil"/>
               </w:pBdr>
-              <w:spacing w:after="60" w:line="240" w:lineRule="auto"/>
-              <w:ind w:left="231" w:hanging="274"/>
-              <w:rPr>
-                <w:rFonts w:ascii="Arial" w:hAnsi="Arial" w:cs="Arial"/>
-                <w:sz w:val="20"/>
-                <w:szCs w:val="20"/>
-              </w:rPr>
-            </w:pPr>
-            <w:r>
-              <w:rPr>
-                <w:rFonts w:ascii="Arial" w:hAnsi="Arial" w:cs="Arial"/>
-                <w:sz w:val="20"/>
-                <w:szCs w:val="20"/>
+              <w:spacing w:after="240"/>
+              <w:ind w:left="231" w:hanging="274"/>
+              <w:rPr>
+                <w:rFonts w:ascii="Arial" w:hAnsi="Arial" w:cs="Arial"/>
+                <w:sz w:val="20"/>
+                <w:szCs w:val="20"/>
+              </w:rPr>
+            </w:pPr>
+            <w:r>
+              <w:rPr>
+                <w:rFonts w:ascii="Arial" w:hAnsi="Arial" w:cs="Arial"/>
+                <w:sz w:val="22"/>
+                <w:szCs w:val="22"/>
               </w:rPr>
               <w:t xml:space="preserve">10.6 Skills Lab - </w:t>
             </w:r>
             <w:r>
               <w:rPr>
                 <w:rFonts w:ascii="Arial" w:hAnsi="Arial" w:cs="Arial"/>
-                <w:sz w:val="20"/>
-                <w:szCs w:val="20"/>
+                <w:sz w:val="22"/>
+                <w:szCs w:val="22"/>
               </w:rPr>
               <w:br/>
             </w:r>
@@ -6466,32 +6394,32 @@
                 <w:rFonts w:ascii="Arial" w:hAnsi="Arial" w:cs="Arial"/>
                 <w:b/>
                 <w:bCs/>
-                <w:sz w:val="20"/>
-                <w:szCs w:val="20"/>
+                <w:sz w:val="22"/>
+                <w:szCs w:val="22"/>
               </w:rPr>
               <w:t>The Events Page</w:t>
             </w:r>
             <w:r>
               <w:rPr>
                 <w:rFonts w:ascii="Arial" w:hAnsi="Arial" w:cs="Arial"/>
-                <w:sz w:val="20"/>
-                <w:szCs w:val="20"/>
+                <w:sz w:val="22"/>
+                <w:szCs w:val="22"/>
               </w:rPr>
               <w:t xml:space="preserve"> </w:t>
             </w:r>
             <w:r>
               <w:rPr>
                 <w:rFonts w:ascii="Arial" w:hAnsi="Arial" w:cs="Arial"/>
-                <w:sz w:val="20"/>
-                <w:szCs w:val="20"/>
+                <w:sz w:val="22"/>
+                <w:szCs w:val="22"/>
               </w:rPr>
               <w:br/>
             </w:r>
             <w:r>
               <w:rPr>
                 <w:rFonts w:ascii="Consolas" w:hAnsi="Consolas" w:cs="Consolas"/>
-                <w:sz w:val="20"/>
-                <w:szCs w:val="20"/>
+                <w:sz w:val="22"/>
+                <w:szCs w:val="22"/>
               </w:rPr>
               <w:t>(Parts 1-3 and Questions &amp; Analysis)</w:t>
             </w:r>
@@ -6514,58 +6442,58 @@
           </w:tcPr>
           <w:p>
             <w:pPr>
-              <w:spacing w:after="60" w:line="240" w:lineRule="auto"/>
+              <w:spacing w:after="240"/>
               <w:rPr>
                 <w:rFonts w:ascii="Consolas" w:hAnsi="Consolas" w:cs="Consolas"/>
-                <w:sz w:val="20"/>
-                <w:szCs w:val="20"/>
+                <w:sz w:val="21"/>
+                <w:szCs w:val="21"/>
               </w:rPr>
             </w:pPr>
             <w:r>
               <w:rPr>
                 <w:rFonts w:ascii="Consolas" w:hAnsi="Consolas" w:cs="Consolas"/>
-                <w:sz w:val="20"/>
-                <w:szCs w:val="20"/>
+                <w:sz w:val="21"/>
+                <w:szCs w:val="21"/>
               </w:rPr>
               <w:t>Module 11</w:t>
             </w:r>
           </w:p>
           <w:p>
             <w:pPr>
-              <w:spacing w:after="60" w:line="240" w:lineRule="auto"/>
-              <w:rPr>
-                <w:rFonts w:ascii="Arial" w:hAnsi="Arial" w:cs="Arial"/>
-                <w:b/>
-                <w:bCs/>
-                <w:sz w:val="20"/>
-                <w:szCs w:val="20"/>
-              </w:rPr>
-            </w:pPr>
-            <w:r>
-              <w:rPr>
-                <w:rFonts w:ascii="Arial" w:hAnsi="Arial" w:cs="Arial"/>
-                <w:b/>
-                <w:bCs/>
-                <w:sz w:val="20"/>
-                <w:szCs w:val="20"/>
+              <w:spacing w:after="240"/>
+              <w:rPr>
+                <w:rFonts w:ascii="Arial" w:hAnsi="Arial" w:cs="Arial"/>
+                <w:b/>
+                <w:bCs/>
+                <w:sz w:val="21"/>
+                <w:szCs w:val="21"/>
+              </w:rPr>
+            </w:pPr>
+            <w:r>
+              <w:rPr>
+                <w:rFonts w:ascii="Arial" w:hAnsi="Arial" w:cs="Arial"/>
+                <w:b/>
+                <w:bCs/>
+                <w:sz w:val="21"/>
+                <w:szCs w:val="21"/>
               </w:rPr>
               <w:t>HTML Forms</w:t>
             </w:r>
           </w:p>
           <w:p>
             <w:pPr>
-              <w:spacing w:after="60" w:line="240" w:lineRule="auto"/>
-              <w:rPr>
-                <w:rFonts w:ascii="Arial" w:hAnsi="Arial" w:cs="Arial"/>
-                <w:sz w:val="20"/>
-                <w:szCs w:val="20"/>
-              </w:rPr>
-            </w:pPr>
-            <w:r>
-              <w:rPr>
-                <w:rFonts w:ascii="Arial" w:hAnsi="Arial" w:cs="Arial"/>
-                <w:sz w:val="20"/>
-                <w:szCs w:val="20"/>
+              <w:spacing w:after="240"/>
+              <w:rPr>
+                <w:rFonts w:ascii="Arial" w:hAnsi="Arial" w:cs="Arial"/>
+                <w:sz w:val="21"/>
+                <w:szCs w:val="21"/>
+              </w:rPr>
+            </w:pPr>
+            <w:r>
+              <w:rPr>
+                <w:rFonts w:ascii="Arial" w:hAnsi="Arial" w:cs="Arial"/>
+                <w:sz w:val="21"/>
+                <w:szCs w:val="21"/>
               </w:rPr>
               <w:t>Primary CLOs:</w:t>
             </w:r>
@@ -6583,19 +6511,19 @@
                 <w:right w:val="nil"/>
                 <w:between w:val="nil"/>
               </w:pBdr>
-              <w:spacing w:after="60" w:line="240" w:lineRule="auto"/>
+              <w:spacing w:after="240"/>
               <w:ind w:left="360"/>
               <w:rPr>
                 <w:rFonts w:ascii="Consolas" w:hAnsi="Consolas" w:cs="Consolas"/>
-                <w:sz w:val="20"/>
-                <w:szCs w:val="20"/>
+                <w:sz w:val="21"/>
+                <w:szCs w:val="21"/>
               </w:rPr>
             </w:pPr>
             <w:r>
               <w:rPr>
                 <w:rFonts w:ascii="Consolas" w:eastAsia="Courier New" w:hAnsi="Consolas" w:cs="Consolas"/>
-                <w:sz w:val="20"/>
-                <w:szCs w:val="20"/>
+                <w:sz w:val="21"/>
+                <w:szCs w:val="21"/>
               </w:rPr>
               <w:t>VII</w:t>
             </w:r>
@@ -6624,7 +6552,7 @@
                 <w:right w:val="nil"/>
                 <w:between w:val="nil"/>
               </w:pBdr>
-              <w:spacing w:after="60" w:line="240" w:lineRule="auto"/>
+              <w:spacing w:after="240"/>
               <w:ind w:left="231" w:hanging="274"/>
               <w:rPr>
                 <w:rFonts w:ascii="Arial" w:hAnsi="Arial" w:cs="Arial"/>
@@ -6682,7 +6610,7 @@
                 <w:right w:val="nil"/>
                 <w:between w:val="nil"/>
               </w:pBdr>
-              <w:spacing w:after="60" w:line="240" w:lineRule="auto"/>
+              <w:spacing w:after="240"/>
               <w:ind w:left="231" w:hanging="274"/>
               <w:rPr>
                 <w:rFonts w:ascii="Arial" w:hAnsi="Arial" w:cs="Arial"/>
@@ -6722,7 +6650,7 @@
                 <w:right w:val="nil"/>
                 <w:between w:val="nil"/>
               </w:pBdr>
-              <w:spacing w:after="60" w:line="240" w:lineRule="auto"/>
+              <w:spacing w:after="240"/>
               <w:ind w:left="231" w:hanging="274"/>
               <w:rPr>
                 <w:rFonts w:ascii="Arial" w:hAnsi="Arial" w:cs="Arial"/>
@@ -6972,27 +6900,27 @@
                 <w:right w:val="nil"/>
                 <w:between w:val="nil"/>
               </w:pBdr>
-              <w:spacing w:after="60" w:line="240" w:lineRule="auto"/>
-              <w:ind w:left="231" w:hanging="274"/>
-              <w:rPr>
-                <w:rFonts w:ascii="Arial" w:hAnsi="Arial" w:cs="Arial"/>
-                <w:sz w:val="20"/>
-                <w:szCs w:val="20"/>
-              </w:rPr>
-            </w:pPr>
-            <w:r>
-              <w:rPr>
-                <w:rFonts w:ascii="Arial" w:hAnsi="Arial" w:cs="Arial"/>
-                <w:sz w:val="20"/>
-                <w:szCs w:val="20"/>
+              <w:spacing w:after="240"/>
+              <w:ind w:left="231" w:hanging="274"/>
+              <w:rPr>
+                <w:rFonts w:ascii="Arial" w:hAnsi="Arial" w:cs="Arial"/>
+                <w:sz w:val="22"/>
+                <w:szCs w:val="22"/>
+              </w:rPr>
+            </w:pPr>
+            <w:r>
+              <w:rPr>
+                <w:rFonts w:ascii="Arial" w:hAnsi="Arial" w:cs="Arial"/>
+                <w:sz w:val="22"/>
+                <w:szCs w:val="22"/>
               </w:rPr>
               <w:t xml:space="preserve">11.6 Skills Lab - </w:t>
             </w:r>
             <w:r>
               <w:rPr>
                 <w:rFonts w:ascii="Arial" w:hAnsi="Arial" w:cs="Arial"/>
-                <w:sz w:val="20"/>
-                <w:szCs w:val="20"/>
+                <w:sz w:val="22"/>
+                <w:szCs w:val="22"/>
               </w:rPr>
               <w:br/>
             </w:r>
@@ -7001,32 +6929,32 @@
                 <w:rFonts w:ascii="Arial" w:hAnsi="Arial" w:cs="Arial"/>
                 <w:b/>
                 <w:bCs/>
-                <w:sz w:val="20"/>
-                <w:szCs w:val="20"/>
+                <w:sz w:val="22"/>
+                <w:szCs w:val="22"/>
               </w:rPr>
               <w:t>The Join Page</w:t>
             </w:r>
             <w:r>
               <w:rPr>
                 <w:rFonts w:ascii="Arial" w:hAnsi="Arial" w:cs="Arial"/>
-                <w:sz w:val="20"/>
-                <w:szCs w:val="20"/>
+                <w:sz w:val="22"/>
+                <w:szCs w:val="22"/>
               </w:rPr>
               <w:t xml:space="preserve"> </w:t>
             </w:r>
             <w:r>
               <w:rPr>
                 <w:rFonts w:ascii="Arial" w:hAnsi="Arial" w:cs="Arial"/>
-                <w:sz w:val="20"/>
-                <w:szCs w:val="20"/>
+                <w:sz w:val="22"/>
+                <w:szCs w:val="22"/>
               </w:rPr>
               <w:br/>
             </w:r>
             <w:r>
               <w:rPr>
                 <w:rFonts w:ascii="Consolas" w:hAnsi="Consolas" w:cs="Consolas"/>
-                <w:sz w:val="20"/>
-                <w:szCs w:val="20"/>
+                <w:sz w:val="22"/>
+                <w:szCs w:val="22"/>
               </w:rPr>
               <w:t>(Parts 1-3 and Questions &amp; Analysis)</w:t>
             </w:r>
@@ -7044,7 +6972,7 @@
                 <w:right w:val="nil"/>
                 <w:between w:val="nil"/>
               </w:pBdr>
-              <w:spacing w:after="60" w:line="240" w:lineRule="auto"/>
+              <w:spacing w:after="240"/>
               <w:ind w:left="231" w:hanging="274"/>
               <w:rPr>
                 <w:rFonts w:ascii="Arial" w:hAnsi="Arial" w:cs="Arial"/>
@@ -7108,7 +7036,7 @@
                 <w:sz w:val="20"/>
                 <w:szCs w:val="20"/>
               </w:rPr>
-              <w:t>The Future of Web Design</w:t>
+              <w:t xml:space="preserve">The </w:t>
             </w:r>
             <w:r>
               <w:rPr>
@@ -7119,14 +7047,25 @@
                 <w:sz w:val="20"/>
                 <w:szCs w:val="20"/>
               </w:rPr>
+              <w:t>Last Web Developer?</w:t>
+            </w:r>
+            <w:r>
+              <w:rPr>
+                <w:rFonts w:ascii="Arial" w:hAnsi="Arial" w:cs="Arial"/>
+                <w:b/>
+                <w:bCs/>
+                <w:color w:val="012F76"/>
+                <w:sz w:val="21"/>
+                <w:szCs w:val="21"/>
+              </w:rPr>
               <w:br/>
             </w:r>
             <w:r>
               <w:rPr>
                 <w:rFonts w:ascii="Arial" w:hAnsi="Arial" w:cs="Arial"/>
                 <w:color w:val="012F76"/>
-                <w:sz w:val="20"/>
-                <w:szCs w:val="20"/>
+                <w:sz w:val="21"/>
+                <w:szCs w:val="21"/>
               </w:rPr>
               <w:t>(</w:t>
             </w:r>
@@ -7134,8 +7073,8 @@
               <w:rPr>
                 <w:rFonts w:ascii="Arial" w:hAnsi="Arial" w:cs="Arial"/>
                 <w:color w:val="012F76"/>
-                <w:sz w:val="20"/>
-                <w:szCs w:val="20"/>
+                <w:sz w:val="21"/>
+                <w:szCs w:val="21"/>
               </w:rPr>
               <w:t>Overall Course Concepts</w:t>
             </w:r>
@@ -7143,8 +7082,8 @@
               <w:rPr>
                 <w:rFonts w:ascii="Arial" w:hAnsi="Arial" w:cs="Arial"/>
                 <w:color w:val="012F76"/>
-                <w:sz w:val="20"/>
-                <w:szCs w:val="20"/>
+                <w:sz w:val="21"/>
+                <w:szCs w:val="21"/>
               </w:rPr>
               <w:t>)</w:t>
             </w:r>
@@ -7167,58 +7106,58 @@
           </w:tcPr>
           <w:p>
             <w:pPr>
-              <w:spacing w:after="60" w:line="240" w:lineRule="auto"/>
+              <w:spacing w:after="240"/>
               <w:rPr>
                 <w:rFonts w:ascii="Consolas" w:hAnsi="Consolas" w:cs="Consolas"/>
-                <w:sz w:val="20"/>
-                <w:szCs w:val="20"/>
+                <w:sz w:val="21"/>
+                <w:szCs w:val="21"/>
               </w:rPr>
             </w:pPr>
             <w:r>
               <w:rPr>
                 <w:rFonts w:ascii="Consolas" w:hAnsi="Consolas" w:cs="Consolas"/>
-                <w:sz w:val="20"/>
-                <w:szCs w:val="20"/>
+                <w:sz w:val="21"/>
+                <w:szCs w:val="21"/>
               </w:rPr>
               <w:t>Module 12</w:t>
             </w:r>
           </w:p>
           <w:p>
             <w:pPr>
-              <w:spacing w:after="60" w:line="240" w:lineRule="auto"/>
-              <w:rPr>
-                <w:rFonts w:ascii="Arial" w:hAnsi="Arial" w:cs="Arial"/>
-                <w:b/>
-                <w:bCs/>
-                <w:sz w:val="20"/>
-                <w:szCs w:val="20"/>
-              </w:rPr>
-            </w:pPr>
-            <w:r>
-              <w:rPr>
-                <w:rFonts w:ascii="Arial" w:hAnsi="Arial" w:cs="Arial"/>
-                <w:b/>
-                <w:bCs/>
-                <w:sz w:val="20"/>
-                <w:szCs w:val="20"/>
+              <w:spacing w:after="240"/>
+              <w:rPr>
+                <w:rFonts w:ascii="Arial" w:hAnsi="Arial" w:cs="Arial"/>
+                <w:b/>
+                <w:bCs/>
+                <w:sz w:val="21"/>
+                <w:szCs w:val="21"/>
+              </w:rPr>
+            </w:pPr>
+            <w:r>
+              <w:rPr>
+                <w:rFonts w:ascii="Arial" w:hAnsi="Arial" w:cs="Arial"/>
+                <w:b/>
+                <w:bCs/>
+                <w:sz w:val="21"/>
+                <w:szCs w:val="21"/>
               </w:rPr>
               <w:t>Scripting Concepts and Publishing</w:t>
             </w:r>
           </w:p>
           <w:p>
             <w:pPr>
-              <w:spacing w:after="60" w:line="240" w:lineRule="auto"/>
-              <w:rPr>
-                <w:rFonts w:ascii="Arial" w:hAnsi="Arial" w:cs="Arial"/>
-                <w:sz w:val="20"/>
-                <w:szCs w:val="20"/>
-              </w:rPr>
-            </w:pPr>
-            <w:r>
-              <w:rPr>
-                <w:rFonts w:ascii="Arial" w:hAnsi="Arial" w:cs="Arial"/>
-                <w:sz w:val="20"/>
-                <w:szCs w:val="20"/>
+              <w:spacing w:after="240"/>
+              <w:rPr>
+                <w:rFonts w:ascii="Arial" w:hAnsi="Arial" w:cs="Arial"/>
+                <w:sz w:val="21"/>
+                <w:szCs w:val="21"/>
+              </w:rPr>
+            </w:pPr>
+            <w:r>
+              <w:rPr>
+                <w:rFonts w:ascii="Arial" w:hAnsi="Arial" w:cs="Arial"/>
+                <w:sz w:val="21"/>
+                <w:szCs w:val="21"/>
               </w:rPr>
               <w:t>Primary CLOs:</w:t>
             </w:r>
@@ -7236,19 +7175,19 @@
                 <w:right w:val="nil"/>
                 <w:between w:val="nil"/>
               </w:pBdr>
-              <w:spacing w:after="60" w:line="240" w:lineRule="auto"/>
+              <w:spacing w:after="240"/>
               <w:ind w:left="360"/>
               <w:rPr>
                 <w:rFonts w:ascii="Consolas" w:hAnsi="Consolas" w:cs="Consolas"/>
-                <w:sz w:val="20"/>
-                <w:szCs w:val="20"/>
+                <w:sz w:val="21"/>
+                <w:szCs w:val="21"/>
               </w:rPr>
             </w:pPr>
             <w:r>
               <w:rPr>
                 <w:rFonts w:ascii="Consolas" w:eastAsia="Courier New" w:hAnsi="Consolas" w:cs="Consolas"/>
-                <w:sz w:val="20"/>
-                <w:szCs w:val="20"/>
+                <w:sz w:val="21"/>
+                <w:szCs w:val="21"/>
               </w:rPr>
               <w:t>VI, XI, XII</w:t>
             </w:r>
@@ -7277,7 +7216,7 @@
                 <w:right w:val="nil"/>
                 <w:between w:val="nil"/>
               </w:pBdr>
-              <w:spacing w:after="60" w:line="240" w:lineRule="auto"/>
+              <w:spacing w:after="240"/>
               <w:ind w:left="231" w:hanging="274"/>
               <w:rPr>
                 <w:rFonts w:ascii="Arial" w:hAnsi="Arial" w:cs="Arial"/>
@@ -7317,7 +7256,7 @@
                 <w:right w:val="nil"/>
                 <w:between w:val="nil"/>
               </w:pBdr>
-              <w:spacing w:after="60" w:line="240" w:lineRule="auto"/>
+              <w:spacing w:after="240"/>
               <w:ind w:left="231" w:hanging="274"/>
               <w:rPr>
                 <w:rFonts w:ascii="Arial" w:hAnsi="Arial" w:cs="Arial"/>
@@ -7357,7 +7296,7 @@
                 <w:right w:val="nil"/>
                 <w:between w:val="nil"/>
               </w:pBdr>
-              <w:spacing w:after="60" w:line="240" w:lineRule="auto"/>
+              <w:spacing w:after="240"/>
               <w:ind w:left="231" w:hanging="274"/>
               <w:rPr>
                 <w:rFonts w:ascii="Arial" w:hAnsi="Arial" w:cs="Arial"/>
@@ -7633,27 +7572,29 @@
                 <w:right w:val="nil"/>
                 <w:between w:val="nil"/>
               </w:pBdr>
-              <w:spacing w:after="60" w:line="240" w:lineRule="auto"/>
-              <w:ind w:left="231" w:hanging="274"/>
-              <w:rPr>
-                <w:rFonts w:ascii="Arial" w:hAnsi="Arial" w:cs="Arial"/>
-                <w:sz w:val="20"/>
-                <w:szCs w:val="20"/>
-              </w:rPr>
-            </w:pPr>
-            <w:r>
-              <w:rPr>
-                <w:rFonts w:ascii="Arial" w:hAnsi="Arial" w:cs="Arial"/>
-                <w:sz w:val="20"/>
-                <w:szCs w:val="20"/>
-              </w:rPr>
-              <w:t xml:space="preserve">12.6 Skills Lab - </w:t>
-            </w:r>
-            <w:r>
-              <w:rPr>
-                <w:rFonts w:ascii="Arial" w:hAnsi="Arial" w:cs="Arial"/>
-                <w:sz w:val="20"/>
-                <w:szCs w:val="20"/>
+              <w:spacing w:after="240"/>
+              <w:ind w:left="231" w:hanging="274"/>
+              <w:rPr>
+                <w:rFonts w:ascii="Arial" w:hAnsi="Arial" w:cs="Arial"/>
+                <w:sz w:val="20"/>
+                <w:szCs w:val="20"/>
+              </w:rPr>
+            </w:pPr>
+            <w:r>
+              <w:rPr>
+                <w:rFonts w:ascii="Arial" w:hAnsi="Arial" w:cs="Arial"/>
+                <w:b/>
+                <w:bCs/>
+                <w:color w:val="275317" w:themeColor="accent6" w:themeShade="80"/>
+              </w:rPr>
+              <w:t>FINAL CAPSTONE</w:t>
+            </w:r>
+            <w:r>
+              <w:rPr>
+                <w:rFonts w:ascii="Arial" w:hAnsi="Arial" w:cs="Arial"/>
+                <w:b/>
+                <w:bCs/>
+                <w:color w:val="275317" w:themeColor="accent6" w:themeShade="80"/>
               </w:rPr>
               <w:br/>
             </w:r>
@@ -7662,32 +7603,56 @@
                 <w:rFonts w:ascii="Arial" w:hAnsi="Arial" w:cs="Arial"/>
                 <w:b/>
                 <w:bCs/>
-                <w:sz w:val="20"/>
-                <w:szCs w:val="20"/>
+                <w:color w:val="275317" w:themeColor="accent6" w:themeShade="80"/>
+              </w:rPr>
+              <w:t>12.6 Skills Lab -</w:t>
+            </w:r>
+            <w:r>
+              <w:rPr>
+                <w:rFonts w:ascii="Arial" w:hAnsi="Arial" w:cs="Arial"/>
+                <w:color w:val="275317" w:themeColor="accent6" w:themeShade="80"/>
+              </w:rPr>
+              <w:t xml:space="preserve"> </w:t>
+            </w:r>
+            <w:r>
+              <w:rPr>
+                <w:rFonts w:ascii="Arial" w:hAnsi="Arial" w:cs="Arial"/>
+                <w:sz w:val="22"/>
+                <w:szCs w:val="22"/>
+              </w:rPr>
+              <w:br/>
+            </w:r>
+            <w:r>
+              <w:rPr>
+                <w:rFonts w:ascii="Arial" w:hAnsi="Arial" w:cs="Arial"/>
+                <w:b/>
+                <w:bCs/>
+                <w:sz w:val="22"/>
+                <w:szCs w:val="22"/>
               </w:rPr>
               <w:t>The Site Ships</w:t>
             </w:r>
             <w:r>
               <w:rPr>
                 <w:rFonts w:ascii="Arial" w:hAnsi="Arial" w:cs="Arial"/>
-                <w:sz w:val="20"/>
-                <w:szCs w:val="20"/>
+                <w:sz w:val="22"/>
+                <w:szCs w:val="22"/>
               </w:rPr>
               <w:t xml:space="preserve"> </w:t>
             </w:r>
             <w:r>
               <w:rPr>
                 <w:rFonts w:ascii="Arial" w:hAnsi="Arial" w:cs="Arial"/>
-                <w:sz w:val="20"/>
-                <w:szCs w:val="20"/>
+                <w:sz w:val="22"/>
+                <w:szCs w:val="22"/>
               </w:rPr>
               <w:br/>
             </w:r>
             <w:r>
               <w:rPr>
                 <w:rFonts w:ascii="Consolas" w:hAnsi="Consolas" w:cs="Consolas"/>
-                <w:sz w:val="20"/>
-                <w:szCs w:val="20"/>
+                <w:sz w:val="22"/>
+                <w:szCs w:val="22"/>
               </w:rPr>
               <w:t>(Parts 1-3 and Questions &amp; Analysis)</w:t>
             </w:r>
